--- a/GAPT Report.docx
+++ b/GAPT Report.docx
@@ -22,7 +22,7 @@
           <w:szCs w:val="24"/>
         </w:rPr>
         <w:drawing>
-          <wp:inline distT="0" distB="0" distL="0" distR="0" wp14:anchorId="05F8E5B7" wp14:editId="5AB6FDAD">
+          <wp:inline distT="0" distB="0" distL="0" distR="0" wp14:anchorId="05F8E5B7" wp14:editId="58DC0012">
             <wp:extent cx="4603005" cy="1008993"/>
             <wp:effectExtent l="0" t="0" r="0" b="0"/>
             <wp:docPr id="1" name="Picture 1" descr="Text&#10;&#10;Description automatically generated"/>
@@ -705,21 +705,7 @@
         <w:rPr>
           <w:rFonts w:eastAsia="Times New Roman" w:cstheme="minorHAnsi"/>
         </w:rPr>
-        <w:t>, 2009, Regulation 39 (b)(</w:t>
-      </w:r>
-      <w:proofErr w:type="spellStart"/>
-      <w:r>
-        <w:rPr>
-          <w:rFonts w:eastAsia="Times New Roman" w:cstheme="minorHAnsi"/>
-        </w:rPr>
-        <w:t>i</w:t>
-      </w:r>
-      <w:proofErr w:type="spellEnd"/>
-      <w:r>
-        <w:rPr>
-          <w:rFonts w:eastAsia="Times New Roman" w:cstheme="minorHAnsi"/>
-        </w:rPr>
-        <w:t xml:space="preserve">), University of Malta). </w:t>
+        <w:t xml:space="preserve">, 2009, Regulation 39 (b)(i), University of Malta). </w:t>
       </w:r>
     </w:p>
     <w:p>
@@ -2865,13 +2851,138 @@
     </w:p>
     <w:p>
       <w:pPr>
-        <w:numPr>
-          <w:ilvl w:val="0"/>
-          <w:numId w:val="7"/>
-        </w:numPr>
-        <w:tabs>
-          <w:tab w:val="num" w:pos="360"/>
-        </w:tabs>
+        <w:rPr>
+          <w:rFonts w:eastAsia="Times New Roman" w:cs="Times New Roman"/>
+          <w:color w:val="auto"/>
+        </w:rPr>
+      </w:pPr>
+      <w:bookmarkStart w:id="2" w:name="_Toc193702706"/>
+      <w:r>
+        <w:rPr>
+          <w:rStyle w:val="Strong"/>
+        </w:rPr>
+        <w:t>Project Objective</w:t>
+      </w:r>
+    </w:p>
+    <w:p>
+      <w:r>
+        <w:t>This project aims to develop a real-time multiplayer puzzle game using the SDL (Simple DirectMedia Layer) library for graphical rendering and a server-client architecture for networking. Players will compete under a time constraint to connect blocks across a shared game board, with the server maintaining game state synchronisation and ensuring fairness across all clients.</w:t>
+      </w:r>
+    </w:p>
+    <w:p/>
+    <w:p>
+      <w:r>
+        <w:rPr>
+          <w:rStyle w:val="Strong"/>
+        </w:rPr>
+        <w:t>Client-Side Graphics and User Interface</w:t>
+      </w:r>
+    </w:p>
+    <w:p>
+      <w:r>
+        <w:t>The client will use SDL to render block components generated by the server and update the display in real time. The user interface will be intuitive and responsive, supporting interactions such as dragging, dropping, and clearing the grid. Visual feedback will indicate valid and invalid actions, while smooth animations will enhance the overall user experience.</w:t>
+      </w:r>
+    </w:p>
+    <w:p/>
+    <w:p>
+      <w:r>
+        <w:rPr>
+          <w:rStyle w:val="Strong"/>
+        </w:rPr>
+        <w:t>Game Logic and Server-Client Synchronisation</w:t>
+      </w:r>
+    </w:p>
+    <w:p>
+      <w:r>
+        <w:t>The server will act as the authoritative source for game logic, distributing identical block sequences, tracking scores, and synchronising game state across clients. All gameplay validation will occur server-side to prevent cheating. The system will handle disconnections gracefully, allowing seamless reconnections. Unit tests will ensure consistent game state across clients and validate core server functions.</w:t>
+      </w:r>
+    </w:p>
+    <w:p/>
+    <w:p>
+      <w:r>
+        <w:rPr>
+          <w:rStyle w:val="Strong"/>
+        </w:rPr>
+        <w:t>Networking and Security</w:t>
+      </w:r>
+    </w:p>
+    <w:p>
+      <w:r>
+        <w:t>Networking will be implemented using socket programming, with both TCP and UDP protocols to balance reliability and responsiveness. The system will handle typical challenges such as lag, jitter, and packet loss to maintain smooth gameplay.</w:t>
+      </w:r>
+    </w:p>
+    <w:p>
+      <w:r>
+        <w:t>To ensure data integrity, all messages exchanged between client and server will include HMAC (Hash-based Message Authentication Code) to detect tampering and verify authenticity. Server-side validation will further secure player actions. The server will be optimised for scalability and performance, capable of supporting multiple concurrent players through effective resource management.</w:t>
+      </w:r>
+    </w:p>
+    <w:p/>
+    <w:p>
+      <w:pPr>
+        <w:rPr>
+          <w:rStyle w:val="Strong"/>
+        </w:rPr>
+      </w:pPr>
+    </w:p>
+    <w:p>
+      <w:pPr>
+        <w:rPr>
+          <w:rStyle w:val="Strong"/>
+        </w:rPr>
+      </w:pPr>
+    </w:p>
+    <w:p>
+      <w:r>
+        <w:rPr>
+          <w:rStyle w:val="Strong"/>
+        </w:rPr>
+        <w:lastRenderedPageBreak/>
+        <w:t>Block Sequence Generation and Management</w:t>
+      </w:r>
+    </w:p>
+    <w:p>
+      <w:r>
+        <w:t>A server-side module will generate dynamic sequences of block shapes shared across all clients, ensuring fair and consistent gameplay. Variations in block design will maintain challenge diversity, and scoring will be based on placement accuracy and efficiency within the time limit.</w:t>
+      </w:r>
+    </w:p>
+    <w:p/>
+    <w:p>
+      <w:r>
+        <w:rPr>
+          <w:rStyle w:val="Strong"/>
+        </w:rPr>
+        <w:t>Testing and Validation</w:t>
+      </w:r>
+    </w:p>
+    <w:p>
+      <w:r>
+        <w:t>Extensive testing will ensure stability and correctness. Unit tests will target critical functions such as block synchronisation and server-client communication. Load testing will evaluate system performance under simulated multiplayer conditions. Continuous debugging and optimisation will be carried out to deliver smooth, responsive gameplay.</w:t>
+      </w:r>
+    </w:p>
+    <w:p>
+      <w:pPr>
+        <w:spacing w:after="160" w:line="259" w:lineRule="auto"/>
+        <w:ind w:left="0" w:firstLine="0"/>
+      </w:pPr>
+      <w:r>
+        <w:br w:type="page"/>
+      </w:r>
+    </w:p>
+    <w:p>
+      <w:pPr>
+        <w:pStyle w:val="Heading1"/>
+      </w:pPr>
+      <w:r>
+        <w:lastRenderedPageBreak/>
+        <w:t>Research into the matter(s)/domain(s) relating to task(s)</w:t>
+      </w:r>
+      <w:bookmarkEnd w:id="2"/>
+      <w:r>
+        <w:t xml:space="preserve"> </w:t>
+      </w:r>
+    </w:p>
+    <w:p>
+      <w:pPr>
         <w:spacing w:after="160" w:line="259" w:lineRule="auto"/>
         <w:rPr>
           <w:b/>
@@ -2883,7 +2994,7 @@
           <w:b/>
           <w:bCs/>
         </w:rPr>
-        <w:t>Objective</w:t>
+        <w:t>Research on Multiplayer Puzzle Game Development Using SDL</w:t>
       </w:r>
     </w:p>
     <w:p>
@@ -2892,466 +3003,80 @@
         <w:ind w:left="0" w:firstLine="0"/>
       </w:pPr>
       <w:r>
-        <w:t>Develop a real-time multiplayer puzzle game using SDL for graphics and a server-client architecture for networking. Players will compete to solve puzzles on a shared board while the server ensures synchronization and fairness.</w:t>
-      </w:r>
-    </w:p>
-    <w:p>
-      <w:pPr>
-        <w:numPr>
-          <w:ilvl w:val="0"/>
-          <w:numId w:val="7"/>
-        </w:numPr>
-        <w:tabs>
-          <w:tab w:val="num" w:pos="360"/>
-        </w:tabs>
-        <w:spacing w:after="160" w:line="259" w:lineRule="auto"/>
+        <w:t xml:space="preserve">Developing a </w:t>
+      </w:r>
+      <w:r>
         <w:rPr>
           <w:b/>
           <w:bCs/>
         </w:rPr>
-      </w:pPr>
+        <w:t>multiplayer puzzle game using SDL</w:t>
+      </w:r>
+      <w:r>
+        <w:t xml:space="preserve"> requires expertise in multiple domains, including </w:t>
+      </w:r>
       <w:r>
         <w:rPr>
           <w:b/>
           <w:bCs/>
         </w:rPr>
-        <w:t>Key Deliverables</w:t>
-      </w:r>
-    </w:p>
-    <w:p>
-      <w:pPr>
-        <w:numPr>
-          <w:ilvl w:val="0"/>
-          <w:numId w:val="8"/>
-        </w:numPr>
-        <w:spacing w:after="160" w:line="259" w:lineRule="auto"/>
-      </w:pPr>
+        <w:t>game development, computer networking, real-time synchroni</w:t>
+      </w:r>
       <w:r>
         <w:rPr>
           <w:b/>
           <w:bCs/>
         </w:rPr>
-        <w:t>Graphics &amp; User Interaction (Client-Side)</w:t>
-      </w:r>
-    </w:p>
-    <w:p>
-      <w:pPr>
-        <w:numPr>
-          <w:ilvl w:val="1"/>
-          <w:numId w:val="8"/>
-        </w:numPr>
-        <w:spacing w:after="160" w:line="259" w:lineRule="auto"/>
-      </w:pPr>
-      <w:r>
-        <w:t>Use SDL to render puzzles on each client’s screen.</w:t>
-      </w:r>
-    </w:p>
-    <w:p>
-      <w:pPr>
-        <w:numPr>
-          <w:ilvl w:val="1"/>
-          <w:numId w:val="8"/>
-        </w:numPr>
-        <w:spacing w:after="160" w:line="259" w:lineRule="auto"/>
-      </w:pPr>
-      <w:r>
-        <w:t>Implement smooth animations for puzzle interactions (dragging, dropping, swapping).</w:t>
-      </w:r>
-    </w:p>
-    <w:p>
-      <w:pPr>
-        <w:numPr>
-          <w:ilvl w:val="1"/>
-          <w:numId w:val="8"/>
-        </w:numPr>
-        <w:spacing w:after="160" w:line="259" w:lineRule="auto"/>
-      </w:pPr>
-      <w:r>
-        <w:t>Provide visual feedback for correct and incorrect puzzle placements.</w:t>
-      </w:r>
-    </w:p>
-    <w:p>
-      <w:pPr>
-        <w:numPr>
-          <w:ilvl w:val="1"/>
-          <w:numId w:val="8"/>
-        </w:numPr>
-        <w:spacing w:after="160" w:line="259" w:lineRule="auto"/>
-      </w:pPr>
-      <w:r>
-        <w:t>Ensure an intuitive and responsive UI.</w:t>
-      </w:r>
-    </w:p>
-    <w:p>
-      <w:pPr>
-        <w:numPr>
-          <w:ilvl w:val="0"/>
-          <w:numId w:val="8"/>
-        </w:numPr>
-        <w:spacing w:after="160" w:line="259" w:lineRule="auto"/>
-      </w:pPr>
+        <w:t>s</w:t>
+      </w:r>
       <w:r>
         <w:rPr>
           <w:b/>
           <w:bCs/>
         </w:rPr>
-        <w:t>Game Logic &amp; Server-Client Synchronization</w:t>
-      </w:r>
-    </w:p>
-    <w:p>
-      <w:pPr>
-        <w:numPr>
-          <w:ilvl w:val="1"/>
-          <w:numId w:val="8"/>
-        </w:numPr>
+        <w:t>ation, and security</w:t>
+      </w:r>
+      <w:r>
+        <w:t>. Below is a research-based breakdown of the key aspects related to the tasks.</w:t>
+      </w:r>
+    </w:p>
+    <w:p>
+      <w:pPr>
         <w:spacing w:after="160" w:line="259" w:lineRule="auto"/>
-      </w:pPr>
-      <w:r>
-        <w:t>Implement a server to manage game state, distribute puzzles, and track player progress.</w:t>
-      </w:r>
-    </w:p>
-    <w:p>
-      <w:pPr>
-        <w:numPr>
-          <w:ilvl w:val="1"/>
-          <w:numId w:val="8"/>
-        </w:numPr>
+        <w:ind w:left="0" w:firstLine="0"/>
+      </w:pPr>
+    </w:p>
+    <w:p>
+      <w:pPr>
         <w:spacing w:after="160" w:line="259" w:lineRule="auto"/>
-      </w:pPr>
-      <w:r>
-        <w:t>Ensure all players receive the same puzzle and updates in real-time.</w:t>
-      </w:r>
-    </w:p>
-    <w:p>
-      <w:pPr>
-        <w:numPr>
-          <w:ilvl w:val="1"/>
-          <w:numId w:val="8"/>
-        </w:numPr>
-        <w:spacing w:after="160" w:line="259" w:lineRule="auto"/>
-      </w:pPr>
-      <w:r>
-        <w:t>Secure communication to prevent tampering (e.g., move validation, anti-cheating measures).</w:t>
-      </w:r>
-    </w:p>
-    <w:p>
-      <w:pPr>
-        <w:numPr>
-          <w:ilvl w:val="1"/>
-          <w:numId w:val="8"/>
-        </w:numPr>
-        <w:spacing w:after="160" w:line="259" w:lineRule="auto"/>
-      </w:pPr>
-      <w:r>
-        <w:t>Handle client disconnections and reconnections smoothly.</w:t>
-      </w:r>
-    </w:p>
-    <w:p>
-      <w:pPr>
-        <w:numPr>
-          <w:ilvl w:val="1"/>
-          <w:numId w:val="8"/>
-        </w:numPr>
-        <w:spacing w:after="160" w:line="259" w:lineRule="auto"/>
-      </w:pPr>
-      <w:r>
-        <w:t>Develop unit tests to verify game state synchronization across clients.</w:t>
-      </w:r>
-    </w:p>
-    <w:p>
-      <w:pPr>
-        <w:numPr>
-          <w:ilvl w:val="0"/>
-          <w:numId w:val="8"/>
-        </w:numPr>
-        <w:spacing w:after="160" w:line="259" w:lineRule="auto"/>
-      </w:pPr>
-      <w:r>
         <w:rPr>
           <w:b/>
           <w:bCs/>
         </w:rPr>
-        <w:t>Networking &amp; Security</w:t>
-      </w:r>
-    </w:p>
-    <w:p>
-      <w:pPr>
-        <w:numPr>
-          <w:ilvl w:val="1"/>
-          <w:numId w:val="8"/>
-        </w:numPr>
-        <w:spacing w:after="160" w:line="259" w:lineRule="auto"/>
-      </w:pPr>
-      <w:r>
-        <w:t>Implement robust networking using sockets (TCP/UDP).</w:t>
-      </w:r>
-    </w:p>
-    <w:p>
-      <w:pPr>
-        <w:numPr>
-          <w:ilvl w:val="1"/>
-          <w:numId w:val="8"/>
-        </w:numPr>
-        <w:spacing w:after="160" w:line="259" w:lineRule="auto"/>
-      </w:pPr>
-      <w:r>
-        <w:t>Ensure low-latency interactions and manage edge cases (lag, packet loss).</w:t>
-      </w:r>
-    </w:p>
-    <w:p>
-      <w:pPr>
-        <w:numPr>
-          <w:ilvl w:val="1"/>
-          <w:numId w:val="8"/>
-        </w:numPr>
-        <w:spacing w:after="160" w:line="259" w:lineRule="auto"/>
-      </w:pPr>
-      <w:r>
-        <w:t>Secure player data and prevent unauthorized game manipulation.</w:t>
-      </w:r>
-    </w:p>
-    <w:p>
-      <w:pPr>
-        <w:numPr>
-          <w:ilvl w:val="1"/>
-          <w:numId w:val="8"/>
-        </w:numPr>
-        <w:spacing w:after="160" w:line="259" w:lineRule="auto"/>
-      </w:pPr>
-      <w:r>
-        <w:t>Optimize server performance to handle multiple players efficiently.</w:t>
-      </w:r>
-    </w:p>
-    <w:p>
-      <w:pPr>
-        <w:numPr>
-          <w:ilvl w:val="0"/>
-          <w:numId w:val="8"/>
-        </w:numPr>
-        <w:spacing w:after="160" w:line="259" w:lineRule="auto"/>
       </w:pPr>
       <w:r>
         <w:rPr>
           <w:b/>
           <w:bCs/>
         </w:rPr>
-        <w:t>Puzzle Generation &amp; Management</w:t>
-      </w:r>
-    </w:p>
-    <w:p>
-      <w:pPr>
-        <w:numPr>
-          <w:ilvl w:val="1"/>
-          <w:numId w:val="8"/>
-        </w:numPr>
+        <w:t>1. Graphics &amp; User Interaction (SDL in C++)</w:t>
+      </w:r>
+    </w:p>
+    <w:p>
+      <w:pPr>
         <w:spacing w:after="160" w:line="259" w:lineRule="auto"/>
-      </w:pPr>
-      <w:r>
-        <w:t>Develop a system to generate dynamic puzzles of varying complexity (e.g., jigsaw, logic puzzles).</w:t>
-      </w:r>
-    </w:p>
-    <w:p>
-      <w:pPr>
-        <w:numPr>
-          <w:ilvl w:val="1"/>
-          <w:numId w:val="8"/>
-        </w:numPr>
-        <w:spacing w:after="160" w:line="259" w:lineRule="auto"/>
-      </w:pPr>
-      <w:r>
-        <w:t>Implement difficulty scaling and randomized puzzle selection.</w:t>
-      </w:r>
-    </w:p>
-    <w:p>
-      <w:pPr>
-        <w:numPr>
-          <w:ilvl w:val="1"/>
-          <w:numId w:val="8"/>
-        </w:numPr>
-        <w:spacing w:after="160" w:line="259" w:lineRule="auto"/>
-      </w:pPr>
-      <w:r>
-        <w:t>Ensure fair puzzle distribution and scoring mechanisms.</w:t>
-      </w:r>
-    </w:p>
-    <w:p>
-      <w:pPr>
-        <w:spacing w:after="160" w:line="259" w:lineRule="auto"/>
-        <w:ind w:left="1440" w:firstLine="0"/>
-      </w:pPr>
-    </w:p>
-    <w:p>
-      <w:pPr>
-        <w:numPr>
-          <w:ilvl w:val="0"/>
-          <w:numId w:val="8"/>
-        </w:numPr>
-        <w:spacing w:after="160" w:line="259" w:lineRule="auto"/>
+        <w:ind w:left="0" w:firstLine="0"/>
       </w:pPr>
       <w:r>
         <w:rPr>
           <w:b/>
           <w:bCs/>
         </w:rPr>
-        <w:lastRenderedPageBreak/>
-        <w:t>Testing &amp; Validation</w:t>
-      </w:r>
-    </w:p>
-    <w:p>
-      <w:pPr>
-        <w:numPr>
-          <w:ilvl w:val="1"/>
-          <w:numId w:val="8"/>
-        </w:numPr>
-        <w:spacing w:after="160" w:line="259" w:lineRule="auto"/>
-      </w:pPr>
-      <w:r>
-        <w:t>Unit testing for core functionalities (puzzle synchronization, server-client communication).</w:t>
-      </w:r>
-    </w:p>
-    <w:p>
-      <w:pPr>
-        <w:numPr>
-          <w:ilvl w:val="1"/>
-          <w:numId w:val="8"/>
-        </w:numPr>
-        <w:spacing w:after="160" w:line="259" w:lineRule="auto"/>
-      </w:pPr>
-      <w:r>
-        <w:t>Load testing to simulate multiple players and analy</w:t>
-      </w:r>
-      <w:r>
-        <w:t>s</w:t>
-      </w:r>
-      <w:r>
-        <w:t>e performance.</w:t>
-      </w:r>
-    </w:p>
-    <w:p>
-      <w:pPr>
-        <w:numPr>
-          <w:ilvl w:val="1"/>
-          <w:numId w:val="8"/>
-        </w:numPr>
-        <w:spacing w:after="160" w:line="259" w:lineRule="auto"/>
-      </w:pPr>
-      <w:r>
-        <w:t>Bug fixing and optimization for smooth gameplay.</w:t>
-      </w:r>
-    </w:p>
-    <w:p>
-      <w:pPr>
-        <w:spacing w:after="160" w:line="259" w:lineRule="auto"/>
-        <w:ind w:left="0" w:firstLine="0"/>
-      </w:pPr>
-      <w:r>
-        <w:br w:type="page"/>
-      </w:r>
-    </w:p>
-    <w:p>
-      <w:pPr>
-        <w:pStyle w:val="Heading1"/>
-      </w:pPr>
-      <w:bookmarkStart w:id="2" w:name="_Toc193702706"/>
-      <w:r>
-        <w:lastRenderedPageBreak/>
-        <w:t>Research into the matter(s)/domain(s) relating to task(s)</w:t>
-      </w:r>
-      <w:bookmarkEnd w:id="2"/>
-      <w:r>
-        <w:t xml:space="preserve"> </w:t>
-      </w:r>
-    </w:p>
-    <w:p>
-      <w:pPr>
-        <w:spacing w:after="160" w:line="259" w:lineRule="auto"/>
-        <w:rPr>
-          <w:b/>
-          <w:bCs/>
-        </w:rPr>
-      </w:pPr>
-      <w:r>
-        <w:rPr>
-          <w:b/>
-          <w:bCs/>
-        </w:rPr>
-        <w:t>Research on Multiplayer Puzzle Game Development Using SDL</w:t>
-      </w:r>
-    </w:p>
-    <w:p>
-      <w:pPr>
-        <w:spacing w:after="160" w:line="259" w:lineRule="auto"/>
-        <w:ind w:left="0" w:firstLine="0"/>
-      </w:pPr>
-      <w:r>
-        <w:t xml:space="preserve">Developing a </w:t>
-      </w:r>
-      <w:r>
-        <w:rPr>
-          <w:b/>
-          <w:bCs/>
-        </w:rPr>
-        <w:t>multiplayer puzzle game using SDL</w:t>
-      </w:r>
-      <w:r>
-        <w:t xml:space="preserve"> requires expertise in multiple domains, including </w:t>
-      </w:r>
-      <w:r>
-        <w:rPr>
-          <w:b/>
-          <w:bCs/>
-        </w:rPr>
-        <w:t>game development, computer networking, real-time synchronization, and security</w:t>
-      </w:r>
-      <w:r>
-        <w:t>. Below is a research-based breakdown of the key aspects related to the tasks.</w:t>
-      </w:r>
-    </w:p>
-    <w:p>
-      <w:pPr>
-        <w:spacing w:after="160" w:line="259" w:lineRule="auto"/>
-        <w:ind w:left="0" w:firstLine="0"/>
-      </w:pPr>
-    </w:p>
-    <w:p>
-      <w:pPr>
-        <w:spacing w:after="160" w:line="259" w:lineRule="auto"/>
-        <w:rPr>
-          <w:b/>
-          <w:bCs/>
-        </w:rPr>
-      </w:pPr>
-      <w:r>
-        <w:rPr>
-          <w:b/>
-          <w:bCs/>
-        </w:rPr>
-        <w:t>1. Graphics &amp; User Interaction (SDL in C++)</w:t>
-      </w:r>
-    </w:p>
-    <w:p>
-      <w:pPr>
-        <w:spacing w:after="160" w:line="259" w:lineRule="auto"/>
-        <w:ind w:left="0" w:firstLine="0"/>
-      </w:pPr>
-      <w:r>
-        <w:rPr>
-          <w:b/>
-          <w:bCs/>
-        </w:rPr>
         <w:t>What is SDL?</w:t>
       </w:r>
       <w:r>
         <w:br/>
-        <w:t xml:space="preserve">Simple </w:t>
-      </w:r>
-      <w:proofErr w:type="spellStart"/>
-      <w:r>
-        <w:t>DirectMedia</w:t>
-      </w:r>
-      <w:proofErr w:type="spellEnd"/>
-      <w:r>
-        <w:t xml:space="preserve"> Layer (SDL) is a cross-platform library used for handling graphics, input, and multimedia. It is widely used in game development due to its lightweight nature and ability to interact with OpenGL and DirectX.</w:t>
+        <w:t>Simple DirectMedia Layer (SDL) is a cross-platform library used for handling graphics, input, and multimedia. It is widely used in game development due to its lightweight nature and ability to interact with OpenGL and DirectX.</w:t>
       </w:r>
     </w:p>
     <w:p>
@@ -3393,23 +3118,7 @@
         <w:t>rendering loop</w:t>
       </w:r>
       <w:r>
-        <w:t xml:space="preserve"> to draw objects efficiently using </w:t>
-      </w:r>
-      <w:proofErr w:type="spellStart"/>
-      <w:r>
-        <w:t>SDL_RenderCopy</w:t>
-      </w:r>
-      <w:proofErr w:type="spellEnd"/>
-      <w:r>
-        <w:t xml:space="preserve">(). Optimizing textures and using hardware acceleration (via </w:t>
-      </w:r>
-      <w:proofErr w:type="spellStart"/>
-      <w:r>
-        <w:t>SDL_Renderer</w:t>
-      </w:r>
-      <w:proofErr w:type="spellEnd"/>
-      <w:r>
-        <w:t>) is crucial for smooth animations.</w:t>
+        <w:t xml:space="preserve"> to draw objects efficiently using SDL_RenderCopy(). Optimizing textures and using hardware acceleration (via SDL_Renderer) is crucial for smooth animations.</w:t>
       </w:r>
     </w:p>
     <w:p>
@@ -3532,23 +3241,7 @@
           <w:b/>
           <w:bCs/>
         </w:rPr>
-        <w:t xml:space="preserve">SDL Documentation &amp; </w:t>
-      </w:r>
-      <w:proofErr w:type="spellStart"/>
-      <w:r>
-        <w:rPr>
-          <w:b/>
-          <w:bCs/>
-        </w:rPr>
-        <w:t>LazyFoo</w:t>
-      </w:r>
-      <w:proofErr w:type="spellEnd"/>
-      <w:r>
-        <w:rPr>
-          <w:b/>
-          <w:bCs/>
-        </w:rPr>
-        <w:t xml:space="preserve"> Tutorials</w:t>
+        <w:t>SDL Documentation &amp; LazyFoo Tutorials</w:t>
       </w:r>
       <w:r>
         <w:t xml:space="preserve"> (covering texture optimization, rendering techniques)</w:t>
@@ -3570,15 +3263,7 @@
         <w:t>Game Loop Optimization</w:t>
       </w:r>
       <w:r>
-        <w:t>: Research shows that frame rate stability (60 FPS) enhances user experience, so delta time management (</w:t>
-      </w:r>
-      <w:proofErr w:type="spellStart"/>
-      <w:r>
-        <w:t>SDL_GetTicks</w:t>
-      </w:r>
-      <w:proofErr w:type="spellEnd"/>
-      <w:r>
-        <w:t>()) is essential.</w:t>
+        <w:t>: Research shows that frame rate stability (60 FPS) enhances user experience, so delta time management (SDL_GetTicks()) is essential.</w:t>
       </w:r>
     </w:p>
     <w:p>
@@ -3589,30 +3274,62 @@
         </w:numPr>
         <w:spacing w:after="160" w:line="259" w:lineRule="auto"/>
       </w:pPr>
-      <w:proofErr w:type="spellStart"/>
       <w:r>
         <w:rPr>
           <w:b/>
           <w:bCs/>
         </w:rPr>
-        <w:t>Gamasutra</w:t>
-      </w:r>
-      <w:proofErr w:type="spellEnd"/>
-      <w:r>
+        <w:t>Gamasutra Articles on UI/UX for Puzzle Games</w:t>
+      </w:r>
+      <w:r>
+        <w:t>: Insights on making puzzle feedback intuitive (e.g., colo</w:t>
+      </w:r>
+      <w:r>
+        <w:t>u</w:t>
+      </w:r>
+      <w:r>
+        <w:t>r changes for incorrect placements).</w:t>
+      </w:r>
+    </w:p>
+    <w:p>
+      <w:pPr>
+        <w:spacing w:after="160" w:line="259" w:lineRule="auto"/>
+        <w:ind w:left="0" w:firstLine="0"/>
+      </w:pPr>
+    </w:p>
+    <w:p>
+      <w:pPr>
+        <w:spacing w:after="160" w:line="259" w:lineRule="auto"/>
+        <w:ind w:left="0" w:firstLine="0"/>
+      </w:pPr>
+    </w:p>
+    <w:p>
+      <w:pPr>
+        <w:spacing w:after="160" w:line="259" w:lineRule="auto"/>
+        <w:ind w:left="0" w:firstLine="0"/>
+      </w:pPr>
+    </w:p>
+    <w:p>
+      <w:pPr>
+        <w:spacing w:after="160" w:line="259" w:lineRule="auto"/>
+        <w:ind w:left="0" w:firstLine="0"/>
+      </w:pPr>
+    </w:p>
+    <w:p>
+      <w:pPr>
+        <w:spacing w:after="160" w:line="259" w:lineRule="auto"/>
         <w:rPr>
           <w:b/>
           <w:bCs/>
         </w:rPr>
-        <w:t xml:space="preserve"> Articles on UI/UX for Puzzle Games</w:t>
-      </w:r>
-      <w:r>
-        <w:t>: Insights on making puzzle feedback intuitive (e.g., colo</w:t>
-      </w:r>
-      <w:r>
-        <w:t>u</w:t>
-      </w:r>
-      <w:r>
-        <w:t>r changes for incorrect placements).</w:t>
+      </w:pPr>
+      <w:r>
+        <w:rPr>
+          <w:b/>
+          <w:bCs/>
+        </w:rPr>
+        <w:lastRenderedPageBreak/>
+        <w:t>2. Game Logic &amp; Server-Client Synchronization</w:t>
       </w:r>
     </w:p>
     <w:p>
@@ -3620,21 +3337,50 @@
         <w:spacing w:after="160" w:line="259" w:lineRule="auto"/>
         <w:ind w:left="0" w:firstLine="0"/>
       </w:pPr>
-    </w:p>
-    <w:p>
-      <w:pPr>
-        <w:spacing w:after="160" w:line="259" w:lineRule="auto"/>
+      <w:r>
         <w:rPr>
           <w:b/>
           <w:bCs/>
         </w:rPr>
-      </w:pPr>
+        <w:t>Why is Real-Time Synchroni</w:t>
+      </w:r>
       <w:r>
         <w:rPr>
           <w:b/>
           <w:bCs/>
         </w:rPr>
-        <w:t>2. Game Logic &amp; Server-Client Synchronization</w:t>
+        <w:t>s</w:t>
+      </w:r>
+      <w:r>
+        <w:rPr>
+          <w:b/>
+          <w:bCs/>
+        </w:rPr>
+        <w:t>ation Important?</w:t>
+      </w:r>
+      <w:r>
+        <w:br/>
+        <w:t xml:space="preserve">In a multiplayer puzzle game, each client must receive updates from the server to ensure </w:t>
+      </w:r>
+      <w:r>
+        <w:rPr>
+          <w:b/>
+          <w:bCs/>
+        </w:rPr>
+        <w:t>all players see the same puzzle state</w:t>
+      </w:r>
+      <w:r>
+        <w:t xml:space="preserve">. If not handled well, inconsistencies (desynchronization) can occur due to </w:t>
+      </w:r>
+      <w:r>
+        <w:rPr>
+          <w:b/>
+          <w:bCs/>
+        </w:rPr>
+        <w:t>network latency and packet loss</w:t>
+      </w:r>
+      <w:r>
+        <w:t>.</w:t>
       </w:r>
     </w:p>
     <w:p>
@@ -3647,52 +3393,21 @@
           <w:b/>
           <w:bCs/>
         </w:rPr>
-        <w:t>Why is Real-Time Synchronization Important?</w:t>
-      </w:r>
-      <w:r>
-        <w:br/>
-        <w:t xml:space="preserve">In a multiplayer puzzle game, each client must receive updates from the server to ensure </w:t>
+        <w:t>Approaches to Synchroni</w:t>
       </w:r>
       <w:r>
         <w:rPr>
           <w:b/>
           <w:bCs/>
         </w:rPr>
-        <w:t xml:space="preserve">all </w:t>
+        <w:t>s</w:t>
       </w:r>
       <w:r>
         <w:rPr>
           <w:b/>
           <w:bCs/>
         </w:rPr>
-        <w:lastRenderedPageBreak/>
-        <w:t>players see the same puzzle state</w:t>
-      </w:r>
-      <w:r>
-        <w:t xml:space="preserve">. If not handled well, inconsistencies (desynchronization) can occur due to </w:t>
-      </w:r>
-      <w:r>
-        <w:rPr>
-          <w:b/>
-          <w:bCs/>
-        </w:rPr>
-        <w:t>network latency and packet loss</w:t>
-      </w:r>
-      <w:r>
-        <w:t>.</w:t>
-      </w:r>
-    </w:p>
-    <w:p>
-      <w:pPr>
-        <w:spacing w:after="160" w:line="259" w:lineRule="auto"/>
-        <w:ind w:left="0" w:firstLine="0"/>
-      </w:pPr>
-      <w:r>
-        <w:rPr>
-          <w:b/>
-          <w:bCs/>
-        </w:rPr>
-        <w:t>Approaches to Synchronization:</w:t>
+        <w:t>ation:</w:t>
       </w:r>
     </w:p>
     <w:p>
@@ -3728,26 +3443,27 @@
       <w:pPr>
         <w:numPr>
           <w:ilvl w:val="0"/>
-          <w:numId w:val="11"/>
+          <w:numId w:val="15"/>
         </w:numPr>
         <w:spacing w:after="160" w:line="259" w:lineRule="auto"/>
-      </w:pPr>
-      <w:r>
         <w:rPr>
           <w:b/>
           <w:bCs/>
         </w:rPr>
-        <w:t>Dead Reckoning &amp; Interpolation:</w:t>
-      </w:r>
-      <w:r>
-        <w:t xml:space="preserve"> Used to predict missing data in case of lag. Dead reckoning predicts the player's next move, while interpolation smooths out movements.</w:t>
+      </w:pPr>
+      <w:r>
+        <w:rPr>
+          <w:b/>
+          <w:bCs/>
+        </w:rPr>
+        <w:t>Best Practices &amp; Research Findings</w:t>
       </w:r>
     </w:p>
     <w:p>
       <w:pPr>
         <w:numPr>
           <w:ilvl w:val="0"/>
-          <w:numId w:val="11"/>
+          <w:numId w:val="12"/>
         </w:numPr>
         <w:spacing w:after="160" w:line="259" w:lineRule="auto"/>
       </w:pPr>
@@ -3756,20 +3472,108 @@
           <w:b/>
           <w:bCs/>
         </w:rPr>
-        <w:t>Timestamp Synchronization:</w:t>
-      </w:r>
-      <w:r>
-        <w:t xml:space="preserve"> Using </w:t>
+        <w:t>Research from Multiplayer Game Programming (GDC Talks):</w:t>
+      </w:r>
+      <w:r>
+        <w:t xml:space="preserve"> Suggests sending </w:t>
       </w:r>
       <w:r>
         <w:rPr>
           <w:b/>
           <w:bCs/>
         </w:rPr>
-        <w:t>Network Time Protocol (NTP)</w:t>
-      </w:r>
-      <w:r>
-        <w:t xml:space="preserve"> or local timestamps to keep actions in sync.</w:t>
+        <w:t>only necessary updates</w:t>
+      </w:r>
+      <w:r>
+        <w:t xml:space="preserve"> instead of full game states to reduce network load.</w:t>
+      </w:r>
+    </w:p>
+    <w:p>
+      <w:pPr>
+        <w:numPr>
+          <w:ilvl w:val="0"/>
+          <w:numId w:val="12"/>
+        </w:numPr>
+        <w:spacing w:after="160" w:line="259" w:lineRule="auto"/>
+      </w:pPr>
+      <w:r>
+        <w:rPr>
+          <w:b/>
+          <w:bCs/>
+        </w:rPr>
+        <w:t>Use of UDP vs. TCP:</w:t>
+      </w:r>
+    </w:p>
+    <w:p>
+      <w:pPr>
+        <w:numPr>
+          <w:ilvl w:val="1"/>
+          <w:numId w:val="12"/>
+        </w:numPr>
+        <w:spacing w:after="160" w:line="259" w:lineRule="auto"/>
+      </w:pPr>
+      <w:r>
+        <w:rPr>
+          <w:b/>
+          <w:bCs/>
+        </w:rPr>
+        <w:t>UDP</w:t>
+      </w:r>
+      <w:r>
+        <w:t xml:space="preserve"> is faster but unreliable (used in FPS games).</w:t>
+      </w:r>
+    </w:p>
+    <w:p>
+      <w:pPr>
+        <w:numPr>
+          <w:ilvl w:val="1"/>
+          <w:numId w:val="12"/>
+        </w:numPr>
+        <w:spacing w:after="160" w:line="259" w:lineRule="auto"/>
+      </w:pPr>
+      <w:r>
+        <w:rPr>
+          <w:b/>
+          <w:bCs/>
+        </w:rPr>
+        <w:t>TCP</w:t>
+      </w:r>
+      <w:r>
+        <w:t xml:space="preserve"> ensures reliability but has higher latency (better for puzzle games).</w:t>
+      </w:r>
+    </w:p>
+    <w:p>
+      <w:pPr>
+        <w:numPr>
+          <w:ilvl w:val="1"/>
+          <w:numId w:val="12"/>
+        </w:numPr>
+        <w:spacing w:after="160" w:line="259" w:lineRule="auto"/>
+      </w:pPr>
+      <w:r>
+        <w:t>Hybrid models (TCP for important events, UDP for real-time updates) are common.</w:t>
+      </w:r>
+    </w:p>
+    <w:p>
+      <w:pPr>
+        <w:spacing w:after="160" w:line="259" w:lineRule="auto"/>
+        <w:ind w:left="0" w:firstLine="0"/>
+      </w:pPr>
+    </w:p>
+    <w:p>
+      <w:pPr>
+        <w:spacing w:after="160" w:line="259" w:lineRule="auto"/>
+        <w:rPr>
+          <w:b/>
+          <w:bCs/>
+        </w:rPr>
+      </w:pPr>
+      <w:r>
+        <w:rPr>
+          <w:b/>
+          <w:bCs/>
+        </w:rPr>
+        <w:t>3. Networking &amp; Security Considerations</w:t>
       </w:r>
     </w:p>
     <w:p>
@@ -3789,14 +3593,14 @@
           <w:b/>
           <w:bCs/>
         </w:rPr>
-        <w:t>Best Practices &amp; Research Findings</w:t>
+        <w:t>Networking Model</w:t>
       </w:r>
     </w:p>
     <w:p>
       <w:pPr>
         <w:numPr>
           <w:ilvl w:val="0"/>
-          <w:numId w:val="12"/>
+          <w:numId w:val="13"/>
         </w:numPr>
         <w:spacing w:after="160" w:line="259" w:lineRule="auto"/>
       </w:pPr>
@@ -3805,27 +3609,27 @@
           <w:b/>
           <w:bCs/>
         </w:rPr>
-        <w:t>Research from Multiplayer Game Programming (GDC Talks):</w:t>
-      </w:r>
-      <w:r>
-        <w:t xml:space="preserve"> Suggests sending </w:t>
+        <w:t>Sockets (Berkeley Sockets API in C++)</w:t>
+      </w:r>
+      <w:r>
+        <w:t xml:space="preserve"> enable communication between client and server using </w:t>
       </w:r>
       <w:r>
         <w:rPr>
           <w:b/>
           <w:bCs/>
         </w:rPr>
-        <w:t>only necessary updates</w:t>
-      </w:r>
-      <w:r>
-        <w:t xml:space="preserve"> instead of full game states to reduce network load.</w:t>
+        <w:t>send() and recv() functions</w:t>
+      </w:r>
+      <w:r>
+        <w:t>.</w:t>
       </w:r>
     </w:p>
     <w:p>
       <w:pPr>
         <w:numPr>
           <w:ilvl w:val="0"/>
-          <w:numId w:val="12"/>
+          <w:numId w:val="13"/>
         </w:numPr>
         <w:spacing w:after="160" w:line="259" w:lineRule="auto"/>
       </w:pPr>
@@ -3834,118 +3638,30 @@
           <w:b/>
           <w:bCs/>
         </w:rPr>
-        <w:t>Lag Compensation Techniques:</w:t>
-      </w:r>
-      <w:r>
-        <w:t xml:space="preserve"> Valve’s networking research highlights </w:t>
+        <w:t>Game State Updates:</w:t>
+      </w:r>
+      <w:r>
+        <w:t xml:space="preserve"> The server should maintain a global </w:t>
       </w:r>
       <w:r>
         <w:rPr>
           <w:b/>
           <w:bCs/>
         </w:rPr>
-        <w:t>input prediction</w:t>
-      </w:r>
-      <w:r>
-        <w:t xml:space="preserve"> and </w:t>
+        <w:t>game state</w:t>
+      </w:r>
+      <w:r>
+        <w:t xml:space="preserve"> and distribute changes using an </w:t>
       </w:r>
       <w:r>
         <w:rPr>
           <w:b/>
           <w:bCs/>
         </w:rPr>
-        <w:t>server reconciliation</w:t>
-      </w:r>
-      <w:r>
-        <w:t xml:space="preserve"> to reduce delays in user actions.</w:t>
-      </w:r>
-    </w:p>
-    <w:p>
-      <w:pPr>
-        <w:numPr>
-          <w:ilvl w:val="0"/>
-          <w:numId w:val="12"/>
-        </w:numPr>
-        <w:spacing w:after="160" w:line="259" w:lineRule="auto"/>
-      </w:pPr>
-      <w:r>
-        <w:rPr>
-          <w:b/>
-          <w:bCs/>
-        </w:rPr>
-        <w:t>Use of UDP vs. TCP:</w:t>
-      </w:r>
-    </w:p>
-    <w:p>
-      <w:pPr>
-        <w:numPr>
-          <w:ilvl w:val="1"/>
-          <w:numId w:val="12"/>
-        </w:numPr>
-        <w:spacing w:after="160" w:line="259" w:lineRule="auto"/>
-      </w:pPr>
-      <w:r>
-        <w:rPr>
-          <w:b/>
-          <w:bCs/>
-        </w:rPr>
-        <w:t>UDP</w:t>
-      </w:r>
-      <w:r>
-        <w:t xml:space="preserve"> is faster but unreliable (used in FPS games).</w:t>
-      </w:r>
-    </w:p>
-    <w:p>
-      <w:pPr>
-        <w:numPr>
-          <w:ilvl w:val="1"/>
-          <w:numId w:val="12"/>
-        </w:numPr>
-        <w:spacing w:after="160" w:line="259" w:lineRule="auto"/>
-      </w:pPr>
-      <w:r>
-        <w:rPr>
-          <w:b/>
-          <w:bCs/>
-        </w:rPr>
-        <w:t>TCP</w:t>
-      </w:r>
-      <w:r>
-        <w:t xml:space="preserve"> ensures reliability but has higher latency (better for puzzle games).</w:t>
-      </w:r>
-    </w:p>
-    <w:p>
-      <w:pPr>
-        <w:numPr>
-          <w:ilvl w:val="1"/>
-          <w:numId w:val="12"/>
-        </w:numPr>
-        <w:spacing w:after="160" w:line="259" w:lineRule="auto"/>
-      </w:pPr>
-      <w:r>
-        <w:t>Hybrid models (TCP for important events, UDP for real-time updates) are common.</w:t>
-      </w:r>
-    </w:p>
-    <w:p>
-      <w:pPr>
-        <w:spacing w:after="160" w:line="259" w:lineRule="auto"/>
-        <w:ind w:left="0" w:firstLine="0"/>
-      </w:pPr>
-    </w:p>
-    <w:p>
-      <w:pPr>
-        <w:spacing w:after="160" w:line="259" w:lineRule="auto"/>
-        <w:rPr>
-          <w:b/>
-          <w:bCs/>
-        </w:rPr>
-      </w:pPr>
-      <w:r>
-        <w:rPr>
-          <w:b/>
-          <w:bCs/>
-        </w:rPr>
-        <w:t>3. Networking &amp; Security Considerations</w:t>
+        <w:t>event-driven model</w:t>
+      </w:r>
+      <w:r>
+        <w:t>.</w:t>
       </w:r>
     </w:p>
     <w:p>
@@ -3965,181 +3681,13 @@
           <w:b/>
           <w:bCs/>
         </w:rPr>
-        <w:t>Networking Model</w:t>
-      </w:r>
-    </w:p>
-    <w:p>
-      <w:pPr>
-        <w:numPr>
-          <w:ilvl w:val="0"/>
-          <w:numId w:val="13"/>
-        </w:numPr>
+        <w:t>Security Concerns &amp; Solutions</w:t>
+      </w:r>
+    </w:p>
+    <w:p>
+      <w:pPr>
         <w:spacing w:after="160" w:line="259" w:lineRule="auto"/>
-      </w:pPr>
-      <w:r>
-        <w:rPr>
-          <w:b/>
-          <w:bCs/>
-        </w:rPr>
-        <w:t>Sockets (Berkeley Sockets API in C++)</w:t>
-      </w:r>
-      <w:r>
-        <w:t xml:space="preserve"> enable communication between client and server using </w:t>
-      </w:r>
-      <w:r>
-        <w:rPr>
-          <w:b/>
-          <w:bCs/>
-        </w:rPr>
-        <w:t xml:space="preserve">send() and </w:t>
-      </w:r>
-      <w:proofErr w:type="spellStart"/>
-      <w:r>
-        <w:rPr>
-          <w:b/>
-          <w:bCs/>
-        </w:rPr>
-        <w:t>recv</w:t>
-      </w:r>
-      <w:proofErr w:type="spellEnd"/>
-      <w:r>
-        <w:rPr>
-          <w:b/>
-          <w:bCs/>
-        </w:rPr>
-        <w:t>() functions</w:t>
-      </w:r>
-      <w:r>
-        <w:t>.</w:t>
-      </w:r>
-    </w:p>
-    <w:p>
-      <w:pPr>
-        <w:numPr>
-          <w:ilvl w:val="0"/>
-          <w:numId w:val="13"/>
-        </w:numPr>
-        <w:spacing w:after="160" w:line="259" w:lineRule="auto"/>
-      </w:pPr>
-      <w:r>
-        <w:rPr>
-          <w:b/>
-          <w:bCs/>
-        </w:rPr>
-        <w:t>Game State Updates:</w:t>
-      </w:r>
-      <w:r>
-        <w:t xml:space="preserve"> The server should maintain a global </w:t>
-      </w:r>
-      <w:r>
-        <w:rPr>
-          <w:b/>
-          <w:bCs/>
-        </w:rPr>
-        <w:t>game state</w:t>
-      </w:r>
-      <w:r>
-        <w:t xml:space="preserve"> and distribute changes using an </w:t>
-      </w:r>
-      <w:r>
-        <w:rPr>
-          <w:b/>
-          <w:bCs/>
-        </w:rPr>
-        <w:t>event-driven model</w:t>
-      </w:r>
-      <w:r>
-        <w:t>.</w:t>
-      </w:r>
-    </w:p>
-    <w:p>
-      <w:pPr>
-        <w:numPr>
-          <w:ilvl w:val="0"/>
-          <w:numId w:val="15"/>
-        </w:numPr>
-        <w:spacing w:after="160" w:line="259" w:lineRule="auto"/>
-        <w:rPr>
-          <w:b/>
-          <w:bCs/>
-        </w:rPr>
-      </w:pPr>
-      <w:r>
-        <w:rPr>
-          <w:b/>
-          <w:bCs/>
-        </w:rPr>
-        <w:t>Security Concerns &amp; Solutions</w:t>
-      </w:r>
-    </w:p>
-    <w:p>
-      <w:pPr>
-        <w:numPr>
-          <w:ilvl w:val="0"/>
-          <w:numId w:val="14"/>
-        </w:numPr>
-        <w:spacing w:after="160" w:line="259" w:lineRule="auto"/>
-      </w:pPr>
-      <w:r>
-        <w:rPr>
-          <w:b/>
-          <w:bCs/>
-        </w:rPr>
-        <w:t>NIST Cybersecurity Guidelines</w:t>
-      </w:r>
-      <w:r>
-        <w:t>: Covers secure client-server communication.</w:t>
-      </w:r>
-    </w:p>
-    <w:p>
-      <w:pPr>
-        <w:numPr>
-          <w:ilvl w:val="0"/>
-          <w:numId w:val="14"/>
-        </w:numPr>
-        <w:spacing w:after="160" w:line="259" w:lineRule="auto"/>
-      </w:pPr>
-      <w:r>
-        <w:rPr>
-          <w:b/>
-          <w:bCs/>
-        </w:rPr>
-        <w:t>GDC Talks on Multiplayer Networking</w:t>
-      </w:r>
-      <w:r>
-        <w:t>: Emphasizes using encryption (TLS, SSL) for data security.</w:t>
-      </w:r>
-    </w:p>
-    <w:p>
-      <w:pPr>
-        <w:spacing w:after="160" w:line="259" w:lineRule="auto"/>
-        <w:rPr>
-          <w:b/>
-          <w:bCs/>
-        </w:rPr>
-      </w:pPr>
-    </w:p>
-    <w:p>
-      <w:pPr>
-        <w:spacing w:after="160" w:line="259" w:lineRule="auto"/>
-        <w:rPr>
-          <w:b/>
-          <w:bCs/>
-        </w:rPr>
-      </w:pPr>
-    </w:p>
-    <w:p>
-      <w:pPr>
-        <w:spacing w:after="160" w:line="259" w:lineRule="auto"/>
-        <w:rPr>
-          <w:b/>
-          <w:bCs/>
-        </w:rPr>
-      </w:pPr>
-    </w:p>
-    <w:p>
-      <w:pPr>
-        <w:spacing w:after="160" w:line="259" w:lineRule="auto"/>
+        <w:ind w:left="0" w:firstLine="0"/>
         <w:rPr>
           <w:b/>
           <w:bCs/>
@@ -4167,8 +3715,8 @@
         <w:tblLook w:val="04A0" w:firstRow="1" w:lastRow="0" w:firstColumn="1" w:lastColumn="0" w:noHBand="0" w:noVBand="1"/>
       </w:tblPr>
       <w:tblGrid>
-        <w:gridCol w:w="2830"/>
-        <w:gridCol w:w="5535"/>
+        <w:gridCol w:w="2834"/>
+        <w:gridCol w:w="5531"/>
       </w:tblGrid>
       <w:tr>
         <w:trPr>
@@ -4196,7 +3744,6 @@
                 <w:b/>
                 <w:bCs/>
               </w:rPr>
-              <w:lastRenderedPageBreak/>
               <w:t>Threat</w:t>
             </w:r>
           </w:p>
@@ -4354,10 +3901,7 @@
                 <w:b/>
                 <w:bCs/>
               </w:rPr>
-              <w:t>DDoS Attacks</w:t>
-            </w:r>
-            <w:r>
-              <w:t xml:space="preserve"> (Server overload)</w:t>
+              <w:t>Replay Attacks (Resending old data)</w:t>
             </w:r>
           </w:p>
         </w:tc>
@@ -4373,58 +3917,6 @@
               <w:ind w:left="0" w:firstLine="0"/>
             </w:pPr>
             <w:r>
-              <w:t xml:space="preserve">Implement </w:t>
-            </w:r>
-            <w:r>
-              <w:rPr>
-                <w:b/>
-                <w:bCs/>
-              </w:rPr>
-              <w:t>rate limiting and CAPTCHA</w:t>
-            </w:r>
-            <w:r>
-              <w:t xml:space="preserve"> for suspicious connections.</w:t>
-            </w:r>
-          </w:p>
-        </w:tc>
-      </w:tr>
-      <w:tr>
-        <w:trPr>
-          <w:trHeight w:val="742"/>
-          <w:tblCellSpacing w:w="15" w:type="dxa"/>
-        </w:trPr>
-        <w:tc>
-          <w:tcPr>
-            <w:tcW w:w="0" w:type="auto"/>
-            <w:vAlign w:val="center"/>
-            <w:hideMark/>
-          </w:tcPr>
-          <w:p>
-            <w:pPr>
-              <w:spacing w:after="160" w:line="259" w:lineRule="auto"/>
-              <w:ind w:left="0" w:firstLine="0"/>
-            </w:pPr>
-            <w:r>
-              <w:rPr>
-                <w:b/>
-                <w:bCs/>
-              </w:rPr>
-              <w:t>Replay Attacks (Resending old data)</w:t>
-            </w:r>
-          </w:p>
-        </w:tc>
-        <w:tc>
-          <w:tcPr>
-            <w:tcW w:w="0" w:type="auto"/>
-            <w:vAlign w:val="center"/>
-            <w:hideMark/>
-          </w:tcPr>
-          <w:p>
-            <w:pPr>
-              <w:spacing w:after="160" w:line="259" w:lineRule="auto"/>
-              <w:ind w:left="0" w:firstLine="0"/>
-            </w:pPr>
-            <w:r>
               <w:t xml:space="preserve">Include </w:t>
             </w:r>
             <w:r>
@@ -4450,6 +3942,12 @@
     <w:p>
       <w:pPr>
         <w:spacing w:after="160" w:line="259" w:lineRule="auto"/>
+        <w:ind w:left="0" w:firstLine="0"/>
+      </w:pPr>
+    </w:p>
+    <w:p>
+      <w:pPr>
+        <w:spacing w:after="160" w:line="259" w:lineRule="auto"/>
         <w:rPr>
           <w:b/>
           <w:bCs/>
@@ -4460,7 +3958,15 @@
           <w:b/>
           <w:bCs/>
         </w:rPr>
-        <w:t>4. Puzzle Generation &amp; Management</w:t>
+        <w:lastRenderedPageBreak/>
+        <w:t>4</w:t>
+      </w:r>
+      <w:r>
+        <w:rPr>
+          <w:b/>
+          <w:bCs/>
+        </w:rPr>
+        <w:t>. Testing &amp; Validation</w:t>
       </w:r>
     </w:p>
     <w:p>
@@ -4480,26 +3986,86 @@
           <w:b/>
           <w:bCs/>
         </w:rPr>
-        <w:t>Procedural Puzzle Generation</w:t>
-      </w:r>
-    </w:p>
-    <w:p>
-      <w:pPr>
+        <w:t>Unit Testing for Multiplayer Synchronization</w:t>
+      </w:r>
+    </w:p>
+    <w:p>
+      <w:pPr>
+        <w:numPr>
+          <w:ilvl w:val="0"/>
+          <w:numId w:val="17"/>
+        </w:numPr>
         <w:spacing w:after="160" w:line="259" w:lineRule="auto"/>
-        <w:ind w:left="0" w:firstLine="0"/>
-      </w:pPr>
-      <w:r>
-        <w:t xml:space="preserve">Since the game requires </w:t>
-      </w:r>
+      </w:pPr>
       <w:r>
         <w:rPr>
           <w:b/>
           <w:bCs/>
         </w:rPr>
-        <w:t>dynamically generated puzzles</w:t>
-      </w:r>
-      <w:r>
-        <w:t>, procedural generation techniques can be used:</w:t>
+        <w:t>Google Test / Microsoft Unit Testing Framework</w:t>
+      </w:r>
+      <w:r>
+        <w:t xml:space="preserve"> can be used to validate:</w:t>
+      </w:r>
+    </w:p>
+    <w:p>
+      <w:pPr>
+        <w:numPr>
+          <w:ilvl w:val="1"/>
+          <w:numId w:val="17"/>
+        </w:numPr>
+        <w:spacing w:after="160" w:line="259" w:lineRule="auto"/>
+      </w:pPr>
+      <w:r>
+        <w:rPr>
+          <w:b/>
+          <w:bCs/>
+        </w:rPr>
+        <w:t>Game state synchronization (server vs. client updates)</w:t>
+      </w:r>
+    </w:p>
+    <w:p>
+      <w:pPr>
+        <w:numPr>
+          <w:ilvl w:val="1"/>
+          <w:numId w:val="17"/>
+        </w:numPr>
+        <w:spacing w:after="160" w:line="259" w:lineRule="auto"/>
+      </w:pPr>
+      <w:r>
+        <w:rPr>
+          <w:b/>
+          <w:bCs/>
+        </w:rPr>
+        <w:t>Input handling latency (measuring response delay)</w:t>
+      </w:r>
+    </w:p>
+    <w:p>
+      <w:pPr>
+        <w:numPr>
+          <w:ilvl w:val="1"/>
+          <w:numId w:val="17"/>
+        </w:numPr>
+        <w:spacing w:after="160" w:line="259" w:lineRule="auto"/>
+      </w:pPr>
+      <w:r>
+        <w:rPr>
+          <w:b/>
+          <w:bCs/>
+        </w:rPr>
+        <w:t>Security mechanisms (e.g., packet validation, encryption)</w:t>
+      </w:r>
+    </w:p>
+    <w:p>
+      <w:pPr>
+        <w:numPr>
+          <w:ilvl w:val="0"/>
+          <w:numId w:val="18"/>
+        </w:numPr>
+        <w:spacing w:after="160" w:line="259" w:lineRule="auto"/>
+      </w:pPr>
+      <w:r>
+        <w:t>Use of Wireshark to ensure UDP and TCP messages are going through.</w:t>
       </w:r>
     </w:p>
     <w:p>
@@ -4509,451 +4075,6 @@
           <w:numId w:val="15"/>
         </w:numPr>
         <w:spacing w:after="160" w:line="259" w:lineRule="auto"/>
-      </w:pPr>
-      <w:r>
-        <w:rPr>
-          <w:b/>
-          <w:bCs/>
-        </w:rPr>
-        <w:t>Jigsaw Puzzles:</w:t>
-      </w:r>
-    </w:p>
-    <w:p>
-      <w:pPr>
-        <w:numPr>
-          <w:ilvl w:val="1"/>
-          <w:numId w:val="15"/>
-        </w:numPr>
-        <w:spacing w:after="160" w:line="259" w:lineRule="auto"/>
-      </w:pPr>
-      <w:r>
-        <w:t xml:space="preserve">Use </w:t>
-      </w:r>
-      <w:r>
-        <w:rPr>
-          <w:b/>
-          <w:bCs/>
-        </w:rPr>
-        <w:t>image segmentation algorithms</w:t>
-      </w:r>
-      <w:r>
-        <w:t xml:space="preserve"> (e.g., watershed transformation) to break images into randomized pieces.</w:t>
-      </w:r>
-    </w:p>
-    <w:p>
-      <w:pPr>
-        <w:numPr>
-          <w:ilvl w:val="1"/>
-          <w:numId w:val="15"/>
-        </w:numPr>
-        <w:spacing w:after="160" w:line="259" w:lineRule="auto"/>
-      </w:pPr>
-      <w:r>
-        <w:t xml:space="preserve">Research on </w:t>
-      </w:r>
-      <w:r>
-        <w:rPr>
-          <w:b/>
-          <w:bCs/>
-        </w:rPr>
-        <w:t>heuristic methods</w:t>
-      </w:r>
-      <w:r>
-        <w:t xml:space="preserve"> suggests a balance between </w:t>
-      </w:r>
-      <w:r>
-        <w:rPr>
-          <w:b/>
-          <w:bCs/>
-        </w:rPr>
-        <w:t>piece complexity</w:t>
-      </w:r>
-      <w:r>
-        <w:t xml:space="preserve"> and </w:t>
-      </w:r>
-      <w:r>
-        <w:rPr>
-          <w:b/>
-          <w:bCs/>
-        </w:rPr>
-        <w:t>player engagement</w:t>
-      </w:r>
-      <w:r>
-        <w:t>.</w:t>
-      </w:r>
-    </w:p>
-    <w:p>
-      <w:pPr>
-        <w:numPr>
-          <w:ilvl w:val="0"/>
-          <w:numId w:val="15"/>
-        </w:numPr>
-        <w:spacing w:after="160" w:line="259" w:lineRule="auto"/>
-      </w:pPr>
-      <w:r>
-        <w:rPr>
-          <w:b/>
-          <w:bCs/>
-        </w:rPr>
-        <w:t>Word &amp; Logic Puzzles:</w:t>
-      </w:r>
-    </w:p>
-    <w:p>
-      <w:pPr>
-        <w:numPr>
-          <w:ilvl w:val="1"/>
-          <w:numId w:val="15"/>
-        </w:numPr>
-        <w:spacing w:after="160" w:line="259" w:lineRule="auto"/>
-      </w:pPr>
-      <w:r>
-        <w:rPr>
-          <w:b/>
-          <w:bCs/>
-        </w:rPr>
-        <w:t>Markov Chains</w:t>
-      </w:r>
-      <w:r>
-        <w:t xml:space="preserve"> or </w:t>
-      </w:r>
-      <w:r>
-        <w:rPr>
-          <w:b/>
-          <w:bCs/>
-        </w:rPr>
-        <w:t>context-free grammars</w:t>
-      </w:r>
-      <w:r>
-        <w:t xml:space="preserve"> can generate random, solvable puzzles.</w:t>
-      </w:r>
-    </w:p>
-    <w:p>
-      <w:pPr>
-        <w:numPr>
-          <w:ilvl w:val="1"/>
-          <w:numId w:val="15"/>
-        </w:numPr>
-        <w:spacing w:after="160" w:line="259" w:lineRule="auto"/>
-      </w:pPr>
-      <w:r>
-        <w:rPr>
-          <w:b/>
-          <w:bCs/>
-        </w:rPr>
-        <w:t>Pathfinding Puzzles:</w:t>
-      </w:r>
-      <w:r>
-        <w:t xml:space="preserve"> Can use </w:t>
-      </w:r>
-      <w:proofErr w:type="spellStart"/>
-      <w:proofErr w:type="gramStart"/>
-      <w:r>
-        <w:rPr>
-          <w:i/>
-          <w:iCs/>
-        </w:rPr>
-        <w:t>A</w:t>
-      </w:r>
-      <w:proofErr w:type="spellEnd"/>
-      <w:proofErr w:type="gramEnd"/>
-      <w:r>
-        <w:rPr>
-          <w:i/>
-          <w:iCs/>
-        </w:rPr>
-        <w:t xml:space="preserve"> Algorithm</w:t>
-      </w:r>
-      <w:r>
-        <w:t>* to ensure puzzles have unique solutions.</w:t>
-      </w:r>
-    </w:p>
-    <w:p>
-      <w:pPr>
-        <w:numPr>
-          <w:ilvl w:val="0"/>
-          <w:numId w:val="15"/>
-        </w:numPr>
-        <w:spacing w:after="160" w:line="259" w:lineRule="auto"/>
-        <w:rPr>
-          <w:b/>
-          <w:bCs/>
-        </w:rPr>
-      </w:pPr>
-      <w:r>
-        <w:rPr>
-          <w:b/>
-          <w:bCs/>
-        </w:rPr>
-        <w:t>AI-Assisted Puzzle Generation</w:t>
-      </w:r>
-    </w:p>
-    <w:p>
-      <w:pPr>
-        <w:spacing w:after="160" w:line="259" w:lineRule="auto"/>
-        <w:ind w:left="0" w:firstLine="0"/>
-      </w:pPr>
-      <w:r>
-        <w:t xml:space="preserve">Recent studies suggest that </w:t>
-      </w:r>
-      <w:r>
-        <w:rPr>
-          <w:b/>
-          <w:bCs/>
-        </w:rPr>
-        <w:t>machine learning models</w:t>
-      </w:r>
-      <w:r>
-        <w:t xml:space="preserve"> (e.g., Reinforcement Learning) can generate balanced puzzles based on player skill. </w:t>
-      </w:r>
-      <w:r>
-        <w:rPr>
-          <w:b/>
-          <w:bCs/>
-        </w:rPr>
-        <w:t>Adaptive difficulty scaling</w:t>
-      </w:r>
-      <w:r>
-        <w:t xml:space="preserve"> is also a growing trend in puzzle game research.</w:t>
-      </w:r>
-    </w:p>
-    <w:p>
-      <w:pPr>
-        <w:numPr>
-          <w:ilvl w:val="0"/>
-          <w:numId w:val="15"/>
-        </w:numPr>
-        <w:spacing w:after="160" w:line="259" w:lineRule="auto"/>
-        <w:rPr>
-          <w:b/>
-          <w:bCs/>
-        </w:rPr>
-      </w:pPr>
-      <w:r>
-        <w:rPr>
-          <w:b/>
-          <w:bCs/>
-        </w:rPr>
-        <w:t>Research References</w:t>
-      </w:r>
-    </w:p>
-    <w:p>
-      <w:pPr>
-        <w:numPr>
-          <w:ilvl w:val="0"/>
-          <w:numId w:val="16"/>
-        </w:numPr>
-        <w:spacing w:after="160" w:line="259" w:lineRule="auto"/>
-      </w:pPr>
-      <w:r>
-        <w:rPr>
-          <w:b/>
-          <w:bCs/>
-        </w:rPr>
-        <w:t>AI in Games (MIT Press)</w:t>
-      </w:r>
-      <w:r>
-        <w:t xml:space="preserve"> – Covers AI-driven puzzle generation.</w:t>
-      </w:r>
-    </w:p>
-    <w:p>
-      <w:pPr>
-        <w:spacing w:after="160" w:line="259" w:lineRule="auto"/>
-        <w:ind w:left="0" w:firstLine="0"/>
-      </w:pPr>
-    </w:p>
-    <w:p>
-      <w:pPr>
-        <w:spacing w:after="160" w:line="259" w:lineRule="auto"/>
-        <w:rPr>
-          <w:b/>
-          <w:bCs/>
-        </w:rPr>
-      </w:pPr>
-      <w:r>
-        <w:rPr>
-          <w:b/>
-          <w:bCs/>
-        </w:rPr>
-        <w:t>5. Testing &amp; Validation</w:t>
-      </w:r>
-    </w:p>
-    <w:p>
-      <w:pPr>
-        <w:numPr>
-          <w:ilvl w:val="0"/>
-          <w:numId w:val="15"/>
-        </w:numPr>
-        <w:spacing w:after="160" w:line="259" w:lineRule="auto"/>
-        <w:rPr>
-          <w:b/>
-          <w:bCs/>
-        </w:rPr>
-      </w:pPr>
-      <w:r>
-        <w:rPr>
-          <w:b/>
-          <w:bCs/>
-        </w:rPr>
-        <w:t>Unit Testing for Multiplayer Synchronization</w:t>
-      </w:r>
-    </w:p>
-    <w:p>
-      <w:pPr>
-        <w:numPr>
-          <w:ilvl w:val="0"/>
-          <w:numId w:val="17"/>
-        </w:numPr>
-        <w:spacing w:after="160" w:line="259" w:lineRule="auto"/>
-      </w:pPr>
-      <w:r>
-        <w:rPr>
-          <w:b/>
-          <w:bCs/>
-        </w:rPr>
-        <w:t>Google Test / Microsoft Unit Testing Framework</w:t>
-      </w:r>
-      <w:r>
-        <w:t xml:space="preserve"> can be used to validate:</w:t>
-      </w:r>
-    </w:p>
-    <w:p>
-      <w:pPr>
-        <w:numPr>
-          <w:ilvl w:val="1"/>
-          <w:numId w:val="17"/>
-        </w:numPr>
-        <w:spacing w:after="160" w:line="259" w:lineRule="auto"/>
-      </w:pPr>
-      <w:r>
-        <w:rPr>
-          <w:b/>
-          <w:bCs/>
-        </w:rPr>
-        <w:lastRenderedPageBreak/>
-        <w:t>Game state synchronization (server vs. client updates)</w:t>
-      </w:r>
-    </w:p>
-    <w:p>
-      <w:pPr>
-        <w:numPr>
-          <w:ilvl w:val="1"/>
-          <w:numId w:val="17"/>
-        </w:numPr>
-        <w:spacing w:after="160" w:line="259" w:lineRule="auto"/>
-      </w:pPr>
-      <w:r>
-        <w:rPr>
-          <w:b/>
-          <w:bCs/>
-        </w:rPr>
-        <w:t>Input handling latency (measuring response delay)</w:t>
-      </w:r>
-    </w:p>
-    <w:p>
-      <w:pPr>
-        <w:numPr>
-          <w:ilvl w:val="1"/>
-          <w:numId w:val="17"/>
-        </w:numPr>
-        <w:spacing w:after="160" w:line="259" w:lineRule="auto"/>
-      </w:pPr>
-      <w:r>
-        <w:rPr>
-          <w:b/>
-          <w:bCs/>
-        </w:rPr>
-        <w:t>Security mechanisms (e.g., packet validation, encryption)</w:t>
-      </w:r>
-    </w:p>
-    <w:p>
-      <w:pPr>
-        <w:numPr>
-          <w:ilvl w:val="0"/>
-          <w:numId w:val="15"/>
-        </w:numPr>
-        <w:spacing w:after="160" w:line="259" w:lineRule="auto"/>
-        <w:rPr>
-          <w:b/>
-          <w:bCs/>
-        </w:rPr>
-      </w:pPr>
-      <w:r>
-        <w:rPr>
-          <w:b/>
-          <w:bCs/>
-        </w:rPr>
-        <w:t>Load Testing</w:t>
-      </w:r>
-    </w:p>
-    <w:p>
-      <w:pPr>
-        <w:numPr>
-          <w:ilvl w:val="0"/>
-          <w:numId w:val="18"/>
-        </w:numPr>
-        <w:spacing w:after="160" w:line="259" w:lineRule="auto"/>
-      </w:pPr>
-      <w:r>
-        <w:t xml:space="preserve">Simulating multiple players using </w:t>
-      </w:r>
-      <w:r>
-        <w:rPr>
-          <w:b/>
-          <w:bCs/>
-        </w:rPr>
-        <w:t>Apache JMeter</w:t>
-      </w:r>
-      <w:r>
-        <w:t xml:space="preserve"> or </w:t>
-      </w:r>
-      <w:r>
-        <w:rPr>
-          <w:b/>
-          <w:bCs/>
-        </w:rPr>
-        <w:t>Locust</w:t>
-      </w:r>
-      <w:r>
-        <w:t xml:space="preserve"> to analy</w:t>
-      </w:r>
-      <w:r>
-        <w:t>s</w:t>
-      </w:r>
-      <w:r>
-        <w:t>e performance under stress.</w:t>
-      </w:r>
-    </w:p>
-    <w:p>
-      <w:pPr>
-        <w:numPr>
-          <w:ilvl w:val="0"/>
-          <w:numId w:val="18"/>
-        </w:numPr>
-        <w:spacing w:after="160" w:line="259" w:lineRule="auto"/>
-      </w:pPr>
-      <w:r>
-        <w:t xml:space="preserve">Profiling CPU/memory usage of the server using </w:t>
-      </w:r>
-      <w:proofErr w:type="spellStart"/>
-      <w:r>
-        <w:rPr>
-          <w:b/>
-          <w:bCs/>
-        </w:rPr>
-        <w:t>Valgrind</w:t>
-      </w:r>
-      <w:proofErr w:type="spellEnd"/>
-      <w:r>
-        <w:t xml:space="preserve"> (for memory leaks).</w:t>
-      </w:r>
-    </w:p>
-    <w:p>
-      <w:pPr>
-        <w:numPr>
-          <w:ilvl w:val="0"/>
-          <w:numId w:val="15"/>
-        </w:numPr>
-        <w:spacing w:after="160" w:line="259" w:lineRule="auto"/>
         <w:rPr>
           <w:b/>
           <w:bCs/>
@@ -5034,6 +4155,139 @@
       <w:pPr>
         <w:spacing w:after="160" w:line="259" w:lineRule="auto"/>
         <w:ind w:left="0" w:firstLine="0"/>
+      </w:pPr>
+      <w:r>
+        <w:t xml:space="preserve">Block Blast is a popular mobile puzzle game that </w:t>
+      </w:r>
+      <w:r>
+        <w:t>centres</w:t>
+      </w:r>
+      <w:r>
+        <w:t xml:space="preserve"> on spatial reasoning and quick decision-making. Players are presented with a set of uniquely shaped blocks, which they must place onto a fixed-size grid to complete lines horizontally or vertically. Points are awarded based on the number of lines cleared and the efficiency of placement. The core mechanics include drag-and-drop interaction, randomized block sequence generation, and progressive difficulty scaling.</w:t>
+      </w:r>
+    </w:p>
+    <w:p>
+      <w:pPr>
+        <w:spacing w:after="160" w:line="259" w:lineRule="auto"/>
+        <w:ind w:left="0" w:firstLine="0"/>
+      </w:pPr>
+      <w:r>
+        <w:t>From a technical standpoint, Block Blast typically employs:</w:t>
+      </w:r>
+    </w:p>
+    <w:p>
+      <w:pPr>
+        <w:numPr>
+          <w:ilvl w:val="0"/>
+          <w:numId w:val="31"/>
+        </w:numPr>
+        <w:spacing w:after="160" w:line="259" w:lineRule="auto"/>
+      </w:pPr>
+      <w:r>
+        <w:rPr>
+          <w:b/>
+          <w:bCs/>
+        </w:rPr>
+        <w:t>Touch gesture input handling</w:t>
+      </w:r>
+      <w:r>
+        <w:t xml:space="preserve"> for intuitive drag-and-drop mechanics.</w:t>
+      </w:r>
+    </w:p>
+    <w:p>
+      <w:pPr>
+        <w:numPr>
+          <w:ilvl w:val="0"/>
+          <w:numId w:val="31"/>
+        </w:numPr>
+        <w:spacing w:after="160" w:line="259" w:lineRule="auto"/>
+      </w:pPr>
+      <w:r>
+        <w:rPr>
+          <w:b/>
+          <w:bCs/>
+        </w:rPr>
+        <w:t>Client-side rendering frameworks</w:t>
+      </w:r>
+      <w:r>
+        <w:t xml:space="preserve"> (often Unity or native mobile libraries) to manage real-time updates and visual effects.</w:t>
+      </w:r>
+    </w:p>
+    <w:p>
+      <w:pPr>
+        <w:numPr>
+          <w:ilvl w:val="0"/>
+          <w:numId w:val="31"/>
+        </w:numPr>
+        <w:spacing w:after="160" w:line="259" w:lineRule="auto"/>
+      </w:pPr>
+      <w:r>
+        <w:rPr>
+          <w:b/>
+          <w:bCs/>
+        </w:rPr>
+        <w:t>Pseudo-random block generation</w:t>
+      </w:r>
+      <w:r>
+        <w:t xml:space="preserve"> algorithms to ensure varied gameplay without being entirely unpredictable.</w:t>
+      </w:r>
+    </w:p>
+    <w:p>
+      <w:pPr>
+        <w:numPr>
+          <w:ilvl w:val="0"/>
+          <w:numId w:val="31"/>
+        </w:numPr>
+        <w:spacing w:after="160" w:line="259" w:lineRule="auto"/>
+      </w:pPr>
+      <w:r>
+        <w:rPr>
+          <w:b/>
+          <w:bCs/>
+        </w:rPr>
+        <w:t>Local-only game logic</w:t>
+      </w:r>
+      <w:r>
+        <w:t>, where the entire game state resides on the player's device with no external synchronization or server validation.</w:t>
+      </w:r>
+    </w:p>
+    <w:p>
+      <w:pPr>
+        <w:spacing w:after="160" w:line="259" w:lineRule="auto"/>
+        <w:ind w:left="0" w:firstLine="0"/>
+      </w:pPr>
+      <w:r>
+        <w:t>Because Block Blast is a single-player experience, there is no need for real-time synchronization, networking, or server validation. This limits its use in competitive or collaborative settings but provides a streamlined and fluid experience for solo users.</w:t>
+      </w:r>
+    </w:p>
+    <w:p>
+      <w:pPr>
+        <w:spacing w:after="160" w:line="259" w:lineRule="auto"/>
+        <w:ind w:left="0" w:firstLine="0"/>
+      </w:pPr>
+      <w:r>
+        <w:t>In contrast, the current project builds upon Block Blast's mechanics while extending it into the multiplayer domain. Instead of client-local random generation, a server-controlled block queue ensures that all players receive identical block sequences at the same time. Additionally, a server-authoritative model is introduced to manage game state, validate actions, and prevent cheating, creating a fair and synchronized experience across all clients.</w:t>
+      </w:r>
+    </w:p>
+    <w:p>
+      <w:pPr>
+        <w:spacing w:after="160" w:line="259" w:lineRule="auto"/>
+        <w:ind w:left="0" w:firstLine="0"/>
+      </w:pPr>
+      <w:r>
+        <w:t>This transition from a single-player local game to a real-time multiplayer system requires significant architectural changes, particularly in terms of networking, synchronization, and security</w:t>
+      </w:r>
+      <w:r>
+        <w:t>,</w:t>
+      </w:r>
+      <w:r>
+        <w:t xml:space="preserve"> all of which are key focuses of this project.</w:t>
+      </w:r>
+    </w:p>
+    <w:p>
+      <w:pPr>
+        <w:spacing w:after="160" w:line="259" w:lineRule="auto"/>
+        <w:ind w:left="0" w:firstLine="0"/>
         <w:rPr>
           <w:rFonts w:asciiTheme="majorHAnsi" w:hAnsiTheme="majorHAnsi"/>
           <w:b/>
@@ -5051,517 +4305,242 @@
       <w:bookmarkStart w:id="4" w:name="_Toc193702708"/>
       <w:r>
         <w:lastRenderedPageBreak/>
-        <w:t>The proposed solution (considering the preceding the three points)</w:t>
+        <w:t>The proposed solution</w:t>
       </w:r>
       <w:bookmarkEnd w:id="4"/>
+    </w:p>
+    <w:p>
+      <w:pPr>
+        <w:rPr>
+          <w:rFonts w:eastAsia="Times New Roman" w:cs="Times New Roman"/>
+          <w:color w:val="auto"/>
+        </w:rPr>
+      </w:pPr>
+      <w:r>
+        <w:rPr>
+          <w:rStyle w:val="Strong"/>
+        </w:rPr>
+        <w:t>Graphics and Gameplay Mechanics (SDL in C++)</w:t>
+      </w:r>
+    </w:p>
+    <w:p>
+      <w:r>
+        <w:t xml:space="preserve">The game’s graphical rendering utilizes </w:t>
+      </w:r>
+      <w:r>
+        <w:rPr>
+          <w:rStyle w:val="Strong"/>
+        </w:rPr>
+        <w:t>SDL</w:t>
+      </w:r>
+      <w:r>
+        <w:t xml:space="preserve"> to display a 9x9 grid where blocks are placed. </w:t>
+      </w:r>
+      <w:r>
+        <w:rPr>
+          <w:rStyle w:val="Strong"/>
+        </w:rPr>
+        <w:t>Drag-and-drop mechanics</w:t>
+      </w:r>
+      <w:r>
+        <w:t xml:space="preserve"> are implemented using SDL mouse events to facilitate smooth, real-time user input. </w:t>
+      </w:r>
+      <w:r>
+        <w:rPr>
+          <w:rStyle w:val="Strong"/>
+        </w:rPr>
+        <w:t>Collision detection</w:t>
+      </w:r>
+      <w:r>
+        <w:t xml:space="preserve"> and </w:t>
+      </w:r>
+      <w:r>
+        <w:rPr>
+          <w:rStyle w:val="Strong"/>
+        </w:rPr>
+        <w:t>grid snapping</w:t>
+      </w:r>
+      <w:r>
+        <w:t xml:space="preserve"> ensure blocks are positioned in valid spaces. The core gameplay includes the detection of </w:t>
+      </w:r>
+      <w:r>
+        <w:rPr>
+          <w:rStyle w:val="Strong"/>
+        </w:rPr>
+        <w:t>full rows/columns</w:t>
+      </w:r>
+      <w:r>
+        <w:t xml:space="preserve">, which are cleared, with a </w:t>
+      </w:r>
+      <w:r>
+        <w:rPr>
+          <w:rStyle w:val="Strong"/>
+        </w:rPr>
+        <w:t>combo and scoring system</w:t>
+      </w:r>
+      <w:r>
+        <w:t xml:space="preserve"> rewarding chain reactions to enhance competitive gameplay.</w:t>
+      </w:r>
+    </w:p>
+    <w:p/>
+    <w:p>
+      <w:r>
+        <w:rPr>
+          <w:rStyle w:val="Strong"/>
+        </w:rPr>
+        <w:t>Real-time Multiplayer Synchronization</w:t>
+      </w:r>
+    </w:p>
+    <w:p>
+      <w:r>
+        <w:t xml:space="preserve">The server will maintain the game state and broadcast updates to all clients in real time. To reduce bandwidth usage, only critical events (block placements, row/column clears) will be transmitted. </w:t>
+      </w:r>
+      <w:r>
+        <w:rPr>
+          <w:rStyle w:val="Strong"/>
+        </w:rPr>
+        <w:t>Event timestamping</w:t>
+      </w:r>
+      <w:r>
+        <w:t xml:space="preserve"> resolves conflicts, ensuring that actions, such as simultaneous row clears, are processed in the correct order, maintaining fairness and synchronization across clients.</w:t>
+      </w:r>
+    </w:p>
+    <w:p/>
+    <w:p>
+      <w:r>
+        <w:rPr>
+          <w:rStyle w:val="Strong"/>
+        </w:rPr>
+        <w:t>Security and Anti-Cheating Measures</w:t>
+      </w:r>
+    </w:p>
+    <w:p>
+      <w:r>
+        <w:t xml:space="preserve">To prevent unauthorized actions, all moves are validated </w:t>
+      </w:r>
+      <w:r>
+        <w:rPr>
+          <w:rStyle w:val="Strong"/>
+        </w:rPr>
+        <w:t>server-side</w:t>
+      </w:r>
+      <w:r>
+        <w:t xml:space="preserve"> before being executed, ensuring only legitimate actions affect the game state. </w:t>
+      </w:r>
+      <w:r>
+        <w:rPr>
+          <w:rStyle w:val="Strong"/>
+        </w:rPr>
+        <w:t>Score validation</w:t>
+      </w:r>
+      <w:r>
+        <w:t xml:space="preserve"> will also occur server-side to prevent manipulation. To avoid </w:t>
+      </w:r>
+      <w:r>
+        <w:rPr>
+          <w:rStyle w:val="Strong"/>
+        </w:rPr>
+        <w:t>replay attacks</w:t>
+      </w:r>
+      <w:r>
+        <w:t xml:space="preserve">, each move will be assigned a </w:t>
+      </w:r>
+      <w:r>
+        <w:rPr>
+          <w:rStyle w:val="Strong"/>
+        </w:rPr>
+        <w:t>unique ID</w:t>
+      </w:r>
+      <w:r>
+        <w:t xml:space="preserve"> and </w:t>
+      </w:r>
+      <w:r>
+        <w:rPr>
+          <w:rStyle w:val="Strong"/>
+        </w:rPr>
+        <w:t>timestamp</w:t>
+      </w:r>
+      <w:r>
+        <w:t>, preventing old packets from being reused.</w:t>
+      </w:r>
+    </w:p>
+    <w:p/>
+    <w:p>
+      <w:r>
+        <w:rPr>
+          <w:rStyle w:val="Strong"/>
+        </w:rPr>
+        <w:t>Procedural Block Generation</w:t>
+      </w:r>
+    </w:p>
+    <w:p>
+      <w:r>
+        <w:t xml:space="preserve">The server will generate blocks dynamically, ensuring balanced difficulty and </w:t>
+      </w:r>
+      <w:r>
+        <w:rPr>
+          <w:rStyle w:val="Strong"/>
+        </w:rPr>
+        <w:t>fair distribution</w:t>
+      </w:r>
+      <w:r>
+        <w:t xml:space="preserve"> of blocks between players. The system will prevent players from encountering unreasonably difficult block combinations, ensuring that outcomes are based on skill and strategy rather than chance.</w:t>
+      </w:r>
+    </w:p>
+    <w:p/>
+    <w:p>
+      <w:r>
+        <w:rPr>
+          <w:rStyle w:val="Strong"/>
+        </w:rPr>
+        <w:t>Testing and Performance Optimization</w:t>
+      </w:r>
+    </w:p>
+    <w:p>
+      <w:r>
+        <w:t xml:space="preserve">The solution will undergo </w:t>
+      </w:r>
+      <w:r>
+        <w:rPr>
+          <w:rStyle w:val="Strong"/>
+        </w:rPr>
+        <w:t>unit testing</w:t>
+      </w:r>
+      <w:r>
+        <w:t xml:space="preserve"> for critical components such as game logic, move validation, and synchroni</w:t>
+      </w:r>
+      <w:r>
+        <w:t>s</w:t>
+      </w:r>
+      <w:r>
+        <w:t>ation.</w:t>
+      </w:r>
       <w:r>
         <w:t xml:space="preserve"> </w:t>
       </w:r>
-    </w:p>
-    <w:p>
-      <w:pPr>
-        <w:spacing w:after="160" w:line="259" w:lineRule="auto"/>
-        <w:ind w:left="0" w:firstLine="0"/>
+      <w:r>
         <w:rPr>
           <w:b/>
           <w:bCs/>
         </w:rPr>
-      </w:pPr>
-      <w:r>
-        <w:rPr>
-          <w:b/>
-          <w:bCs/>
-        </w:rPr>
-        <w:t>Graphics &amp; Gameplay Mechanics (SDL in C++)</w:t>
-      </w:r>
-    </w:p>
-    <w:p>
-      <w:pPr>
-        <w:numPr>
-          <w:ilvl w:val="0"/>
-          <w:numId w:val="23"/>
-        </w:numPr>
-        <w:spacing w:after="160" w:line="259" w:lineRule="auto"/>
-      </w:pPr>
-      <w:r>
-        <w:rPr>
-          <w:b/>
-          <w:bCs/>
-        </w:rPr>
-        <w:t>Grid-based rendering</w:t>
-      </w:r>
-      <w:r>
-        <w:t>: Us</w:t>
-      </w:r>
-      <w:r>
-        <w:t>ing</w:t>
-      </w:r>
-      <w:r>
-        <w:t xml:space="preserve"> SDL to render a </w:t>
-      </w:r>
-      <w:r>
-        <w:rPr>
-          <w:b/>
-          <w:bCs/>
-        </w:rPr>
-        <w:t>10x10 or similar grid</w:t>
-      </w:r>
-      <w:r>
-        <w:t xml:space="preserve"> where players place block pieces.</w:t>
-      </w:r>
-    </w:p>
-    <w:p>
-      <w:pPr>
-        <w:numPr>
-          <w:ilvl w:val="0"/>
-          <w:numId w:val="23"/>
-        </w:numPr>
-        <w:spacing w:after="160" w:line="259" w:lineRule="auto"/>
-      </w:pPr>
-      <w:r>
-        <w:rPr>
-          <w:b/>
-          <w:bCs/>
-        </w:rPr>
-        <w:t>Drag-and-drop mechanics</w:t>
-      </w:r>
-      <w:r>
-        <w:t>: Handle user input (SDL_MOUSEBUTTONDOWN, SDL_MOUSEMOTION, SDL_MOUSEBUTTONUP) to allow smooth placement of blocks.</w:t>
-      </w:r>
-    </w:p>
-    <w:p>
-      <w:pPr>
-        <w:numPr>
-          <w:ilvl w:val="0"/>
-          <w:numId w:val="23"/>
-        </w:numPr>
-        <w:spacing w:after="160" w:line="259" w:lineRule="auto"/>
-      </w:pPr>
-      <w:r>
-        <w:rPr>
-          <w:b/>
-          <w:bCs/>
-        </w:rPr>
-        <w:t>Collision detection</w:t>
-      </w:r>
-      <w:r>
-        <w:t xml:space="preserve">: Ensure blocks can only be placed in valid positions using </w:t>
-      </w:r>
-      <w:r>
-        <w:rPr>
-          <w:b/>
-          <w:bCs/>
-        </w:rPr>
-        <w:t>grid-based snapping</w:t>
-      </w:r>
-      <w:r>
-        <w:t>.</w:t>
-      </w:r>
-    </w:p>
-    <w:p>
-      <w:pPr>
-        <w:numPr>
-          <w:ilvl w:val="0"/>
-          <w:numId w:val="23"/>
-        </w:numPr>
-        <w:spacing w:after="160" w:line="259" w:lineRule="auto"/>
-      </w:pPr>
-      <w:r>
-        <w:rPr>
-          <w:b/>
-          <w:bCs/>
-        </w:rPr>
-        <w:t>Clearing rows/columns</w:t>
-      </w:r>
-      <w:r>
-        <w:t xml:space="preserve">: </w:t>
-      </w:r>
-      <w:r>
-        <w:t>L</w:t>
-      </w:r>
-      <w:r>
-        <w:t>ogic to detect and remove full rows/columns</w:t>
-      </w:r>
-      <w:r>
-        <w:t>.</w:t>
-      </w:r>
-    </w:p>
-    <w:p>
-      <w:pPr>
-        <w:numPr>
-          <w:ilvl w:val="0"/>
-          <w:numId w:val="23"/>
-        </w:numPr>
-        <w:spacing w:after="160" w:line="259" w:lineRule="auto"/>
-      </w:pPr>
-      <w:r>
-        <w:rPr>
-          <w:b/>
-          <w:bCs/>
-        </w:rPr>
-        <w:t>Combo &amp; Scoring System</w:t>
-      </w:r>
-      <w:r>
-        <w:t>: Chain reactions for multiple cleared lines should grant bonus points.</w:t>
-      </w:r>
-    </w:p>
-    <w:p>
-      <w:pPr>
-        <w:spacing w:after="160" w:line="259" w:lineRule="auto"/>
-        <w:ind w:left="0" w:firstLine="0"/>
-        <w:rPr>
-          <w:b/>
-          <w:bCs/>
-        </w:rPr>
-      </w:pPr>
-      <w:r>
-        <w:rPr>
-          <w:b/>
-          <w:bCs/>
-        </w:rPr>
-        <w:t>Real-time Multiplayer Synchronization</w:t>
-      </w:r>
-    </w:p>
-    <w:p>
-      <w:pPr>
-        <w:numPr>
-          <w:ilvl w:val="0"/>
-          <w:numId w:val="24"/>
-        </w:numPr>
-        <w:spacing w:after="160" w:line="259" w:lineRule="auto"/>
-      </w:pPr>
-      <w:r>
-        <w:rPr>
-          <w:b/>
-          <w:bCs/>
-        </w:rPr>
-        <w:t>Server updates game state</w:t>
-      </w:r>
-      <w:r>
-        <w:t xml:space="preserve">: Players must see the </w:t>
-      </w:r>
-      <w:r>
-        <w:rPr>
-          <w:b/>
-          <w:bCs/>
-        </w:rPr>
-        <w:t>same grid and opponent progress</w:t>
-      </w:r>
-      <w:r>
-        <w:t xml:space="preserve"> in real-time.</w:t>
-      </w:r>
-    </w:p>
-    <w:p>
-      <w:pPr>
-        <w:numPr>
-          <w:ilvl w:val="0"/>
-          <w:numId w:val="24"/>
-        </w:numPr>
-        <w:spacing w:after="160" w:line="259" w:lineRule="auto"/>
-      </w:pPr>
-      <w:r>
-        <w:rPr>
-          <w:b/>
-          <w:bCs/>
-        </w:rPr>
-        <w:t>Fast event transmission</w:t>
-      </w:r>
-      <w:r>
-        <w:t xml:space="preserve">: Sending only </w:t>
-      </w:r>
-      <w:r>
-        <w:rPr>
-          <w:b/>
-          <w:bCs/>
-        </w:rPr>
-        <w:t>block placements &amp; row/column clears</w:t>
-      </w:r>
-      <w:r>
-        <w:t xml:space="preserve"> instead of full board updates reduces bandwidth usage.</w:t>
-      </w:r>
-    </w:p>
-    <w:p>
-      <w:pPr>
-        <w:numPr>
-          <w:ilvl w:val="0"/>
-          <w:numId w:val="24"/>
-        </w:numPr>
-        <w:spacing w:after="160" w:line="259" w:lineRule="auto"/>
-      </w:pPr>
-      <w:r>
-        <w:rPr>
-          <w:b/>
-          <w:bCs/>
-        </w:rPr>
-        <w:t>Handling conflicts</w:t>
-      </w:r>
-      <w:r>
-        <w:t xml:space="preserve">: If two players clear rows simultaneously, the server should </w:t>
-      </w:r>
-      <w:r>
-        <w:rPr>
-          <w:b/>
-          <w:bCs/>
-        </w:rPr>
-        <w:t>prioritize timestamps</w:t>
-      </w:r>
-      <w:r>
-        <w:t xml:space="preserve"> to maintain fairness.</w:t>
-      </w:r>
-    </w:p>
-    <w:p>
-      <w:pPr>
-        <w:numPr>
-          <w:ilvl w:val="0"/>
-          <w:numId w:val="24"/>
-        </w:numPr>
-        <w:spacing w:after="160" w:line="259" w:lineRule="auto"/>
-      </w:pPr>
-      <w:r>
-        <w:rPr>
-          <w:b/>
-          <w:bCs/>
-        </w:rPr>
-        <w:t>Lag compensation</w:t>
-      </w:r>
-      <w:r>
-        <w:t xml:space="preserve">: The server can </w:t>
-      </w:r>
-      <w:r>
-        <w:rPr>
-          <w:b/>
-          <w:bCs/>
-        </w:rPr>
-        <w:t>predict player moves</w:t>
-      </w:r>
-      <w:r>
-        <w:t xml:space="preserve"> based on past behavio</w:t>
-      </w:r>
-      <w:r>
-        <w:t>u</w:t>
-      </w:r>
-      <w:r>
-        <w:t>r and smooth animations for late-arriving updates.</w:t>
-      </w:r>
-    </w:p>
-    <w:p>
-      <w:pPr>
-        <w:spacing w:after="160" w:line="259" w:lineRule="auto"/>
-        <w:ind w:left="0" w:firstLine="0"/>
-        <w:rPr>
-          <w:b/>
-          <w:bCs/>
-        </w:rPr>
-      </w:pPr>
-      <w:r>
-        <w:rPr>
-          <w:b/>
-          <w:bCs/>
-        </w:rPr>
-        <w:t>Security &amp; Anti-Cheating Measures</w:t>
-      </w:r>
-    </w:p>
-    <w:p>
-      <w:pPr>
-        <w:numPr>
-          <w:ilvl w:val="0"/>
-          <w:numId w:val="25"/>
-        </w:numPr>
-        <w:spacing w:after="160" w:line="259" w:lineRule="auto"/>
-      </w:pPr>
-      <w:r>
-        <w:rPr>
-          <w:b/>
-          <w:bCs/>
-        </w:rPr>
-        <w:t>Preventing fake moves</w:t>
-      </w:r>
-      <w:r>
-        <w:t>: Validate each move server-side to prevent unauthorized block placements.</w:t>
-      </w:r>
-    </w:p>
-    <w:p>
-      <w:pPr>
-        <w:numPr>
-          <w:ilvl w:val="0"/>
-          <w:numId w:val="25"/>
-        </w:numPr>
-        <w:spacing w:after="160" w:line="259" w:lineRule="auto"/>
-      </w:pPr>
-      <w:r>
-        <w:rPr>
-          <w:b/>
-          <w:bCs/>
-        </w:rPr>
-        <w:t>Score validation</w:t>
-      </w:r>
-      <w:r>
-        <w:t>: Ensure scoring calculations happen server-side to prevent hacking attempts.</w:t>
-      </w:r>
-    </w:p>
-    <w:p>
-      <w:pPr>
-        <w:numPr>
-          <w:ilvl w:val="0"/>
-          <w:numId w:val="25"/>
-        </w:numPr>
-        <w:spacing w:after="160" w:line="259" w:lineRule="auto"/>
-      </w:pPr>
-      <w:r>
-        <w:rPr>
-          <w:b/>
-          <w:bCs/>
-        </w:rPr>
-        <w:t>Replay protection</w:t>
-      </w:r>
-      <w:r>
-        <w:t>: Use unique IDs and timestamps for each move to prevent reusing old packets.</w:t>
-      </w:r>
-    </w:p>
-    <w:p>
-      <w:pPr>
-        <w:spacing w:after="160" w:line="259" w:lineRule="auto"/>
-        <w:ind w:left="0" w:firstLine="0"/>
-        <w:rPr>
-          <w:b/>
-          <w:bCs/>
-        </w:rPr>
-      </w:pPr>
-      <w:r>
-        <w:rPr>
-          <w:b/>
-          <w:bCs/>
-        </w:rPr>
-        <w:t>Procedural Block Generation</w:t>
-      </w:r>
-    </w:p>
-    <w:p>
-      <w:pPr>
-        <w:numPr>
-          <w:ilvl w:val="0"/>
-          <w:numId w:val="26"/>
-        </w:numPr>
-        <w:spacing w:after="160" w:line="259" w:lineRule="auto"/>
-      </w:pPr>
-      <w:r>
-        <w:rPr>
-          <w:b/>
-          <w:bCs/>
-        </w:rPr>
-        <w:t>Balanced difficulty</w:t>
-      </w:r>
-      <w:r>
-        <w:t>: The server should generate block pieces in a way that prevents players from getting stuck too often.</w:t>
-      </w:r>
-    </w:p>
-    <w:p>
-      <w:pPr>
-        <w:numPr>
-          <w:ilvl w:val="0"/>
-          <w:numId w:val="26"/>
-        </w:numPr>
-        <w:spacing w:after="160" w:line="259" w:lineRule="auto"/>
-      </w:pPr>
-      <w:r>
-        <w:rPr>
-          <w:b/>
-          <w:bCs/>
-        </w:rPr>
-        <w:t>Fair distribution</w:t>
-      </w:r>
-      <w:r>
-        <w:t xml:space="preserve">: Ensure both players receive </w:t>
-      </w:r>
-      <w:r>
-        <w:t xml:space="preserve">the same </w:t>
-      </w:r>
-      <w:r>
-        <w:t>blocks to avoid unfair advantages.</w:t>
-      </w:r>
-    </w:p>
-    <w:p>
-      <w:pPr>
-        <w:spacing w:after="160" w:line="259" w:lineRule="auto"/>
-        <w:ind w:left="0" w:firstLine="0"/>
-        <w:rPr>
-          <w:b/>
-          <w:bCs/>
-        </w:rPr>
-      </w:pPr>
-    </w:p>
-    <w:p>
-      <w:pPr>
-        <w:spacing w:after="160" w:line="259" w:lineRule="auto"/>
-        <w:ind w:left="0" w:firstLine="0"/>
-        <w:rPr>
-          <w:b/>
-          <w:bCs/>
-        </w:rPr>
-      </w:pPr>
-      <w:r>
-        <w:rPr>
-          <w:b/>
-          <w:bCs/>
-        </w:rPr>
+        <w:t>Wireshark</w:t>
+      </w:r>
+      <w:r>
+        <w:t xml:space="preserve"> will be a tool used to ensure that UDP and TCP messages are being sent and received over the network. </w:t>
+      </w:r>
+    </w:p>
+    <w:p>
+      <w:pPr>
+        <w:pStyle w:val="Heading1"/>
+      </w:pPr>
+      <w:bookmarkStart w:id="5" w:name="_Toc193702709"/>
+      <w:r>
         <w:lastRenderedPageBreak/>
-        <w:t>Testing &amp; Performance Optimization</w:t>
-      </w:r>
-    </w:p>
-    <w:p>
-      <w:pPr>
-        <w:numPr>
-          <w:ilvl w:val="0"/>
-          <w:numId w:val="27"/>
-        </w:numPr>
-        <w:spacing w:after="160" w:line="259" w:lineRule="auto"/>
-      </w:pPr>
-      <w:r>
-        <w:rPr>
-          <w:b/>
-          <w:bCs/>
-        </w:rPr>
-        <w:t>Unit tests</w:t>
-      </w:r>
-      <w:r>
-        <w:t>: Verify row-clearing logic, move validation, and server-client synchronization.</w:t>
-      </w:r>
-    </w:p>
-    <w:p>
-      <w:pPr>
-        <w:numPr>
-          <w:ilvl w:val="0"/>
-          <w:numId w:val="27"/>
-        </w:numPr>
-        <w:spacing w:after="160" w:line="259" w:lineRule="auto"/>
-      </w:pPr>
-      <w:r>
-        <w:rPr>
-          <w:b/>
-          <w:bCs/>
-        </w:rPr>
-        <w:t>Load testing</w:t>
-      </w:r>
-      <w:r>
-        <w:t>: Ensure the server can handle multiple concurrent games.</w:t>
-      </w:r>
-    </w:p>
-    <w:p>
-      <w:pPr>
-        <w:numPr>
-          <w:ilvl w:val="0"/>
-          <w:numId w:val="27"/>
-        </w:numPr>
-        <w:spacing w:after="160" w:line="259" w:lineRule="auto"/>
-      </w:pPr>
-      <w:r>
-        <w:rPr>
-          <w:b/>
-          <w:bCs/>
-        </w:rPr>
-        <w:t>Lag simulation</w:t>
-      </w:r>
-      <w:r>
-        <w:t>: Introduce artificial delays to test how the game reacts under high-latency conditions.</w:t>
+        <w:t>Task breakdown (including distribution among group members)</w:t>
+      </w:r>
+      <w:bookmarkEnd w:id="5"/>
+      <w:r>
+        <w:t xml:space="preserve"> </w:t>
       </w:r>
     </w:p>
     <w:p>
@@ -5582,12 +4561,12 @@
       <w:pPr>
         <w:pStyle w:val="Heading1"/>
       </w:pPr>
-      <w:bookmarkStart w:id="5" w:name="_Toc193702709"/>
+      <w:bookmarkStart w:id="6" w:name="_Toc193702710"/>
       <w:r>
         <w:lastRenderedPageBreak/>
-        <w:t>Task breakdown (including distribution among group members)</w:t>
-      </w:r>
-      <w:bookmarkEnd w:id="5"/>
+        <w:t>Project plan and/or methodology of work</w:t>
+      </w:r>
+      <w:bookmarkEnd w:id="6"/>
       <w:r>
         <w:t xml:space="preserve"> </w:t>
       </w:r>
@@ -5596,42 +4575,140 @@
       <w:pPr>
         <w:spacing w:after="160" w:line="259" w:lineRule="auto"/>
         <w:ind w:left="0" w:firstLine="0"/>
-        <w:rPr>
-          <w:rFonts w:asciiTheme="majorHAnsi" w:hAnsiTheme="majorHAnsi"/>
+      </w:pPr>
+      <w:r>
+        <w:t>The project will follow the Agile development methodology, adopting the Scrum framework to facilitate iterative development and continuous improvement. Agile’s emphasis on flexibility, collaboration, and incremental progress aligns well with the dynamic nature of game development and the evolving requirements of a multiplayer system.</w:t>
+      </w:r>
+    </w:p>
+    <w:p>
+      <w:pPr>
+        <w:numPr>
+          <w:ilvl w:val="0"/>
+          <w:numId w:val="34"/>
+        </w:numPr>
+        <w:spacing w:after="160" w:line="259" w:lineRule="auto"/>
+      </w:pPr>
+      <w:r>
+        <w:rPr>
           <w:b/>
-          <w:sz w:val="40"/>
-        </w:rPr>
-      </w:pPr>
-      <w:r>
-        <w:br w:type="page"/>
-      </w:r>
-    </w:p>
-    <w:p>
-      <w:pPr>
-        <w:pStyle w:val="Heading1"/>
-      </w:pPr>
-      <w:bookmarkStart w:id="6" w:name="_Toc193702710"/>
-      <w:r>
-        <w:lastRenderedPageBreak/>
-        <w:t>Project plan and/or methodology of work</w:t>
-      </w:r>
-      <w:bookmarkEnd w:id="6"/>
-      <w:r>
-        <w:t xml:space="preserve"> </w:t>
+          <w:bCs/>
+        </w:rPr>
+        <w:t>Framework: Scrum</w:t>
+      </w:r>
+      <w:r>
+        <w:br/>
+        <w:t>The development cycle will be structured around two-week sprints, with sprint planning, daily stand-ups, sprint reviews, and retrospectives forming the core of the workflow. Each sprint will focus on delivering specific functional milestones</w:t>
+      </w:r>
+      <w:r>
+        <w:t>,</w:t>
+      </w:r>
+      <w:r>
+        <w:t xml:space="preserve"> such as implementing client-side rendering, integrating the networking layer, or developing block synchronization logic. To assist in understanding system interactions and workflows, UML diagrams (such as </w:t>
+      </w:r>
+      <w:r>
+        <w:rPr>
+          <w:b/>
+          <w:bCs/>
+        </w:rPr>
+        <w:t>Use Case Diagrams</w:t>
+      </w:r>
+      <w:r>
+        <w:t xml:space="preserve"> and </w:t>
+      </w:r>
+      <w:r>
+        <w:rPr>
+          <w:b/>
+          <w:bCs/>
+        </w:rPr>
+        <w:t>Activity Diagrams</w:t>
+      </w:r>
+      <w:r>
+        <w:t>) will be used to clarify requirements and ensure alignment between the development team and stakeholders.</w:t>
+      </w:r>
+    </w:p>
+    <w:p>
+      <w:pPr>
+        <w:numPr>
+          <w:ilvl w:val="0"/>
+          <w:numId w:val="34"/>
+        </w:numPr>
+        <w:spacing w:after="160" w:line="259" w:lineRule="auto"/>
+      </w:pPr>
+      <w:r>
+        <w:rPr>
+          <w:b/>
+          <w:bCs/>
+        </w:rPr>
+        <w:t>Communication and Collaboration</w:t>
+      </w:r>
+      <w:r>
+        <w:br/>
+        <w:t xml:space="preserve">Team communication will be conducted via </w:t>
+      </w:r>
+      <w:r>
+        <w:rPr>
+          <w:b/>
+          <w:bCs/>
+        </w:rPr>
+        <w:t>Discord</w:t>
+      </w:r>
+      <w:r>
+        <w:t>, enabling quick discussions, voice calls, and asynchronous updates. Discord will serve as the primary platform for team coordination, allowing for effective decision-making and problem resolution during development.</w:t>
+      </w:r>
+    </w:p>
+    <w:p>
+      <w:pPr>
+        <w:numPr>
+          <w:ilvl w:val="0"/>
+          <w:numId w:val="34"/>
+        </w:numPr>
+        <w:spacing w:after="160" w:line="259" w:lineRule="auto"/>
+      </w:pPr>
+      <w:r>
+        <w:rPr>
+          <w:b/>
+          <w:bCs/>
+        </w:rPr>
+        <w:t>Resource Sharing and Version Control</w:t>
+      </w:r>
+      <w:r>
+        <w:br/>
+        <w:t>Project files, documentation, and code assets will be shared and maintained via Git and a hosted Git repository (GitHub). Git will also be used for version control, allowing for proper branching, merging, and tracking of changes throughout the development lifecycle. This ensures that work can proceed concurrently across different features and modules with minimal conflict.</w:t>
+      </w:r>
+    </w:p>
+    <w:p>
+      <w:pPr>
+        <w:numPr>
+          <w:ilvl w:val="0"/>
+          <w:numId w:val="34"/>
+        </w:numPr>
+        <w:spacing w:after="160" w:line="259" w:lineRule="auto"/>
+      </w:pPr>
+      <w:r>
+        <w:rPr>
+          <w:b/>
+          <w:bCs/>
+        </w:rPr>
+        <w:t>Task Management and Work Distribution</w:t>
+      </w:r>
+      <w:r>
+        <w:br/>
+        <w:t>The project will utilize JIRA for task management, sprint planning, and work distribution. Tasks will be divided into user stories and issues, assigned to individual team members, and tracked through defined workflows. This promotes accountability and provides visibility into the progress of each component of the system.</w:t>
       </w:r>
     </w:p>
     <w:p>
       <w:pPr>
         <w:spacing w:after="160" w:line="259" w:lineRule="auto"/>
         <w:ind w:left="0" w:firstLine="0"/>
-        <w:rPr>
-          <w:rFonts w:asciiTheme="majorHAnsi" w:hAnsiTheme="majorHAnsi"/>
-          <w:b/>
-          <w:sz w:val="40"/>
-        </w:rPr>
-      </w:pPr>
-      <w:r>
-        <w:br w:type="page"/>
+      </w:pPr>
+    </w:p>
+    <w:p>
+      <w:pPr>
+        <w:spacing w:after="160" w:line="259" w:lineRule="auto"/>
+        <w:ind w:left="0" w:firstLine="0"/>
+      </w:pPr>
+      <w:r>
+        <w:t>By integrating Agile principles with modern tools for collaboration and development, alongside the use of UML diagrams to support design, analysis, and communication, the team aims to maintain a structured yet flexible approach, ensuring that the final product is delivered efficiently and meets the project’s functional and quality requirements.</w:t>
       </w:r>
     </w:p>
     <w:p>
@@ -5827,6 +4904,70 @@
       </w:r>
     </w:p>
     <w:p>
+      <w:r>
+        <w:rPr>
+          <w:b/>
+          <w:bCs/>
+        </w:rPr>
+        <w:t>Component Descriptions</w:t>
+      </w:r>
+    </w:p>
+    <w:p>
+      <w:pPr>
+        <w:numPr>
+          <w:ilvl w:val="0"/>
+          <w:numId w:val="47"/>
+        </w:numPr>
+      </w:pPr>
+      <w:r>
+        <w:rPr>
+          <w:b/>
+          <w:bCs/>
+        </w:rPr>
+        <w:t>Client Module</w:t>
+      </w:r>
+      <w:r>
+        <w:t>: SDL renderer, input handler, network manager.</w:t>
+      </w:r>
+    </w:p>
+    <w:p>
+      <w:pPr>
+        <w:numPr>
+          <w:ilvl w:val="0"/>
+          <w:numId w:val="47"/>
+        </w:numPr>
+      </w:pPr>
+      <w:r>
+        <w:rPr>
+          <w:b/>
+          <w:bCs/>
+        </w:rPr>
+        <w:t>Server Module</w:t>
+      </w:r>
+      <w:r>
+        <w:t>: Session manager, game-state engine, block-sequence service, HMAC verifier.</w:t>
+      </w:r>
+    </w:p>
+    <w:p>
+      <w:pPr>
+        <w:numPr>
+          <w:ilvl w:val="0"/>
+          <w:numId w:val="47"/>
+        </w:numPr>
+      </w:pPr>
+      <w:r>
+        <w:rPr>
+          <w:b/>
+          <w:bCs/>
+        </w:rPr>
+        <w:t>Networking Layer</w:t>
+      </w:r>
+      <w:r>
+        <w:t>: TCP control channel, UDP game-update channel,</w:t>
+      </w:r>
+    </w:p>
+    <w:p/>
+    <w:p>
       <w:pPr>
         <w:pStyle w:val="Heading2"/>
       </w:pPr>
@@ -5845,39 +4986,509 @@
       </w:pPr>
       <w:bookmarkStart w:id="35" w:name="_Toc193702719"/>
       <w:r>
-        <w:t>Infrastructure details (e.g. services, hardware and software used, protocols, external libraries, and reused/reusable components)</w:t>
+        <w:t>Infrastructure details</w:t>
       </w:r>
       <w:bookmarkEnd w:id="35"/>
+    </w:p>
+    <w:p>
+      <w:pPr>
+        <w:spacing w:line="240" w:lineRule="auto"/>
+        <w:ind w:left="0" w:firstLine="0"/>
+        <w:rPr>
+          <w:b/>
+          <w:bCs/>
+        </w:rPr>
+      </w:pPr>
+      <w:r>
+        <w:rPr>
+          <w:b/>
+          <w:bCs/>
+        </w:rPr>
+        <w:t>Hardware and Hosting Requirements</w:t>
+      </w:r>
+    </w:p>
+    <w:p>
+      <w:pPr>
+        <w:spacing w:line="240" w:lineRule="auto"/>
+      </w:pPr>
+      <w:r>
+        <w:t>Client-Side Hardware: The game will be designed to run on a range of platforms, from personal computers to potential cloud-hosted environments. The minimum client-side hardware specifications are as follows:</w:t>
+      </w:r>
+    </w:p>
+    <w:p>
+      <w:pPr>
+        <w:numPr>
+          <w:ilvl w:val="0"/>
+          <w:numId w:val="40"/>
+        </w:numPr>
+        <w:spacing w:line="240" w:lineRule="auto"/>
+      </w:pPr>
+      <w:r>
+        <w:t>CPU: Dual-core processor or better.</w:t>
+      </w:r>
+    </w:p>
+    <w:p>
+      <w:pPr>
+        <w:numPr>
+          <w:ilvl w:val="0"/>
+          <w:numId w:val="40"/>
+        </w:numPr>
+        <w:spacing w:line="240" w:lineRule="auto"/>
+      </w:pPr>
+      <w:r>
+        <w:t>RAM: 4 GB or more.</w:t>
+      </w:r>
+    </w:p>
+    <w:p>
+      <w:pPr>
+        <w:numPr>
+          <w:ilvl w:val="0"/>
+          <w:numId w:val="40"/>
+        </w:numPr>
+        <w:spacing w:line="240" w:lineRule="auto"/>
+      </w:pPr>
+      <w:r>
+        <w:t>Graphics: Integrated graphics for basic rendering; a discrete GPU is recommended for optimal performance.</w:t>
+      </w:r>
+    </w:p>
+    <w:p>
+      <w:pPr>
+        <w:numPr>
+          <w:ilvl w:val="0"/>
+          <w:numId w:val="40"/>
+        </w:numPr>
+        <w:spacing w:line="240" w:lineRule="auto"/>
+      </w:pPr>
+      <w:r>
+        <w:t>Storage: 200 MB for game assets and data.</w:t>
+      </w:r>
+    </w:p>
+    <w:p>
+      <w:pPr>
+        <w:spacing w:line="240" w:lineRule="auto"/>
+      </w:pPr>
+      <w:r>
+        <w:t>Server-Side Hardware: The server must handle multiple concurrent clients with minimal latency. Recommended specifications include:</w:t>
+      </w:r>
+    </w:p>
+    <w:p>
+      <w:pPr>
+        <w:numPr>
+          <w:ilvl w:val="0"/>
+          <w:numId w:val="41"/>
+        </w:numPr>
+        <w:spacing w:line="240" w:lineRule="auto"/>
+      </w:pPr>
+      <w:r>
+        <w:t>CPU: Multi-core server-grade processor.</w:t>
+      </w:r>
+    </w:p>
+    <w:p>
+      <w:pPr>
+        <w:numPr>
+          <w:ilvl w:val="0"/>
+          <w:numId w:val="41"/>
+        </w:numPr>
+        <w:spacing w:line="240" w:lineRule="auto"/>
+      </w:pPr>
+      <w:r>
+        <w:t>RAM: 16 GB or more.</w:t>
+      </w:r>
+    </w:p>
+    <w:p>
+      <w:pPr>
+        <w:numPr>
+          <w:ilvl w:val="0"/>
+          <w:numId w:val="41"/>
+        </w:numPr>
+        <w:spacing w:line="240" w:lineRule="auto"/>
+      </w:pPr>
+      <w:r>
+        <w:t>Storage: SSD for faster data retrieval and optimal game state handling.</w:t>
+      </w:r>
+    </w:p>
+    <w:p>
+      <w:pPr>
+        <w:spacing w:line="240" w:lineRule="auto"/>
+      </w:pPr>
+      <w:r>
+        <w:t>Networking: Communication between the client and server will leverage TCP/IP for reliable data delivery and UDP for real-time updates, minimizing latency and ensuring smooth gameplay.</w:t>
+      </w:r>
+    </w:p>
+    <w:p>
+      <w:pPr>
+        <w:spacing w:line="240" w:lineRule="auto"/>
+      </w:pPr>
+    </w:p>
+    <w:p>
+      <w:pPr>
+        <w:spacing w:line="240" w:lineRule="auto"/>
+        <w:ind w:left="0" w:firstLine="0"/>
+        <w:rPr>
+          <w:b/>
+          <w:bCs/>
+        </w:rPr>
+      </w:pPr>
+      <w:r>
+        <w:rPr>
+          <w:b/>
+          <w:bCs/>
+        </w:rPr>
+        <w:t>Software Components</w:t>
+      </w:r>
+    </w:p>
+    <w:p>
+      <w:pPr>
+        <w:spacing w:line="240" w:lineRule="auto"/>
+      </w:pPr>
+      <w:r>
+        <w:t>Game Development Framework: The game is developed in C++ with the SDL3 library, ensuring cross-platform compatibility and efficient 2D rendering. SDL3 will manage tasks such as window creation, input handling, and graphics rendering.</w:t>
+      </w:r>
+    </w:p>
+    <w:p>
+      <w:pPr>
+        <w:spacing w:line="240" w:lineRule="auto"/>
+      </w:pPr>
+      <w:r>
+        <w:t>Networking and Communication:</w:t>
+      </w:r>
+    </w:p>
+    <w:p>
+      <w:pPr>
+        <w:numPr>
+          <w:ilvl w:val="0"/>
+          <w:numId w:val="42"/>
+        </w:numPr>
+        <w:spacing w:line="240" w:lineRule="auto"/>
+      </w:pPr>
+      <w:r>
+        <w:t>Socket Programming: The game uses socket programming to facilitate communication between the client and server, utilizing TCP for reliable message delivery and UDP for fast, low-latency updates.</w:t>
+      </w:r>
+    </w:p>
+    <w:p>
+      <w:pPr>
+        <w:numPr>
+          <w:ilvl w:val="0"/>
+          <w:numId w:val="42"/>
+        </w:numPr>
+        <w:spacing w:line="240" w:lineRule="auto"/>
+      </w:pPr>
+      <w:r>
+        <w:t>HMAC (Hash-based Message Authentication Code): HMAC ensures data integrity and authenticity by verifying that the data exchanged between client and server remains unaltered during transmission.</w:t>
+      </w:r>
+    </w:p>
+    <w:p>
+      <w:pPr>
+        <w:numPr>
+          <w:ilvl w:val="0"/>
+          <w:numId w:val="42"/>
+        </w:numPr>
+        <w:spacing w:line="240" w:lineRule="auto"/>
+      </w:pPr>
+      <w:r>
+        <w:lastRenderedPageBreak/>
+        <w:t>Multithreading: The server employs multithreading to handle concurrent client connections, with each client having its own session and game data managed independently.</w:t>
+      </w:r>
+    </w:p>
+    <w:p>
+      <w:pPr>
+        <w:spacing w:line="240" w:lineRule="auto"/>
+      </w:pPr>
+    </w:p>
+    <w:p>
+      <w:pPr>
+        <w:spacing w:line="240" w:lineRule="auto"/>
+      </w:pPr>
+    </w:p>
+    <w:p>
+      <w:pPr>
+        <w:spacing w:line="240" w:lineRule="auto"/>
+      </w:pPr>
+    </w:p>
+    <w:p>
+      <w:pPr>
+        <w:spacing w:line="240" w:lineRule="auto"/>
+        <w:ind w:left="0" w:firstLine="0"/>
+        <w:rPr>
+          <w:b/>
+          <w:bCs/>
+        </w:rPr>
+      </w:pPr>
+      <w:r>
+        <w:rPr>
+          <w:b/>
+          <w:bCs/>
+        </w:rPr>
+        <w:t>Communication Protocols</w:t>
+      </w:r>
+    </w:p>
+    <w:p>
+      <w:pPr>
+        <w:spacing w:line="240" w:lineRule="auto"/>
+      </w:pPr>
+      <w:r>
+        <w:t>TCP (Transmission Control Protocol):</w:t>
+      </w:r>
+    </w:p>
+    <w:p>
+      <w:pPr>
+        <w:numPr>
+          <w:ilvl w:val="0"/>
+          <w:numId w:val="43"/>
+        </w:numPr>
+        <w:spacing w:line="240" w:lineRule="auto"/>
+      </w:pPr>
+      <w:r>
+        <w:t>Ensures reliable communication between client and server, guaranteeing the integrity and sequence of data (e.g., player actions, block placements).</w:t>
+      </w:r>
+    </w:p>
+    <w:p>
+      <w:pPr>
+        <w:spacing w:line="240" w:lineRule="auto"/>
+      </w:pPr>
+      <w:r>
+        <w:t>UDP (User Datagram Protocol):</w:t>
+      </w:r>
+    </w:p>
+    <w:p>
+      <w:pPr>
+        <w:numPr>
+          <w:ilvl w:val="0"/>
+          <w:numId w:val="44"/>
+        </w:numPr>
+        <w:spacing w:line="240" w:lineRule="auto"/>
+      </w:pPr>
+      <w:r>
+        <w:t>Used for real-time event updates, such as broadcasting game state changes to clients. While it allows for faster data transmission, it does not guarantee delivery or order, making it suitable for time-sensitive updates where occasional packet loss is tolerable.</w:t>
+      </w:r>
+    </w:p>
+    <w:p>
+      <w:pPr>
+        <w:spacing w:line="240" w:lineRule="auto"/>
+      </w:pPr>
+      <w:r>
+        <w:t>HMAC (Hash-based Message Authentication Code):</w:t>
+      </w:r>
+    </w:p>
+    <w:p>
+      <w:pPr>
+        <w:numPr>
+          <w:ilvl w:val="0"/>
+          <w:numId w:val="45"/>
+        </w:numPr>
+        <w:spacing w:line="240" w:lineRule="auto"/>
+      </w:pPr>
+      <w:r>
+        <w:t>Ensures message authenticity and integrity, preventing tampering by verifying that transmitted data has not been altered.</w:t>
+      </w:r>
+    </w:p>
+    <w:p>
+      <w:pPr>
+        <w:spacing w:line="240" w:lineRule="auto"/>
+        <w:ind w:left="0" w:firstLine="0"/>
+      </w:pPr>
+    </w:p>
+    <w:p>
+      <w:pPr>
+        <w:spacing w:line="240" w:lineRule="auto"/>
+        <w:ind w:left="0" w:firstLine="0"/>
+        <w:rPr>
+          <w:b/>
+          <w:bCs/>
+        </w:rPr>
+      </w:pPr>
+      <w:r>
+        <w:rPr>
+          <w:b/>
+          <w:bCs/>
+        </w:rPr>
+        <w:t>External Libraries and Reusable Components</w:t>
+      </w:r>
+    </w:p>
+    <w:p>
+      <w:pPr>
+        <w:spacing w:line="240" w:lineRule="auto"/>
+      </w:pPr>
+      <w:r>
+        <w:t>SDL3 (Simple DirectMedia Layer): SDL3 serves as the core library for graphics rendering, window management, input handling, and audio. Its cross-platform capabilities make it an ideal choice for games targeting multiple operating systems.</w:t>
+      </w:r>
+    </w:p>
+    <w:p>
+      <w:pPr>
+        <w:spacing w:line="240" w:lineRule="auto"/>
+      </w:pPr>
+      <w:r>
+        <w:t>JSON for Game State: Game state information, including player moves and board updates, will be transmitted between the server and client in JSON format. JSON is lightweight, human-readable, and easily parsed, making it a suitable choice for game data exchange.</w:t>
+      </w:r>
+    </w:p>
+    <w:p>
+      <w:pPr>
+        <w:spacing w:line="240" w:lineRule="auto"/>
+      </w:pPr>
+      <w:r>
+        <w:t>External Libraries for Networking:</w:t>
+      </w:r>
+    </w:p>
+    <w:p>
+      <w:pPr>
+        <w:numPr>
+          <w:ilvl w:val="0"/>
+          <w:numId w:val="46"/>
+        </w:numPr>
+        <w:spacing w:line="240" w:lineRule="auto"/>
+      </w:pPr>
+      <w:r>
+        <w:t>OpenSSL: OpenSSL is used to implement HMAC, ensuring secure, encrypted communication between the client and server. This protects data integrity and prevents unauthorized access or tampering.</w:t>
+      </w:r>
+    </w:p>
+    <w:p/>
+    <w:p>
+      <w:pPr>
+        <w:pStyle w:val="Heading2"/>
+      </w:pPr>
+      <w:bookmarkStart w:id="36" w:name="_Toc193702720"/>
+      <w:r>
+        <w:t>User interface design (if applicable)</w:t>
+      </w:r>
+      <w:bookmarkEnd w:id="36"/>
+    </w:p>
+    <w:p>
+      <w:pPr>
+        <w:pStyle w:val="Heading2"/>
+      </w:pPr>
       <w:r>
         <w:t xml:space="preserve"> </w:t>
       </w:r>
-    </w:p>
-    <w:p>
-      <w:pPr>
-        <w:pStyle w:val="Heading2"/>
-      </w:pPr>
-      <w:bookmarkStart w:id="36" w:name="_Toc193702720"/>
-      <w:r>
-        <w:t>User interface design (if applicable)</w:t>
-      </w:r>
-      <w:bookmarkEnd w:id="36"/>
-    </w:p>
-    <w:p>
-      <w:pPr>
-        <w:pStyle w:val="Heading2"/>
-      </w:pPr>
+      <w:bookmarkStart w:id="37" w:name="_Toc193702721"/>
+      <w:r>
+        <w:t>Non-functional properties</w:t>
+      </w:r>
+      <w:bookmarkEnd w:id="37"/>
+    </w:p>
+    <w:p>
       <w:r>
         <w:t xml:space="preserve"> </w:t>
       </w:r>
-      <w:bookmarkStart w:id="37" w:name="_Toc193702721"/>
-      <w:r>
-        <w:t>Non-functional properties, such as (where applicable), usability, performance and security considerations (i.e., access control, robustness, backup and recovery considerations)).</w:t>
-      </w:r>
-      <w:bookmarkEnd w:id="37"/>
-      <w:r>
-        <w:t xml:space="preserve"> </w:t>
-      </w:r>
-    </w:p>
+      <w:r>
+        <w:rPr>
+          <w:b/>
+          <w:bCs/>
+        </w:rPr>
+        <w:t>Usability</w:t>
+      </w:r>
+    </w:p>
+    <w:p>
+      <w:pPr>
+        <w:numPr>
+          <w:ilvl w:val="0"/>
+          <w:numId w:val="48"/>
+        </w:numPr>
+      </w:pPr>
+      <w:r>
+        <w:t>Aim for &lt;</w:t>
+      </w:r>
+      <w:r>
+        <w:t>15</w:t>
+      </w:r>
+      <w:r>
+        <w:t>0 ms from click to server-validation feedback.</w:t>
+      </w:r>
+    </w:p>
+    <w:p>
+      <w:pPr>
+        <w:numPr>
+          <w:ilvl w:val="0"/>
+          <w:numId w:val="48"/>
+        </w:numPr>
+      </w:pPr>
+      <w:r>
+        <w:t>Intuitive colo</w:t>
+      </w:r>
+      <w:r>
+        <w:t>u</w:t>
+      </w:r>
+      <w:r>
+        <w:t>r/shape coding.</w:t>
+      </w:r>
+    </w:p>
+    <w:p>
+      <w:r>
+        <w:rPr>
+          <w:b/>
+          <w:bCs/>
+        </w:rPr>
+        <w:t>Performance</w:t>
+      </w:r>
+    </w:p>
+    <w:p>
+      <w:pPr>
+        <w:numPr>
+          <w:ilvl w:val="0"/>
+          <w:numId w:val="49"/>
+        </w:numPr>
+      </w:pPr>
+      <w:r>
+        <w:rPr>
+          <w:b/>
+          <w:bCs/>
+        </w:rPr>
+        <w:t>Frame Rate</w:t>
+      </w:r>
+      <w:r>
+        <w:t>: ≥60 FPS on target hardware.</w:t>
+      </w:r>
+    </w:p>
+    <w:p>
+      <w:r>
+        <w:rPr>
+          <w:b/>
+          <w:bCs/>
+        </w:rPr>
+        <w:t>Security</w:t>
+      </w:r>
+    </w:p>
+    <w:p>
+      <w:pPr>
+        <w:numPr>
+          <w:ilvl w:val="0"/>
+          <w:numId w:val="50"/>
+        </w:numPr>
+      </w:pPr>
+      <w:r>
+        <w:rPr>
+          <w:b/>
+          <w:bCs/>
+        </w:rPr>
+        <w:t>Integrity</w:t>
+      </w:r>
+      <w:r>
+        <w:t>: HMAC on every packet; reject invalid signatures.</w:t>
+      </w:r>
+    </w:p>
+    <w:p>
+      <w:pPr>
+        <w:numPr>
+          <w:ilvl w:val="0"/>
+          <w:numId w:val="50"/>
+        </w:numPr>
+      </w:pPr>
+      <w:r>
+        <w:rPr>
+          <w:b/>
+          <w:bCs/>
+        </w:rPr>
+        <w:t>Replay Protection</w:t>
+      </w:r>
+      <w:r>
+        <w:t>: timestamp + unique nonce per move.</w:t>
+      </w:r>
+    </w:p>
+    <w:p>
+      <w:pPr>
+        <w:ind w:left="720" w:firstLine="0"/>
+      </w:pPr>
+    </w:p>
+    <w:p/>
     <w:p>
       <w:pPr>
         <w:spacing w:after="160" w:line="259" w:lineRule="auto"/>
@@ -5996,7 +5607,162 @@
     </w:p>
     <w:p>
       <w:pPr>
-        <w:spacing w:after="160" w:line="259" w:lineRule="auto"/>
+        <w:spacing w:before="100" w:beforeAutospacing="1" w:after="100" w:afterAutospacing="1" w:line="240" w:lineRule="auto"/>
+        <w:ind w:left="0" w:firstLine="0"/>
+        <w:rPr>
+          <w:rFonts w:eastAsia="Times New Roman" w:cs="Times New Roman"/>
+          <w:color w:val="auto"/>
+        </w:rPr>
+      </w:pPr>
+      <w:r>
+        <w:t>1] “Simple DirectMedia Layer 3.0 (SDL3),” SDL Wiki. [Online]. Available: https://wiki.libsdl.org/SDL3. Accessed: Apr. 22, 2025.</w:t>
+      </w:r>
+    </w:p>
+    <w:p>
+      <w:pPr>
+        <w:spacing w:before="100" w:beforeAutospacing="1" w:after="100" w:afterAutospacing="1" w:line="240" w:lineRule="auto"/>
+      </w:pPr>
+      <w:r>
+        <w:t>[2] “SDL3 API by Category,” SDL Wiki. [Online]. Available: https://wiki.libsdl.org/SDL3/APIByCategory. Accessed: Apr. 22, 2025.</w:t>
+      </w:r>
+    </w:p>
+    <w:p>
+      <w:pPr>
+        <w:spacing w:before="100" w:beforeAutospacing="1" w:after="100" w:afterAutospacing="1" w:line="240" w:lineRule="auto"/>
+      </w:pPr>
+      <w:r>
+        <w:t>[3] “SDL3 Tutorials,” SDL Wiki. [Online]. Available: https://wiki.libsdl.org/SDL3/Tutorials. Accessed: Apr. 22, 2025.</w:t>
+      </w:r>
+    </w:p>
+    <w:p>
+      <w:pPr>
+        <w:spacing w:before="100" w:beforeAutospacing="1" w:after="100" w:afterAutospacing="1" w:line="240" w:lineRule="auto"/>
+      </w:pPr>
+      <w:r>
+        <w:t xml:space="preserve">[4] SDL Development Team, “SDL: Simple DirectMedia Layer,” GitHub repository. [Online]. Available: </w:t>
+      </w:r>
+      <w:hyperlink r:id="rId10" w:tgtFrame="_new" w:history="1">
+        <w:r>
+          <w:rPr>
+            <w:rStyle w:val="Hyperlink"/>
+          </w:rPr>
+          <w:t>https://github.com/libsdl-org/SDL</w:t>
+        </w:r>
+      </w:hyperlink>
+      <w:r>
+        <w:t>. Accessed: Apr. 22, 2025.</w:t>
+      </w:r>
+    </w:p>
+    <w:p>
+      <w:pPr>
+        <w:spacing w:before="100" w:beforeAutospacing="1" w:after="100" w:afterAutospacing="1" w:line="240" w:lineRule="auto"/>
+      </w:pPr>
+      <w:r>
+        <w:t xml:space="preserve">[5] SDL Development Team, “Migration Guide from SDL2 to SDL3,” GitHub. [Online]. Available: </w:t>
+      </w:r>
+      <w:hyperlink r:id="rId11" w:tgtFrame="_new" w:history="1">
+        <w:r>
+          <w:rPr>
+            <w:rStyle w:val="Hyperlink"/>
+          </w:rPr>
+          <w:t>https://github.com/libsdl-org/SDL/blob/main/docs/README-migration.md</w:t>
+        </w:r>
+      </w:hyperlink>
+      <w:r>
+        <w:t>. Accessed: Apr. 22, 2025.</w:t>
+      </w:r>
+    </w:p>
+    <w:p>
+      <w:pPr>
+        <w:spacing w:before="100" w:beforeAutospacing="1" w:after="100" w:afterAutospacing="1" w:line="240" w:lineRule="auto"/>
+      </w:pPr>
+      <w:r>
+        <w:t xml:space="preserve">[6] Apple Inc., “Human Interface Guidelines,” Apple Developer. [Online]. Available: </w:t>
+      </w:r>
+      <w:hyperlink r:id="rId12" w:tgtFrame="_new" w:history="1">
+        <w:r>
+          <w:rPr>
+            <w:rStyle w:val="Hyperlink"/>
+          </w:rPr>
+          <w:t>https://developer.apple.com/design/human-interface-guidelines</w:t>
+        </w:r>
+      </w:hyperlink>
+      <w:r>
+        <w:t>. Accessed: Apr. 22, 2025.</w:t>
+      </w:r>
+    </w:p>
+    <w:p>
+      <w:pPr>
+        <w:spacing w:before="100" w:beforeAutospacing="1" w:after="100" w:afterAutospacing="1" w:line="240" w:lineRule="auto"/>
+      </w:pPr>
+      <w:r>
+        <w:t>[7] Google, “Material Design: Guidelines Overview,” Material.io. [Online]. Available: https://m2.material.io/design/guidelines-overview. Accessed: Apr. 22, 2025.</w:t>
+      </w:r>
+    </w:p>
+    <w:p>
+      <w:pPr>
+        <w:spacing w:before="100" w:beforeAutospacing="1" w:after="100" w:afterAutospacing="1" w:line="240" w:lineRule="auto"/>
+      </w:pPr>
+      <w:r>
+        <w:t>[8] Nielsen Norman Group, “Design Pattern Guidelines: Effective Patterns for UI Design,” 2021. [Online]. Available: https://www.nngroup.com/articles/design-pattern-guidelines/. Accessed: Apr. 22, 2025.</w:t>
+      </w:r>
+    </w:p>
+    <w:p>
+      <w:pPr>
+        <w:spacing w:before="100" w:beforeAutospacing="1" w:after="100" w:afterAutospacing="1" w:line="240" w:lineRule="auto"/>
+      </w:pPr>
+      <w:r>
+        <w:t>[9] UX Design Institute, “10 User Interface Guidelines,” UX Design Institute. [Online]. Available: https://www.uxdesigninstitute.com/blog/10-user-interface-guidelines/. Accessed: Apr. 22, 2025.</w:t>
+      </w:r>
+    </w:p>
+    <w:p>
+      <w:pPr>
+        <w:spacing w:before="100" w:beforeAutospacing="1" w:after="100" w:afterAutospacing="1" w:line="240" w:lineRule="auto"/>
+      </w:pPr>
+      <w:r>
+        <w:t>[10] Figma, “UI Design Principles: 7 Key Principles,” Figma Resource Library. [Online]. Available: https://www.figma.com/resource-library/ui-design-principles/. Accessed: Apr. 22, 2025.</w:t>
+      </w:r>
+    </w:p>
+    <w:p>
+      <w:pPr>
+        <w:spacing w:before="100" w:beforeAutospacing="1" w:after="100" w:afterAutospacing="1" w:line="240" w:lineRule="auto"/>
+      </w:pPr>
+      <w:r>
+        <w:t xml:space="preserve">[11] M. Bellare, R. Canetti, and H. Krawczyk, “Keyed-Hash Message Authentication Code (HMAC),” RFC 2104, Internet Engineering Task Force, Feb. 1997. [Online]. Available: https://datatracker.ietf.org/doc/html/rfc2104. Accessed: Apr. 22, 2025. </w:t>
+      </w:r>
+      <w:hyperlink r:id="rId13" w:tgtFrame="_blank" w:history="1">
+        <w:r>
+          <w:rPr>
+            <w:rStyle w:val="max-w-full"/>
+            <w:color w:val="0000FF"/>
+            <w:u w:val="single"/>
+          </w:rPr>
+          <w:t>IETF Datatracker</w:t>
+        </w:r>
+      </w:hyperlink>
+    </w:p>
+    <w:p>
+      <w:pPr>
+        <w:spacing w:before="100" w:beforeAutospacing="1" w:after="100" w:afterAutospacing="1" w:line="240" w:lineRule="auto"/>
+      </w:pPr>
+      <w:r>
+        <w:t xml:space="preserve">[12] National Institute of Standards and Technology, “The Keyed-Hash Message Authentication Code (HMAC),” FIPS Pub. 198-1, Jul. 2008. [Online]. Available: </w:t>
+      </w:r>
+      <w:hyperlink r:id="rId14" w:tgtFrame="_new" w:history="1">
+        <w:r>
+          <w:rPr>
+            <w:rStyle w:val="Hyperlink"/>
+          </w:rPr>
+          <w:t>https://csrc.nist.gov/publications/detail/fips/198/1/final</w:t>
+        </w:r>
+      </w:hyperlink>
+      <w:r>
+        <w:t>. Accessed: Apr. 22, 2025.</w:t>
+      </w:r>
+    </w:p>
+    <w:p>
+      <w:pPr>
+        <w:spacing w:after="160" w:line="240" w:lineRule="auto"/>
         <w:ind w:left="0" w:firstLine="0"/>
         <w:rPr>
           <w:rFonts w:asciiTheme="majorHAnsi" w:hAnsiTheme="majorHAnsi"/>
@@ -6720,6 +6486,155 @@
     </w:lvl>
   </w:abstractNum>
   <w:abstractNum w:abstractNumId="4" w15:restartNumberingAfterBreak="0">
+    <w:nsid w:val="0BBF5331"/>
+    <w:multiLevelType w:val="multilevel"/>
+    <w:tmpl w:val="959E71AA"/>
+    <w:lvl w:ilvl="0">
+      <w:start w:val="1"/>
+      <w:numFmt w:val="bullet"/>
+      <w:lvlText w:val=""/>
+      <w:lvlJc w:val="left"/>
+      <w:pPr>
+        <w:tabs>
+          <w:tab w:val="num" w:pos="720"/>
+        </w:tabs>
+        <w:ind w:left="720" w:hanging="360"/>
+      </w:pPr>
+      <w:rPr>
+        <w:rFonts w:ascii="Symbol" w:hAnsi="Symbol" w:hint="default"/>
+        <w:sz w:val="20"/>
+      </w:rPr>
+    </w:lvl>
+    <w:lvl w:ilvl="1" w:tentative="1">
+      <w:start w:val="1"/>
+      <w:numFmt w:val="bullet"/>
+      <w:lvlText w:val="o"/>
+      <w:lvlJc w:val="left"/>
+      <w:pPr>
+        <w:tabs>
+          <w:tab w:val="num" w:pos="1440"/>
+        </w:tabs>
+        <w:ind w:left="1440" w:hanging="360"/>
+      </w:pPr>
+      <w:rPr>
+        <w:rFonts w:ascii="Courier New" w:hAnsi="Courier New" w:hint="default"/>
+        <w:sz w:val="20"/>
+      </w:rPr>
+    </w:lvl>
+    <w:lvl w:ilvl="2" w:tentative="1">
+      <w:start w:val="1"/>
+      <w:numFmt w:val="bullet"/>
+      <w:lvlText w:val=""/>
+      <w:lvlJc w:val="left"/>
+      <w:pPr>
+        <w:tabs>
+          <w:tab w:val="num" w:pos="2160"/>
+        </w:tabs>
+        <w:ind w:left="2160" w:hanging="360"/>
+      </w:pPr>
+      <w:rPr>
+        <w:rFonts w:ascii="Wingdings" w:hAnsi="Wingdings" w:hint="default"/>
+        <w:sz w:val="20"/>
+      </w:rPr>
+    </w:lvl>
+    <w:lvl w:ilvl="3" w:tentative="1">
+      <w:start w:val="1"/>
+      <w:numFmt w:val="bullet"/>
+      <w:lvlText w:val=""/>
+      <w:lvlJc w:val="left"/>
+      <w:pPr>
+        <w:tabs>
+          <w:tab w:val="num" w:pos="2880"/>
+        </w:tabs>
+        <w:ind w:left="2880" w:hanging="360"/>
+      </w:pPr>
+      <w:rPr>
+        <w:rFonts w:ascii="Wingdings" w:hAnsi="Wingdings" w:hint="default"/>
+        <w:sz w:val="20"/>
+      </w:rPr>
+    </w:lvl>
+    <w:lvl w:ilvl="4" w:tentative="1">
+      <w:start w:val="1"/>
+      <w:numFmt w:val="bullet"/>
+      <w:lvlText w:val=""/>
+      <w:lvlJc w:val="left"/>
+      <w:pPr>
+        <w:tabs>
+          <w:tab w:val="num" w:pos="3600"/>
+        </w:tabs>
+        <w:ind w:left="3600" w:hanging="360"/>
+      </w:pPr>
+      <w:rPr>
+        <w:rFonts w:ascii="Wingdings" w:hAnsi="Wingdings" w:hint="default"/>
+        <w:sz w:val="20"/>
+      </w:rPr>
+    </w:lvl>
+    <w:lvl w:ilvl="5" w:tentative="1">
+      <w:start w:val="1"/>
+      <w:numFmt w:val="bullet"/>
+      <w:lvlText w:val=""/>
+      <w:lvlJc w:val="left"/>
+      <w:pPr>
+        <w:tabs>
+          <w:tab w:val="num" w:pos="4320"/>
+        </w:tabs>
+        <w:ind w:left="4320" w:hanging="360"/>
+      </w:pPr>
+      <w:rPr>
+        <w:rFonts w:ascii="Wingdings" w:hAnsi="Wingdings" w:hint="default"/>
+        <w:sz w:val="20"/>
+      </w:rPr>
+    </w:lvl>
+    <w:lvl w:ilvl="6" w:tentative="1">
+      <w:start w:val="1"/>
+      <w:numFmt w:val="bullet"/>
+      <w:lvlText w:val=""/>
+      <w:lvlJc w:val="left"/>
+      <w:pPr>
+        <w:tabs>
+          <w:tab w:val="num" w:pos="5040"/>
+        </w:tabs>
+        <w:ind w:left="5040" w:hanging="360"/>
+      </w:pPr>
+      <w:rPr>
+        <w:rFonts w:ascii="Wingdings" w:hAnsi="Wingdings" w:hint="default"/>
+        <w:sz w:val="20"/>
+      </w:rPr>
+    </w:lvl>
+    <w:lvl w:ilvl="7" w:tentative="1">
+      <w:start w:val="1"/>
+      <w:numFmt w:val="bullet"/>
+      <w:lvlText w:val=""/>
+      <w:lvlJc w:val="left"/>
+      <w:pPr>
+        <w:tabs>
+          <w:tab w:val="num" w:pos="5760"/>
+        </w:tabs>
+        <w:ind w:left="5760" w:hanging="360"/>
+      </w:pPr>
+      <w:rPr>
+        <w:rFonts w:ascii="Wingdings" w:hAnsi="Wingdings" w:hint="default"/>
+        <w:sz w:val="20"/>
+      </w:rPr>
+    </w:lvl>
+    <w:lvl w:ilvl="8" w:tentative="1">
+      <w:start w:val="1"/>
+      <w:numFmt w:val="bullet"/>
+      <w:lvlText w:val=""/>
+      <w:lvlJc w:val="left"/>
+      <w:pPr>
+        <w:tabs>
+          <w:tab w:val="num" w:pos="6480"/>
+        </w:tabs>
+        <w:ind w:left="6480" w:hanging="360"/>
+      </w:pPr>
+      <w:rPr>
+        <w:rFonts w:ascii="Wingdings" w:hAnsi="Wingdings" w:hint="default"/>
+        <w:sz w:val="20"/>
+      </w:rPr>
+    </w:lvl>
+  </w:abstractNum>
+  <w:abstractNum w:abstractNumId="5" w15:restartNumberingAfterBreak="0">
     <w:nsid w:val="0D9360A2"/>
     <w:multiLevelType w:val="multilevel"/>
     <w:tmpl w:val="D50E2C1A"/>
@@ -6868,7 +6783,7 @@
       </w:rPr>
     </w:lvl>
   </w:abstractNum>
-  <w:abstractNum w:abstractNumId="5" w15:restartNumberingAfterBreak="0">
+  <w:abstractNum w:abstractNumId="6" w15:restartNumberingAfterBreak="0">
     <w:nsid w:val="10DB44A1"/>
     <w:multiLevelType w:val="multilevel"/>
     <w:tmpl w:val="164CD356"/>
@@ -6985,7 +6900,7 @@
       </w:pPr>
     </w:lvl>
   </w:abstractNum>
-  <w:abstractNum w:abstractNumId="6" w15:restartNumberingAfterBreak="0">
+  <w:abstractNum w:abstractNumId="7" w15:restartNumberingAfterBreak="0">
     <w:nsid w:val="1277010D"/>
     <w:multiLevelType w:val="hybridMultilevel"/>
     <w:tmpl w:val="CBECD61E"/>
@@ -7071,7 +6986,305 @@
       </w:pPr>
     </w:lvl>
   </w:abstractNum>
-  <w:abstractNum w:abstractNumId="7" w15:restartNumberingAfterBreak="0">
+  <w:abstractNum w:abstractNumId="8" w15:restartNumberingAfterBreak="0">
+    <w:nsid w:val="12920FDE"/>
+    <w:multiLevelType w:val="multilevel"/>
+    <w:tmpl w:val="E6F035D2"/>
+    <w:lvl w:ilvl="0">
+      <w:start w:val="1"/>
+      <w:numFmt w:val="bullet"/>
+      <w:lvlText w:val=""/>
+      <w:lvlJc w:val="left"/>
+      <w:pPr>
+        <w:tabs>
+          <w:tab w:val="num" w:pos="720"/>
+        </w:tabs>
+        <w:ind w:left="720" w:hanging="360"/>
+      </w:pPr>
+      <w:rPr>
+        <w:rFonts w:ascii="Symbol" w:hAnsi="Symbol" w:hint="default"/>
+        <w:sz w:val="20"/>
+      </w:rPr>
+    </w:lvl>
+    <w:lvl w:ilvl="1">
+      <w:start w:val="1"/>
+      <w:numFmt w:val="bullet"/>
+      <w:lvlText w:val="o"/>
+      <w:lvlJc w:val="left"/>
+      <w:pPr>
+        <w:tabs>
+          <w:tab w:val="num" w:pos="1440"/>
+        </w:tabs>
+        <w:ind w:left="1440" w:hanging="360"/>
+      </w:pPr>
+      <w:rPr>
+        <w:rFonts w:ascii="Courier New" w:hAnsi="Courier New" w:hint="default"/>
+        <w:sz w:val="20"/>
+      </w:rPr>
+    </w:lvl>
+    <w:lvl w:ilvl="2" w:tentative="1">
+      <w:start w:val="1"/>
+      <w:numFmt w:val="bullet"/>
+      <w:lvlText w:val=""/>
+      <w:lvlJc w:val="left"/>
+      <w:pPr>
+        <w:tabs>
+          <w:tab w:val="num" w:pos="2160"/>
+        </w:tabs>
+        <w:ind w:left="2160" w:hanging="360"/>
+      </w:pPr>
+      <w:rPr>
+        <w:rFonts w:ascii="Wingdings" w:hAnsi="Wingdings" w:hint="default"/>
+        <w:sz w:val="20"/>
+      </w:rPr>
+    </w:lvl>
+    <w:lvl w:ilvl="3" w:tentative="1">
+      <w:start w:val="1"/>
+      <w:numFmt w:val="bullet"/>
+      <w:lvlText w:val=""/>
+      <w:lvlJc w:val="left"/>
+      <w:pPr>
+        <w:tabs>
+          <w:tab w:val="num" w:pos="2880"/>
+        </w:tabs>
+        <w:ind w:left="2880" w:hanging="360"/>
+      </w:pPr>
+      <w:rPr>
+        <w:rFonts w:ascii="Wingdings" w:hAnsi="Wingdings" w:hint="default"/>
+        <w:sz w:val="20"/>
+      </w:rPr>
+    </w:lvl>
+    <w:lvl w:ilvl="4" w:tentative="1">
+      <w:start w:val="1"/>
+      <w:numFmt w:val="bullet"/>
+      <w:lvlText w:val=""/>
+      <w:lvlJc w:val="left"/>
+      <w:pPr>
+        <w:tabs>
+          <w:tab w:val="num" w:pos="3600"/>
+        </w:tabs>
+        <w:ind w:left="3600" w:hanging="360"/>
+      </w:pPr>
+      <w:rPr>
+        <w:rFonts w:ascii="Wingdings" w:hAnsi="Wingdings" w:hint="default"/>
+        <w:sz w:val="20"/>
+      </w:rPr>
+    </w:lvl>
+    <w:lvl w:ilvl="5" w:tentative="1">
+      <w:start w:val="1"/>
+      <w:numFmt w:val="bullet"/>
+      <w:lvlText w:val=""/>
+      <w:lvlJc w:val="left"/>
+      <w:pPr>
+        <w:tabs>
+          <w:tab w:val="num" w:pos="4320"/>
+        </w:tabs>
+        <w:ind w:left="4320" w:hanging="360"/>
+      </w:pPr>
+      <w:rPr>
+        <w:rFonts w:ascii="Wingdings" w:hAnsi="Wingdings" w:hint="default"/>
+        <w:sz w:val="20"/>
+      </w:rPr>
+    </w:lvl>
+    <w:lvl w:ilvl="6" w:tentative="1">
+      <w:start w:val="1"/>
+      <w:numFmt w:val="bullet"/>
+      <w:lvlText w:val=""/>
+      <w:lvlJc w:val="left"/>
+      <w:pPr>
+        <w:tabs>
+          <w:tab w:val="num" w:pos="5040"/>
+        </w:tabs>
+        <w:ind w:left="5040" w:hanging="360"/>
+      </w:pPr>
+      <w:rPr>
+        <w:rFonts w:ascii="Wingdings" w:hAnsi="Wingdings" w:hint="default"/>
+        <w:sz w:val="20"/>
+      </w:rPr>
+    </w:lvl>
+    <w:lvl w:ilvl="7" w:tentative="1">
+      <w:start w:val="1"/>
+      <w:numFmt w:val="bullet"/>
+      <w:lvlText w:val=""/>
+      <w:lvlJc w:val="left"/>
+      <w:pPr>
+        <w:tabs>
+          <w:tab w:val="num" w:pos="5760"/>
+        </w:tabs>
+        <w:ind w:left="5760" w:hanging="360"/>
+      </w:pPr>
+      <w:rPr>
+        <w:rFonts w:ascii="Wingdings" w:hAnsi="Wingdings" w:hint="default"/>
+        <w:sz w:val="20"/>
+      </w:rPr>
+    </w:lvl>
+    <w:lvl w:ilvl="8" w:tentative="1">
+      <w:start w:val="1"/>
+      <w:numFmt w:val="bullet"/>
+      <w:lvlText w:val=""/>
+      <w:lvlJc w:val="left"/>
+      <w:pPr>
+        <w:tabs>
+          <w:tab w:val="num" w:pos="6480"/>
+        </w:tabs>
+        <w:ind w:left="6480" w:hanging="360"/>
+      </w:pPr>
+      <w:rPr>
+        <w:rFonts w:ascii="Wingdings" w:hAnsi="Wingdings" w:hint="default"/>
+        <w:sz w:val="20"/>
+      </w:rPr>
+    </w:lvl>
+  </w:abstractNum>
+  <w:abstractNum w:abstractNumId="9" w15:restartNumberingAfterBreak="0">
+    <w:nsid w:val="136960BF"/>
+    <w:multiLevelType w:val="multilevel"/>
+    <w:tmpl w:val="A46C5D0E"/>
+    <w:lvl w:ilvl="0">
+      <w:start w:val="1"/>
+      <w:numFmt w:val="bullet"/>
+      <w:lvlText w:val=""/>
+      <w:lvlJc w:val="left"/>
+      <w:pPr>
+        <w:tabs>
+          <w:tab w:val="num" w:pos="720"/>
+        </w:tabs>
+        <w:ind w:left="720" w:hanging="360"/>
+      </w:pPr>
+      <w:rPr>
+        <w:rFonts w:ascii="Symbol" w:hAnsi="Symbol" w:hint="default"/>
+        <w:sz w:val="20"/>
+      </w:rPr>
+    </w:lvl>
+    <w:lvl w:ilvl="1" w:tentative="1">
+      <w:start w:val="1"/>
+      <w:numFmt w:val="bullet"/>
+      <w:lvlText w:val="o"/>
+      <w:lvlJc w:val="left"/>
+      <w:pPr>
+        <w:tabs>
+          <w:tab w:val="num" w:pos="1440"/>
+        </w:tabs>
+        <w:ind w:left="1440" w:hanging="360"/>
+      </w:pPr>
+      <w:rPr>
+        <w:rFonts w:ascii="Courier New" w:hAnsi="Courier New" w:hint="default"/>
+        <w:sz w:val="20"/>
+      </w:rPr>
+    </w:lvl>
+    <w:lvl w:ilvl="2" w:tentative="1">
+      <w:start w:val="1"/>
+      <w:numFmt w:val="bullet"/>
+      <w:lvlText w:val=""/>
+      <w:lvlJc w:val="left"/>
+      <w:pPr>
+        <w:tabs>
+          <w:tab w:val="num" w:pos="2160"/>
+        </w:tabs>
+        <w:ind w:left="2160" w:hanging="360"/>
+      </w:pPr>
+      <w:rPr>
+        <w:rFonts w:ascii="Wingdings" w:hAnsi="Wingdings" w:hint="default"/>
+        <w:sz w:val="20"/>
+      </w:rPr>
+    </w:lvl>
+    <w:lvl w:ilvl="3" w:tentative="1">
+      <w:start w:val="1"/>
+      <w:numFmt w:val="bullet"/>
+      <w:lvlText w:val=""/>
+      <w:lvlJc w:val="left"/>
+      <w:pPr>
+        <w:tabs>
+          <w:tab w:val="num" w:pos="2880"/>
+        </w:tabs>
+        <w:ind w:left="2880" w:hanging="360"/>
+      </w:pPr>
+      <w:rPr>
+        <w:rFonts w:ascii="Wingdings" w:hAnsi="Wingdings" w:hint="default"/>
+        <w:sz w:val="20"/>
+      </w:rPr>
+    </w:lvl>
+    <w:lvl w:ilvl="4" w:tentative="1">
+      <w:start w:val="1"/>
+      <w:numFmt w:val="bullet"/>
+      <w:lvlText w:val=""/>
+      <w:lvlJc w:val="left"/>
+      <w:pPr>
+        <w:tabs>
+          <w:tab w:val="num" w:pos="3600"/>
+        </w:tabs>
+        <w:ind w:left="3600" w:hanging="360"/>
+      </w:pPr>
+      <w:rPr>
+        <w:rFonts w:ascii="Wingdings" w:hAnsi="Wingdings" w:hint="default"/>
+        <w:sz w:val="20"/>
+      </w:rPr>
+    </w:lvl>
+    <w:lvl w:ilvl="5" w:tentative="1">
+      <w:start w:val="1"/>
+      <w:numFmt w:val="bullet"/>
+      <w:lvlText w:val=""/>
+      <w:lvlJc w:val="left"/>
+      <w:pPr>
+        <w:tabs>
+          <w:tab w:val="num" w:pos="4320"/>
+        </w:tabs>
+        <w:ind w:left="4320" w:hanging="360"/>
+      </w:pPr>
+      <w:rPr>
+        <w:rFonts w:ascii="Wingdings" w:hAnsi="Wingdings" w:hint="default"/>
+        <w:sz w:val="20"/>
+      </w:rPr>
+    </w:lvl>
+    <w:lvl w:ilvl="6" w:tentative="1">
+      <w:start w:val="1"/>
+      <w:numFmt w:val="bullet"/>
+      <w:lvlText w:val=""/>
+      <w:lvlJc w:val="left"/>
+      <w:pPr>
+        <w:tabs>
+          <w:tab w:val="num" w:pos="5040"/>
+        </w:tabs>
+        <w:ind w:left="5040" w:hanging="360"/>
+      </w:pPr>
+      <w:rPr>
+        <w:rFonts w:ascii="Wingdings" w:hAnsi="Wingdings" w:hint="default"/>
+        <w:sz w:val="20"/>
+      </w:rPr>
+    </w:lvl>
+    <w:lvl w:ilvl="7" w:tentative="1">
+      <w:start w:val="1"/>
+      <w:numFmt w:val="bullet"/>
+      <w:lvlText w:val=""/>
+      <w:lvlJc w:val="left"/>
+      <w:pPr>
+        <w:tabs>
+          <w:tab w:val="num" w:pos="5760"/>
+        </w:tabs>
+        <w:ind w:left="5760" w:hanging="360"/>
+      </w:pPr>
+      <w:rPr>
+        <w:rFonts w:ascii="Wingdings" w:hAnsi="Wingdings" w:hint="default"/>
+        <w:sz w:val="20"/>
+      </w:rPr>
+    </w:lvl>
+    <w:lvl w:ilvl="8" w:tentative="1">
+      <w:start w:val="1"/>
+      <w:numFmt w:val="bullet"/>
+      <w:lvlText w:val=""/>
+      <w:lvlJc w:val="left"/>
+      <w:pPr>
+        <w:tabs>
+          <w:tab w:val="num" w:pos="6480"/>
+        </w:tabs>
+        <w:ind w:left="6480" w:hanging="360"/>
+      </w:pPr>
+      <w:rPr>
+        <w:rFonts w:ascii="Wingdings" w:hAnsi="Wingdings" w:hint="default"/>
+        <w:sz w:val="20"/>
+      </w:rPr>
+    </w:lvl>
+  </w:abstractNum>
+  <w:abstractNum w:abstractNumId="10" w15:restartNumberingAfterBreak="0">
     <w:nsid w:val="1CF652EB"/>
     <w:multiLevelType w:val="multilevel"/>
     <w:tmpl w:val="A206693C"/>
@@ -7220,7 +7433,7 @@
       </w:rPr>
     </w:lvl>
   </w:abstractNum>
-  <w:abstractNum w:abstractNumId="8" w15:restartNumberingAfterBreak="0">
+  <w:abstractNum w:abstractNumId="11" w15:restartNumberingAfterBreak="0">
     <w:nsid w:val="225C4E6F"/>
     <w:multiLevelType w:val="multilevel"/>
     <w:tmpl w:val="8C8E9F2C"/>
@@ -7369,7 +7582,7 @@
       </w:rPr>
     </w:lvl>
   </w:abstractNum>
-  <w:abstractNum w:abstractNumId="9" w15:restartNumberingAfterBreak="0">
+  <w:abstractNum w:abstractNumId="12" w15:restartNumberingAfterBreak="0">
     <w:nsid w:val="239954D9"/>
     <w:multiLevelType w:val="hybridMultilevel"/>
     <w:tmpl w:val="AECC7458"/>
@@ -7455,7 +7668,156 @@
       </w:pPr>
     </w:lvl>
   </w:abstractNum>
-  <w:abstractNum w:abstractNumId="10" w15:restartNumberingAfterBreak="0">
+  <w:abstractNum w:abstractNumId="13" w15:restartNumberingAfterBreak="0">
+    <w:nsid w:val="2F5F129B"/>
+    <w:multiLevelType w:val="multilevel"/>
+    <w:tmpl w:val="FB1603B4"/>
+    <w:lvl w:ilvl="0">
+      <w:start w:val="1"/>
+      <w:numFmt w:val="bullet"/>
+      <w:lvlText w:val=""/>
+      <w:lvlJc w:val="left"/>
+      <w:pPr>
+        <w:tabs>
+          <w:tab w:val="num" w:pos="720"/>
+        </w:tabs>
+        <w:ind w:left="720" w:hanging="360"/>
+      </w:pPr>
+      <w:rPr>
+        <w:rFonts w:ascii="Symbol" w:hAnsi="Symbol" w:hint="default"/>
+        <w:sz w:val="20"/>
+      </w:rPr>
+    </w:lvl>
+    <w:lvl w:ilvl="1" w:tentative="1">
+      <w:start w:val="1"/>
+      <w:numFmt w:val="bullet"/>
+      <w:lvlText w:val="o"/>
+      <w:lvlJc w:val="left"/>
+      <w:pPr>
+        <w:tabs>
+          <w:tab w:val="num" w:pos="1440"/>
+        </w:tabs>
+        <w:ind w:left="1440" w:hanging="360"/>
+      </w:pPr>
+      <w:rPr>
+        <w:rFonts w:ascii="Courier New" w:hAnsi="Courier New" w:hint="default"/>
+        <w:sz w:val="20"/>
+      </w:rPr>
+    </w:lvl>
+    <w:lvl w:ilvl="2" w:tentative="1">
+      <w:start w:val="1"/>
+      <w:numFmt w:val="bullet"/>
+      <w:lvlText w:val=""/>
+      <w:lvlJc w:val="left"/>
+      <w:pPr>
+        <w:tabs>
+          <w:tab w:val="num" w:pos="2160"/>
+        </w:tabs>
+        <w:ind w:left="2160" w:hanging="360"/>
+      </w:pPr>
+      <w:rPr>
+        <w:rFonts w:ascii="Wingdings" w:hAnsi="Wingdings" w:hint="default"/>
+        <w:sz w:val="20"/>
+      </w:rPr>
+    </w:lvl>
+    <w:lvl w:ilvl="3" w:tentative="1">
+      <w:start w:val="1"/>
+      <w:numFmt w:val="bullet"/>
+      <w:lvlText w:val=""/>
+      <w:lvlJc w:val="left"/>
+      <w:pPr>
+        <w:tabs>
+          <w:tab w:val="num" w:pos="2880"/>
+        </w:tabs>
+        <w:ind w:left="2880" w:hanging="360"/>
+      </w:pPr>
+      <w:rPr>
+        <w:rFonts w:ascii="Wingdings" w:hAnsi="Wingdings" w:hint="default"/>
+        <w:sz w:val="20"/>
+      </w:rPr>
+    </w:lvl>
+    <w:lvl w:ilvl="4" w:tentative="1">
+      <w:start w:val="1"/>
+      <w:numFmt w:val="bullet"/>
+      <w:lvlText w:val=""/>
+      <w:lvlJc w:val="left"/>
+      <w:pPr>
+        <w:tabs>
+          <w:tab w:val="num" w:pos="3600"/>
+        </w:tabs>
+        <w:ind w:left="3600" w:hanging="360"/>
+      </w:pPr>
+      <w:rPr>
+        <w:rFonts w:ascii="Wingdings" w:hAnsi="Wingdings" w:hint="default"/>
+        <w:sz w:val="20"/>
+      </w:rPr>
+    </w:lvl>
+    <w:lvl w:ilvl="5" w:tentative="1">
+      <w:start w:val="1"/>
+      <w:numFmt w:val="bullet"/>
+      <w:lvlText w:val=""/>
+      <w:lvlJc w:val="left"/>
+      <w:pPr>
+        <w:tabs>
+          <w:tab w:val="num" w:pos="4320"/>
+        </w:tabs>
+        <w:ind w:left="4320" w:hanging="360"/>
+      </w:pPr>
+      <w:rPr>
+        <w:rFonts w:ascii="Wingdings" w:hAnsi="Wingdings" w:hint="default"/>
+        <w:sz w:val="20"/>
+      </w:rPr>
+    </w:lvl>
+    <w:lvl w:ilvl="6" w:tentative="1">
+      <w:start w:val="1"/>
+      <w:numFmt w:val="bullet"/>
+      <w:lvlText w:val=""/>
+      <w:lvlJc w:val="left"/>
+      <w:pPr>
+        <w:tabs>
+          <w:tab w:val="num" w:pos="5040"/>
+        </w:tabs>
+        <w:ind w:left="5040" w:hanging="360"/>
+      </w:pPr>
+      <w:rPr>
+        <w:rFonts w:ascii="Wingdings" w:hAnsi="Wingdings" w:hint="default"/>
+        <w:sz w:val="20"/>
+      </w:rPr>
+    </w:lvl>
+    <w:lvl w:ilvl="7" w:tentative="1">
+      <w:start w:val="1"/>
+      <w:numFmt w:val="bullet"/>
+      <w:lvlText w:val=""/>
+      <w:lvlJc w:val="left"/>
+      <w:pPr>
+        <w:tabs>
+          <w:tab w:val="num" w:pos="5760"/>
+        </w:tabs>
+        <w:ind w:left="5760" w:hanging="360"/>
+      </w:pPr>
+      <w:rPr>
+        <w:rFonts w:ascii="Wingdings" w:hAnsi="Wingdings" w:hint="default"/>
+        <w:sz w:val="20"/>
+      </w:rPr>
+    </w:lvl>
+    <w:lvl w:ilvl="8" w:tentative="1">
+      <w:start w:val="1"/>
+      <w:numFmt w:val="bullet"/>
+      <w:lvlText w:val=""/>
+      <w:lvlJc w:val="left"/>
+      <w:pPr>
+        <w:tabs>
+          <w:tab w:val="num" w:pos="6480"/>
+        </w:tabs>
+        <w:ind w:left="6480" w:hanging="360"/>
+      </w:pPr>
+      <w:rPr>
+        <w:rFonts w:ascii="Wingdings" w:hAnsi="Wingdings" w:hint="default"/>
+        <w:sz w:val="20"/>
+      </w:rPr>
+    </w:lvl>
+  </w:abstractNum>
+  <w:abstractNum w:abstractNumId="14" w15:restartNumberingAfterBreak="0">
     <w:nsid w:val="302068EE"/>
     <w:multiLevelType w:val="multilevel"/>
     <w:tmpl w:val="1638CCDC"/>
@@ -7574,7 +7936,7 @@
       </w:rPr>
     </w:lvl>
   </w:abstractNum>
-  <w:abstractNum w:abstractNumId="11" w15:restartNumberingAfterBreak="0">
+  <w:abstractNum w:abstractNumId="15" w15:restartNumberingAfterBreak="0">
     <w:nsid w:val="33684FCC"/>
     <w:multiLevelType w:val="multilevel"/>
     <w:tmpl w:val="134E081C"/>
@@ -7723,7 +8085,7 @@
       </w:rPr>
     </w:lvl>
   </w:abstractNum>
-  <w:abstractNum w:abstractNumId="12" w15:restartNumberingAfterBreak="0">
+  <w:abstractNum w:abstractNumId="16" w15:restartNumberingAfterBreak="0">
     <w:nsid w:val="34902C7F"/>
     <w:multiLevelType w:val="hybridMultilevel"/>
     <w:tmpl w:val="4BB03278"/>
@@ -7814,7 +8176,156 @@
       </w:pPr>
     </w:lvl>
   </w:abstractNum>
-  <w:abstractNum w:abstractNumId="13" w15:restartNumberingAfterBreak="0">
+  <w:abstractNum w:abstractNumId="17" w15:restartNumberingAfterBreak="0">
+    <w:nsid w:val="39245679"/>
+    <w:multiLevelType w:val="multilevel"/>
+    <w:tmpl w:val="2E6C67E4"/>
+    <w:lvl w:ilvl="0">
+      <w:start w:val="1"/>
+      <w:numFmt w:val="bullet"/>
+      <w:lvlText w:val=""/>
+      <w:lvlJc w:val="left"/>
+      <w:pPr>
+        <w:tabs>
+          <w:tab w:val="num" w:pos="720"/>
+        </w:tabs>
+        <w:ind w:left="720" w:hanging="360"/>
+      </w:pPr>
+      <w:rPr>
+        <w:rFonts w:ascii="Symbol" w:hAnsi="Symbol" w:hint="default"/>
+        <w:sz w:val="20"/>
+      </w:rPr>
+    </w:lvl>
+    <w:lvl w:ilvl="1" w:tentative="1">
+      <w:start w:val="1"/>
+      <w:numFmt w:val="bullet"/>
+      <w:lvlText w:val="o"/>
+      <w:lvlJc w:val="left"/>
+      <w:pPr>
+        <w:tabs>
+          <w:tab w:val="num" w:pos="1440"/>
+        </w:tabs>
+        <w:ind w:left="1440" w:hanging="360"/>
+      </w:pPr>
+      <w:rPr>
+        <w:rFonts w:ascii="Courier New" w:hAnsi="Courier New" w:hint="default"/>
+        <w:sz w:val="20"/>
+      </w:rPr>
+    </w:lvl>
+    <w:lvl w:ilvl="2" w:tentative="1">
+      <w:start w:val="1"/>
+      <w:numFmt w:val="bullet"/>
+      <w:lvlText w:val=""/>
+      <w:lvlJc w:val="left"/>
+      <w:pPr>
+        <w:tabs>
+          <w:tab w:val="num" w:pos="2160"/>
+        </w:tabs>
+        <w:ind w:left="2160" w:hanging="360"/>
+      </w:pPr>
+      <w:rPr>
+        <w:rFonts w:ascii="Wingdings" w:hAnsi="Wingdings" w:hint="default"/>
+        <w:sz w:val="20"/>
+      </w:rPr>
+    </w:lvl>
+    <w:lvl w:ilvl="3" w:tentative="1">
+      <w:start w:val="1"/>
+      <w:numFmt w:val="bullet"/>
+      <w:lvlText w:val=""/>
+      <w:lvlJc w:val="left"/>
+      <w:pPr>
+        <w:tabs>
+          <w:tab w:val="num" w:pos="2880"/>
+        </w:tabs>
+        <w:ind w:left="2880" w:hanging="360"/>
+      </w:pPr>
+      <w:rPr>
+        <w:rFonts w:ascii="Wingdings" w:hAnsi="Wingdings" w:hint="default"/>
+        <w:sz w:val="20"/>
+      </w:rPr>
+    </w:lvl>
+    <w:lvl w:ilvl="4" w:tentative="1">
+      <w:start w:val="1"/>
+      <w:numFmt w:val="bullet"/>
+      <w:lvlText w:val=""/>
+      <w:lvlJc w:val="left"/>
+      <w:pPr>
+        <w:tabs>
+          <w:tab w:val="num" w:pos="3600"/>
+        </w:tabs>
+        <w:ind w:left="3600" w:hanging="360"/>
+      </w:pPr>
+      <w:rPr>
+        <w:rFonts w:ascii="Wingdings" w:hAnsi="Wingdings" w:hint="default"/>
+        <w:sz w:val="20"/>
+      </w:rPr>
+    </w:lvl>
+    <w:lvl w:ilvl="5" w:tentative="1">
+      <w:start w:val="1"/>
+      <w:numFmt w:val="bullet"/>
+      <w:lvlText w:val=""/>
+      <w:lvlJc w:val="left"/>
+      <w:pPr>
+        <w:tabs>
+          <w:tab w:val="num" w:pos="4320"/>
+        </w:tabs>
+        <w:ind w:left="4320" w:hanging="360"/>
+      </w:pPr>
+      <w:rPr>
+        <w:rFonts w:ascii="Wingdings" w:hAnsi="Wingdings" w:hint="default"/>
+        <w:sz w:val="20"/>
+      </w:rPr>
+    </w:lvl>
+    <w:lvl w:ilvl="6" w:tentative="1">
+      <w:start w:val="1"/>
+      <w:numFmt w:val="bullet"/>
+      <w:lvlText w:val=""/>
+      <w:lvlJc w:val="left"/>
+      <w:pPr>
+        <w:tabs>
+          <w:tab w:val="num" w:pos="5040"/>
+        </w:tabs>
+        <w:ind w:left="5040" w:hanging="360"/>
+      </w:pPr>
+      <w:rPr>
+        <w:rFonts w:ascii="Wingdings" w:hAnsi="Wingdings" w:hint="default"/>
+        <w:sz w:val="20"/>
+      </w:rPr>
+    </w:lvl>
+    <w:lvl w:ilvl="7" w:tentative="1">
+      <w:start w:val="1"/>
+      <w:numFmt w:val="bullet"/>
+      <w:lvlText w:val=""/>
+      <w:lvlJc w:val="left"/>
+      <w:pPr>
+        <w:tabs>
+          <w:tab w:val="num" w:pos="5760"/>
+        </w:tabs>
+        <w:ind w:left="5760" w:hanging="360"/>
+      </w:pPr>
+      <w:rPr>
+        <w:rFonts w:ascii="Wingdings" w:hAnsi="Wingdings" w:hint="default"/>
+        <w:sz w:val="20"/>
+      </w:rPr>
+    </w:lvl>
+    <w:lvl w:ilvl="8" w:tentative="1">
+      <w:start w:val="1"/>
+      <w:numFmt w:val="bullet"/>
+      <w:lvlText w:val=""/>
+      <w:lvlJc w:val="left"/>
+      <w:pPr>
+        <w:tabs>
+          <w:tab w:val="num" w:pos="6480"/>
+        </w:tabs>
+        <w:ind w:left="6480" w:hanging="360"/>
+      </w:pPr>
+      <w:rPr>
+        <w:rFonts w:ascii="Wingdings" w:hAnsi="Wingdings" w:hint="default"/>
+        <w:sz w:val="20"/>
+      </w:rPr>
+    </w:lvl>
+  </w:abstractNum>
+  <w:abstractNum w:abstractNumId="18" w15:restartNumberingAfterBreak="0">
     <w:nsid w:val="39A769D9"/>
     <w:multiLevelType w:val="multilevel"/>
     <w:tmpl w:val="EC62F3CE"/>
@@ -7963,7 +8474,156 @@
       </w:rPr>
     </w:lvl>
   </w:abstractNum>
-  <w:abstractNum w:abstractNumId="14" w15:restartNumberingAfterBreak="0">
+  <w:abstractNum w:abstractNumId="19" w15:restartNumberingAfterBreak="0">
+    <w:nsid w:val="40A12E0D"/>
+    <w:multiLevelType w:val="multilevel"/>
+    <w:tmpl w:val="E4BE0CE6"/>
+    <w:lvl w:ilvl="0">
+      <w:start w:val="1"/>
+      <w:numFmt w:val="bullet"/>
+      <w:lvlText w:val=""/>
+      <w:lvlJc w:val="left"/>
+      <w:pPr>
+        <w:tabs>
+          <w:tab w:val="num" w:pos="720"/>
+        </w:tabs>
+        <w:ind w:left="720" w:hanging="360"/>
+      </w:pPr>
+      <w:rPr>
+        <w:rFonts w:ascii="Symbol" w:hAnsi="Symbol" w:hint="default"/>
+        <w:sz w:val="20"/>
+      </w:rPr>
+    </w:lvl>
+    <w:lvl w:ilvl="1">
+      <w:start w:val="1"/>
+      <w:numFmt w:val="bullet"/>
+      <w:lvlText w:val="o"/>
+      <w:lvlJc w:val="left"/>
+      <w:pPr>
+        <w:tabs>
+          <w:tab w:val="num" w:pos="1440"/>
+        </w:tabs>
+        <w:ind w:left="1440" w:hanging="360"/>
+      </w:pPr>
+      <w:rPr>
+        <w:rFonts w:ascii="Courier New" w:hAnsi="Courier New" w:hint="default"/>
+        <w:sz w:val="20"/>
+      </w:rPr>
+    </w:lvl>
+    <w:lvl w:ilvl="2" w:tentative="1">
+      <w:start w:val="1"/>
+      <w:numFmt w:val="bullet"/>
+      <w:lvlText w:val=""/>
+      <w:lvlJc w:val="left"/>
+      <w:pPr>
+        <w:tabs>
+          <w:tab w:val="num" w:pos="2160"/>
+        </w:tabs>
+        <w:ind w:left="2160" w:hanging="360"/>
+      </w:pPr>
+      <w:rPr>
+        <w:rFonts w:ascii="Wingdings" w:hAnsi="Wingdings" w:hint="default"/>
+        <w:sz w:val="20"/>
+      </w:rPr>
+    </w:lvl>
+    <w:lvl w:ilvl="3" w:tentative="1">
+      <w:start w:val="1"/>
+      <w:numFmt w:val="bullet"/>
+      <w:lvlText w:val=""/>
+      <w:lvlJc w:val="left"/>
+      <w:pPr>
+        <w:tabs>
+          <w:tab w:val="num" w:pos="2880"/>
+        </w:tabs>
+        <w:ind w:left="2880" w:hanging="360"/>
+      </w:pPr>
+      <w:rPr>
+        <w:rFonts w:ascii="Wingdings" w:hAnsi="Wingdings" w:hint="default"/>
+        <w:sz w:val="20"/>
+      </w:rPr>
+    </w:lvl>
+    <w:lvl w:ilvl="4" w:tentative="1">
+      <w:start w:val="1"/>
+      <w:numFmt w:val="bullet"/>
+      <w:lvlText w:val=""/>
+      <w:lvlJc w:val="left"/>
+      <w:pPr>
+        <w:tabs>
+          <w:tab w:val="num" w:pos="3600"/>
+        </w:tabs>
+        <w:ind w:left="3600" w:hanging="360"/>
+      </w:pPr>
+      <w:rPr>
+        <w:rFonts w:ascii="Wingdings" w:hAnsi="Wingdings" w:hint="default"/>
+        <w:sz w:val="20"/>
+      </w:rPr>
+    </w:lvl>
+    <w:lvl w:ilvl="5" w:tentative="1">
+      <w:start w:val="1"/>
+      <w:numFmt w:val="bullet"/>
+      <w:lvlText w:val=""/>
+      <w:lvlJc w:val="left"/>
+      <w:pPr>
+        <w:tabs>
+          <w:tab w:val="num" w:pos="4320"/>
+        </w:tabs>
+        <w:ind w:left="4320" w:hanging="360"/>
+      </w:pPr>
+      <w:rPr>
+        <w:rFonts w:ascii="Wingdings" w:hAnsi="Wingdings" w:hint="default"/>
+        <w:sz w:val="20"/>
+      </w:rPr>
+    </w:lvl>
+    <w:lvl w:ilvl="6" w:tentative="1">
+      <w:start w:val="1"/>
+      <w:numFmt w:val="bullet"/>
+      <w:lvlText w:val=""/>
+      <w:lvlJc w:val="left"/>
+      <w:pPr>
+        <w:tabs>
+          <w:tab w:val="num" w:pos="5040"/>
+        </w:tabs>
+        <w:ind w:left="5040" w:hanging="360"/>
+      </w:pPr>
+      <w:rPr>
+        <w:rFonts w:ascii="Wingdings" w:hAnsi="Wingdings" w:hint="default"/>
+        <w:sz w:val="20"/>
+      </w:rPr>
+    </w:lvl>
+    <w:lvl w:ilvl="7" w:tentative="1">
+      <w:start w:val="1"/>
+      <w:numFmt w:val="bullet"/>
+      <w:lvlText w:val=""/>
+      <w:lvlJc w:val="left"/>
+      <w:pPr>
+        <w:tabs>
+          <w:tab w:val="num" w:pos="5760"/>
+        </w:tabs>
+        <w:ind w:left="5760" w:hanging="360"/>
+      </w:pPr>
+      <w:rPr>
+        <w:rFonts w:ascii="Wingdings" w:hAnsi="Wingdings" w:hint="default"/>
+        <w:sz w:val="20"/>
+      </w:rPr>
+    </w:lvl>
+    <w:lvl w:ilvl="8" w:tentative="1">
+      <w:start w:val="1"/>
+      <w:numFmt w:val="bullet"/>
+      <w:lvlText w:val=""/>
+      <w:lvlJc w:val="left"/>
+      <w:pPr>
+        <w:tabs>
+          <w:tab w:val="num" w:pos="6480"/>
+        </w:tabs>
+        <w:ind w:left="6480" w:hanging="360"/>
+      </w:pPr>
+      <w:rPr>
+        <w:rFonts w:ascii="Wingdings" w:hAnsi="Wingdings" w:hint="default"/>
+        <w:sz w:val="20"/>
+      </w:rPr>
+    </w:lvl>
+  </w:abstractNum>
+  <w:abstractNum w:abstractNumId="20" w15:restartNumberingAfterBreak="0">
     <w:nsid w:val="42DC443D"/>
     <w:multiLevelType w:val="multilevel"/>
     <w:tmpl w:val="2B62A5AC"/>
@@ -8112,7 +8772,7 @@
       </w:rPr>
     </w:lvl>
   </w:abstractNum>
-  <w:abstractNum w:abstractNumId="15" w15:restartNumberingAfterBreak="0">
+  <w:abstractNum w:abstractNumId="21" w15:restartNumberingAfterBreak="0">
     <w:nsid w:val="432410E5"/>
     <w:multiLevelType w:val="hybridMultilevel"/>
     <w:tmpl w:val="9BE40D22"/>
@@ -8198,7 +8858,96 @@
       </w:pPr>
     </w:lvl>
   </w:abstractNum>
-  <w:abstractNum w:abstractNumId="16" w15:restartNumberingAfterBreak="0">
+  <w:abstractNum w:abstractNumId="22" w15:restartNumberingAfterBreak="0">
+    <w:nsid w:val="452E3088"/>
+    <w:multiLevelType w:val="hybridMultilevel"/>
+    <w:tmpl w:val="4772376E"/>
+    <w:lvl w:ilvl="0" w:tplc="0809000F">
+      <w:start w:val="1"/>
+      <w:numFmt w:val="decimal"/>
+      <w:lvlText w:val="%1."/>
+      <w:lvlJc w:val="left"/>
+      <w:pPr>
+        <w:ind w:left="720" w:hanging="360"/>
+      </w:pPr>
+      <w:rPr>
+        <w:rFonts w:hint="default"/>
+      </w:rPr>
+    </w:lvl>
+    <w:lvl w:ilvl="1" w:tplc="08090019" w:tentative="1">
+      <w:start w:val="1"/>
+      <w:numFmt w:val="lowerLetter"/>
+      <w:lvlText w:val="%2."/>
+      <w:lvlJc w:val="left"/>
+      <w:pPr>
+        <w:ind w:left="1440" w:hanging="360"/>
+      </w:pPr>
+    </w:lvl>
+    <w:lvl w:ilvl="2" w:tplc="0809001B" w:tentative="1">
+      <w:start w:val="1"/>
+      <w:numFmt w:val="lowerRoman"/>
+      <w:lvlText w:val="%3."/>
+      <w:lvlJc w:val="right"/>
+      <w:pPr>
+        <w:ind w:left="2160" w:hanging="180"/>
+      </w:pPr>
+    </w:lvl>
+    <w:lvl w:ilvl="3" w:tplc="0809000F" w:tentative="1">
+      <w:start w:val="1"/>
+      <w:numFmt w:val="decimal"/>
+      <w:lvlText w:val="%4."/>
+      <w:lvlJc w:val="left"/>
+      <w:pPr>
+        <w:ind w:left="2880" w:hanging="360"/>
+      </w:pPr>
+    </w:lvl>
+    <w:lvl w:ilvl="4" w:tplc="08090019" w:tentative="1">
+      <w:start w:val="1"/>
+      <w:numFmt w:val="lowerLetter"/>
+      <w:lvlText w:val="%5."/>
+      <w:lvlJc w:val="left"/>
+      <w:pPr>
+        <w:ind w:left="3600" w:hanging="360"/>
+      </w:pPr>
+    </w:lvl>
+    <w:lvl w:ilvl="5" w:tplc="0809001B" w:tentative="1">
+      <w:start w:val="1"/>
+      <w:numFmt w:val="lowerRoman"/>
+      <w:lvlText w:val="%6."/>
+      <w:lvlJc w:val="right"/>
+      <w:pPr>
+        <w:ind w:left="4320" w:hanging="180"/>
+      </w:pPr>
+    </w:lvl>
+    <w:lvl w:ilvl="6" w:tplc="0809000F" w:tentative="1">
+      <w:start w:val="1"/>
+      <w:numFmt w:val="decimal"/>
+      <w:lvlText w:val="%7."/>
+      <w:lvlJc w:val="left"/>
+      <w:pPr>
+        <w:ind w:left="5040" w:hanging="360"/>
+      </w:pPr>
+    </w:lvl>
+    <w:lvl w:ilvl="7" w:tplc="08090019" w:tentative="1">
+      <w:start w:val="1"/>
+      <w:numFmt w:val="lowerLetter"/>
+      <w:lvlText w:val="%8."/>
+      <w:lvlJc w:val="left"/>
+      <w:pPr>
+        <w:ind w:left="5760" w:hanging="360"/>
+      </w:pPr>
+    </w:lvl>
+    <w:lvl w:ilvl="8" w:tplc="0809001B" w:tentative="1">
+      <w:start w:val="1"/>
+      <w:numFmt w:val="lowerRoman"/>
+      <w:lvlText w:val="%9."/>
+      <w:lvlJc w:val="right"/>
+      <w:pPr>
+        <w:ind w:left="6480" w:hanging="180"/>
+      </w:pPr>
+    </w:lvl>
+  </w:abstractNum>
+  <w:abstractNum w:abstractNumId="23" w15:restartNumberingAfterBreak="0">
     <w:nsid w:val="468945BD"/>
     <w:multiLevelType w:val="multilevel"/>
     <w:tmpl w:val="3AA6791A"/>
@@ -8347,7 +9096,7 @@
       </w:rPr>
     </w:lvl>
   </w:abstractNum>
-  <w:abstractNum w:abstractNumId="17" w15:restartNumberingAfterBreak="0">
+  <w:abstractNum w:abstractNumId="24" w15:restartNumberingAfterBreak="0">
     <w:nsid w:val="4A683777"/>
     <w:multiLevelType w:val="multilevel"/>
     <w:tmpl w:val="42DC51A4"/>
@@ -8496,7 +9245,156 @@
       </w:rPr>
     </w:lvl>
   </w:abstractNum>
-  <w:abstractNum w:abstractNumId="18" w15:restartNumberingAfterBreak="0">
+  <w:abstractNum w:abstractNumId="25" w15:restartNumberingAfterBreak="0">
+    <w:nsid w:val="4CC31CC7"/>
+    <w:multiLevelType w:val="multilevel"/>
+    <w:tmpl w:val="4866E760"/>
+    <w:lvl w:ilvl="0">
+      <w:start w:val="1"/>
+      <w:numFmt w:val="bullet"/>
+      <w:lvlText w:val=""/>
+      <w:lvlJc w:val="left"/>
+      <w:pPr>
+        <w:tabs>
+          <w:tab w:val="num" w:pos="720"/>
+        </w:tabs>
+        <w:ind w:left="720" w:hanging="360"/>
+      </w:pPr>
+      <w:rPr>
+        <w:rFonts w:ascii="Symbol" w:hAnsi="Symbol" w:hint="default"/>
+        <w:sz w:val="20"/>
+      </w:rPr>
+    </w:lvl>
+    <w:lvl w:ilvl="1" w:tentative="1">
+      <w:start w:val="1"/>
+      <w:numFmt w:val="bullet"/>
+      <w:lvlText w:val="o"/>
+      <w:lvlJc w:val="left"/>
+      <w:pPr>
+        <w:tabs>
+          <w:tab w:val="num" w:pos="1440"/>
+        </w:tabs>
+        <w:ind w:left="1440" w:hanging="360"/>
+      </w:pPr>
+      <w:rPr>
+        <w:rFonts w:ascii="Courier New" w:hAnsi="Courier New" w:hint="default"/>
+        <w:sz w:val="20"/>
+      </w:rPr>
+    </w:lvl>
+    <w:lvl w:ilvl="2" w:tentative="1">
+      <w:start w:val="1"/>
+      <w:numFmt w:val="bullet"/>
+      <w:lvlText w:val=""/>
+      <w:lvlJc w:val="left"/>
+      <w:pPr>
+        <w:tabs>
+          <w:tab w:val="num" w:pos="2160"/>
+        </w:tabs>
+        <w:ind w:left="2160" w:hanging="360"/>
+      </w:pPr>
+      <w:rPr>
+        <w:rFonts w:ascii="Wingdings" w:hAnsi="Wingdings" w:hint="default"/>
+        <w:sz w:val="20"/>
+      </w:rPr>
+    </w:lvl>
+    <w:lvl w:ilvl="3" w:tentative="1">
+      <w:start w:val="1"/>
+      <w:numFmt w:val="bullet"/>
+      <w:lvlText w:val=""/>
+      <w:lvlJc w:val="left"/>
+      <w:pPr>
+        <w:tabs>
+          <w:tab w:val="num" w:pos="2880"/>
+        </w:tabs>
+        <w:ind w:left="2880" w:hanging="360"/>
+      </w:pPr>
+      <w:rPr>
+        <w:rFonts w:ascii="Wingdings" w:hAnsi="Wingdings" w:hint="default"/>
+        <w:sz w:val="20"/>
+      </w:rPr>
+    </w:lvl>
+    <w:lvl w:ilvl="4" w:tentative="1">
+      <w:start w:val="1"/>
+      <w:numFmt w:val="bullet"/>
+      <w:lvlText w:val=""/>
+      <w:lvlJc w:val="left"/>
+      <w:pPr>
+        <w:tabs>
+          <w:tab w:val="num" w:pos="3600"/>
+        </w:tabs>
+        <w:ind w:left="3600" w:hanging="360"/>
+      </w:pPr>
+      <w:rPr>
+        <w:rFonts w:ascii="Wingdings" w:hAnsi="Wingdings" w:hint="default"/>
+        <w:sz w:val="20"/>
+      </w:rPr>
+    </w:lvl>
+    <w:lvl w:ilvl="5" w:tentative="1">
+      <w:start w:val="1"/>
+      <w:numFmt w:val="bullet"/>
+      <w:lvlText w:val=""/>
+      <w:lvlJc w:val="left"/>
+      <w:pPr>
+        <w:tabs>
+          <w:tab w:val="num" w:pos="4320"/>
+        </w:tabs>
+        <w:ind w:left="4320" w:hanging="360"/>
+      </w:pPr>
+      <w:rPr>
+        <w:rFonts w:ascii="Wingdings" w:hAnsi="Wingdings" w:hint="default"/>
+        <w:sz w:val="20"/>
+      </w:rPr>
+    </w:lvl>
+    <w:lvl w:ilvl="6" w:tentative="1">
+      <w:start w:val="1"/>
+      <w:numFmt w:val="bullet"/>
+      <w:lvlText w:val=""/>
+      <w:lvlJc w:val="left"/>
+      <w:pPr>
+        <w:tabs>
+          <w:tab w:val="num" w:pos="5040"/>
+        </w:tabs>
+        <w:ind w:left="5040" w:hanging="360"/>
+      </w:pPr>
+      <w:rPr>
+        <w:rFonts w:ascii="Wingdings" w:hAnsi="Wingdings" w:hint="default"/>
+        <w:sz w:val="20"/>
+      </w:rPr>
+    </w:lvl>
+    <w:lvl w:ilvl="7" w:tentative="1">
+      <w:start w:val="1"/>
+      <w:numFmt w:val="bullet"/>
+      <w:lvlText w:val=""/>
+      <w:lvlJc w:val="left"/>
+      <w:pPr>
+        <w:tabs>
+          <w:tab w:val="num" w:pos="5760"/>
+        </w:tabs>
+        <w:ind w:left="5760" w:hanging="360"/>
+      </w:pPr>
+      <w:rPr>
+        <w:rFonts w:ascii="Wingdings" w:hAnsi="Wingdings" w:hint="default"/>
+        <w:sz w:val="20"/>
+      </w:rPr>
+    </w:lvl>
+    <w:lvl w:ilvl="8" w:tentative="1">
+      <w:start w:val="1"/>
+      <w:numFmt w:val="bullet"/>
+      <w:lvlText w:val=""/>
+      <w:lvlJc w:val="left"/>
+      <w:pPr>
+        <w:tabs>
+          <w:tab w:val="num" w:pos="6480"/>
+        </w:tabs>
+        <w:ind w:left="6480" w:hanging="360"/>
+      </w:pPr>
+      <w:rPr>
+        <w:rFonts w:ascii="Wingdings" w:hAnsi="Wingdings" w:hint="default"/>
+        <w:sz w:val="20"/>
+      </w:rPr>
+    </w:lvl>
+  </w:abstractNum>
+  <w:abstractNum w:abstractNumId="26" w15:restartNumberingAfterBreak="0">
     <w:nsid w:val="4D491E20"/>
     <w:multiLevelType w:val="multilevel"/>
     <w:tmpl w:val="F66E7460"/>
@@ -8645,7 +9543,454 @@
       </w:rPr>
     </w:lvl>
   </w:abstractNum>
-  <w:abstractNum w:abstractNumId="19" w15:restartNumberingAfterBreak="0">
+  <w:abstractNum w:abstractNumId="27" w15:restartNumberingAfterBreak="0">
+    <w:nsid w:val="4FB17C0E"/>
+    <w:multiLevelType w:val="multilevel"/>
+    <w:tmpl w:val="0D3AC0D2"/>
+    <w:lvl w:ilvl="0">
+      <w:start w:val="1"/>
+      <w:numFmt w:val="bullet"/>
+      <w:lvlText w:val=""/>
+      <w:lvlJc w:val="left"/>
+      <w:pPr>
+        <w:tabs>
+          <w:tab w:val="num" w:pos="720"/>
+        </w:tabs>
+        <w:ind w:left="720" w:hanging="360"/>
+      </w:pPr>
+      <w:rPr>
+        <w:rFonts w:ascii="Symbol" w:hAnsi="Symbol" w:hint="default"/>
+        <w:sz w:val="20"/>
+      </w:rPr>
+    </w:lvl>
+    <w:lvl w:ilvl="1" w:tentative="1">
+      <w:start w:val="1"/>
+      <w:numFmt w:val="bullet"/>
+      <w:lvlText w:val="o"/>
+      <w:lvlJc w:val="left"/>
+      <w:pPr>
+        <w:tabs>
+          <w:tab w:val="num" w:pos="1440"/>
+        </w:tabs>
+        <w:ind w:left="1440" w:hanging="360"/>
+      </w:pPr>
+      <w:rPr>
+        <w:rFonts w:ascii="Courier New" w:hAnsi="Courier New" w:hint="default"/>
+        <w:sz w:val="20"/>
+      </w:rPr>
+    </w:lvl>
+    <w:lvl w:ilvl="2" w:tentative="1">
+      <w:start w:val="1"/>
+      <w:numFmt w:val="bullet"/>
+      <w:lvlText w:val=""/>
+      <w:lvlJc w:val="left"/>
+      <w:pPr>
+        <w:tabs>
+          <w:tab w:val="num" w:pos="2160"/>
+        </w:tabs>
+        <w:ind w:left="2160" w:hanging="360"/>
+      </w:pPr>
+      <w:rPr>
+        <w:rFonts w:ascii="Wingdings" w:hAnsi="Wingdings" w:hint="default"/>
+        <w:sz w:val="20"/>
+      </w:rPr>
+    </w:lvl>
+    <w:lvl w:ilvl="3" w:tentative="1">
+      <w:start w:val="1"/>
+      <w:numFmt w:val="bullet"/>
+      <w:lvlText w:val=""/>
+      <w:lvlJc w:val="left"/>
+      <w:pPr>
+        <w:tabs>
+          <w:tab w:val="num" w:pos="2880"/>
+        </w:tabs>
+        <w:ind w:left="2880" w:hanging="360"/>
+      </w:pPr>
+      <w:rPr>
+        <w:rFonts w:ascii="Wingdings" w:hAnsi="Wingdings" w:hint="default"/>
+        <w:sz w:val="20"/>
+      </w:rPr>
+    </w:lvl>
+    <w:lvl w:ilvl="4" w:tentative="1">
+      <w:start w:val="1"/>
+      <w:numFmt w:val="bullet"/>
+      <w:lvlText w:val=""/>
+      <w:lvlJc w:val="left"/>
+      <w:pPr>
+        <w:tabs>
+          <w:tab w:val="num" w:pos="3600"/>
+        </w:tabs>
+        <w:ind w:left="3600" w:hanging="360"/>
+      </w:pPr>
+      <w:rPr>
+        <w:rFonts w:ascii="Wingdings" w:hAnsi="Wingdings" w:hint="default"/>
+        <w:sz w:val="20"/>
+      </w:rPr>
+    </w:lvl>
+    <w:lvl w:ilvl="5" w:tentative="1">
+      <w:start w:val="1"/>
+      <w:numFmt w:val="bullet"/>
+      <w:lvlText w:val=""/>
+      <w:lvlJc w:val="left"/>
+      <w:pPr>
+        <w:tabs>
+          <w:tab w:val="num" w:pos="4320"/>
+        </w:tabs>
+        <w:ind w:left="4320" w:hanging="360"/>
+      </w:pPr>
+      <w:rPr>
+        <w:rFonts w:ascii="Wingdings" w:hAnsi="Wingdings" w:hint="default"/>
+        <w:sz w:val="20"/>
+      </w:rPr>
+    </w:lvl>
+    <w:lvl w:ilvl="6" w:tentative="1">
+      <w:start w:val="1"/>
+      <w:numFmt w:val="bullet"/>
+      <w:lvlText w:val=""/>
+      <w:lvlJc w:val="left"/>
+      <w:pPr>
+        <w:tabs>
+          <w:tab w:val="num" w:pos="5040"/>
+        </w:tabs>
+        <w:ind w:left="5040" w:hanging="360"/>
+      </w:pPr>
+      <w:rPr>
+        <w:rFonts w:ascii="Wingdings" w:hAnsi="Wingdings" w:hint="default"/>
+        <w:sz w:val="20"/>
+      </w:rPr>
+    </w:lvl>
+    <w:lvl w:ilvl="7" w:tentative="1">
+      <w:start w:val="1"/>
+      <w:numFmt w:val="bullet"/>
+      <w:lvlText w:val=""/>
+      <w:lvlJc w:val="left"/>
+      <w:pPr>
+        <w:tabs>
+          <w:tab w:val="num" w:pos="5760"/>
+        </w:tabs>
+        <w:ind w:left="5760" w:hanging="360"/>
+      </w:pPr>
+      <w:rPr>
+        <w:rFonts w:ascii="Wingdings" w:hAnsi="Wingdings" w:hint="default"/>
+        <w:sz w:val="20"/>
+      </w:rPr>
+    </w:lvl>
+    <w:lvl w:ilvl="8" w:tentative="1">
+      <w:start w:val="1"/>
+      <w:numFmt w:val="bullet"/>
+      <w:lvlText w:val=""/>
+      <w:lvlJc w:val="left"/>
+      <w:pPr>
+        <w:tabs>
+          <w:tab w:val="num" w:pos="6480"/>
+        </w:tabs>
+        <w:ind w:left="6480" w:hanging="360"/>
+      </w:pPr>
+      <w:rPr>
+        <w:rFonts w:ascii="Wingdings" w:hAnsi="Wingdings" w:hint="default"/>
+        <w:sz w:val="20"/>
+      </w:rPr>
+    </w:lvl>
+  </w:abstractNum>
+  <w:abstractNum w:abstractNumId="28" w15:restartNumberingAfterBreak="0">
+    <w:nsid w:val="50185C6F"/>
+    <w:multiLevelType w:val="multilevel"/>
+    <w:tmpl w:val="B5F02D5C"/>
+    <w:lvl w:ilvl="0">
+      <w:start w:val="1"/>
+      <w:numFmt w:val="bullet"/>
+      <w:lvlText w:val=""/>
+      <w:lvlJc w:val="left"/>
+      <w:pPr>
+        <w:tabs>
+          <w:tab w:val="num" w:pos="720"/>
+        </w:tabs>
+        <w:ind w:left="720" w:hanging="360"/>
+      </w:pPr>
+      <w:rPr>
+        <w:rFonts w:ascii="Symbol" w:hAnsi="Symbol" w:hint="default"/>
+        <w:sz w:val="20"/>
+      </w:rPr>
+    </w:lvl>
+    <w:lvl w:ilvl="1" w:tentative="1">
+      <w:start w:val="1"/>
+      <w:numFmt w:val="bullet"/>
+      <w:lvlText w:val="o"/>
+      <w:lvlJc w:val="left"/>
+      <w:pPr>
+        <w:tabs>
+          <w:tab w:val="num" w:pos="1440"/>
+        </w:tabs>
+        <w:ind w:left="1440" w:hanging="360"/>
+      </w:pPr>
+      <w:rPr>
+        <w:rFonts w:ascii="Courier New" w:hAnsi="Courier New" w:hint="default"/>
+        <w:sz w:val="20"/>
+      </w:rPr>
+    </w:lvl>
+    <w:lvl w:ilvl="2" w:tentative="1">
+      <w:start w:val="1"/>
+      <w:numFmt w:val="bullet"/>
+      <w:lvlText w:val=""/>
+      <w:lvlJc w:val="left"/>
+      <w:pPr>
+        <w:tabs>
+          <w:tab w:val="num" w:pos="2160"/>
+        </w:tabs>
+        <w:ind w:left="2160" w:hanging="360"/>
+      </w:pPr>
+      <w:rPr>
+        <w:rFonts w:ascii="Wingdings" w:hAnsi="Wingdings" w:hint="default"/>
+        <w:sz w:val="20"/>
+      </w:rPr>
+    </w:lvl>
+    <w:lvl w:ilvl="3" w:tentative="1">
+      <w:start w:val="1"/>
+      <w:numFmt w:val="bullet"/>
+      <w:lvlText w:val=""/>
+      <w:lvlJc w:val="left"/>
+      <w:pPr>
+        <w:tabs>
+          <w:tab w:val="num" w:pos="2880"/>
+        </w:tabs>
+        <w:ind w:left="2880" w:hanging="360"/>
+      </w:pPr>
+      <w:rPr>
+        <w:rFonts w:ascii="Wingdings" w:hAnsi="Wingdings" w:hint="default"/>
+        <w:sz w:val="20"/>
+      </w:rPr>
+    </w:lvl>
+    <w:lvl w:ilvl="4" w:tentative="1">
+      <w:start w:val="1"/>
+      <w:numFmt w:val="bullet"/>
+      <w:lvlText w:val=""/>
+      <w:lvlJc w:val="left"/>
+      <w:pPr>
+        <w:tabs>
+          <w:tab w:val="num" w:pos="3600"/>
+        </w:tabs>
+        <w:ind w:left="3600" w:hanging="360"/>
+      </w:pPr>
+      <w:rPr>
+        <w:rFonts w:ascii="Wingdings" w:hAnsi="Wingdings" w:hint="default"/>
+        <w:sz w:val="20"/>
+      </w:rPr>
+    </w:lvl>
+    <w:lvl w:ilvl="5" w:tentative="1">
+      <w:start w:val="1"/>
+      <w:numFmt w:val="bullet"/>
+      <w:lvlText w:val=""/>
+      <w:lvlJc w:val="left"/>
+      <w:pPr>
+        <w:tabs>
+          <w:tab w:val="num" w:pos="4320"/>
+        </w:tabs>
+        <w:ind w:left="4320" w:hanging="360"/>
+      </w:pPr>
+      <w:rPr>
+        <w:rFonts w:ascii="Wingdings" w:hAnsi="Wingdings" w:hint="default"/>
+        <w:sz w:val="20"/>
+      </w:rPr>
+    </w:lvl>
+    <w:lvl w:ilvl="6" w:tentative="1">
+      <w:start w:val="1"/>
+      <w:numFmt w:val="bullet"/>
+      <w:lvlText w:val=""/>
+      <w:lvlJc w:val="left"/>
+      <w:pPr>
+        <w:tabs>
+          <w:tab w:val="num" w:pos="5040"/>
+        </w:tabs>
+        <w:ind w:left="5040" w:hanging="360"/>
+      </w:pPr>
+      <w:rPr>
+        <w:rFonts w:ascii="Wingdings" w:hAnsi="Wingdings" w:hint="default"/>
+        <w:sz w:val="20"/>
+      </w:rPr>
+    </w:lvl>
+    <w:lvl w:ilvl="7" w:tentative="1">
+      <w:start w:val="1"/>
+      <w:numFmt w:val="bullet"/>
+      <w:lvlText w:val=""/>
+      <w:lvlJc w:val="left"/>
+      <w:pPr>
+        <w:tabs>
+          <w:tab w:val="num" w:pos="5760"/>
+        </w:tabs>
+        <w:ind w:left="5760" w:hanging="360"/>
+      </w:pPr>
+      <w:rPr>
+        <w:rFonts w:ascii="Wingdings" w:hAnsi="Wingdings" w:hint="default"/>
+        <w:sz w:val="20"/>
+      </w:rPr>
+    </w:lvl>
+    <w:lvl w:ilvl="8" w:tentative="1">
+      <w:start w:val="1"/>
+      <w:numFmt w:val="bullet"/>
+      <w:lvlText w:val=""/>
+      <w:lvlJc w:val="left"/>
+      <w:pPr>
+        <w:tabs>
+          <w:tab w:val="num" w:pos="6480"/>
+        </w:tabs>
+        <w:ind w:left="6480" w:hanging="360"/>
+      </w:pPr>
+      <w:rPr>
+        <w:rFonts w:ascii="Wingdings" w:hAnsi="Wingdings" w:hint="default"/>
+        <w:sz w:val="20"/>
+      </w:rPr>
+    </w:lvl>
+  </w:abstractNum>
+  <w:abstractNum w:abstractNumId="29" w15:restartNumberingAfterBreak="0">
+    <w:nsid w:val="5124246D"/>
+    <w:multiLevelType w:val="multilevel"/>
+    <w:tmpl w:val="2034C046"/>
+    <w:lvl w:ilvl="0">
+      <w:start w:val="1"/>
+      <w:numFmt w:val="bullet"/>
+      <w:lvlText w:val=""/>
+      <w:lvlJc w:val="left"/>
+      <w:pPr>
+        <w:tabs>
+          <w:tab w:val="num" w:pos="720"/>
+        </w:tabs>
+        <w:ind w:left="720" w:hanging="360"/>
+      </w:pPr>
+      <w:rPr>
+        <w:rFonts w:ascii="Symbol" w:hAnsi="Symbol" w:hint="default"/>
+        <w:sz w:val="20"/>
+      </w:rPr>
+    </w:lvl>
+    <w:lvl w:ilvl="1" w:tentative="1">
+      <w:start w:val="1"/>
+      <w:numFmt w:val="bullet"/>
+      <w:lvlText w:val="o"/>
+      <w:lvlJc w:val="left"/>
+      <w:pPr>
+        <w:tabs>
+          <w:tab w:val="num" w:pos="1440"/>
+        </w:tabs>
+        <w:ind w:left="1440" w:hanging="360"/>
+      </w:pPr>
+      <w:rPr>
+        <w:rFonts w:ascii="Courier New" w:hAnsi="Courier New" w:hint="default"/>
+        <w:sz w:val="20"/>
+      </w:rPr>
+    </w:lvl>
+    <w:lvl w:ilvl="2" w:tentative="1">
+      <w:start w:val="1"/>
+      <w:numFmt w:val="bullet"/>
+      <w:lvlText w:val=""/>
+      <w:lvlJc w:val="left"/>
+      <w:pPr>
+        <w:tabs>
+          <w:tab w:val="num" w:pos="2160"/>
+        </w:tabs>
+        <w:ind w:left="2160" w:hanging="360"/>
+      </w:pPr>
+      <w:rPr>
+        <w:rFonts w:ascii="Wingdings" w:hAnsi="Wingdings" w:hint="default"/>
+        <w:sz w:val="20"/>
+      </w:rPr>
+    </w:lvl>
+    <w:lvl w:ilvl="3" w:tentative="1">
+      <w:start w:val="1"/>
+      <w:numFmt w:val="bullet"/>
+      <w:lvlText w:val=""/>
+      <w:lvlJc w:val="left"/>
+      <w:pPr>
+        <w:tabs>
+          <w:tab w:val="num" w:pos="2880"/>
+        </w:tabs>
+        <w:ind w:left="2880" w:hanging="360"/>
+      </w:pPr>
+      <w:rPr>
+        <w:rFonts w:ascii="Wingdings" w:hAnsi="Wingdings" w:hint="default"/>
+        <w:sz w:val="20"/>
+      </w:rPr>
+    </w:lvl>
+    <w:lvl w:ilvl="4" w:tentative="1">
+      <w:start w:val="1"/>
+      <w:numFmt w:val="bullet"/>
+      <w:lvlText w:val=""/>
+      <w:lvlJc w:val="left"/>
+      <w:pPr>
+        <w:tabs>
+          <w:tab w:val="num" w:pos="3600"/>
+        </w:tabs>
+        <w:ind w:left="3600" w:hanging="360"/>
+      </w:pPr>
+      <w:rPr>
+        <w:rFonts w:ascii="Wingdings" w:hAnsi="Wingdings" w:hint="default"/>
+        <w:sz w:val="20"/>
+      </w:rPr>
+    </w:lvl>
+    <w:lvl w:ilvl="5" w:tentative="1">
+      <w:start w:val="1"/>
+      <w:numFmt w:val="bullet"/>
+      <w:lvlText w:val=""/>
+      <w:lvlJc w:val="left"/>
+      <w:pPr>
+        <w:tabs>
+          <w:tab w:val="num" w:pos="4320"/>
+        </w:tabs>
+        <w:ind w:left="4320" w:hanging="360"/>
+      </w:pPr>
+      <w:rPr>
+        <w:rFonts w:ascii="Wingdings" w:hAnsi="Wingdings" w:hint="default"/>
+        <w:sz w:val="20"/>
+      </w:rPr>
+    </w:lvl>
+    <w:lvl w:ilvl="6" w:tentative="1">
+      <w:start w:val="1"/>
+      <w:numFmt w:val="bullet"/>
+      <w:lvlText w:val=""/>
+      <w:lvlJc w:val="left"/>
+      <w:pPr>
+        <w:tabs>
+          <w:tab w:val="num" w:pos="5040"/>
+        </w:tabs>
+        <w:ind w:left="5040" w:hanging="360"/>
+      </w:pPr>
+      <w:rPr>
+        <w:rFonts w:ascii="Wingdings" w:hAnsi="Wingdings" w:hint="default"/>
+        <w:sz w:val="20"/>
+      </w:rPr>
+    </w:lvl>
+    <w:lvl w:ilvl="7" w:tentative="1">
+      <w:start w:val="1"/>
+      <w:numFmt w:val="bullet"/>
+      <w:lvlText w:val=""/>
+      <w:lvlJc w:val="left"/>
+      <w:pPr>
+        <w:tabs>
+          <w:tab w:val="num" w:pos="5760"/>
+        </w:tabs>
+        <w:ind w:left="5760" w:hanging="360"/>
+      </w:pPr>
+      <w:rPr>
+        <w:rFonts w:ascii="Wingdings" w:hAnsi="Wingdings" w:hint="default"/>
+        <w:sz w:val="20"/>
+      </w:rPr>
+    </w:lvl>
+    <w:lvl w:ilvl="8" w:tentative="1">
+      <w:start w:val="1"/>
+      <w:numFmt w:val="bullet"/>
+      <w:lvlText w:val=""/>
+      <w:lvlJc w:val="left"/>
+      <w:pPr>
+        <w:tabs>
+          <w:tab w:val="num" w:pos="6480"/>
+        </w:tabs>
+        <w:ind w:left="6480" w:hanging="360"/>
+      </w:pPr>
+      <w:rPr>
+        <w:rFonts w:ascii="Wingdings" w:hAnsi="Wingdings" w:hint="default"/>
+        <w:sz w:val="20"/>
+      </w:rPr>
+    </w:lvl>
+  </w:abstractNum>
+  <w:abstractNum w:abstractNumId="30" w15:restartNumberingAfterBreak="0">
     <w:nsid w:val="54587B42"/>
     <w:multiLevelType w:val="hybridMultilevel"/>
     <w:tmpl w:val="7A4044D2"/>
@@ -8731,7 +10076,156 @@
       </w:pPr>
     </w:lvl>
   </w:abstractNum>
-  <w:abstractNum w:abstractNumId="20" w15:restartNumberingAfterBreak="0">
+  <w:abstractNum w:abstractNumId="31" w15:restartNumberingAfterBreak="0">
+    <w:nsid w:val="58B60B19"/>
+    <w:multiLevelType w:val="multilevel"/>
+    <w:tmpl w:val="01CE9A52"/>
+    <w:lvl w:ilvl="0">
+      <w:start w:val="1"/>
+      <w:numFmt w:val="bullet"/>
+      <w:lvlText w:val=""/>
+      <w:lvlJc w:val="left"/>
+      <w:pPr>
+        <w:tabs>
+          <w:tab w:val="num" w:pos="720"/>
+        </w:tabs>
+        <w:ind w:left="720" w:hanging="360"/>
+      </w:pPr>
+      <w:rPr>
+        <w:rFonts w:ascii="Symbol" w:hAnsi="Symbol" w:hint="default"/>
+        <w:sz w:val="20"/>
+      </w:rPr>
+    </w:lvl>
+    <w:lvl w:ilvl="1" w:tentative="1">
+      <w:start w:val="1"/>
+      <w:numFmt w:val="bullet"/>
+      <w:lvlText w:val="o"/>
+      <w:lvlJc w:val="left"/>
+      <w:pPr>
+        <w:tabs>
+          <w:tab w:val="num" w:pos="1440"/>
+        </w:tabs>
+        <w:ind w:left="1440" w:hanging="360"/>
+      </w:pPr>
+      <w:rPr>
+        <w:rFonts w:ascii="Courier New" w:hAnsi="Courier New" w:hint="default"/>
+        <w:sz w:val="20"/>
+      </w:rPr>
+    </w:lvl>
+    <w:lvl w:ilvl="2" w:tentative="1">
+      <w:start w:val="1"/>
+      <w:numFmt w:val="bullet"/>
+      <w:lvlText w:val=""/>
+      <w:lvlJc w:val="left"/>
+      <w:pPr>
+        <w:tabs>
+          <w:tab w:val="num" w:pos="2160"/>
+        </w:tabs>
+        <w:ind w:left="2160" w:hanging="360"/>
+      </w:pPr>
+      <w:rPr>
+        <w:rFonts w:ascii="Wingdings" w:hAnsi="Wingdings" w:hint="default"/>
+        <w:sz w:val="20"/>
+      </w:rPr>
+    </w:lvl>
+    <w:lvl w:ilvl="3" w:tentative="1">
+      <w:start w:val="1"/>
+      <w:numFmt w:val="bullet"/>
+      <w:lvlText w:val=""/>
+      <w:lvlJc w:val="left"/>
+      <w:pPr>
+        <w:tabs>
+          <w:tab w:val="num" w:pos="2880"/>
+        </w:tabs>
+        <w:ind w:left="2880" w:hanging="360"/>
+      </w:pPr>
+      <w:rPr>
+        <w:rFonts w:ascii="Wingdings" w:hAnsi="Wingdings" w:hint="default"/>
+        <w:sz w:val="20"/>
+      </w:rPr>
+    </w:lvl>
+    <w:lvl w:ilvl="4" w:tentative="1">
+      <w:start w:val="1"/>
+      <w:numFmt w:val="bullet"/>
+      <w:lvlText w:val=""/>
+      <w:lvlJc w:val="left"/>
+      <w:pPr>
+        <w:tabs>
+          <w:tab w:val="num" w:pos="3600"/>
+        </w:tabs>
+        <w:ind w:left="3600" w:hanging="360"/>
+      </w:pPr>
+      <w:rPr>
+        <w:rFonts w:ascii="Wingdings" w:hAnsi="Wingdings" w:hint="default"/>
+        <w:sz w:val="20"/>
+      </w:rPr>
+    </w:lvl>
+    <w:lvl w:ilvl="5" w:tentative="1">
+      <w:start w:val="1"/>
+      <w:numFmt w:val="bullet"/>
+      <w:lvlText w:val=""/>
+      <w:lvlJc w:val="left"/>
+      <w:pPr>
+        <w:tabs>
+          <w:tab w:val="num" w:pos="4320"/>
+        </w:tabs>
+        <w:ind w:left="4320" w:hanging="360"/>
+      </w:pPr>
+      <w:rPr>
+        <w:rFonts w:ascii="Wingdings" w:hAnsi="Wingdings" w:hint="default"/>
+        <w:sz w:val="20"/>
+      </w:rPr>
+    </w:lvl>
+    <w:lvl w:ilvl="6" w:tentative="1">
+      <w:start w:val="1"/>
+      <w:numFmt w:val="bullet"/>
+      <w:lvlText w:val=""/>
+      <w:lvlJc w:val="left"/>
+      <w:pPr>
+        <w:tabs>
+          <w:tab w:val="num" w:pos="5040"/>
+        </w:tabs>
+        <w:ind w:left="5040" w:hanging="360"/>
+      </w:pPr>
+      <w:rPr>
+        <w:rFonts w:ascii="Wingdings" w:hAnsi="Wingdings" w:hint="default"/>
+        <w:sz w:val="20"/>
+      </w:rPr>
+    </w:lvl>
+    <w:lvl w:ilvl="7" w:tentative="1">
+      <w:start w:val="1"/>
+      <w:numFmt w:val="bullet"/>
+      <w:lvlText w:val=""/>
+      <w:lvlJc w:val="left"/>
+      <w:pPr>
+        <w:tabs>
+          <w:tab w:val="num" w:pos="5760"/>
+        </w:tabs>
+        <w:ind w:left="5760" w:hanging="360"/>
+      </w:pPr>
+      <w:rPr>
+        <w:rFonts w:ascii="Wingdings" w:hAnsi="Wingdings" w:hint="default"/>
+        <w:sz w:val="20"/>
+      </w:rPr>
+    </w:lvl>
+    <w:lvl w:ilvl="8" w:tentative="1">
+      <w:start w:val="1"/>
+      <w:numFmt w:val="bullet"/>
+      <w:lvlText w:val=""/>
+      <w:lvlJc w:val="left"/>
+      <w:pPr>
+        <w:tabs>
+          <w:tab w:val="num" w:pos="6480"/>
+        </w:tabs>
+        <w:ind w:left="6480" w:hanging="360"/>
+      </w:pPr>
+      <w:rPr>
+        <w:rFonts w:ascii="Wingdings" w:hAnsi="Wingdings" w:hint="default"/>
+        <w:sz w:val="20"/>
+      </w:rPr>
+    </w:lvl>
+  </w:abstractNum>
+  <w:abstractNum w:abstractNumId="32" w15:restartNumberingAfterBreak="0">
     <w:nsid w:val="5B7B518B"/>
     <w:multiLevelType w:val="multilevel"/>
     <w:tmpl w:val="0B9EF442"/>
@@ -8880,7 +10374,269 @@
       </w:rPr>
     </w:lvl>
   </w:abstractNum>
-  <w:abstractNum w:abstractNumId="21" w15:restartNumberingAfterBreak="0">
+  <w:abstractNum w:abstractNumId="33" w15:restartNumberingAfterBreak="0">
+    <w:nsid w:val="5C0C08D6"/>
+    <w:multiLevelType w:val="multilevel"/>
+    <w:tmpl w:val="7B0618F8"/>
+    <w:lvl w:ilvl="0">
+      <w:start w:val="1"/>
+      <w:numFmt w:val="decimal"/>
+      <w:lvlText w:val="%1."/>
+      <w:lvlJc w:val="left"/>
+      <w:pPr>
+        <w:tabs>
+          <w:tab w:val="num" w:pos="720"/>
+        </w:tabs>
+        <w:ind w:left="720" w:hanging="360"/>
+      </w:pPr>
+    </w:lvl>
+    <w:lvl w:ilvl="1" w:tentative="1">
+      <w:start w:val="1"/>
+      <w:numFmt w:val="decimal"/>
+      <w:lvlText w:val="%2."/>
+      <w:lvlJc w:val="left"/>
+      <w:pPr>
+        <w:tabs>
+          <w:tab w:val="num" w:pos="1440"/>
+        </w:tabs>
+        <w:ind w:left="1440" w:hanging="360"/>
+      </w:pPr>
+    </w:lvl>
+    <w:lvl w:ilvl="2" w:tentative="1">
+      <w:start w:val="1"/>
+      <w:numFmt w:val="decimal"/>
+      <w:lvlText w:val="%3."/>
+      <w:lvlJc w:val="left"/>
+      <w:pPr>
+        <w:tabs>
+          <w:tab w:val="num" w:pos="2160"/>
+        </w:tabs>
+        <w:ind w:left="2160" w:hanging="360"/>
+      </w:pPr>
+    </w:lvl>
+    <w:lvl w:ilvl="3" w:tentative="1">
+      <w:start w:val="1"/>
+      <w:numFmt w:val="decimal"/>
+      <w:lvlText w:val="%4."/>
+      <w:lvlJc w:val="left"/>
+      <w:pPr>
+        <w:tabs>
+          <w:tab w:val="num" w:pos="2880"/>
+        </w:tabs>
+        <w:ind w:left="2880" w:hanging="360"/>
+      </w:pPr>
+    </w:lvl>
+    <w:lvl w:ilvl="4" w:tentative="1">
+      <w:start w:val="1"/>
+      <w:numFmt w:val="decimal"/>
+      <w:lvlText w:val="%5."/>
+      <w:lvlJc w:val="left"/>
+      <w:pPr>
+        <w:tabs>
+          <w:tab w:val="num" w:pos="3600"/>
+        </w:tabs>
+        <w:ind w:left="3600" w:hanging="360"/>
+      </w:pPr>
+    </w:lvl>
+    <w:lvl w:ilvl="5" w:tentative="1">
+      <w:start w:val="1"/>
+      <w:numFmt w:val="decimal"/>
+      <w:lvlText w:val="%6."/>
+      <w:lvlJc w:val="left"/>
+      <w:pPr>
+        <w:tabs>
+          <w:tab w:val="num" w:pos="4320"/>
+        </w:tabs>
+        <w:ind w:left="4320" w:hanging="360"/>
+      </w:pPr>
+    </w:lvl>
+    <w:lvl w:ilvl="6" w:tentative="1">
+      <w:start w:val="1"/>
+      <w:numFmt w:val="decimal"/>
+      <w:lvlText w:val="%7."/>
+      <w:lvlJc w:val="left"/>
+      <w:pPr>
+        <w:tabs>
+          <w:tab w:val="num" w:pos="5040"/>
+        </w:tabs>
+        <w:ind w:left="5040" w:hanging="360"/>
+      </w:pPr>
+    </w:lvl>
+    <w:lvl w:ilvl="7" w:tentative="1">
+      <w:start w:val="1"/>
+      <w:numFmt w:val="decimal"/>
+      <w:lvlText w:val="%8."/>
+      <w:lvlJc w:val="left"/>
+      <w:pPr>
+        <w:tabs>
+          <w:tab w:val="num" w:pos="5760"/>
+        </w:tabs>
+        <w:ind w:left="5760" w:hanging="360"/>
+      </w:pPr>
+    </w:lvl>
+    <w:lvl w:ilvl="8" w:tentative="1">
+      <w:start w:val="1"/>
+      <w:numFmt w:val="decimal"/>
+      <w:lvlText w:val="%9."/>
+      <w:lvlJc w:val="left"/>
+      <w:pPr>
+        <w:tabs>
+          <w:tab w:val="num" w:pos="6480"/>
+        </w:tabs>
+        <w:ind w:left="6480" w:hanging="360"/>
+      </w:pPr>
+    </w:lvl>
+  </w:abstractNum>
+  <w:abstractNum w:abstractNumId="34" w15:restartNumberingAfterBreak="0">
+    <w:nsid w:val="63284DCE"/>
+    <w:multiLevelType w:val="multilevel"/>
+    <w:tmpl w:val="38F0A924"/>
+    <w:lvl w:ilvl="0">
+      <w:start w:val="1"/>
+      <w:numFmt w:val="bullet"/>
+      <w:lvlText w:val=""/>
+      <w:lvlJc w:val="left"/>
+      <w:pPr>
+        <w:tabs>
+          <w:tab w:val="num" w:pos="720"/>
+        </w:tabs>
+        <w:ind w:left="720" w:hanging="360"/>
+      </w:pPr>
+      <w:rPr>
+        <w:rFonts w:ascii="Symbol" w:hAnsi="Symbol" w:hint="default"/>
+        <w:sz w:val="20"/>
+      </w:rPr>
+    </w:lvl>
+    <w:lvl w:ilvl="1" w:tentative="1">
+      <w:start w:val="1"/>
+      <w:numFmt w:val="bullet"/>
+      <w:lvlText w:val="o"/>
+      <w:lvlJc w:val="left"/>
+      <w:pPr>
+        <w:tabs>
+          <w:tab w:val="num" w:pos="1440"/>
+        </w:tabs>
+        <w:ind w:left="1440" w:hanging="360"/>
+      </w:pPr>
+      <w:rPr>
+        <w:rFonts w:ascii="Courier New" w:hAnsi="Courier New" w:hint="default"/>
+        <w:sz w:val="20"/>
+      </w:rPr>
+    </w:lvl>
+    <w:lvl w:ilvl="2" w:tentative="1">
+      <w:start w:val="1"/>
+      <w:numFmt w:val="bullet"/>
+      <w:lvlText w:val=""/>
+      <w:lvlJc w:val="left"/>
+      <w:pPr>
+        <w:tabs>
+          <w:tab w:val="num" w:pos="2160"/>
+        </w:tabs>
+        <w:ind w:left="2160" w:hanging="360"/>
+      </w:pPr>
+      <w:rPr>
+        <w:rFonts w:ascii="Wingdings" w:hAnsi="Wingdings" w:hint="default"/>
+        <w:sz w:val="20"/>
+      </w:rPr>
+    </w:lvl>
+    <w:lvl w:ilvl="3" w:tentative="1">
+      <w:start w:val="1"/>
+      <w:numFmt w:val="bullet"/>
+      <w:lvlText w:val=""/>
+      <w:lvlJc w:val="left"/>
+      <w:pPr>
+        <w:tabs>
+          <w:tab w:val="num" w:pos="2880"/>
+        </w:tabs>
+        <w:ind w:left="2880" w:hanging="360"/>
+      </w:pPr>
+      <w:rPr>
+        <w:rFonts w:ascii="Wingdings" w:hAnsi="Wingdings" w:hint="default"/>
+        <w:sz w:val="20"/>
+      </w:rPr>
+    </w:lvl>
+    <w:lvl w:ilvl="4" w:tentative="1">
+      <w:start w:val="1"/>
+      <w:numFmt w:val="bullet"/>
+      <w:lvlText w:val=""/>
+      <w:lvlJc w:val="left"/>
+      <w:pPr>
+        <w:tabs>
+          <w:tab w:val="num" w:pos="3600"/>
+        </w:tabs>
+        <w:ind w:left="3600" w:hanging="360"/>
+      </w:pPr>
+      <w:rPr>
+        <w:rFonts w:ascii="Wingdings" w:hAnsi="Wingdings" w:hint="default"/>
+        <w:sz w:val="20"/>
+      </w:rPr>
+    </w:lvl>
+    <w:lvl w:ilvl="5" w:tentative="1">
+      <w:start w:val="1"/>
+      <w:numFmt w:val="bullet"/>
+      <w:lvlText w:val=""/>
+      <w:lvlJc w:val="left"/>
+      <w:pPr>
+        <w:tabs>
+          <w:tab w:val="num" w:pos="4320"/>
+        </w:tabs>
+        <w:ind w:left="4320" w:hanging="360"/>
+      </w:pPr>
+      <w:rPr>
+        <w:rFonts w:ascii="Wingdings" w:hAnsi="Wingdings" w:hint="default"/>
+        <w:sz w:val="20"/>
+      </w:rPr>
+    </w:lvl>
+    <w:lvl w:ilvl="6" w:tentative="1">
+      <w:start w:val="1"/>
+      <w:numFmt w:val="bullet"/>
+      <w:lvlText w:val=""/>
+      <w:lvlJc w:val="left"/>
+      <w:pPr>
+        <w:tabs>
+          <w:tab w:val="num" w:pos="5040"/>
+        </w:tabs>
+        <w:ind w:left="5040" w:hanging="360"/>
+      </w:pPr>
+      <w:rPr>
+        <w:rFonts w:ascii="Wingdings" w:hAnsi="Wingdings" w:hint="default"/>
+        <w:sz w:val="20"/>
+      </w:rPr>
+    </w:lvl>
+    <w:lvl w:ilvl="7" w:tentative="1">
+      <w:start w:val="1"/>
+      <w:numFmt w:val="bullet"/>
+      <w:lvlText w:val=""/>
+      <w:lvlJc w:val="left"/>
+      <w:pPr>
+        <w:tabs>
+          <w:tab w:val="num" w:pos="5760"/>
+        </w:tabs>
+        <w:ind w:left="5760" w:hanging="360"/>
+      </w:pPr>
+      <w:rPr>
+        <w:rFonts w:ascii="Wingdings" w:hAnsi="Wingdings" w:hint="default"/>
+        <w:sz w:val="20"/>
+      </w:rPr>
+    </w:lvl>
+    <w:lvl w:ilvl="8" w:tentative="1">
+      <w:start w:val="1"/>
+      <w:numFmt w:val="bullet"/>
+      <w:lvlText w:val=""/>
+      <w:lvlJc w:val="left"/>
+      <w:pPr>
+        <w:tabs>
+          <w:tab w:val="num" w:pos="6480"/>
+        </w:tabs>
+        <w:ind w:left="6480" w:hanging="360"/>
+      </w:pPr>
+      <w:rPr>
+        <w:rFonts w:ascii="Wingdings" w:hAnsi="Wingdings" w:hint="default"/>
+        <w:sz w:val="20"/>
+      </w:rPr>
+    </w:lvl>
+  </w:abstractNum>
+  <w:abstractNum w:abstractNumId="35" w15:restartNumberingAfterBreak="0">
     <w:nsid w:val="64F26F2A"/>
     <w:multiLevelType w:val="multilevel"/>
     <w:tmpl w:val="F438C558"/>
@@ -9029,7 +10785,156 @@
       </w:rPr>
     </w:lvl>
   </w:abstractNum>
-  <w:abstractNum w:abstractNumId="22" w15:restartNumberingAfterBreak="0">
+  <w:abstractNum w:abstractNumId="36" w15:restartNumberingAfterBreak="0">
+    <w:nsid w:val="65D45045"/>
+    <w:multiLevelType w:val="multilevel"/>
+    <w:tmpl w:val="53E6F3A2"/>
+    <w:lvl w:ilvl="0">
+      <w:start w:val="1"/>
+      <w:numFmt w:val="bullet"/>
+      <w:lvlText w:val=""/>
+      <w:lvlJc w:val="left"/>
+      <w:pPr>
+        <w:tabs>
+          <w:tab w:val="num" w:pos="720"/>
+        </w:tabs>
+        <w:ind w:left="720" w:hanging="360"/>
+      </w:pPr>
+      <w:rPr>
+        <w:rFonts w:ascii="Symbol" w:hAnsi="Symbol" w:hint="default"/>
+        <w:sz w:val="20"/>
+      </w:rPr>
+    </w:lvl>
+    <w:lvl w:ilvl="1">
+      <w:start w:val="1"/>
+      <w:numFmt w:val="bullet"/>
+      <w:lvlText w:val="o"/>
+      <w:lvlJc w:val="left"/>
+      <w:pPr>
+        <w:tabs>
+          <w:tab w:val="num" w:pos="1440"/>
+        </w:tabs>
+        <w:ind w:left="1440" w:hanging="360"/>
+      </w:pPr>
+      <w:rPr>
+        <w:rFonts w:ascii="Courier New" w:hAnsi="Courier New" w:hint="default"/>
+        <w:sz w:val="20"/>
+      </w:rPr>
+    </w:lvl>
+    <w:lvl w:ilvl="2" w:tentative="1">
+      <w:start w:val="1"/>
+      <w:numFmt w:val="bullet"/>
+      <w:lvlText w:val=""/>
+      <w:lvlJc w:val="left"/>
+      <w:pPr>
+        <w:tabs>
+          <w:tab w:val="num" w:pos="2160"/>
+        </w:tabs>
+        <w:ind w:left="2160" w:hanging="360"/>
+      </w:pPr>
+      <w:rPr>
+        <w:rFonts w:ascii="Wingdings" w:hAnsi="Wingdings" w:hint="default"/>
+        <w:sz w:val="20"/>
+      </w:rPr>
+    </w:lvl>
+    <w:lvl w:ilvl="3" w:tentative="1">
+      <w:start w:val="1"/>
+      <w:numFmt w:val="bullet"/>
+      <w:lvlText w:val=""/>
+      <w:lvlJc w:val="left"/>
+      <w:pPr>
+        <w:tabs>
+          <w:tab w:val="num" w:pos="2880"/>
+        </w:tabs>
+        <w:ind w:left="2880" w:hanging="360"/>
+      </w:pPr>
+      <w:rPr>
+        <w:rFonts w:ascii="Wingdings" w:hAnsi="Wingdings" w:hint="default"/>
+        <w:sz w:val="20"/>
+      </w:rPr>
+    </w:lvl>
+    <w:lvl w:ilvl="4" w:tentative="1">
+      <w:start w:val="1"/>
+      <w:numFmt w:val="bullet"/>
+      <w:lvlText w:val=""/>
+      <w:lvlJc w:val="left"/>
+      <w:pPr>
+        <w:tabs>
+          <w:tab w:val="num" w:pos="3600"/>
+        </w:tabs>
+        <w:ind w:left="3600" w:hanging="360"/>
+      </w:pPr>
+      <w:rPr>
+        <w:rFonts w:ascii="Wingdings" w:hAnsi="Wingdings" w:hint="default"/>
+        <w:sz w:val="20"/>
+      </w:rPr>
+    </w:lvl>
+    <w:lvl w:ilvl="5" w:tentative="1">
+      <w:start w:val="1"/>
+      <w:numFmt w:val="bullet"/>
+      <w:lvlText w:val=""/>
+      <w:lvlJc w:val="left"/>
+      <w:pPr>
+        <w:tabs>
+          <w:tab w:val="num" w:pos="4320"/>
+        </w:tabs>
+        <w:ind w:left="4320" w:hanging="360"/>
+      </w:pPr>
+      <w:rPr>
+        <w:rFonts w:ascii="Wingdings" w:hAnsi="Wingdings" w:hint="default"/>
+        <w:sz w:val="20"/>
+      </w:rPr>
+    </w:lvl>
+    <w:lvl w:ilvl="6" w:tentative="1">
+      <w:start w:val="1"/>
+      <w:numFmt w:val="bullet"/>
+      <w:lvlText w:val=""/>
+      <w:lvlJc w:val="left"/>
+      <w:pPr>
+        <w:tabs>
+          <w:tab w:val="num" w:pos="5040"/>
+        </w:tabs>
+        <w:ind w:left="5040" w:hanging="360"/>
+      </w:pPr>
+      <w:rPr>
+        <w:rFonts w:ascii="Wingdings" w:hAnsi="Wingdings" w:hint="default"/>
+        <w:sz w:val="20"/>
+      </w:rPr>
+    </w:lvl>
+    <w:lvl w:ilvl="7" w:tentative="1">
+      <w:start w:val="1"/>
+      <w:numFmt w:val="bullet"/>
+      <w:lvlText w:val=""/>
+      <w:lvlJc w:val="left"/>
+      <w:pPr>
+        <w:tabs>
+          <w:tab w:val="num" w:pos="5760"/>
+        </w:tabs>
+        <w:ind w:left="5760" w:hanging="360"/>
+      </w:pPr>
+      <w:rPr>
+        <w:rFonts w:ascii="Wingdings" w:hAnsi="Wingdings" w:hint="default"/>
+        <w:sz w:val="20"/>
+      </w:rPr>
+    </w:lvl>
+    <w:lvl w:ilvl="8" w:tentative="1">
+      <w:start w:val="1"/>
+      <w:numFmt w:val="bullet"/>
+      <w:lvlText w:val=""/>
+      <w:lvlJc w:val="left"/>
+      <w:pPr>
+        <w:tabs>
+          <w:tab w:val="num" w:pos="6480"/>
+        </w:tabs>
+        <w:ind w:left="6480" w:hanging="360"/>
+      </w:pPr>
+      <w:rPr>
+        <w:rFonts w:ascii="Wingdings" w:hAnsi="Wingdings" w:hint="default"/>
+        <w:sz w:val="20"/>
+      </w:rPr>
+    </w:lvl>
+  </w:abstractNum>
+  <w:abstractNum w:abstractNumId="37" w15:restartNumberingAfterBreak="0">
     <w:nsid w:val="66CE3CCF"/>
     <w:multiLevelType w:val="hybridMultilevel"/>
     <w:tmpl w:val="93188774"/>
@@ -9115,7 +11020,7 @@
       </w:pPr>
     </w:lvl>
   </w:abstractNum>
-  <w:abstractNum w:abstractNumId="23" w15:restartNumberingAfterBreak="0">
+  <w:abstractNum w:abstractNumId="38" w15:restartNumberingAfterBreak="0">
     <w:nsid w:val="67921286"/>
     <w:multiLevelType w:val="multilevel"/>
     <w:tmpl w:val="87FC72AC"/>
@@ -9264,7 +11169,7 @@
       </w:rPr>
     </w:lvl>
   </w:abstractNum>
-  <w:abstractNum w:abstractNumId="24" w15:restartNumberingAfterBreak="0">
+  <w:abstractNum w:abstractNumId="39" w15:restartNumberingAfterBreak="0">
     <w:nsid w:val="685F40B4"/>
     <w:multiLevelType w:val="multilevel"/>
     <w:tmpl w:val="EE8AD32E"/>
@@ -9413,7 +11318,269 @@
       </w:rPr>
     </w:lvl>
   </w:abstractNum>
-  <w:abstractNum w:abstractNumId="25" w15:restartNumberingAfterBreak="0">
+  <w:abstractNum w:abstractNumId="40" w15:restartNumberingAfterBreak="0">
+    <w:nsid w:val="6B7401FC"/>
+    <w:multiLevelType w:val="multilevel"/>
+    <w:tmpl w:val="8D28C31E"/>
+    <w:lvl w:ilvl="0">
+      <w:start w:val="1"/>
+      <w:numFmt w:val="decimal"/>
+      <w:lvlText w:val="%1."/>
+      <w:lvlJc w:val="left"/>
+      <w:pPr>
+        <w:tabs>
+          <w:tab w:val="num" w:pos="720"/>
+        </w:tabs>
+        <w:ind w:left="720" w:hanging="360"/>
+      </w:pPr>
+    </w:lvl>
+    <w:lvl w:ilvl="1" w:tentative="1">
+      <w:start w:val="1"/>
+      <w:numFmt w:val="decimal"/>
+      <w:lvlText w:val="%2."/>
+      <w:lvlJc w:val="left"/>
+      <w:pPr>
+        <w:tabs>
+          <w:tab w:val="num" w:pos="1440"/>
+        </w:tabs>
+        <w:ind w:left="1440" w:hanging="360"/>
+      </w:pPr>
+    </w:lvl>
+    <w:lvl w:ilvl="2" w:tentative="1">
+      <w:start w:val="1"/>
+      <w:numFmt w:val="decimal"/>
+      <w:lvlText w:val="%3."/>
+      <w:lvlJc w:val="left"/>
+      <w:pPr>
+        <w:tabs>
+          <w:tab w:val="num" w:pos="2160"/>
+        </w:tabs>
+        <w:ind w:left="2160" w:hanging="360"/>
+      </w:pPr>
+    </w:lvl>
+    <w:lvl w:ilvl="3" w:tentative="1">
+      <w:start w:val="1"/>
+      <w:numFmt w:val="decimal"/>
+      <w:lvlText w:val="%4."/>
+      <w:lvlJc w:val="left"/>
+      <w:pPr>
+        <w:tabs>
+          <w:tab w:val="num" w:pos="2880"/>
+        </w:tabs>
+        <w:ind w:left="2880" w:hanging="360"/>
+      </w:pPr>
+    </w:lvl>
+    <w:lvl w:ilvl="4" w:tentative="1">
+      <w:start w:val="1"/>
+      <w:numFmt w:val="decimal"/>
+      <w:lvlText w:val="%5."/>
+      <w:lvlJc w:val="left"/>
+      <w:pPr>
+        <w:tabs>
+          <w:tab w:val="num" w:pos="3600"/>
+        </w:tabs>
+        <w:ind w:left="3600" w:hanging="360"/>
+      </w:pPr>
+    </w:lvl>
+    <w:lvl w:ilvl="5" w:tentative="1">
+      <w:start w:val="1"/>
+      <w:numFmt w:val="decimal"/>
+      <w:lvlText w:val="%6."/>
+      <w:lvlJc w:val="left"/>
+      <w:pPr>
+        <w:tabs>
+          <w:tab w:val="num" w:pos="4320"/>
+        </w:tabs>
+        <w:ind w:left="4320" w:hanging="360"/>
+      </w:pPr>
+    </w:lvl>
+    <w:lvl w:ilvl="6" w:tentative="1">
+      <w:start w:val="1"/>
+      <w:numFmt w:val="decimal"/>
+      <w:lvlText w:val="%7."/>
+      <w:lvlJc w:val="left"/>
+      <w:pPr>
+        <w:tabs>
+          <w:tab w:val="num" w:pos="5040"/>
+        </w:tabs>
+        <w:ind w:left="5040" w:hanging="360"/>
+      </w:pPr>
+    </w:lvl>
+    <w:lvl w:ilvl="7" w:tentative="1">
+      <w:start w:val="1"/>
+      <w:numFmt w:val="decimal"/>
+      <w:lvlText w:val="%8."/>
+      <w:lvlJc w:val="left"/>
+      <w:pPr>
+        <w:tabs>
+          <w:tab w:val="num" w:pos="5760"/>
+        </w:tabs>
+        <w:ind w:left="5760" w:hanging="360"/>
+      </w:pPr>
+    </w:lvl>
+    <w:lvl w:ilvl="8" w:tentative="1">
+      <w:start w:val="1"/>
+      <w:numFmt w:val="decimal"/>
+      <w:lvlText w:val="%9."/>
+      <w:lvlJc w:val="left"/>
+      <w:pPr>
+        <w:tabs>
+          <w:tab w:val="num" w:pos="6480"/>
+        </w:tabs>
+        <w:ind w:left="6480" w:hanging="360"/>
+      </w:pPr>
+    </w:lvl>
+  </w:abstractNum>
+  <w:abstractNum w:abstractNumId="41" w15:restartNumberingAfterBreak="0">
+    <w:nsid w:val="6C0F4E39"/>
+    <w:multiLevelType w:val="multilevel"/>
+    <w:tmpl w:val="621C205A"/>
+    <w:lvl w:ilvl="0">
+      <w:start w:val="1"/>
+      <w:numFmt w:val="bullet"/>
+      <w:lvlText w:val=""/>
+      <w:lvlJc w:val="left"/>
+      <w:pPr>
+        <w:tabs>
+          <w:tab w:val="num" w:pos="720"/>
+        </w:tabs>
+        <w:ind w:left="720" w:hanging="360"/>
+      </w:pPr>
+      <w:rPr>
+        <w:rFonts w:ascii="Symbol" w:hAnsi="Symbol" w:hint="default"/>
+        <w:sz w:val="20"/>
+      </w:rPr>
+    </w:lvl>
+    <w:lvl w:ilvl="1" w:tentative="1">
+      <w:start w:val="1"/>
+      <w:numFmt w:val="bullet"/>
+      <w:lvlText w:val="o"/>
+      <w:lvlJc w:val="left"/>
+      <w:pPr>
+        <w:tabs>
+          <w:tab w:val="num" w:pos="1440"/>
+        </w:tabs>
+        <w:ind w:left="1440" w:hanging="360"/>
+      </w:pPr>
+      <w:rPr>
+        <w:rFonts w:ascii="Courier New" w:hAnsi="Courier New" w:hint="default"/>
+        <w:sz w:val="20"/>
+      </w:rPr>
+    </w:lvl>
+    <w:lvl w:ilvl="2" w:tentative="1">
+      <w:start w:val="1"/>
+      <w:numFmt w:val="bullet"/>
+      <w:lvlText w:val=""/>
+      <w:lvlJc w:val="left"/>
+      <w:pPr>
+        <w:tabs>
+          <w:tab w:val="num" w:pos="2160"/>
+        </w:tabs>
+        <w:ind w:left="2160" w:hanging="360"/>
+      </w:pPr>
+      <w:rPr>
+        <w:rFonts w:ascii="Wingdings" w:hAnsi="Wingdings" w:hint="default"/>
+        <w:sz w:val="20"/>
+      </w:rPr>
+    </w:lvl>
+    <w:lvl w:ilvl="3" w:tentative="1">
+      <w:start w:val="1"/>
+      <w:numFmt w:val="bullet"/>
+      <w:lvlText w:val=""/>
+      <w:lvlJc w:val="left"/>
+      <w:pPr>
+        <w:tabs>
+          <w:tab w:val="num" w:pos="2880"/>
+        </w:tabs>
+        <w:ind w:left="2880" w:hanging="360"/>
+      </w:pPr>
+      <w:rPr>
+        <w:rFonts w:ascii="Wingdings" w:hAnsi="Wingdings" w:hint="default"/>
+        <w:sz w:val="20"/>
+      </w:rPr>
+    </w:lvl>
+    <w:lvl w:ilvl="4" w:tentative="1">
+      <w:start w:val="1"/>
+      <w:numFmt w:val="bullet"/>
+      <w:lvlText w:val=""/>
+      <w:lvlJc w:val="left"/>
+      <w:pPr>
+        <w:tabs>
+          <w:tab w:val="num" w:pos="3600"/>
+        </w:tabs>
+        <w:ind w:left="3600" w:hanging="360"/>
+      </w:pPr>
+      <w:rPr>
+        <w:rFonts w:ascii="Wingdings" w:hAnsi="Wingdings" w:hint="default"/>
+        <w:sz w:val="20"/>
+      </w:rPr>
+    </w:lvl>
+    <w:lvl w:ilvl="5" w:tentative="1">
+      <w:start w:val="1"/>
+      <w:numFmt w:val="bullet"/>
+      <w:lvlText w:val=""/>
+      <w:lvlJc w:val="left"/>
+      <w:pPr>
+        <w:tabs>
+          <w:tab w:val="num" w:pos="4320"/>
+        </w:tabs>
+        <w:ind w:left="4320" w:hanging="360"/>
+      </w:pPr>
+      <w:rPr>
+        <w:rFonts w:ascii="Wingdings" w:hAnsi="Wingdings" w:hint="default"/>
+        <w:sz w:val="20"/>
+      </w:rPr>
+    </w:lvl>
+    <w:lvl w:ilvl="6" w:tentative="1">
+      <w:start w:val="1"/>
+      <w:numFmt w:val="bullet"/>
+      <w:lvlText w:val=""/>
+      <w:lvlJc w:val="left"/>
+      <w:pPr>
+        <w:tabs>
+          <w:tab w:val="num" w:pos="5040"/>
+        </w:tabs>
+        <w:ind w:left="5040" w:hanging="360"/>
+      </w:pPr>
+      <w:rPr>
+        <w:rFonts w:ascii="Wingdings" w:hAnsi="Wingdings" w:hint="default"/>
+        <w:sz w:val="20"/>
+      </w:rPr>
+    </w:lvl>
+    <w:lvl w:ilvl="7" w:tentative="1">
+      <w:start w:val="1"/>
+      <w:numFmt w:val="bullet"/>
+      <w:lvlText w:val=""/>
+      <w:lvlJc w:val="left"/>
+      <w:pPr>
+        <w:tabs>
+          <w:tab w:val="num" w:pos="5760"/>
+        </w:tabs>
+        <w:ind w:left="5760" w:hanging="360"/>
+      </w:pPr>
+      <w:rPr>
+        <w:rFonts w:ascii="Wingdings" w:hAnsi="Wingdings" w:hint="default"/>
+        <w:sz w:val="20"/>
+      </w:rPr>
+    </w:lvl>
+    <w:lvl w:ilvl="8" w:tentative="1">
+      <w:start w:val="1"/>
+      <w:numFmt w:val="bullet"/>
+      <w:lvlText w:val=""/>
+      <w:lvlJc w:val="left"/>
+      <w:pPr>
+        <w:tabs>
+          <w:tab w:val="num" w:pos="6480"/>
+        </w:tabs>
+        <w:ind w:left="6480" w:hanging="360"/>
+      </w:pPr>
+      <w:rPr>
+        <w:rFonts w:ascii="Wingdings" w:hAnsi="Wingdings" w:hint="default"/>
+        <w:sz w:val="20"/>
+      </w:rPr>
+    </w:lvl>
+  </w:abstractNum>
+  <w:abstractNum w:abstractNumId="42" w15:restartNumberingAfterBreak="0">
     <w:nsid w:val="6E1F7712"/>
     <w:multiLevelType w:val="multilevel"/>
     <w:tmpl w:val="81D8A3B6"/>
@@ -9562,7 +11729,305 @@
       </w:rPr>
     </w:lvl>
   </w:abstractNum>
-  <w:abstractNum w:abstractNumId="26" w15:restartNumberingAfterBreak="0">
+  <w:abstractNum w:abstractNumId="43" w15:restartNumberingAfterBreak="0">
+    <w:nsid w:val="706809D4"/>
+    <w:multiLevelType w:val="multilevel"/>
+    <w:tmpl w:val="79D21420"/>
+    <w:lvl w:ilvl="0">
+      <w:start w:val="1"/>
+      <w:numFmt w:val="bullet"/>
+      <w:lvlText w:val=""/>
+      <w:lvlJc w:val="left"/>
+      <w:pPr>
+        <w:tabs>
+          <w:tab w:val="num" w:pos="720"/>
+        </w:tabs>
+        <w:ind w:left="720" w:hanging="360"/>
+      </w:pPr>
+      <w:rPr>
+        <w:rFonts w:ascii="Symbol" w:hAnsi="Symbol" w:hint="default"/>
+        <w:sz w:val="20"/>
+      </w:rPr>
+    </w:lvl>
+    <w:lvl w:ilvl="1" w:tentative="1">
+      <w:start w:val="1"/>
+      <w:numFmt w:val="bullet"/>
+      <w:lvlText w:val="o"/>
+      <w:lvlJc w:val="left"/>
+      <w:pPr>
+        <w:tabs>
+          <w:tab w:val="num" w:pos="1440"/>
+        </w:tabs>
+        <w:ind w:left="1440" w:hanging="360"/>
+      </w:pPr>
+      <w:rPr>
+        <w:rFonts w:ascii="Courier New" w:hAnsi="Courier New" w:hint="default"/>
+        <w:sz w:val="20"/>
+      </w:rPr>
+    </w:lvl>
+    <w:lvl w:ilvl="2" w:tentative="1">
+      <w:start w:val="1"/>
+      <w:numFmt w:val="bullet"/>
+      <w:lvlText w:val=""/>
+      <w:lvlJc w:val="left"/>
+      <w:pPr>
+        <w:tabs>
+          <w:tab w:val="num" w:pos="2160"/>
+        </w:tabs>
+        <w:ind w:left="2160" w:hanging="360"/>
+      </w:pPr>
+      <w:rPr>
+        <w:rFonts w:ascii="Wingdings" w:hAnsi="Wingdings" w:hint="default"/>
+        <w:sz w:val="20"/>
+      </w:rPr>
+    </w:lvl>
+    <w:lvl w:ilvl="3" w:tentative="1">
+      <w:start w:val="1"/>
+      <w:numFmt w:val="bullet"/>
+      <w:lvlText w:val=""/>
+      <w:lvlJc w:val="left"/>
+      <w:pPr>
+        <w:tabs>
+          <w:tab w:val="num" w:pos="2880"/>
+        </w:tabs>
+        <w:ind w:left="2880" w:hanging="360"/>
+      </w:pPr>
+      <w:rPr>
+        <w:rFonts w:ascii="Wingdings" w:hAnsi="Wingdings" w:hint="default"/>
+        <w:sz w:val="20"/>
+      </w:rPr>
+    </w:lvl>
+    <w:lvl w:ilvl="4" w:tentative="1">
+      <w:start w:val="1"/>
+      <w:numFmt w:val="bullet"/>
+      <w:lvlText w:val=""/>
+      <w:lvlJc w:val="left"/>
+      <w:pPr>
+        <w:tabs>
+          <w:tab w:val="num" w:pos="3600"/>
+        </w:tabs>
+        <w:ind w:left="3600" w:hanging="360"/>
+      </w:pPr>
+      <w:rPr>
+        <w:rFonts w:ascii="Wingdings" w:hAnsi="Wingdings" w:hint="default"/>
+        <w:sz w:val="20"/>
+      </w:rPr>
+    </w:lvl>
+    <w:lvl w:ilvl="5" w:tentative="1">
+      <w:start w:val="1"/>
+      <w:numFmt w:val="bullet"/>
+      <w:lvlText w:val=""/>
+      <w:lvlJc w:val="left"/>
+      <w:pPr>
+        <w:tabs>
+          <w:tab w:val="num" w:pos="4320"/>
+        </w:tabs>
+        <w:ind w:left="4320" w:hanging="360"/>
+      </w:pPr>
+      <w:rPr>
+        <w:rFonts w:ascii="Wingdings" w:hAnsi="Wingdings" w:hint="default"/>
+        <w:sz w:val="20"/>
+      </w:rPr>
+    </w:lvl>
+    <w:lvl w:ilvl="6" w:tentative="1">
+      <w:start w:val="1"/>
+      <w:numFmt w:val="bullet"/>
+      <w:lvlText w:val=""/>
+      <w:lvlJc w:val="left"/>
+      <w:pPr>
+        <w:tabs>
+          <w:tab w:val="num" w:pos="5040"/>
+        </w:tabs>
+        <w:ind w:left="5040" w:hanging="360"/>
+      </w:pPr>
+      <w:rPr>
+        <w:rFonts w:ascii="Wingdings" w:hAnsi="Wingdings" w:hint="default"/>
+        <w:sz w:val="20"/>
+      </w:rPr>
+    </w:lvl>
+    <w:lvl w:ilvl="7" w:tentative="1">
+      <w:start w:val="1"/>
+      <w:numFmt w:val="bullet"/>
+      <w:lvlText w:val=""/>
+      <w:lvlJc w:val="left"/>
+      <w:pPr>
+        <w:tabs>
+          <w:tab w:val="num" w:pos="5760"/>
+        </w:tabs>
+        <w:ind w:left="5760" w:hanging="360"/>
+      </w:pPr>
+      <w:rPr>
+        <w:rFonts w:ascii="Wingdings" w:hAnsi="Wingdings" w:hint="default"/>
+        <w:sz w:val="20"/>
+      </w:rPr>
+    </w:lvl>
+    <w:lvl w:ilvl="8" w:tentative="1">
+      <w:start w:val="1"/>
+      <w:numFmt w:val="bullet"/>
+      <w:lvlText w:val=""/>
+      <w:lvlJc w:val="left"/>
+      <w:pPr>
+        <w:tabs>
+          <w:tab w:val="num" w:pos="6480"/>
+        </w:tabs>
+        <w:ind w:left="6480" w:hanging="360"/>
+      </w:pPr>
+      <w:rPr>
+        <w:rFonts w:ascii="Wingdings" w:hAnsi="Wingdings" w:hint="default"/>
+        <w:sz w:val="20"/>
+      </w:rPr>
+    </w:lvl>
+  </w:abstractNum>
+  <w:abstractNum w:abstractNumId="44" w15:restartNumberingAfterBreak="0">
+    <w:nsid w:val="77026A98"/>
+    <w:multiLevelType w:val="multilevel"/>
+    <w:tmpl w:val="1D7EEFBE"/>
+    <w:lvl w:ilvl="0">
+      <w:start w:val="1"/>
+      <w:numFmt w:val="bullet"/>
+      <w:lvlText w:val=""/>
+      <w:lvlJc w:val="left"/>
+      <w:pPr>
+        <w:tabs>
+          <w:tab w:val="num" w:pos="720"/>
+        </w:tabs>
+        <w:ind w:left="720" w:hanging="360"/>
+      </w:pPr>
+      <w:rPr>
+        <w:rFonts w:ascii="Symbol" w:hAnsi="Symbol" w:hint="default"/>
+        <w:sz w:val="20"/>
+      </w:rPr>
+    </w:lvl>
+    <w:lvl w:ilvl="1" w:tentative="1">
+      <w:start w:val="1"/>
+      <w:numFmt w:val="bullet"/>
+      <w:lvlText w:val="o"/>
+      <w:lvlJc w:val="left"/>
+      <w:pPr>
+        <w:tabs>
+          <w:tab w:val="num" w:pos="1440"/>
+        </w:tabs>
+        <w:ind w:left="1440" w:hanging="360"/>
+      </w:pPr>
+      <w:rPr>
+        <w:rFonts w:ascii="Courier New" w:hAnsi="Courier New" w:hint="default"/>
+        <w:sz w:val="20"/>
+      </w:rPr>
+    </w:lvl>
+    <w:lvl w:ilvl="2" w:tentative="1">
+      <w:start w:val="1"/>
+      <w:numFmt w:val="bullet"/>
+      <w:lvlText w:val=""/>
+      <w:lvlJc w:val="left"/>
+      <w:pPr>
+        <w:tabs>
+          <w:tab w:val="num" w:pos="2160"/>
+        </w:tabs>
+        <w:ind w:left="2160" w:hanging="360"/>
+      </w:pPr>
+      <w:rPr>
+        <w:rFonts w:ascii="Wingdings" w:hAnsi="Wingdings" w:hint="default"/>
+        <w:sz w:val="20"/>
+      </w:rPr>
+    </w:lvl>
+    <w:lvl w:ilvl="3" w:tentative="1">
+      <w:start w:val="1"/>
+      <w:numFmt w:val="bullet"/>
+      <w:lvlText w:val=""/>
+      <w:lvlJc w:val="left"/>
+      <w:pPr>
+        <w:tabs>
+          <w:tab w:val="num" w:pos="2880"/>
+        </w:tabs>
+        <w:ind w:left="2880" w:hanging="360"/>
+      </w:pPr>
+      <w:rPr>
+        <w:rFonts w:ascii="Wingdings" w:hAnsi="Wingdings" w:hint="default"/>
+        <w:sz w:val="20"/>
+      </w:rPr>
+    </w:lvl>
+    <w:lvl w:ilvl="4" w:tentative="1">
+      <w:start w:val="1"/>
+      <w:numFmt w:val="bullet"/>
+      <w:lvlText w:val=""/>
+      <w:lvlJc w:val="left"/>
+      <w:pPr>
+        <w:tabs>
+          <w:tab w:val="num" w:pos="3600"/>
+        </w:tabs>
+        <w:ind w:left="3600" w:hanging="360"/>
+      </w:pPr>
+      <w:rPr>
+        <w:rFonts w:ascii="Wingdings" w:hAnsi="Wingdings" w:hint="default"/>
+        <w:sz w:val="20"/>
+      </w:rPr>
+    </w:lvl>
+    <w:lvl w:ilvl="5" w:tentative="1">
+      <w:start w:val="1"/>
+      <w:numFmt w:val="bullet"/>
+      <w:lvlText w:val=""/>
+      <w:lvlJc w:val="left"/>
+      <w:pPr>
+        <w:tabs>
+          <w:tab w:val="num" w:pos="4320"/>
+        </w:tabs>
+        <w:ind w:left="4320" w:hanging="360"/>
+      </w:pPr>
+      <w:rPr>
+        <w:rFonts w:ascii="Wingdings" w:hAnsi="Wingdings" w:hint="default"/>
+        <w:sz w:val="20"/>
+      </w:rPr>
+    </w:lvl>
+    <w:lvl w:ilvl="6" w:tentative="1">
+      <w:start w:val="1"/>
+      <w:numFmt w:val="bullet"/>
+      <w:lvlText w:val=""/>
+      <w:lvlJc w:val="left"/>
+      <w:pPr>
+        <w:tabs>
+          <w:tab w:val="num" w:pos="5040"/>
+        </w:tabs>
+        <w:ind w:left="5040" w:hanging="360"/>
+      </w:pPr>
+      <w:rPr>
+        <w:rFonts w:ascii="Wingdings" w:hAnsi="Wingdings" w:hint="default"/>
+        <w:sz w:val="20"/>
+      </w:rPr>
+    </w:lvl>
+    <w:lvl w:ilvl="7" w:tentative="1">
+      <w:start w:val="1"/>
+      <w:numFmt w:val="bullet"/>
+      <w:lvlText w:val=""/>
+      <w:lvlJc w:val="left"/>
+      <w:pPr>
+        <w:tabs>
+          <w:tab w:val="num" w:pos="5760"/>
+        </w:tabs>
+        <w:ind w:left="5760" w:hanging="360"/>
+      </w:pPr>
+      <w:rPr>
+        <w:rFonts w:ascii="Wingdings" w:hAnsi="Wingdings" w:hint="default"/>
+        <w:sz w:val="20"/>
+      </w:rPr>
+    </w:lvl>
+    <w:lvl w:ilvl="8" w:tentative="1">
+      <w:start w:val="1"/>
+      <w:numFmt w:val="bullet"/>
+      <w:lvlText w:val=""/>
+      <w:lvlJc w:val="left"/>
+      <w:pPr>
+        <w:tabs>
+          <w:tab w:val="num" w:pos="6480"/>
+        </w:tabs>
+        <w:ind w:left="6480" w:hanging="360"/>
+      </w:pPr>
+      <w:rPr>
+        <w:rFonts w:ascii="Wingdings" w:hAnsi="Wingdings" w:hint="default"/>
+        <w:sz w:val="20"/>
+      </w:rPr>
+    </w:lvl>
+  </w:abstractNum>
+  <w:abstractNum w:abstractNumId="45" w15:restartNumberingAfterBreak="0">
     <w:nsid w:val="7891314B"/>
     <w:multiLevelType w:val="multilevel"/>
     <w:tmpl w:val="856E7606"/>
@@ -9711,77 +12176,226 @@
       </w:rPr>
     </w:lvl>
   </w:abstractNum>
+  <w:abstractNum w:abstractNumId="46" w15:restartNumberingAfterBreak="0">
+    <w:nsid w:val="7CBC1DB4"/>
+    <w:multiLevelType w:val="multilevel"/>
+    <w:tmpl w:val="880A652E"/>
+    <w:lvl w:ilvl="0">
+      <w:start w:val="1"/>
+      <w:numFmt w:val="bullet"/>
+      <w:lvlText w:val=""/>
+      <w:lvlJc w:val="left"/>
+      <w:pPr>
+        <w:tabs>
+          <w:tab w:val="num" w:pos="720"/>
+        </w:tabs>
+        <w:ind w:left="720" w:hanging="360"/>
+      </w:pPr>
+      <w:rPr>
+        <w:rFonts w:ascii="Symbol" w:hAnsi="Symbol" w:hint="default"/>
+        <w:sz w:val="20"/>
+      </w:rPr>
+    </w:lvl>
+    <w:lvl w:ilvl="1">
+      <w:start w:val="1"/>
+      <w:numFmt w:val="bullet"/>
+      <w:lvlText w:val="o"/>
+      <w:lvlJc w:val="left"/>
+      <w:pPr>
+        <w:tabs>
+          <w:tab w:val="num" w:pos="1440"/>
+        </w:tabs>
+        <w:ind w:left="1440" w:hanging="360"/>
+      </w:pPr>
+      <w:rPr>
+        <w:rFonts w:ascii="Courier New" w:hAnsi="Courier New" w:hint="default"/>
+        <w:sz w:val="20"/>
+      </w:rPr>
+    </w:lvl>
+    <w:lvl w:ilvl="2" w:tentative="1">
+      <w:start w:val="1"/>
+      <w:numFmt w:val="bullet"/>
+      <w:lvlText w:val=""/>
+      <w:lvlJc w:val="left"/>
+      <w:pPr>
+        <w:tabs>
+          <w:tab w:val="num" w:pos="2160"/>
+        </w:tabs>
+        <w:ind w:left="2160" w:hanging="360"/>
+      </w:pPr>
+      <w:rPr>
+        <w:rFonts w:ascii="Wingdings" w:hAnsi="Wingdings" w:hint="default"/>
+        <w:sz w:val="20"/>
+      </w:rPr>
+    </w:lvl>
+    <w:lvl w:ilvl="3" w:tentative="1">
+      <w:start w:val="1"/>
+      <w:numFmt w:val="bullet"/>
+      <w:lvlText w:val=""/>
+      <w:lvlJc w:val="left"/>
+      <w:pPr>
+        <w:tabs>
+          <w:tab w:val="num" w:pos="2880"/>
+        </w:tabs>
+        <w:ind w:left="2880" w:hanging="360"/>
+      </w:pPr>
+      <w:rPr>
+        <w:rFonts w:ascii="Wingdings" w:hAnsi="Wingdings" w:hint="default"/>
+        <w:sz w:val="20"/>
+      </w:rPr>
+    </w:lvl>
+    <w:lvl w:ilvl="4" w:tentative="1">
+      <w:start w:val="1"/>
+      <w:numFmt w:val="bullet"/>
+      <w:lvlText w:val=""/>
+      <w:lvlJc w:val="left"/>
+      <w:pPr>
+        <w:tabs>
+          <w:tab w:val="num" w:pos="3600"/>
+        </w:tabs>
+        <w:ind w:left="3600" w:hanging="360"/>
+      </w:pPr>
+      <w:rPr>
+        <w:rFonts w:ascii="Wingdings" w:hAnsi="Wingdings" w:hint="default"/>
+        <w:sz w:val="20"/>
+      </w:rPr>
+    </w:lvl>
+    <w:lvl w:ilvl="5" w:tentative="1">
+      <w:start w:val="1"/>
+      <w:numFmt w:val="bullet"/>
+      <w:lvlText w:val=""/>
+      <w:lvlJc w:val="left"/>
+      <w:pPr>
+        <w:tabs>
+          <w:tab w:val="num" w:pos="4320"/>
+        </w:tabs>
+        <w:ind w:left="4320" w:hanging="360"/>
+      </w:pPr>
+      <w:rPr>
+        <w:rFonts w:ascii="Wingdings" w:hAnsi="Wingdings" w:hint="default"/>
+        <w:sz w:val="20"/>
+      </w:rPr>
+    </w:lvl>
+    <w:lvl w:ilvl="6" w:tentative="1">
+      <w:start w:val="1"/>
+      <w:numFmt w:val="bullet"/>
+      <w:lvlText w:val=""/>
+      <w:lvlJc w:val="left"/>
+      <w:pPr>
+        <w:tabs>
+          <w:tab w:val="num" w:pos="5040"/>
+        </w:tabs>
+        <w:ind w:left="5040" w:hanging="360"/>
+      </w:pPr>
+      <w:rPr>
+        <w:rFonts w:ascii="Wingdings" w:hAnsi="Wingdings" w:hint="default"/>
+        <w:sz w:val="20"/>
+      </w:rPr>
+    </w:lvl>
+    <w:lvl w:ilvl="7" w:tentative="1">
+      <w:start w:val="1"/>
+      <w:numFmt w:val="bullet"/>
+      <w:lvlText w:val=""/>
+      <w:lvlJc w:val="left"/>
+      <w:pPr>
+        <w:tabs>
+          <w:tab w:val="num" w:pos="5760"/>
+        </w:tabs>
+        <w:ind w:left="5760" w:hanging="360"/>
+      </w:pPr>
+      <w:rPr>
+        <w:rFonts w:ascii="Wingdings" w:hAnsi="Wingdings" w:hint="default"/>
+        <w:sz w:val="20"/>
+      </w:rPr>
+    </w:lvl>
+    <w:lvl w:ilvl="8" w:tentative="1">
+      <w:start w:val="1"/>
+      <w:numFmt w:val="bullet"/>
+      <w:lvlText w:val=""/>
+      <w:lvlJc w:val="left"/>
+      <w:pPr>
+        <w:tabs>
+          <w:tab w:val="num" w:pos="6480"/>
+        </w:tabs>
+        <w:ind w:left="6480" w:hanging="360"/>
+      </w:pPr>
+      <w:rPr>
+        <w:rFonts w:ascii="Wingdings" w:hAnsi="Wingdings" w:hint="default"/>
+        <w:sz w:val="20"/>
+      </w:rPr>
+    </w:lvl>
+  </w:abstractNum>
   <w:num w:numId="1" w16cid:durableId="1705668087">
-    <w:abstractNumId w:val="19"/>
+    <w:abstractNumId w:val="30"/>
   </w:num>
   <w:num w:numId="2" w16cid:durableId="1478843076">
-    <w:abstractNumId w:val="22"/>
+    <w:abstractNumId w:val="37"/>
   </w:num>
   <w:num w:numId="3" w16cid:durableId="1753088851">
-    <w:abstractNumId w:val="15"/>
+    <w:abstractNumId w:val="21"/>
   </w:num>
   <w:num w:numId="4" w16cid:durableId="1836799776">
-    <w:abstractNumId w:val="9"/>
+    <w:abstractNumId w:val="12"/>
   </w:num>
   <w:num w:numId="5" w16cid:durableId="1352219391">
+    <w:abstractNumId w:val="7"/>
+  </w:num>
+  <w:num w:numId="6" w16cid:durableId="1294602295">
+    <w:abstractNumId w:val="16"/>
+  </w:num>
+  <w:num w:numId="7" w16cid:durableId="2012171846">
+    <w:abstractNumId w:val="14"/>
+  </w:num>
+  <w:num w:numId="8" w16cid:durableId="68775369">
     <w:abstractNumId w:val="6"/>
   </w:num>
-  <w:num w:numId="6" w16cid:durableId="1294602295">
-    <w:abstractNumId w:val="12"/>
+  <w:num w:numId="9" w16cid:durableId="1309751874">
+    <w:abstractNumId w:val="38"/>
   </w:num>
-  <w:num w:numId="7" w16cid:durableId="2012171846">
-    <w:abstractNumId w:val="10"/>
+  <w:num w:numId="10" w16cid:durableId="893128680">
+    <w:abstractNumId w:val="23"/>
   </w:num>
-  <w:num w:numId="8" w16cid:durableId="68775369">
+  <w:num w:numId="11" w16cid:durableId="2086872985">
+    <w:abstractNumId w:val="42"/>
+  </w:num>
+  <w:num w:numId="12" w16cid:durableId="917522088">
+    <w:abstractNumId w:val="35"/>
+  </w:num>
+  <w:num w:numId="13" w16cid:durableId="69041040">
+    <w:abstractNumId w:val="39"/>
+  </w:num>
+  <w:num w:numId="14" w16cid:durableId="583031335">
     <w:abstractNumId w:val="5"/>
   </w:num>
-  <w:num w:numId="9" w16cid:durableId="1309751874">
-    <w:abstractNumId w:val="23"/>
-  </w:num>
-  <w:num w:numId="10" w16cid:durableId="893128680">
-    <w:abstractNumId w:val="16"/>
-  </w:num>
-  <w:num w:numId="11" w16cid:durableId="2086872985">
-    <w:abstractNumId w:val="25"/>
-  </w:num>
-  <w:num w:numId="12" w16cid:durableId="917522088">
-    <w:abstractNumId w:val="21"/>
-  </w:num>
-  <w:num w:numId="13" w16cid:durableId="69041040">
-    <w:abstractNumId w:val="24"/>
-  </w:num>
-  <w:num w:numId="14" w16cid:durableId="583031335">
-    <w:abstractNumId w:val="4"/>
-  </w:num>
   <w:num w:numId="15" w16cid:durableId="415369076">
-    <w:abstractNumId w:val="14"/>
+    <w:abstractNumId w:val="20"/>
   </w:num>
   <w:num w:numId="16" w16cid:durableId="2008435626">
-    <w:abstractNumId w:val="8"/>
+    <w:abstractNumId w:val="11"/>
   </w:num>
   <w:num w:numId="17" w16cid:durableId="900481706">
     <w:abstractNumId w:val="3"/>
   </w:num>
   <w:num w:numId="18" w16cid:durableId="1753889814">
-    <w:abstractNumId w:val="13"/>
+    <w:abstractNumId w:val="18"/>
   </w:num>
   <w:num w:numId="19" w16cid:durableId="1298149343">
-    <w:abstractNumId w:val="17"/>
+    <w:abstractNumId w:val="24"/>
   </w:num>
   <w:num w:numId="20" w16cid:durableId="1759056054">
     <w:abstractNumId w:val="0"/>
   </w:num>
   <w:num w:numId="21" w16cid:durableId="267394117">
-    <w:abstractNumId w:val="20"/>
+    <w:abstractNumId w:val="32"/>
   </w:num>
   <w:num w:numId="22" w16cid:durableId="470681960">
-    <w:abstractNumId w:val="26"/>
+    <w:abstractNumId w:val="45"/>
   </w:num>
   <w:num w:numId="23" w16cid:durableId="928074478">
-    <w:abstractNumId w:val="11"/>
+    <w:abstractNumId w:val="15"/>
   </w:num>
   <w:num w:numId="24" w16cid:durableId="2050494007">
-    <w:abstractNumId w:val="18"/>
+    <w:abstractNumId w:val="26"/>
   </w:num>
   <w:num w:numId="25" w16cid:durableId="184825912">
     <w:abstractNumId w:val="1"/>
@@ -9790,19 +12404,19 @@
     <w:abstractNumId w:val="2"/>
   </w:num>
   <w:num w:numId="27" w16cid:durableId="1438788027">
-    <w:abstractNumId w:val="7"/>
+    <w:abstractNumId w:val="10"/>
   </w:num>
   <w:num w:numId="28" w16cid:durableId="1172141753">
-    <w:abstractNumId w:val="10"/>
+    <w:abstractNumId w:val="14"/>
   </w:num>
   <w:num w:numId="29" w16cid:durableId="1508206028">
-    <w:abstractNumId w:val="12"/>
+    <w:abstractNumId w:val="16"/>
     <w:lvlOverride w:ilvl="0">
       <w:startOverride w:val="8"/>
     </w:lvlOverride>
   </w:num>
   <w:num w:numId="30" w16cid:durableId="1033847863">
-    <w:abstractNumId w:val="10"/>
+    <w:abstractNumId w:val="14"/>
     <w:lvlOverride w:ilvl="0">
       <w:startOverride w:val="7"/>
     </w:lvlOverride>
@@ -9830,6 +12444,66 @@
     <w:lvlOverride w:ilvl="8">
       <w:startOverride w:val="1"/>
     </w:lvlOverride>
+  </w:num>
+  <w:num w:numId="31" w16cid:durableId="1880242289">
+    <w:abstractNumId w:val="29"/>
+  </w:num>
+  <w:num w:numId="32" w16cid:durableId="185296629">
+    <w:abstractNumId w:val="22"/>
+  </w:num>
+  <w:num w:numId="33" w16cid:durableId="2086221957">
+    <w:abstractNumId w:val="40"/>
+  </w:num>
+  <w:num w:numId="34" w16cid:durableId="663124639">
+    <w:abstractNumId w:val="33"/>
+  </w:num>
+  <w:num w:numId="35" w16cid:durableId="316155695">
+    <w:abstractNumId w:val="19"/>
+  </w:num>
+  <w:num w:numId="36" w16cid:durableId="2080248963">
+    <w:abstractNumId w:val="46"/>
+  </w:num>
+  <w:num w:numId="37" w16cid:durableId="9836674">
+    <w:abstractNumId w:val="8"/>
+  </w:num>
+  <w:num w:numId="38" w16cid:durableId="504520015">
+    <w:abstractNumId w:val="36"/>
+  </w:num>
+  <w:num w:numId="39" w16cid:durableId="811025749">
+    <w:abstractNumId w:val="43"/>
+  </w:num>
+  <w:num w:numId="40" w16cid:durableId="1499811948">
+    <w:abstractNumId w:val="31"/>
+  </w:num>
+  <w:num w:numId="41" w16cid:durableId="326642054">
+    <w:abstractNumId w:val="4"/>
+  </w:num>
+  <w:num w:numId="42" w16cid:durableId="2083596405">
+    <w:abstractNumId w:val="17"/>
+  </w:num>
+  <w:num w:numId="43" w16cid:durableId="1037004583">
+    <w:abstractNumId w:val="28"/>
+  </w:num>
+  <w:num w:numId="44" w16cid:durableId="988023906">
+    <w:abstractNumId w:val="41"/>
+  </w:num>
+  <w:num w:numId="45" w16cid:durableId="167642641">
+    <w:abstractNumId w:val="25"/>
+  </w:num>
+  <w:num w:numId="46" w16cid:durableId="941835493">
+    <w:abstractNumId w:val="34"/>
+  </w:num>
+  <w:num w:numId="47" w16cid:durableId="1631592612">
+    <w:abstractNumId w:val="27"/>
+  </w:num>
+  <w:num w:numId="48" w16cid:durableId="986276920">
+    <w:abstractNumId w:val="13"/>
+  </w:num>
+  <w:num w:numId="49" w16cid:durableId="2131168963">
+    <w:abstractNumId w:val="44"/>
+  </w:num>
+  <w:num w:numId="50" w16cid:durableId="1077094257">
+    <w:abstractNumId w:val="9"/>
   </w:num>
 </w:numbering>
 </file>
@@ -11015,6 +13689,27 @@
       <w:ind w:left="660"/>
     </w:pPr>
   </w:style>
+  <w:style w:type="character" w:customStyle="1" w:styleId="ms-1">
+    <w:name w:val="ms-1"/>
+    <w:basedOn w:val="DefaultParagraphFont"/>
+    <w:rsid w:val="00F455E0"/>
+  </w:style>
+  <w:style w:type="character" w:customStyle="1" w:styleId="max-w-full">
+    <w:name w:val="max-w-full"/>
+    <w:basedOn w:val="DefaultParagraphFont"/>
+    <w:rsid w:val="00F455E0"/>
+  </w:style>
+  <w:style w:type="character" w:styleId="Strong">
+    <w:name w:val="Strong"/>
+    <w:basedOn w:val="DefaultParagraphFont"/>
+    <w:uiPriority w:val="22"/>
+    <w:qFormat/>
+    <w:rsid w:val="00F455E0"/>
+    <w:rPr>
+      <w:b/>
+      <w:bCs/>
+    </w:rPr>
+  </w:style>
 </w:styles>
 </file>
 

--- a/GAPT Report.docx
+++ b/GAPT Report.docx
@@ -21,7 +21,7 @@
           <w:szCs w:val="24"/>
         </w:rPr>
         <w:drawing>
-          <wp:inline distT="0" distB="0" distL="0" distR="0" wp14:anchorId="05F8E5B7" wp14:editId="5242456B">
+          <wp:inline distT="0" distB="0" distL="0" distR="0" wp14:anchorId="05F8E5B7" wp14:editId="0C346DBC">
             <wp:extent cx="4603005" cy="1008993"/>
             <wp:effectExtent l="0" t="0" r="0" b="0"/>
             <wp:docPr id="1" name="Picture 1" descr="Text&#10;&#10;Description automatically generated"/>
@@ -552,7 +552,6 @@
           <w:lang w:val="fr-FR"/>
         </w:rPr>
       </w:pPr>
-      <w:proofErr w:type="spellStart"/>
       <w:r>
         <w:rPr>
           <w:rFonts w:eastAsia="Times New Roman" w:cstheme="minorHAnsi"/>
@@ -560,17 +559,17 @@
           <w:szCs w:val="24"/>
           <w:lang w:val="fr-FR"/>
         </w:rPr>
-        <w:t>Lecturer</w:t>
-      </w:r>
-      <w:proofErr w:type="spellEnd"/>
-      <w:r>
-        <w:rPr>
-          <w:rFonts w:eastAsia="Times New Roman" w:cstheme="minorHAnsi"/>
+        <w:t xml:space="preserve">Lecturer: </w:t>
+      </w:r>
+      <w:r>
+        <w:rPr>
+          <w:rFonts w:eastAsia="Times New Roman" w:cstheme="minorHAnsi"/>
+          <w:b/>
           <w:sz w:val="24"/>
           <w:szCs w:val="24"/>
           <w:lang w:val="fr-FR"/>
         </w:rPr>
-        <w:t xml:space="preserve">: </w:t>
+        <w:t xml:space="preserve">Dr </w:t>
       </w:r>
       <w:r>
         <w:rPr>
@@ -580,41 +579,40 @@
           <w:szCs w:val="24"/>
           <w:lang w:val="fr-FR"/>
         </w:rPr>
-        <w:t xml:space="preserve">Dr </w:t>
-      </w:r>
-      <w:r>
-        <w:rPr>
-          <w:rFonts w:eastAsia="Times New Roman" w:cstheme="minorHAnsi"/>
-          <w:b/>
+        <w:t>Clyde Meli</w:t>
+      </w:r>
+    </w:p>
+    <w:p>
+      <w:pPr>
+        <w:rPr>
+          <w:rFonts w:eastAsia="Times New Roman" w:cstheme="minorHAnsi"/>
           <w:sz w:val="24"/>
           <w:szCs w:val="24"/>
           <w:lang w:val="fr-FR"/>
         </w:rPr>
-        <w:t>Clyde Meli</w:t>
-      </w:r>
-    </w:p>
-    <w:p>
-      <w:pPr>
+      </w:pPr>
+      <w:r>
         <w:rPr>
           <w:rFonts w:eastAsia="Times New Roman" w:cstheme="minorHAnsi"/>
           <w:sz w:val="24"/>
           <w:szCs w:val="24"/>
           <w:lang w:val="fr-FR"/>
         </w:rPr>
-      </w:pPr>
-      <w:r>
-        <w:rPr>
-          <w:rFonts w:eastAsia="Times New Roman" w:cstheme="minorHAnsi"/>
+        <w:br w:type="page"/>
+      </w:r>
+    </w:p>
+    <w:p>
+      <w:pPr>
+        <w:spacing w:line="240" w:lineRule="auto"/>
+        <w:rPr>
+          <w:rFonts w:eastAsia="Times New Roman" w:cstheme="minorHAnsi"/>
+          <w:b/>
+          <w:bCs/>
           <w:sz w:val="24"/>
           <w:szCs w:val="24"/>
-          <w:lang w:val="fr-FR"/>
-        </w:rPr>
-        <w:br w:type="page"/>
-      </w:r>
-    </w:p>
-    <w:p>
-      <w:pPr>
-        <w:spacing w:line="240" w:lineRule="auto"/>
+        </w:rPr>
+      </w:pPr>
+      <w:r>
         <w:rPr>
           <w:rFonts w:eastAsia="Times New Roman" w:cstheme="minorHAnsi"/>
           <w:b/>
@@ -622,18 +620,19 @@
           <w:sz w:val="24"/>
           <w:szCs w:val="24"/>
         </w:rPr>
-      </w:pPr>
-      <w:r>
-        <w:rPr>
-          <w:rFonts w:eastAsia="Times New Roman" w:cstheme="minorHAnsi"/>
-          <w:b/>
-          <w:bCs/>
+        <w:lastRenderedPageBreak/>
+        <w:t>FACULTY OF INFORMATION AND COMMUNICATION TECHNOLOGY</w:t>
+      </w:r>
+    </w:p>
+    <w:p>
+      <w:pPr>
+        <w:spacing w:line="240" w:lineRule="auto"/>
+        <w:rPr>
+          <w:rFonts w:eastAsia="Times New Roman" w:cstheme="minorHAnsi"/>
           <w:sz w:val="24"/>
           <w:szCs w:val="24"/>
         </w:rPr>
-        <w:lastRenderedPageBreak/>
-        <w:t>FACULTY OF INFORMATION AND COMMUNICATION TECHNOLOGY</w:t>
-      </w:r>
+      </w:pPr>
     </w:p>
     <w:p>
       <w:pPr>
@@ -644,40 +643,30 @@
           <w:szCs w:val="24"/>
         </w:rPr>
       </w:pPr>
-    </w:p>
-    <w:p>
-      <w:pPr>
-        <w:spacing w:line="240" w:lineRule="auto"/>
+      <w:r>
         <w:rPr>
           <w:rFonts w:eastAsia="Times New Roman" w:cstheme="minorHAnsi"/>
           <w:sz w:val="24"/>
           <w:szCs w:val="24"/>
         </w:rPr>
-      </w:pPr>
-      <w:r>
+        <w:t>Declaration</w:t>
+      </w:r>
+    </w:p>
+    <w:p>
+      <w:pPr>
+        <w:spacing w:line="240" w:lineRule="auto"/>
         <w:rPr>
           <w:rFonts w:eastAsia="Times New Roman" w:cstheme="minorHAnsi"/>
           <w:sz w:val="24"/>
           <w:szCs w:val="24"/>
         </w:rPr>
-        <w:t>Declaration</w:t>
-      </w:r>
+      </w:pPr>
     </w:p>
     <w:p>
       <w:pPr>
         <w:spacing w:line="240" w:lineRule="auto"/>
         <w:rPr>
           <w:rFonts w:eastAsia="Times New Roman" w:cstheme="minorHAnsi"/>
-          <w:sz w:val="24"/>
-          <w:szCs w:val="24"/>
-        </w:rPr>
-      </w:pPr>
-    </w:p>
-    <w:p>
-      <w:pPr>
-        <w:spacing w:line="240" w:lineRule="auto"/>
-        <w:rPr>
-          <w:rFonts w:eastAsia="Times New Roman" w:cstheme="minorHAnsi"/>
         </w:rPr>
       </w:pPr>
       <w:r>
@@ -697,21 +686,7 @@
         <w:rPr>
           <w:rFonts w:eastAsia="Times New Roman" w:cstheme="minorHAnsi"/>
         </w:rPr>
-        <w:t>, 2009, Regulation 39 (b)(</w:t>
-      </w:r>
-      <w:proofErr w:type="spellStart"/>
-      <w:r>
-        <w:rPr>
-          <w:rFonts w:eastAsia="Times New Roman" w:cstheme="minorHAnsi"/>
-        </w:rPr>
-        <w:t>i</w:t>
-      </w:r>
-      <w:proofErr w:type="spellEnd"/>
-      <w:r>
-        <w:rPr>
-          <w:rFonts w:eastAsia="Times New Roman" w:cstheme="minorHAnsi"/>
-        </w:rPr>
-        <w:t xml:space="preserve">), University of Malta). </w:t>
+        <w:t xml:space="preserve">, 2009, Regulation 39 (b)(i), University of Malta). </w:t>
       </w:r>
     </w:p>
     <w:p>
@@ -3671,21 +3646,7 @@
           <w:rFonts w:cstheme="minorHAnsi"/>
         </w:rPr>
         <w:br/>
-        <w:t xml:space="preserve">Simple </w:t>
-      </w:r>
-      <w:proofErr w:type="spellStart"/>
-      <w:r>
-        <w:rPr>
-          <w:rFonts w:cstheme="minorHAnsi"/>
-        </w:rPr>
-        <w:t>DirectMedia</w:t>
-      </w:r>
-      <w:proofErr w:type="spellEnd"/>
-      <w:r>
-        <w:rPr>
-          <w:rFonts w:cstheme="minorHAnsi"/>
-        </w:rPr>
-        <w:t xml:space="preserve"> Layer (SDL) is a cross-platform library used for handling graphics, input, and multimedia. It is widely used in game development due to its lightweight nature and ability to interact with OpenGL and DirectX.</w:t>
+        <w:t>Simple DirectMedia Layer (SDL) is a cross-platform library used for handling graphics, input, and multimedia. It is widely used in game development due to its lightweight nature and ability to interact with OpenGL and DirectX.</w:t>
       </w:r>
     </w:p>
     <w:p>
@@ -3742,35 +3703,7 @@
         <w:rPr>
           <w:rFonts w:cstheme="minorHAnsi"/>
         </w:rPr>
-        <w:t xml:space="preserve"> to draw objects efficiently using </w:t>
-      </w:r>
-      <w:proofErr w:type="spellStart"/>
-      <w:r>
-        <w:rPr>
-          <w:rFonts w:cstheme="minorHAnsi"/>
-        </w:rPr>
-        <w:t>SDL_RenderCopy</w:t>
-      </w:r>
-      <w:proofErr w:type="spellEnd"/>
-      <w:r>
-        <w:rPr>
-          <w:rFonts w:cstheme="minorHAnsi"/>
-        </w:rPr>
-        <w:t xml:space="preserve">(). Optimizing textures and using hardware acceleration (via </w:t>
-      </w:r>
-      <w:proofErr w:type="spellStart"/>
-      <w:r>
-        <w:rPr>
-          <w:rFonts w:cstheme="minorHAnsi"/>
-        </w:rPr>
-        <w:t>SDL_Renderer</w:t>
-      </w:r>
-      <w:proofErr w:type="spellEnd"/>
-      <w:r>
-        <w:rPr>
-          <w:rFonts w:cstheme="minorHAnsi"/>
-        </w:rPr>
-        <w:t>) is crucial for smooth animations.</w:t>
+        <w:t xml:space="preserve"> to draw objects efficiently using SDL_RenderCopy(). Optimizing textures and using hardware acceleration (via SDL_Renderer) is crucial for smooth animations.</w:t>
       </w:r>
     </w:p>
     <w:p>
@@ -3810,21 +3743,7 @@
         <w:rPr>
           <w:rFonts w:cstheme="minorHAnsi"/>
         </w:rPr>
-        <w:t xml:space="preserve">. SDL captures events using </w:t>
-      </w:r>
-      <w:proofErr w:type="spellStart"/>
-      <w:r>
-        <w:rPr>
-          <w:rFonts w:cstheme="minorHAnsi"/>
-        </w:rPr>
-        <w:t>SDL_PollEvent</w:t>
-      </w:r>
-      <w:proofErr w:type="spellEnd"/>
-      <w:r>
-        <w:rPr>
-          <w:rFonts w:cstheme="minorHAnsi"/>
-        </w:rPr>
-        <w:t>(), which can track mouse movement (SDL_MOUSEMOTION) and clicks (SDL_MOUSEBUTTONDOWN).</w:t>
+        <w:t>. SDL captures events using SDL_PollEvent(), which can track mouse movement (SDL_MOUSEMOTION) and clicks (SDL_MOUSEBUTTONDOWN).</w:t>
       </w:r>
     </w:p>
     <w:p>
@@ -3946,25 +3865,7 @@
           <w:b/>
           <w:bCs/>
         </w:rPr>
-        <w:t xml:space="preserve">SDL Documentation &amp; </w:t>
-      </w:r>
-      <w:proofErr w:type="spellStart"/>
-      <w:r>
-        <w:rPr>
-          <w:rFonts w:cstheme="minorHAnsi"/>
-          <w:b/>
-          <w:bCs/>
-        </w:rPr>
-        <w:t>LazyFoo</w:t>
-      </w:r>
-      <w:proofErr w:type="spellEnd"/>
-      <w:r>
-        <w:rPr>
-          <w:rFonts w:cstheme="minorHAnsi"/>
-          <w:b/>
-          <w:bCs/>
-        </w:rPr>
-        <w:t xml:space="preserve"> Tutorials</w:t>
+        <w:t>SDL Documentation &amp; LazyFoo Tutorials</w:t>
       </w:r>
       <w:r>
         <w:rPr>
@@ -3996,21 +3897,7 @@
         <w:rPr>
           <w:rFonts w:cstheme="minorHAnsi"/>
         </w:rPr>
-        <w:t>: Research shows that frame rate stability (60 FPS) enhances user experience, so delta time management (</w:t>
-      </w:r>
-      <w:proofErr w:type="spellStart"/>
-      <w:r>
-        <w:rPr>
-          <w:rFonts w:cstheme="minorHAnsi"/>
-        </w:rPr>
-        <w:t>SDL_GetTicks</w:t>
-      </w:r>
-      <w:proofErr w:type="spellEnd"/>
-      <w:r>
-        <w:rPr>
-          <w:rFonts w:cstheme="minorHAnsi"/>
-        </w:rPr>
-        <w:t>()) is essential.</w:t>
+        <w:t>: Research shows that frame rate stability (60 FPS) enhances user experience, so delta time management (SDL_GetTicks()) is essential.</w:t>
       </w:r>
     </w:p>
     <w:p>
@@ -4024,23 +3911,13 @@
           <w:rFonts w:cstheme="minorHAnsi"/>
         </w:rPr>
       </w:pPr>
-      <w:proofErr w:type="spellStart"/>
-      <w:r>
-        <w:rPr>
-          <w:rFonts w:cstheme="minorHAnsi"/>
-          <w:b/>
-          <w:bCs/>
-        </w:rPr>
-        <w:t>Gamasutra</w:t>
-      </w:r>
-      <w:proofErr w:type="spellEnd"/>
-      <w:r>
-        <w:rPr>
-          <w:rFonts w:cstheme="minorHAnsi"/>
-          <w:b/>
-          <w:bCs/>
-        </w:rPr>
-        <w:t xml:space="preserve"> Articles on UI/UX for Puzzle Games</w:t>
+      <w:r>
+        <w:rPr>
+          <w:rFonts w:cstheme="minorHAnsi"/>
+          <w:b/>
+          <w:bCs/>
+        </w:rPr>
+        <w:t>Gamasutra Articles on UI/UX for Puzzle Games</w:t>
       </w:r>
       <w:r>
         <w:rPr>
@@ -4559,25 +4436,7 @@
           <w:b/>
           <w:bCs/>
         </w:rPr>
-        <w:t xml:space="preserve">send() and </w:t>
-      </w:r>
-      <w:proofErr w:type="spellStart"/>
-      <w:r>
-        <w:rPr>
-          <w:rFonts w:cstheme="minorHAnsi"/>
-          <w:b/>
-          <w:bCs/>
-        </w:rPr>
-        <w:t>recv</w:t>
-      </w:r>
-      <w:proofErr w:type="spellEnd"/>
-      <w:r>
-        <w:rPr>
-          <w:rFonts w:cstheme="minorHAnsi"/>
-          <w:b/>
-          <w:bCs/>
-        </w:rPr>
-        <w:t>() functions</w:t>
+        <w:t>send() and recv() functions</w:t>
       </w:r>
       <w:r>
         <w:rPr>
@@ -5070,21 +4929,7 @@
         <w:rPr>
           <w:rFonts w:cstheme="minorHAnsi"/>
         </w:rPr>
-        <w:t xml:space="preserve">The server generates a sequence of random blocks which are then sent to the connected clients when a session starts upon request of a new block. The server stores a pointer for each client’s current </w:t>
-      </w:r>
-      <w:proofErr w:type="spellStart"/>
-      <w:r>
-        <w:rPr>
-          <w:rFonts w:cstheme="minorHAnsi"/>
-        </w:rPr>
-        <w:t>tetromino</w:t>
-      </w:r>
-      <w:proofErr w:type="spellEnd"/>
-      <w:r>
-        <w:rPr>
-          <w:rFonts w:cstheme="minorHAnsi"/>
-        </w:rPr>
-        <w:t xml:space="preserve"> and updates the pointer upon request from the client when a new block is needed.</w:t>
+        <w:t>The server generates a sequence of random blocks which are then sent to the connected clients when a session starts upon request of a new block. The server stores a pointer for each client’s current tetromino and updates the pointer upon request from the client when a new block is needed.</w:t>
       </w:r>
     </w:p>
     <w:p>
@@ -5147,7 +4992,6 @@
           <w:rFonts w:cstheme="minorHAnsi"/>
         </w:rPr>
       </w:pPr>
-      <w:proofErr w:type="spellStart"/>
       <w:r>
         <w:rPr>
           <w:rFonts w:cstheme="minorHAnsi"/>
@@ -5156,7 +5000,6 @@
         </w:rPr>
         <w:t>Cassert</w:t>
       </w:r>
-      <w:proofErr w:type="spellEnd"/>
       <w:r>
         <w:rPr>
           <w:rFonts w:cstheme="minorHAnsi"/>
@@ -5271,7 +5114,6 @@
         </w:rPr>
         <w:t xml:space="preserve">Profiling CPU/memory usage of the server using </w:t>
       </w:r>
-      <w:proofErr w:type="spellStart"/>
       <w:r>
         <w:rPr>
           <w:rFonts w:cstheme="minorHAnsi"/>
@@ -5280,7 +5122,6 @@
         </w:rPr>
         <w:t>Valgrind</w:t>
       </w:r>
-      <w:proofErr w:type="spellEnd"/>
       <w:r>
         <w:rPr>
           <w:rFonts w:cstheme="minorHAnsi"/>
@@ -5457,35 +5298,7 @@
           <w:rFonts w:cstheme="minorHAnsi"/>
         </w:rPr>
         <w:br/>
-        <w:t xml:space="preserve">Popular puzzle games like Tetris Blitz, </w:t>
-      </w:r>
-      <w:proofErr w:type="spellStart"/>
-      <w:r>
-        <w:rPr>
-          <w:rFonts w:cstheme="minorHAnsi"/>
-        </w:rPr>
-        <w:t>Blockudoku</w:t>
-      </w:r>
-      <w:proofErr w:type="spellEnd"/>
-      <w:r>
-        <w:rPr>
-          <w:rFonts w:cstheme="minorHAnsi"/>
-        </w:rPr>
-        <w:t xml:space="preserve">, and </w:t>
-      </w:r>
-      <w:proofErr w:type="spellStart"/>
-      <w:r>
-        <w:rPr>
-          <w:rFonts w:cstheme="minorHAnsi"/>
-        </w:rPr>
-        <w:t>Woodoku</w:t>
-      </w:r>
-      <w:proofErr w:type="spellEnd"/>
-      <w:r>
-        <w:rPr>
-          <w:rFonts w:cstheme="minorHAnsi"/>
-        </w:rPr>
-        <w:t xml:space="preserve"> feature intuitive, grid-based drag-and-drop gameplay. They rely on event-driven input (touch or mouse), precise collision detection, and snapping to grid cells to create a satisfying tactile feel. Combo systems that reward players for clearing multiple lines or completing consecutive objectives, like in Tetris Maximus, boost player engagement and encourage strategic play.</w:t>
+        <w:t>Popular puzzle games like Tetris Blitz, Blockudoku, and Woodoku feature intuitive, grid-based drag-and-drop gameplay. They rely on event-driven input (touch or mouse), precise collision detection, and snapping to grid cells to create a satisfying tactile feel. Combo systems that reward players for clearing multiple lines or completing consecutive objectives, like in Tetris Maximus, boost player engagement and encourage strategic play.</w:t>
       </w:r>
     </w:p>
     <w:p>
@@ -5509,35 +5322,7 @@
           <w:rFonts w:cstheme="minorHAnsi"/>
         </w:rPr>
         <w:br/>
-        <w:t xml:space="preserve">Games such as Tetris 99 and </w:t>
-      </w:r>
-      <w:proofErr w:type="spellStart"/>
-      <w:r>
-        <w:rPr>
-          <w:rFonts w:cstheme="minorHAnsi"/>
-        </w:rPr>
-        <w:t>Puyo</w:t>
-      </w:r>
-      <w:proofErr w:type="spellEnd"/>
-      <w:r>
-        <w:rPr>
-          <w:rFonts w:cstheme="minorHAnsi"/>
-        </w:rPr>
-        <w:t xml:space="preserve"> </w:t>
-      </w:r>
-      <w:proofErr w:type="spellStart"/>
-      <w:r>
-        <w:rPr>
-          <w:rFonts w:cstheme="minorHAnsi"/>
-        </w:rPr>
-        <w:t>Puyo</w:t>
-      </w:r>
-      <w:proofErr w:type="spellEnd"/>
-      <w:r>
-        <w:rPr>
-          <w:rFonts w:cstheme="minorHAnsi"/>
-        </w:rPr>
-        <w:t xml:space="preserve"> Tetris use dedicated servers to keep players in sync. Rather than sending full game states, they transmit lightweight event-based updates to reduce bandwidth. Lag compensation through server authority and client-side prediction helps smooth out delays, while timestamped or sequenced messages ensure fairness in high-speed, competitive environments.</w:t>
+        <w:t>Games such as Tetris 99 and Puyo Puyo Tetris use dedicated servers to keep players in sync. Rather than sending full game states, they transmit lightweight event-based updates to reduce bandwidth. Lag compensation through server authority and client-side prediction helps smooth out delays, while timestamped or sequenced messages ensure fairness in high-speed, competitive environments.</w:t>
       </w:r>
     </w:p>
     <w:p>
@@ -6020,23 +5805,13 @@
           <w:bCs/>
         </w:rPr>
       </w:pPr>
-      <w:proofErr w:type="spellStart"/>
-      <w:r>
-        <w:rPr>
-          <w:rFonts w:cstheme="minorHAnsi"/>
-          <w:b/>
-          <w:bCs/>
-        </w:rPr>
-        <w:t>Tetromino</w:t>
-      </w:r>
-      <w:proofErr w:type="spellEnd"/>
-      <w:r>
-        <w:rPr>
-          <w:rFonts w:cstheme="minorHAnsi"/>
-          <w:b/>
-          <w:bCs/>
-        </w:rPr>
-        <w:t xml:space="preserve"> Creation</w:t>
+      <w:r>
+        <w:rPr>
+          <w:rFonts w:cstheme="minorHAnsi"/>
+          <w:b/>
+          <w:bCs/>
+        </w:rPr>
+        <w:t>Tetromino Creation</w:t>
       </w:r>
     </w:p>
     <w:p>
@@ -6050,21 +5825,7 @@
         <w:rPr>
           <w:rFonts w:cstheme="minorHAnsi"/>
         </w:rPr>
-        <w:t xml:space="preserve">A structure that stores block structures, uses multiple blocks to form the </w:t>
-      </w:r>
-      <w:proofErr w:type="spellStart"/>
-      <w:r>
-        <w:rPr>
-          <w:rFonts w:cstheme="minorHAnsi"/>
-        </w:rPr>
-        <w:t>tetromino</w:t>
-      </w:r>
-      <w:proofErr w:type="spellEnd"/>
-      <w:r>
-        <w:rPr>
-          <w:rFonts w:cstheme="minorHAnsi"/>
-        </w:rPr>
-        <w:t xml:space="preserve"> shapes. Using blocks allowed for easier placement, out of bounds detection and clearing.</w:t>
+        <w:t>A structure that stores block structures, uses multiple blocks to form the tetromino shapes. Using blocks allowed for easier placement, out of bounds detection and clearing.</w:t>
       </w:r>
     </w:p>
     <w:p>
@@ -6084,23 +5845,13 @@
           <w:bCs/>
         </w:rPr>
       </w:pPr>
-      <w:proofErr w:type="spellStart"/>
-      <w:r>
-        <w:rPr>
-          <w:rFonts w:cstheme="minorHAnsi"/>
-          <w:b/>
-          <w:bCs/>
-        </w:rPr>
-        <w:t>Tetromino</w:t>
-      </w:r>
-      <w:proofErr w:type="spellEnd"/>
-      <w:r>
-        <w:rPr>
-          <w:rFonts w:cstheme="minorHAnsi"/>
-          <w:b/>
-          <w:bCs/>
-        </w:rPr>
-        <w:t xml:space="preserve"> </w:t>
+      <w:r>
+        <w:rPr>
+          <w:rFonts w:cstheme="minorHAnsi"/>
+          <w:b/>
+          <w:bCs/>
+        </w:rPr>
+        <w:t xml:space="preserve">Tetromino </w:t>
       </w:r>
       <w:r>
         <w:rPr>
@@ -6181,7 +5932,7 @@
       <w:r>
         <w:rPr>
           <w:rFonts w:cstheme="minorHAnsi"/>
-          <w:lang/>
+          <w:noProof/>
         </w:rPr>
         <w:drawing>
           <wp:inline distT="0" distB="0" distL="0" distR="0" wp14:anchorId="6A077539" wp14:editId="1AEEC1E2">
@@ -6239,30 +5990,19 @@
         <w:jc w:val="left"/>
         <w:rPr>
           <w:rFonts w:cstheme="minorHAnsi"/>
-          <w:lang/>
         </w:rPr>
       </w:pPr>
       <w:r>
         <w:t xml:space="preserve">Figure </w:t>
       </w:r>
-      <w:r>
-        <w:fldChar w:fldCharType="begin"/>
-      </w:r>
-      <w:r>
-        <w:instrText xml:space="preserve"> SEQ Figure \* ARABIC </w:instrText>
-      </w:r>
-      <w:r>
-        <w:fldChar w:fldCharType="separate"/>
-      </w:r>
-      <w:r>
-        <w:rPr>
-          <w:noProof/>
-        </w:rPr>
-        <w:t>1</w:t>
-      </w:r>
-      <w:r>
-        <w:fldChar w:fldCharType="end"/>
-      </w:r>
+      <w:fldSimple w:instr=" SEQ Figure \* ARABIC ">
+        <w:r>
+          <w:rPr>
+            <w:noProof/>
+          </w:rPr>
+          <w:t>1</w:t>
+        </w:r>
+      </w:fldSimple>
       <w:r>
         <w:t>Activity Diagram to show how shapes are generated by the server</w:t>
       </w:r>
@@ -6562,35 +6302,7 @@
         <w:rPr>
           <w:rFonts w:cstheme="minorHAnsi"/>
         </w:rPr>
-        <w:t xml:space="preserve">The game provides immersive audio when interacting with </w:t>
-      </w:r>
-      <w:proofErr w:type="spellStart"/>
-      <w:r>
-        <w:rPr>
-          <w:rFonts w:cstheme="minorHAnsi"/>
-        </w:rPr>
-        <w:t>Tetrominos</w:t>
-      </w:r>
-      <w:proofErr w:type="spellEnd"/>
-      <w:r>
-        <w:rPr>
-          <w:rFonts w:cstheme="minorHAnsi"/>
-        </w:rPr>
-        <w:t xml:space="preserve"> using </w:t>
-      </w:r>
-      <w:proofErr w:type="spellStart"/>
-      <w:r>
-        <w:rPr>
-          <w:rFonts w:cstheme="minorHAnsi"/>
-        </w:rPr>
-        <w:t>MiniAudio</w:t>
-      </w:r>
-      <w:proofErr w:type="spellEnd"/>
-      <w:r>
-        <w:rPr>
-          <w:rFonts w:cstheme="minorHAnsi"/>
-        </w:rPr>
-        <w:t xml:space="preserve"> as well as calming background music that fits with the theme. Effects such as Screen shake on certain events and input feedback.</w:t>
+        <w:t>The game provides immersive audio when interacting with Tetrominos using MiniAudio as well as calming background music that fits with the theme. Effects such as Screen shake on certain events and input feedback.</w:t>
       </w:r>
     </w:p>
     <w:p>
@@ -6718,41 +6430,13 @@
         <w:rPr>
           <w:rFonts w:cstheme="minorHAnsi"/>
         </w:rPr>
-        <w:t xml:space="preserve">Jake: </w:t>
-      </w:r>
-      <w:proofErr w:type="spellStart"/>
-      <w:r>
-        <w:rPr>
-          <w:rFonts w:cstheme="minorHAnsi"/>
-        </w:rPr>
-        <w:t>Tetromino</w:t>
-      </w:r>
-      <w:proofErr w:type="spellEnd"/>
-      <w:r>
-        <w:rPr>
-          <w:rFonts w:cstheme="minorHAnsi"/>
-        </w:rPr>
-        <w:t xml:space="preserve"> mechanics, spawning/placement logic,</w:t>
-      </w:r>
-      <w:r>
-        <w:rPr>
-          <w:rFonts w:cstheme="minorHAnsi"/>
-        </w:rPr>
-        <w:t xml:space="preserve"> </w:t>
-      </w:r>
-      <w:proofErr w:type="spellStart"/>
-      <w:r>
-        <w:rPr>
-          <w:rFonts w:cstheme="minorHAnsi"/>
-        </w:rPr>
-        <w:t>Tetromino</w:t>
-      </w:r>
-      <w:proofErr w:type="spellEnd"/>
-      <w:r>
-        <w:rPr>
-          <w:rFonts w:cstheme="minorHAnsi"/>
-        </w:rPr>
-        <w:t xml:space="preserve"> bug fixes,</w:t>
+        <w:t>Jake: Tetromino mechanics, spawning/placement logic,</w:t>
+      </w:r>
+      <w:r>
+        <w:rPr>
+          <w:rFonts w:cstheme="minorHAnsi"/>
+        </w:rPr>
+        <w:t xml:space="preserve"> Tetromino bug fixes,</w:t>
       </w:r>
       <w:r>
         <w:rPr>
@@ -6860,21 +6544,7 @@
         <w:rPr>
           <w:rFonts w:cstheme="minorHAnsi"/>
         </w:rPr>
-        <w:t xml:space="preserve"> the Agile development methodology, adopting the Scrum framework to facilitate iterative development and continuous improvement. </w:t>
-      </w:r>
-      <w:proofErr w:type="spellStart"/>
-      <w:r>
-        <w:rPr>
-          <w:rFonts w:cstheme="minorHAnsi"/>
-        </w:rPr>
-        <w:t>Agile’s</w:t>
-      </w:r>
-      <w:proofErr w:type="spellEnd"/>
-      <w:r>
-        <w:rPr>
-          <w:rFonts w:cstheme="minorHAnsi"/>
-        </w:rPr>
-        <w:t xml:space="preserve"> emphasis on flexibility, collaboration, and incremental progress aligns well with the dynamic nature of game development and the evolving requirements of a multiplayer system.</w:t>
+        <w:t xml:space="preserve"> the Agile development methodology, adopting the Scrum framework to facilitate iterative development and continuous improvement. Agile’s emphasis on flexibility, collaboration, and incremental progress aligns well with the dynamic nature of game development and the evolving requirements of a multiplayer system.</w:t>
       </w:r>
     </w:p>
     <w:p>
@@ -7332,21 +7002,7 @@
         <w:rPr>
           <w:rFonts w:cstheme="minorHAnsi"/>
         </w:rPr>
-        <w:t>All client–server exchanges use concise JSON messages carrying session and player IDs, action or event types, payload, timestamp, and HMAC. In memory, each ‘</w:t>
-      </w:r>
-      <w:proofErr w:type="spellStart"/>
-      <w:r>
-        <w:rPr>
-          <w:rFonts w:cstheme="minorHAnsi"/>
-        </w:rPr>
-        <w:t>SessionState</w:t>
-      </w:r>
-      <w:proofErr w:type="spellEnd"/>
-      <w:r>
-        <w:rPr>
-          <w:rFonts w:cstheme="minorHAnsi"/>
-        </w:rPr>
-        <w:t xml:space="preserve">’ holds the 9×9 grid, player-specific state (current piece, score, connection flag), and a countdown timer. </w:t>
+        <w:t xml:space="preserve">All client–server exchanges use concise JSON messages carrying session and player IDs, action or event types, payload, timestamp, and HMAC. In memory, each ‘SessionState’ holds the 9×9 grid, player-specific state (current piece, score, connection flag), and a countdown timer. </w:t>
       </w:r>
     </w:p>
     <w:p>
@@ -7385,49 +7041,7 @@
         <w:rPr>
           <w:rFonts w:cstheme="minorHAnsi"/>
         </w:rPr>
-        <w:t xml:space="preserve">We target a small VPS (2 vCPU, 4 GB RAM) with auto-scaling. SDL3 (plus </w:t>
-      </w:r>
-      <w:proofErr w:type="spellStart"/>
-      <w:r>
-        <w:rPr>
-          <w:rFonts w:cstheme="minorHAnsi"/>
-        </w:rPr>
-        <w:t>SDL_image</w:t>
-      </w:r>
-      <w:proofErr w:type="spellEnd"/>
-      <w:r>
-        <w:rPr>
-          <w:rFonts w:cstheme="minorHAnsi"/>
-        </w:rPr>
-        <w:t xml:space="preserve"> and </w:t>
-      </w:r>
-      <w:proofErr w:type="spellStart"/>
-      <w:r>
-        <w:rPr>
-          <w:rFonts w:cstheme="minorHAnsi"/>
-        </w:rPr>
-        <w:t>SDL_ttf</w:t>
-      </w:r>
-      <w:proofErr w:type="spellEnd"/>
-      <w:r>
-        <w:rPr>
-          <w:rFonts w:cstheme="minorHAnsi"/>
-        </w:rPr>
-        <w:t xml:space="preserve">) and </w:t>
-      </w:r>
-      <w:proofErr w:type="spellStart"/>
-      <w:r>
-        <w:rPr>
-          <w:rFonts w:cstheme="minorHAnsi"/>
-        </w:rPr>
-        <w:t>MiniAudio</w:t>
-      </w:r>
-      <w:proofErr w:type="spellEnd"/>
-      <w:r>
-        <w:rPr>
-          <w:rFonts w:cstheme="minorHAnsi"/>
-        </w:rPr>
-        <w:t xml:space="preserve"> drive the client, while native sockets and OpenSSL are used to secure networking. </w:t>
+        <w:t xml:space="preserve">We target a small VPS (2 vCPU, 4 GB RAM) with auto-scaling. SDL3 (plus SDL_image and SDL_ttf) and MiniAudio drive the client, while native sockets and OpenSSL are used to secure networking. </w:t>
       </w:r>
     </w:p>
     <w:p>
@@ -7502,21 +7116,7 @@
         <w:rPr>
           <w:rFonts w:cstheme="minorHAnsi"/>
         </w:rPr>
-        <w:t xml:space="preserve"> and a side bar (available </w:t>
-      </w:r>
-      <w:proofErr w:type="spellStart"/>
-      <w:r>
-        <w:rPr>
-          <w:rFonts w:cstheme="minorHAnsi"/>
-        </w:rPr>
-        <w:t>tetrominos</w:t>
-      </w:r>
-      <w:proofErr w:type="spellEnd"/>
-      <w:r>
-        <w:rPr>
-          <w:rFonts w:cstheme="minorHAnsi"/>
-        </w:rPr>
-        <w:t>)</w:t>
+        <w:t xml:space="preserve"> and a side bar (available tetrominos)</w:t>
       </w:r>
       <w:r>
         <w:rPr>
@@ -7662,7 +7262,6 @@
           <w:rFonts w:cstheme="minorHAnsi"/>
           <w:bCs/>
           <w:szCs w:val="12"/>
-          <w:lang/>
         </w:rPr>
       </w:pPr>
       <w:r>
@@ -7671,7 +7270,6 @@
           <w:b/>
           <w:bCs/>
           <w:szCs w:val="12"/>
-          <w:lang/>
         </w:rPr>
         <w:t>Client-Server Architecture</w:t>
       </w:r>
@@ -7680,7 +7278,6 @@
           <w:rFonts w:cstheme="minorHAnsi"/>
           <w:bCs/>
           <w:szCs w:val="12"/>
-          <w:lang/>
         </w:rPr>
         <w:t>: Achieved real-time synchronization using TCP for critical events and UDP for lightweight state updates.</w:t>
       </w:r>
@@ -7697,7 +7294,6 @@
           <w:rFonts w:cstheme="minorHAnsi"/>
           <w:bCs/>
           <w:szCs w:val="12"/>
-          <w:lang/>
         </w:rPr>
       </w:pPr>
       <w:r>
@@ -7706,7 +7302,6 @@
           <w:b/>
           <w:bCs/>
           <w:szCs w:val="12"/>
-          <w:lang/>
         </w:rPr>
         <w:t>Puzzle Gameplay</w:t>
       </w:r>
@@ -7715,7 +7310,6 @@
           <w:rFonts w:cstheme="minorHAnsi"/>
           <w:bCs/>
           <w:szCs w:val="12"/>
-          <w:lang/>
         </w:rPr>
         <w:t>: SDL was used to render a responsive 9×9 grid with drag-and-drop support, grid snapping, and row/column clearing mechanics.</w:t>
       </w:r>
@@ -7732,7 +7326,6 @@
           <w:rFonts w:cstheme="minorHAnsi"/>
           <w:bCs/>
           <w:szCs w:val="12"/>
-          <w:lang/>
         </w:rPr>
       </w:pPr>
       <w:r>
@@ -7741,7 +7334,6 @@
           <w:b/>
           <w:bCs/>
           <w:szCs w:val="12"/>
-          <w:lang/>
         </w:rPr>
         <w:t>Multiplayer Matchmaking</w:t>
       </w:r>
@@ -7750,7 +7342,6 @@
           <w:rFonts w:cstheme="minorHAnsi"/>
           <w:bCs/>
           <w:szCs w:val="12"/>
-          <w:lang/>
         </w:rPr>
         <w:t>: Clients automatically discover servers and are matched into games with synchronized timers and block distribution.</w:t>
       </w:r>
@@ -7767,7 +7358,6 @@
           <w:rFonts w:cstheme="minorHAnsi"/>
           <w:bCs/>
           <w:szCs w:val="12"/>
-          <w:lang/>
         </w:rPr>
       </w:pPr>
       <w:r>
@@ -7776,7 +7366,6 @@
           <w:b/>
           <w:bCs/>
           <w:szCs w:val="12"/>
-          <w:lang/>
         </w:rPr>
         <w:t>Security</w:t>
       </w:r>
@@ -7785,7 +7374,6 @@
           <w:rFonts w:cstheme="minorHAnsi"/>
           <w:bCs/>
           <w:szCs w:val="12"/>
-          <w:lang/>
         </w:rPr>
         <w:t>: All packets are signed with HMAC and validated server-side. Replay attacks are mitigated via timestamped, unique identifiers.</w:t>
       </w:r>
@@ -7802,7 +7390,6 @@
           <w:rFonts w:cstheme="minorHAnsi"/>
           <w:bCs/>
           <w:szCs w:val="12"/>
-          <w:lang/>
         </w:rPr>
       </w:pPr>
       <w:r>
@@ -7811,7 +7398,6 @@
           <w:b/>
           <w:bCs/>
           <w:szCs w:val="12"/>
-          <w:lang/>
         </w:rPr>
         <w:t>Procedural Generation</w:t>
       </w:r>
@@ -7820,7 +7406,6 @@
           <w:rFonts w:cstheme="minorHAnsi"/>
           <w:bCs/>
           <w:szCs w:val="12"/>
-          <w:lang/>
         </w:rPr>
         <w:t>: Tetromino sequences are generated fairly using a bag system, ensuring balanced difficulty across players.</w:t>
       </w:r>
@@ -7837,7 +7422,6 @@
           <w:rFonts w:cstheme="minorHAnsi"/>
           <w:bCs/>
           <w:szCs w:val="12"/>
-          <w:lang/>
         </w:rPr>
       </w:pPr>
       <w:r>
@@ -7846,7 +7430,6 @@
           <w:b/>
           <w:bCs/>
           <w:szCs w:val="12"/>
-          <w:lang/>
         </w:rPr>
         <w:t>User Interface</w:t>
       </w:r>
@@ -7855,7 +7438,6 @@
           <w:rFonts w:cstheme="minorHAnsi"/>
           <w:bCs/>
           <w:szCs w:val="12"/>
-          <w:lang/>
         </w:rPr>
         <w:t>: Menus, scores, and in-game feedback were implemented with intuitive layouts and responsive controls.</w:t>
       </w:r>
@@ -7930,43 +7512,7 @@
           <w:bCs/>
           <w:szCs w:val="12"/>
         </w:rPr>
-        <w:t>Microsoft Unit Testing and Google Unit Testing Frameworks were not working, so we decided to use a “</w:t>
-      </w:r>
-      <w:proofErr w:type="spellStart"/>
-      <w:r>
-        <w:rPr>
-          <w:rFonts w:cstheme="minorHAnsi"/>
-          <w:bCs/>
-          <w:szCs w:val="12"/>
-        </w:rPr>
-        <w:t>Cassert</w:t>
-      </w:r>
-      <w:proofErr w:type="spellEnd"/>
-      <w:r>
-        <w:rPr>
-          <w:rFonts w:cstheme="minorHAnsi"/>
-          <w:bCs/>
-          <w:szCs w:val="12"/>
-        </w:rPr>
-        <w:t>” library to perform the tests. “</w:t>
-      </w:r>
-      <w:proofErr w:type="spellStart"/>
-      <w:r>
-        <w:rPr>
-          <w:rFonts w:cstheme="minorHAnsi"/>
-          <w:bCs/>
-          <w:szCs w:val="12"/>
-        </w:rPr>
-        <w:t>Cassert</w:t>
-      </w:r>
-      <w:proofErr w:type="spellEnd"/>
-      <w:r>
-        <w:rPr>
-          <w:rFonts w:cstheme="minorHAnsi"/>
-          <w:bCs/>
-          <w:szCs w:val="12"/>
-        </w:rPr>
-        <w:t xml:space="preserve">” works identically to the existing frameworks mentioned. </w:t>
+        <w:t xml:space="preserve">Microsoft Unit Testing and Google Unit Testing Frameworks were not working, so we decided to use a “Cassert” library to perform the tests. “Cassert” works identically to the existing frameworks mentioned. </w:t>
       </w:r>
       <w:r>
         <w:rPr>
@@ -8005,7 +7551,31 @@
           <w:bCs/>
           <w:szCs w:val="12"/>
         </w:rPr>
-        <w:t>Tested hover states for main menu to make sure mouse hovering and clicking works correctly.</w:t>
+        <w:t>T</w:t>
+      </w:r>
+      <w:r>
+        <w:rPr>
+          <w:rFonts w:cstheme="minorHAnsi"/>
+          <w:bCs/>
+          <w:szCs w:val="12"/>
+        </w:rPr>
+        <w:t>he main menu</w:t>
+      </w:r>
+      <w:r>
+        <w:rPr>
+          <w:rFonts w:cstheme="minorHAnsi"/>
+          <w:bCs/>
+          <w:szCs w:val="12"/>
+        </w:rPr>
+        <w:t xml:space="preserve"> was tested</w:t>
+      </w:r>
+      <w:r>
+        <w:rPr>
+          <w:rFonts w:cstheme="minorHAnsi"/>
+          <w:bCs/>
+          <w:szCs w:val="12"/>
+        </w:rPr>
+        <w:t xml:space="preserve"> by iterating over every menu item, simulating the position of the mouse to be within the rectangle of each item. This verifies that the hover-detection logic of isMouseOver correctly flags a point that is strictly inside the rectangle.</w:t>
       </w:r>
     </w:p>
     <w:p>
@@ -8036,7 +7606,7 @@
           <w:bCs/>
           <w:szCs w:val="12"/>
         </w:rPr>
-        <w:t>Collision testing v</w:t>
+        <w:t>Three puzzle logic unit tests were conducted for collision, position and grid bounds. C</w:t>
       </w:r>
       <w:r>
         <w:rPr>
@@ -8044,6 +7614,30 @@
           <w:bCs/>
           <w:szCs w:val="12"/>
         </w:rPr>
+        <w:t>ollision testing</w:t>
+      </w:r>
+      <w:r>
+        <w:rPr>
+          <w:rFonts w:cstheme="minorHAnsi"/>
+          <w:bCs/>
+          <w:szCs w:val="12"/>
+        </w:rPr>
+        <w:t xml:space="preserve"> for tetrominos encompasses a number of scenarios. An empty grid is created and a test tetromino is added, asserting no collision. A tetromino is placed at a specific overlapping grid cell, overlapping another and asserting a collision. The test piece is moved away and asserts no collision. And finally positioning it close but not overlapping the edge, this asserts an edge case collision. </w:t>
+      </w:r>
+      <w:r>
+        <w:rPr>
+          <w:rFonts w:cstheme="minorHAnsi"/>
+          <w:bCs/>
+          <w:szCs w:val="12"/>
+        </w:rPr>
+        <w:t xml:space="preserve"> v</w:t>
+      </w:r>
+      <w:r>
+        <w:rPr>
+          <w:rFonts w:cstheme="minorHAnsi"/>
+          <w:bCs/>
+          <w:szCs w:val="12"/>
+        </w:rPr>
         <w:t xml:space="preserve">erifies </w:t>
       </w:r>
       <w:r>
@@ -8052,25 +7646,120 @@
           <w:bCs/>
           <w:szCs w:val="12"/>
         </w:rPr>
-        <w:t xml:space="preserve">that block-collision behaves correctly in both normal and edge case scenarios. Position testing protects against spawning </w:t>
-      </w:r>
-      <w:proofErr w:type="spellStart"/>
+        <w:t xml:space="preserve">that block-collision behaves correctly in both normal and edge case scenarios. </w:t>
+      </w:r>
       <w:r>
         <w:rPr>
           <w:rFonts w:cstheme="minorHAnsi"/>
           <w:bCs/>
           <w:szCs w:val="12"/>
         </w:rPr>
-        <w:t>tetrominos</w:t>
-      </w:r>
-      <w:proofErr w:type="spellEnd"/>
+        <w:t>The p</w:t>
+      </w:r>
       <w:r>
         <w:rPr>
           <w:rFonts w:cstheme="minorHAnsi"/>
           <w:bCs/>
           <w:szCs w:val="12"/>
         </w:rPr>
-        <w:t xml:space="preserve"> into already occupied spaces, and grid testing prevents pieces from drifting off from the play area and catches out of bounds errors.</w:t>
+        <w:t>osition</w:t>
+      </w:r>
+      <w:r>
+        <w:rPr>
+          <w:rFonts w:cstheme="minorHAnsi"/>
+          <w:bCs/>
+          <w:szCs w:val="12"/>
+        </w:rPr>
+        <w:t xml:space="preserve"> unit test clears the global tetrominos pool and pushes shapes that do and do not conflict with the spawn coordinates, expecting the corresponding IsPositionFree state. Position t</w:t>
+      </w:r>
+      <w:r>
+        <w:rPr>
+          <w:rFonts w:cstheme="minorHAnsi"/>
+          <w:bCs/>
+          <w:szCs w:val="12"/>
+        </w:rPr>
+        <w:t>esting protects against spawning</w:t>
+      </w:r>
+      <w:r>
+        <w:rPr>
+          <w:rFonts w:cstheme="minorHAnsi"/>
+          <w:bCs/>
+          <w:szCs w:val="12"/>
+        </w:rPr>
+        <w:t xml:space="preserve"> the </w:t>
+      </w:r>
+      <w:r>
+        <w:rPr>
+          <w:rFonts w:cstheme="minorHAnsi"/>
+          <w:bCs/>
+          <w:szCs w:val="12"/>
+        </w:rPr>
+        <w:t>four-block</w:t>
+      </w:r>
+      <w:r>
+        <w:rPr>
+          <w:rFonts w:cstheme="minorHAnsi"/>
+          <w:bCs/>
+          <w:szCs w:val="12"/>
+        </w:rPr>
+        <w:t xml:space="preserve"> coordinate</w:t>
+      </w:r>
+      <w:r>
+        <w:rPr>
+          <w:rFonts w:cstheme="minorHAnsi"/>
+          <w:bCs/>
+          <w:szCs w:val="12"/>
+        </w:rPr>
+        <w:t xml:space="preserve"> tetrominos into already occupied spaces</w:t>
+      </w:r>
+      <w:r>
+        <w:rPr>
+          <w:rFonts w:cstheme="minorHAnsi"/>
+          <w:bCs/>
+          <w:szCs w:val="12"/>
+        </w:rPr>
+        <w:t xml:space="preserve"> </w:t>
+      </w:r>
+      <w:r>
+        <w:rPr>
+          <w:rFonts w:cstheme="minorHAnsi"/>
+          <w:bCs/>
+          <w:szCs w:val="12"/>
+        </w:rPr>
+        <w:t>and grid testing prevents pieces from drifting off from the play area and catches out of bounds errors.</w:t>
+      </w:r>
+      <w:r>
+        <w:rPr>
+          <w:rFonts w:cstheme="minorHAnsi"/>
+          <w:bCs/>
+          <w:szCs w:val="12"/>
+        </w:rPr>
+        <w:t xml:space="preserve"> </w:t>
+      </w:r>
+      <w:r>
+        <w:rPr>
+          <w:rFonts w:cstheme="minorHAnsi"/>
+          <w:bCs/>
+          <w:szCs w:val="12"/>
+        </w:rPr>
+        <w:t xml:space="preserve">Finally, the grid </w:t>
+      </w:r>
+      <w:r>
+        <w:rPr>
+          <w:rFonts w:cstheme="minorHAnsi"/>
+          <w:bCs/>
+          <w:szCs w:val="12"/>
+        </w:rPr>
+        <w:lastRenderedPageBreak/>
+        <w:t xml:space="preserve">bounds testing </w:t>
+      </w:r>
+      <w:r>
+        <w:rPr>
+          <w:rFonts w:cstheme="minorHAnsi"/>
+          <w:bCs/>
+          <w:szCs w:val="12"/>
+        </w:rPr>
+        <w:t>constructs tetrominos at various positions. It asserts true for tetrominos inside the grid and false for tetrominos that are both partly and fully outside the grid. Grid boundary testing is essential as it ensures that piece-placement logic correctly rejects illegal moves.</w:t>
       </w:r>
     </w:p>
     <w:p>
@@ -8109,7 +7798,7 @@
           <w:bCs/>
           <w:szCs w:val="12"/>
         </w:rPr>
-        <w:t>Testing HMAC security methods verifies that the hash matches OPENSSL’s output exactly</w:t>
+        <w:t>HMAC security</w:t>
       </w:r>
       <w:r>
         <w:rPr>
@@ -8117,7 +7806,111 @@
           <w:bCs/>
           <w:szCs w:val="12"/>
         </w:rPr>
-        <w:t>, ensures that no false positive or negatives occur and protects against tampering and replay.</w:t>
+        <w:t xml:space="preserve"> testing is essential to ensure that the security integrity of the game is not compromised. Three HMAC testing</w:t>
+      </w:r>
+      <w:r>
+        <w:rPr>
+          <w:rFonts w:cstheme="minorHAnsi"/>
+          <w:bCs/>
+          <w:szCs w:val="12"/>
+        </w:rPr>
+        <w:t xml:space="preserve"> methods </w:t>
+      </w:r>
+      <w:r>
+        <w:rPr>
+          <w:rFonts w:cstheme="minorHAnsi"/>
+          <w:bCs/>
+          <w:szCs w:val="12"/>
+        </w:rPr>
+        <w:t xml:space="preserve">were created for: ComputeHMAC, hmacEquals and validateHMAC. The first </w:t>
+      </w:r>
+      <w:r>
+        <w:rPr>
+          <w:rFonts w:cstheme="minorHAnsi"/>
+          <w:bCs/>
+          <w:szCs w:val="12"/>
+        </w:rPr>
+        <w:t>verifies that the hash matches OPENSSL’s output exactly</w:t>
+      </w:r>
+      <w:r>
+        <w:rPr>
+          <w:rFonts w:cstheme="minorHAnsi"/>
+          <w:bCs/>
+          <w:szCs w:val="12"/>
+        </w:rPr>
+        <w:t xml:space="preserve">, </w:t>
+      </w:r>
+      <w:r>
+        <w:rPr>
+          <w:rFonts w:cstheme="minorHAnsi"/>
+          <w:bCs/>
+          <w:szCs w:val="12"/>
+        </w:rPr>
+        <w:t>this guarantees that security primitives are correct before building atop them.</w:t>
+      </w:r>
+      <w:r>
+        <w:rPr>
+          <w:rFonts w:cstheme="minorHAnsi"/>
+          <w:bCs/>
+          <w:szCs w:val="12"/>
+        </w:rPr>
+        <w:t xml:space="preserve"> The second checks for different combinations of tags; where identical tags assert true</w:t>
+      </w:r>
+      <w:r>
+        <w:rPr>
+          <w:rFonts w:cstheme="minorHAnsi"/>
+          <w:bCs/>
+          <w:szCs w:val="12"/>
+        </w:rPr>
+        <w:t>, tags with a single bit difference assert false and tags with different lengths also assert false.</w:t>
+      </w:r>
+      <w:r>
+        <w:rPr>
+          <w:rFonts w:cstheme="minorHAnsi"/>
+          <w:bCs/>
+          <w:szCs w:val="12"/>
+        </w:rPr>
+        <w:t xml:space="preserve"> Timing-safe equality is important in order to avoid side-channel leaks.</w:t>
+      </w:r>
+      <w:r>
+        <w:rPr>
+          <w:rFonts w:cstheme="minorHAnsi"/>
+          <w:bCs/>
+          <w:szCs w:val="12"/>
+        </w:rPr>
+        <w:t xml:space="preserve"> Finally, validateHMAC tests for a missing </w:t>
+      </w:r>
+      <w:r>
+        <w:rPr>
+          <w:rFonts w:cstheme="minorHAnsi"/>
+          <w:bCs/>
+          <w:szCs w:val="12"/>
+        </w:rPr>
+        <w:t>HMAC</w:t>
+      </w:r>
+      <w:r>
+        <w:rPr>
+          <w:rFonts w:cstheme="minorHAnsi"/>
+          <w:bCs/>
+          <w:szCs w:val="12"/>
+        </w:rPr>
+        <w:t xml:space="preserve"> tag and returns false leaving data unchanged, a correct tag which attaches a valid HMAC over the payload and asserting true before removing the </w:t>
+      </w:r>
+      <w:r>
+        <w:rPr>
+          <w:rFonts w:cstheme="minorHAnsi"/>
+          <w:bCs/>
+          <w:szCs w:val="12"/>
+        </w:rPr>
+        <w:t>HMAC</w:t>
+      </w:r>
+      <w:r>
+        <w:rPr>
+          <w:rFonts w:cstheme="minorHAnsi"/>
+          <w:bCs/>
+          <w:szCs w:val="12"/>
+        </w:rPr>
+        <w:t xml:space="preserve"> tag after verification. And thirdly, it attaches a false 64 character and expects false. The validation tests cover acceptance, rejection and cleanup semantics for the message integrity checks. </w:t>
       </w:r>
     </w:p>
     <w:p>
@@ -8148,7 +7941,95 @@
           <w:bCs/>
           <w:szCs w:val="12"/>
         </w:rPr>
-        <w:t>Multiplayer testing verifies pairing logic under real concurrency, guaranteeing the two clients will reliably sync and that the atomic shutdown flag will break out of long-running loops.</w:t>
+        <w:t>Multiplayer testing verifies pairing logic</w:t>
+      </w:r>
+      <w:r>
+        <w:rPr>
+          <w:rFonts w:cstheme="minorHAnsi"/>
+          <w:bCs/>
+          <w:szCs w:val="12"/>
+        </w:rPr>
+        <w:t>, client state resetting and broadcast flag halting</w:t>
+      </w:r>
+      <w:r>
+        <w:rPr>
+          <w:rFonts w:cstheme="minorHAnsi"/>
+          <w:bCs/>
+          <w:szCs w:val="12"/>
+        </w:rPr>
+        <w:t xml:space="preserve"> under real concurrency</w:t>
+      </w:r>
+      <w:r>
+        <w:rPr>
+          <w:rFonts w:cstheme="minorHAnsi"/>
+          <w:bCs/>
+          <w:szCs w:val="12"/>
+        </w:rPr>
+        <w:t>. The pairing sync test clears shared waitingClients and pairingMap then launched two threads and after both join, it asserts that each saw the ID and socket of the other.</w:t>
+      </w:r>
+      <w:r>
+        <w:rPr>
+          <w:rFonts w:cstheme="minorHAnsi"/>
+          <w:bCs/>
+          <w:szCs w:val="12"/>
+        </w:rPr>
+        <w:t xml:space="preserve"> The resetClientState test intentionally corrupts every relevant field in the Client namespace and resets all the relevant fields, then asserts that each field is back to its default or empty state</w:t>
+      </w:r>
+      <w:r>
+        <w:rPr>
+          <w:rFonts w:cstheme="minorHAnsi"/>
+          <w:bCs/>
+          <w:szCs w:val="12"/>
+        </w:rPr>
+        <w:t>.</w:t>
+      </w:r>
+      <w:r>
+        <w:rPr>
+          <w:rFonts w:cstheme="minorHAnsi"/>
+          <w:bCs/>
+          <w:szCs w:val="12"/>
+        </w:rPr>
+        <w:t xml:space="preserve"> </w:t>
+      </w:r>
+      <w:r>
+        <w:rPr>
+          <w:rFonts w:cstheme="minorHAnsi"/>
+          <w:bCs/>
+          <w:szCs w:val="12"/>
+        </w:rPr>
+        <w:t>Finally,</w:t>
+      </w:r>
+      <w:r>
+        <w:rPr>
+          <w:rFonts w:cstheme="minorHAnsi"/>
+          <w:bCs/>
+          <w:szCs w:val="12"/>
+        </w:rPr>
+        <w:t xml:space="preserve"> the stopBroadcast_flag test creates a thread that spins until stopBroadcast becomes true, then verifies the thread is still running after a brief delay and sets stopBroadcast to true, waits for a join and asserts the thread exited.</w:t>
+      </w:r>
+      <w:r>
+        <w:rPr>
+          <w:rFonts w:cstheme="minorHAnsi"/>
+          <w:bCs/>
+          <w:szCs w:val="12"/>
+        </w:rPr>
+        <w:t xml:space="preserve"> </w:t>
+      </w:r>
+      <w:r>
+        <w:rPr>
+          <w:rFonts w:cstheme="minorHAnsi"/>
+          <w:bCs/>
+          <w:szCs w:val="12"/>
+        </w:rPr>
+        <w:t>These tests guarantee that the two clients will reliably sync, and that the atomic shutdown flag will break out of long-running loops</w:t>
+      </w:r>
+      <w:r>
+        <w:rPr>
+          <w:rFonts w:cstheme="minorHAnsi"/>
+          <w:bCs/>
+          <w:szCs w:val="12"/>
+        </w:rPr>
+        <w:t>.</w:t>
       </w:r>
     </w:p>
     <w:p>
@@ -8179,7 +8060,7 @@
           <w:bCs/>
           <w:szCs w:val="12"/>
         </w:rPr>
-        <w:t xml:space="preserve">  Testing for packet loss and variable jitter is important because it verifies that player clients can cope with packet loss by retransmitting until delivery and can reassemble out of order deliveries correctly which is crucial under real world</w:t>
+        <w:t xml:space="preserve">  Testing for packet loss and variable jitter is important </w:t>
       </w:r>
       <w:r>
         <w:rPr>
@@ -8187,6 +8068,22 @@
           <w:bCs/>
           <w:szCs w:val="12"/>
         </w:rPr>
+        <w:t>that</w:t>
+      </w:r>
+      <w:r>
+        <w:rPr>
+          <w:rFonts w:cstheme="minorHAnsi"/>
+          <w:bCs/>
+          <w:szCs w:val="12"/>
+        </w:rPr>
+        <w:t xml:space="preserve"> it verifies that player clients can cope with packet loss by retransmitting until delivery and can reassemble out of order deliveries correctly which is crucial under real world</w:t>
+      </w:r>
+      <w:r>
+        <w:rPr>
+          <w:rFonts w:cstheme="minorHAnsi"/>
+          <w:bCs/>
+          <w:szCs w:val="12"/>
+        </w:rPr>
         <w:t xml:space="preserve"> </w:t>
       </w:r>
       <w:r>
@@ -8195,7 +8092,6 @@
           <w:bCs/>
           <w:szCs w:val="12"/>
         </w:rPr>
-        <w:lastRenderedPageBreak/>
         <w:t xml:space="preserve">circumstances. </w:t>
       </w:r>
       <w:r>
@@ -8204,7 +8100,71 @@
           <w:bCs/>
           <w:szCs w:val="12"/>
         </w:rPr>
-        <w:br/>
+        <w:t xml:space="preserve">The </w:t>
+      </w:r>
+      <w:r>
+        <w:rPr>
+          <w:rFonts w:cstheme="minorHAnsi"/>
+          <w:bCs/>
+          <w:szCs w:val="12"/>
+        </w:rPr>
+        <w:t>v</w:t>
+      </w:r>
+      <w:r>
+        <w:rPr>
+          <w:rFonts w:cstheme="minorHAnsi"/>
+          <w:bCs/>
+          <w:szCs w:val="12"/>
+        </w:rPr>
+        <w:t xml:space="preserve">ariable jitter simulation test clears the networkQueue and sends messages through mockSend with random a random delay per message. It then calls receiveOrdered to wait for all messaged then sorts by sequence number, picks the last payload and asserts that it matches the highest sequence value. </w:t>
+      </w:r>
+      <w:r>
+        <w:rPr>
+          <w:rFonts w:cstheme="minorHAnsi"/>
+          <w:bCs/>
+          <w:szCs w:val="12"/>
+        </w:rPr>
+        <w:t>The packet loss simulation test clears the network Queue and drops a number of messages with 30% probability, retrying until each message arrives. It finally confirms that the final payload is that number multiplied by 100.</w:t>
+      </w:r>
+      <w:r>
+        <w:rPr>
+          <w:rFonts w:cstheme="minorHAnsi"/>
+          <w:bCs/>
+          <w:szCs w:val="12"/>
+        </w:rPr>
+        <w:t xml:space="preserve"> Finally, the replay protection test uses makeChannel to connect a client socket to a server socket. It sends a JSON message where the type includes a message ID prefix and calls recvSecure server-side to read the message and returns true with the stripped JSON </w:t>
+      </w:r>
+      <w:r>
+        <w:rPr>
+          <w:rFonts w:cstheme="minorHAnsi"/>
+          <w:bCs/>
+          <w:szCs w:val="12"/>
+        </w:rPr>
+        <w:t>message and</w:t>
+      </w:r>
+      <w:r>
+        <w:rPr>
+          <w:rFonts w:cstheme="minorHAnsi"/>
+          <w:bCs/>
+          <w:szCs w:val="12"/>
+        </w:rPr>
+        <w:t xml:space="preserve"> sends the same JSON a second time returning false because the message ID is smaller or equal to the first one.</w:t>
+      </w:r>
+      <w:r>
+        <w:rPr>
+          <w:rFonts w:cstheme="minorHAnsi"/>
+          <w:bCs/>
+          <w:szCs w:val="12"/>
+        </w:rPr>
+        <w:t xml:space="preserve"> Replay testing is important because </w:t>
+      </w:r>
+      <w:r>
+        <w:rPr>
+          <w:rFonts w:cstheme="minorHAnsi"/>
+          <w:bCs/>
+          <w:szCs w:val="12"/>
+        </w:rPr>
+        <w:t>it verifies the server-side replay attack prevention and ensures that the lastMessageId is correctly tracked and updated per-client.</w:t>
       </w:r>
     </w:p>
     <w:p>
@@ -8222,6 +8182,7 @@
         <w:rPr>
           <w:rFonts w:asciiTheme="minorHAnsi" w:hAnsiTheme="minorHAnsi" w:cstheme="minorHAnsi"/>
         </w:rPr>
+        <w:lastRenderedPageBreak/>
         <w:t>Results</w:t>
       </w:r>
     </w:p>
@@ -8403,7 +8364,6 @@
           <w:color w:val="auto"/>
           <w:sz w:val="24"/>
           <w:szCs w:val="24"/>
-          <w:lang/>
         </w:rPr>
       </w:pPr>
       <w:r>
@@ -8412,7 +8372,6 @@
           <w:color w:val="auto"/>
           <w:sz w:val="24"/>
           <w:szCs w:val="24"/>
-          <w:lang/>
         </w:rPr>
         <w:t xml:space="preserve">The project set out to design and implement a real-time multiplayer puzzle game using SDL and a client-server architecture, with a focus on responsive gameplay, secure networking, and synchronized game state across clients. Through effective teamwork and iterative development under the Scrum framework, the team successfully delivered a functioning prototype that meets </w:t>
       </w:r>
@@ -8422,7 +8381,6 @@
           <w:color w:val="auto"/>
           <w:sz w:val="24"/>
           <w:szCs w:val="24"/>
-          <w:lang/>
         </w:rPr>
         <w:t>most of</w:t>
       </w:r>
@@ -8432,7 +8390,6 @@
           <w:color w:val="auto"/>
           <w:sz w:val="24"/>
           <w:szCs w:val="24"/>
-          <w:lang/>
         </w:rPr>
         <w:t xml:space="preserve"> the initial requirements.</w:t>
       </w:r>
@@ -8446,7 +8403,6 @@
           <w:color w:val="auto"/>
           <w:sz w:val="24"/>
           <w:szCs w:val="24"/>
-          <w:lang/>
         </w:rPr>
       </w:pPr>
       <w:r>
@@ -8455,7 +8411,6 @@
           <w:color w:val="auto"/>
           <w:sz w:val="24"/>
           <w:szCs w:val="24"/>
-          <w:lang/>
         </w:rPr>
         <w:t>Key achievements include the creation of a drag-and-drop grid-based interface using SDL, a real-time scoring and combo system, and a secure communication protocol based on HMAC validation and timestamped messages. The procedural block generation system ensured fairness by distributing puzzles of equal difficulty to all players. The client-server model allowed for stable synchronization, even under adverse network conditions, while UI feedback and audio cues enhanced the overall player experience.</w:t>
       </w:r>
@@ -8469,7 +8424,6 @@
           <w:color w:val="auto"/>
           <w:sz w:val="24"/>
           <w:szCs w:val="24"/>
-          <w:lang/>
         </w:rPr>
       </w:pPr>
       <w:r>
@@ -8478,7 +8432,6 @@
           <w:color w:val="auto"/>
           <w:sz w:val="24"/>
           <w:szCs w:val="24"/>
-          <w:lang/>
         </w:rPr>
         <w:t>Throughout development, the team encountered and overcame several challenges. These included managing real-time synchronization under variable latency, implementing reliable server discovery, and ensuring that move validation and replay protection were robust against potential exploits. Debugging concurrent client states and refining the drag-and-drop mechanics required careful coordination and repeated testing.</w:t>
       </w:r>
@@ -8501,20 +8454,8 @@
           <w:color w:val="auto"/>
           <w:sz w:val="24"/>
           <w:szCs w:val="24"/>
-          <w:lang/>
-        </w:rPr>
-        <w:t xml:space="preserve">From a learning perspective, the project provided valuable experience in SDL rendering, socket programming, real-time systems, and multiplayer game design. It also reinforced the importance of agile practices, such as sprint-based development, version control discipline, and clear communication. Overall, the team was able to </w:t>
-      </w:r>
-      <w:r>
-        <w:rPr>
-          <w:rFonts w:eastAsia="Times New Roman" w:cstheme="minorHAnsi"/>
-          <w:color w:val="auto"/>
-          <w:sz w:val="24"/>
-          <w:szCs w:val="24"/>
-          <w:lang/>
-        </w:rPr>
-        <w:lastRenderedPageBreak/>
-        <w:t>create a solid foundation for a multiplayer game and gained practical insight into the complexities of building networked interactive systems.</w:t>
+        </w:rPr>
+        <w:t>From a learning perspective, the project provided valuable experience in SDL rendering, socket programming, real-time systems, and multiplayer game design. It also reinforced the importance of agile practices, such as sprint-based development, version control discipline, and clear communication. Overall, the team was able to create a solid foundation for a multiplayer game and gained practical insight into the complexities of building networked interactive systems.</w:t>
       </w:r>
     </w:p>
     <w:p>
@@ -8541,7 +8482,6 @@
           <w:color w:val="auto"/>
           <w:sz w:val="28"/>
           <w:szCs w:val="28"/>
-          <w:lang/>
         </w:rPr>
       </w:pPr>
       <w:r>
@@ -8552,8 +8492,8 @@
           <w:color w:val="auto"/>
           <w:sz w:val="28"/>
           <w:szCs w:val="28"/>
-          <w:lang/>
-        </w:rPr>
+        </w:rPr>
+        <w:lastRenderedPageBreak/>
         <w:t>9.2 Future Work</w:t>
       </w:r>
     </w:p>
@@ -8562,41 +8502,35 @@
         <w:ind w:left="0" w:firstLine="0"/>
         <w:rPr>
           <w:rFonts w:cstheme="minorHAnsi"/>
-          <w:lang/>
-        </w:rPr>
-      </w:pPr>
-      <w:r>
-        <w:rPr>
-          <w:rFonts w:cstheme="minorHAnsi"/>
-          <w:lang/>
+        </w:rPr>
+      </w:pPr>
+      <w:r>
+        <w:rPr>
+          <w:rFonts w:cstheme="minorHAnsi"/>
         </w:rPr>
         <w:t xml:space="preserve">While the current implementation </w:t>
       </w:r>
       <w:r>
         <w:rPr>
           <w:rFonts w:cstheme="minorHAnsi"/>
-          <w:lang/>
         </w:rPr>
         <w:t>already has</w:t>
       </w:r>
       <w:r>
         <w:rPr>
           <w:rFonts w:cstheme="minorHAnsi"/>
-          <w:lang/>
         </w:rPr>
         <w:t xml:space="preserve"> the core objectives of a real-time multiplayer puzzle game, several opportunities exist to</w:t>
       </w:r>
       <w:r>
         <w:rPr>
           <w:rFonts w:cstheme="minorHAnsi"/>
-          <w:lang/>
         </w:rPr>
         <w:t xml:space="preserve"> </w:t>
       </w:r>
       <w:r>
         <w:rPr>
           <w:rFonts w:cstheme="minorHAnsi"/>
-          <w:lang/>
         </w:rPr>
         <w:t>refine the project in future iterations. These include enhancements to gameplay features, user experience, system scalability, and long-term maintainability. The following areas are suggested for future development:</w:t>
       </w:r>
@@ -8608,15 +8542,13 @@
           <w:rFonts w:cstheme="minorHAnsi"/>
           <w:b/>
           <w:bCs/>
-          <w:lang/>
-        </w:rPr>
-      </w:pPr>
-      <w:r>
-        <w:rPr>
-          <w:rFonts w:cstheme="minorHAnsi"/>
-          <w:b/>
-          <w:bCs/>
-          <w:lang/>
+        </w:rPr>
+      </w:pPr>
+      <w:r>
+        <w:rPr>
+          <w:rFonts w:cstheme="minorHAnsi"/>
+          <w:b/>
+          <w:bCs/>
         </w:rPr>
         <w:t>Gameplay Enhancements</w:t>
       </w:r>
@@ -8629,13 +8561,11 @@
         </w:numPr>
         <w:rPr>
           <w:rFonts w:cstheme="minorHAnsi"/>
-          <w:lang/>
-        </w:rPr>
-      </w:pPr>
-      <w:r>
-        <w:rPr>
-          <w:rFonts w:cstheme="minorHAnsi"/>
-          <w:lang/>
+        </w:rPr>
+      </w:pPr>
+      <w:r>
+        <w:rPr>
+          <w:rFonts w:cstheme="minorHAnsi"/>
         </w:rPr>
         <w:t>Implement a single-player mode with local scoring and optional AI opponents.</w:t>
       </w:r>
@@ -8648,13 +8578,11 @@
         </w:numPr>
         <w:rPr>
           <w:rFonts w:cstheme="minorHAnsi"/>
-          <w:lang/>
-        </w:rPr>
-      </w:pPr>
-      <w:r>
-        <w:rPr>
-          <w:rFonts w:cstheme="minorHAnsi"/>
-          <w:lang/>
+        </w:rPr>
+      </w:pPr>
+      <w:r>
+        <w:rPr>
+          <w:rFonts w:cstheme="minorHAnsi"/>
         </w:rPr>
         <w:t>Introduce power-ups, combo bonuses, and unique block types to add strategic depth.</w:t>
       </w:r>
@@ -8667,13 +8595,11 @@
         </w:numPr>
         <w:rPr>
           <w:rFonts w:cstheme="minorHAnsi"/>
-          <w:lang/>
-        </w:rPr>
-      </w:pPr>
-      <w:r>
-        <w:rPr>
-          <w:rFonts w:cstheme="minorHAnsi"/>
-          <w:lang/>
+        </w:rPr>
+      </w:pPr>
+      <w:r>
+        <w:rPr>
+          <w:rFonts w:cstheme="minorHAnsi"/>
         </w:rPr>
         <w:t>Add customizable difficulty settings or puzzle types to support varied play styles.</w:t>
       </w:r>
@@ -8685,15 +8611,13 @@
           <w:rFonts w:cstheme="minorHAnsi"/>
           <w:b/>
           <w:bCs/>
-          <w:lang/>
-        </w:rPr>
-      </w:pPr>
-      <w:r>
-        <w:rPr>
-          <w:rFonts w:cstheme="minorHAnsi"/>
-          <w:b/>
-          <w:bCs/>
-          <w:lang/>
+        </w:rPr>
+      </w:pPr>
+      <w:r>
+        <w:rPr>
+          <w:rFonts w:cstheme="minorHAnsi"/>
+          <w:b/>
+          <w:bCs/>
         </w:rPr>
         <w:t>User Experience Improvements</w:t>
       </w:r>
@@ -8706,13 +8630,11 @@
         </w:numPr>
         <w:rPr>
           <w:rFonts w:cstheme="minorHAnsi"/>
-          <w:lang/>
-        </w:rPr>
-      </w:pPr>
-      <w:r>
-        <w:rPr>
-          <w:rFonts w:cstheme="minorHAnsi"/>
-          <w:lang/>
+        </w:rPr>
+      </w:pPr>
+      <w:r>
+        <w:rPr>
+          <w:rFonts w:cstheme="minorHAnsi"/>
         </w:rPr>
         <w:t>Integrate a tutorial or guided onboarding process for new players.</w:t>
       </w:r>
@@ -8725,13 +8647,11 @@
         </w:numPr>
         <w:rPr>
           <w:rFonts w:cstheme="minorHAnsi"/>
-          <w:lang/>
-        </w:rPr>
-      </w:pPr>
-      <w:r>
-        <w:rPr>
-          <w:rFonts w:cstheme="minorHAnsi"/>
-          <w:lang/>
+        </w:rPr>
+      </w:pPr>
+      <w:r>
+        <w:rPr>
+          <w:rFonts w:cstheme="minorHAnsi"/>
         </w:rPr>
         <w:t>Improve animations, sound effects, and transitions to create a more polished experience.</w:t>
       </w:r>
@@ -8744,13 +8664,11 @@
         </w:numPr>
         <w:rPr>
           <w:rFonts w:cstheme="minorHAnsi"/>
-          <w:lang/>
-        </w:rPr>
-      </w:pPr>
-      <w:r>
-        <w:rPr>
-          <w:rFonts w:cstheme="minorHAnsi"/>
-          <w:lang/>
+        </w:rPr>
+      </w:pPr>
+      <w:r>
+        <w:rPr>
+          <w:rFonts w:cstheme="minorHAnsi"/>
         </w:rPr>
         <w:t>Add accessibility features such as colorblind modes or customizable controls.</w:t>
       </w:r>
@@ -8759,15 +8677,13 @@
       <w:pPr>
         <w:rPr>
           <w:rFonts w:cstheme="minorHAnsi"/>
-          <w:lang/>
-        </w:rPr>
-      </w:pPr>
-      <w:r>
-        <w:rPr>
-          <w:rFonts w:cstheme="minorHAnsi"/>
-          <w:b/>
-          <w:bCs/>
-          <w:lang/>
+        </w:rPr>
+      </w:pPr>
+      <w:r>
+        <w:rPr>
+          <w:rFonts w:cstheme="minorHAnsi"/>
+          <w:b/>
+          <w:bCs/>
         </w:rPr>
         <w:t>Backend &amp; Networking Improvements</w:t>
       </w:r>
@@ -8780,13 +8696,11 @@
         </w:numPr>
         <w:rPr>
           <w:rFonts w:cstheme="minorHAnsi"/>
-          <w:lang/>
-        </w:rPr>
-      </w:pPr>
-      <w:r>
-        <w:rPr>
-          <w:rFonts w:cstheme="minorHAnsi"/>
-          <w:lang/>
+        </w:rPr>
+      </w:pPr>
+      <w:r>
+        <w:rPr>
+          <w:rFonts w:cstheme="minorHAnsi"/>
         </w:rPr>
         <w:t>Optimize server performance to support larger numbers of concurrent players.</w:t>
       </w:r>
@@ -8799,13 +8713,11 @@
         </w:numPr>
         <w:rPr>
           <w:rFonts w:cstheme="minorHAnsi"/>
-          <w:lang/>
-        </w:rPr>
-      </w:pPr>
-      <w:r>
-        <w:rPr>
-          <w:rFonts w:cstheme="minorHAnsi"/>
-          <w:lang/>
+        </w:rPr>
+      </w:pPr>
+      <w:r>
+        <w:rPr>
+          <w:rFonts w:cstheme="minorHAnsi"/>
         </w:rPr>
         <w:t>Implement a matchmaking queue and ranking system for competitive play.</w:t>
       </w:r>
@@ -8818,13 +8730,11 @@
         </w:numPr>
         <w:rPr>
           <w:rFonts w:cstheme="minorHAnsi"/>
-          <w:lang/>
-        </w:rPr>
-      </w:pPr>
-      <w:r>
-        <w:rPr>
-          <w:rFonts w:cstheme="minorHAnsi"/>
-          <w:lang/>
+        </w:rPr>
+      </w:pPr>
+      <w:r>
+        <w:rPr>
+          <w:rFonts w:cstheme="minorHAnsi"/>
         </w:rPr>
         <w:t>Add persistent user profiles and statistics stored in a backend database.</w:t>
       </w:r>
@@ -8836,15 +8746,13 @@
           <w:rFonts w:cstheme="minorHAnsi"/>
           <w:b/>
           <w:bCs/>
-          <w:lang/>
-        </w:rPr>
-      </w:pPr>
-      <w:r>
-        <w:rPr>
-          <w:rFonts w:cstheme="minorHAnsi"/>
-          <w:b/>
-          <w:bCs/>
-          <w:lang/>
+        </w:rPr>
+      </w:pPr>
+      <w:r>
+        <w:rPr>
+          <w:rFonts w:cstheme="minorHAnsi"/>
+          <w:b/>
+          <w:bCs/>
         </w:rPr>
         <w:t>Robust Testing and Analytics</w:t>
       </w:r>
@@ -8857,13 +8765,11 @@
         </w:numPr>
         <w:rPr>
           <w:rFonts w:cstheme="minorHAnsi"/>
-          <w:lang/>
-        </w:rPr>
-      </w:pPr>
-      <w:r>
-        <w:rPr>
-          <w:rFonts w:cstheme="minorHAnsi"/>
-          <w:lang/>
+        </w:rPr>
+      </w:pPr>
+      <w:r>
+        <w:rPr>
+          <w:rFonts w:cstheme="minorHAnsi"/>
         </w:rPr>
         <w:t>Develop more comprehensive automated testing pipelines.</w:t>
       </w:r>
@@ -8876,13 +8782,11 @@
         </w:numPr>
         <w:rPr>
           <w:rFonts w:cstheme="minorHAnsi"/>
-          <w:lang/>
-        </w:rPr>
-      </w:pPr>
-      <w:r>
-        <w:rPr>
-          <w:rFonts w:cstheme="minorHAnsi"/>
-          <w:lang/>
+        </w:rPr>
+      </w:pPr>
+      <w:r>
+        <w:rPr>
+          <w:rFonts w:cstheme="minorHAnsi"/>
         </w:rPr>
         <w:t>Incorporate analytics to track player behavior and inform future game balance.</w:t>
       </w:r>
@@ -8895,13 +8799,11 @@
         </w:numPr>
         <w:rPr>
           <w:rFonts w:cstheme="minorHAnsi"/>
-          <w:lang/>
-        </w:rPr>
-      </w:pPr>
-      <w:r>
-        <w:rPr>
-          <w:rFonts w:cstheme="minorHAnsi"/>
-          <w:lang/>
+        </w:rPr>
+      </w:pPr>
+      <w:r>
+        <w:rPr>
+          <w:rFonts w:cstheme="minorHAnsi"/>
         </w:rPr>
         <w:t>Simulate a wider range of network conditions to further improve robustness.</w:t>
       </w:r>
@@ -8913,15 +8815,13 @@
           <w:rFonts w:cstheme="minorHAnsi"/>
           <w:b/>
           <w:bCs/>
-          <w:lang/>
-        </w:rPr>
-      </w:pPr>
-      <w:r>
-        <w:rPr>
-          <w:rFonts w:cstheme="minorHAnsi"/>
-          <w:b/>
-          <w:bCs/>
-          <w:lang/>
+        </w:rPr>
+      </w:pPr>
+      <w:r>
+        <w:rPr>
+          <w:rFonts w:cstheme="minorHAnsi"/>
+          <w:b/>
+          <w:bCs/>
         </w:rPr>
         <w:t>Extensibility and Modding Support</w:t>
       </w:r>
@@ -8934,13 +8834,11 @@
         </w:numPr>
         <w:rPr>
           <w:rFonts w:cstheme="minorHAnsi"/>
-          <w:lang/>
-        </w:rPr>
-      </w:pPr>
-      <w:r>
-        <w:rPr>
-          <w:rFonts w:cstheme="minorHAnsi"/>
-          <w:lang/>
+        </w:rPr>
+      </w:pPr>
+      <w:r>
+        <w:rPr>
+          <w:rFonts w:cstheme="minorHAnsi"/>
         </w:rPr>
         <w:t>Provide tools or APIs to allow user-generated puzzles or custom game modes.</w:t>
       </w:r>
@@ -8953,13 +8851,11 @@
         </w:numPr>
         <w:rPr>
           <w:rFonts w:cstheme="minorHAnsi"/>
-          <w:lang/>
-        </w:rPr>
-      </w:pPr>
-      <w:r>
-        <w:rPr>
-          <w:rFonts w:cstheme="minorHAnsi"/>
-          <w:lang/>
+        </w:rPr>
+      </w:pPr>
+      <w:r>
+        <w:rPr>
+          <w:rFonts w:cstheme="minorHAnsi"/>
         </w:rPr>
         <w:t>Create a level editor for building and sharing custom challenges.</w:t>
       </w:r>
@@ -8972,13 +8868,11 @@
         </w:numPr>
         <w:rPr>
           <w:rFonts w:cstheme="minorHAnsi"/>
-          <w:lang/>
-        </w:rPr>
-      </w:pPr>
-      <w:r>
-        <w:rPr>
-          <w:rFonts w:cstheme="minorHAnsi"/>
-          <w:lang/>
+        </w:rPr>
+      </w:pPr>
+      <w:r>
+        <w:rPr>
+          <w:rFonts w:cstheme="minorHAnsi"/>
         </w:rPr>
         <w:t>Consider releasing the project as open source to encourage community contributions.</w:t>
       </w:r>
@@ -8990,15 +8884,13 @@
           <w:rFonts w:cstheme="minorHAnsi"/>
           <w:b/>
           <w:bCs/>
-          <w:lang/>
-        </w:rPr>
-      </w:pPr>
-      <w:r>
-        <w:rPr>
-          <w:rFonts w:cstheme="minorHAnsi"/>
-          <w:b/>
-          <w:bCs/>
-          <w:lang/>
+        </w:rPr>
+      </w:pPr>
+      <w:r>
+        <w:rPr>
+          <w:rFonts w:cstheme="minorHAnsi"/>
+          <w:b/>
+          <w:bCs/>
         </w:rPr>
         <w:t>Platform Expansion</w:t>
       </w:r>
@@ -9011,13 +8903,11 @@
         </w:numPr>
         <w:rPr>
           <w:rFonts w:cstheme="minorHAnsi"/>
-          <w:lang/>
-        </w:rPr>
-      </w:pPr>
-      <w:r>
-        <w:rPr>
-          <w:rFonts w:cstheme="minorHAnsi"/>
-          <w:lang/>
+        </w:rPr>
+      </w:pPr>
+      <w:r>
+        <w:rPr>
+          <w:rFonts w:cstheme="minorHAnsi"/>
         </w:rPr>
         <w:t>Port the game to mobile or web platforms for broader accessibility.</w:t>
       </w:r>
@@ -9030,13 +8920,11 @@
         </w:numPr>
         <w:rPr>
           <w:rFonts w:cstheme="minorHAnsi"/>
-          <w:lang/>
-        </w:rPr>
-      </w:pPr>
-      <w:r>
-        <w:rPr>
-          <w:rFonts w:cstheme="minorHAnsi"/>
-          <w:lang/>
+        </w:rPr>
+      </w:pPr>
+      <w:r>
+        <w:rPr>
+          <w:rFonts w:cstheme="minorHAnsi"/>
         </w:rPr>
         <w:t>Add controller support and local co-op for expanded play modes.</w:t>
       </w:r>
@@ -9045,7 +8933,6 @@
       <w:pPr>
         <w:rPr>
           <w:rFonts w:cstheme="minorHAnsi"/>
-          <w:lang/>
         </w:rPr>
       </w:pPr>
     </w:p>
@@ -9054,13 +8941,11 @@
         <w:ind w:left="0" w:firstLine="0"/>
         <w:rPr>
           <w:rFonts w:cstheme="minorHAnsi"/>
-          <w:lang/>
-        </w:rPr>
-      </w:pPr>
-      <w:r>
-        <w:rPr>
-          <w:rFonts w:cstheme="minorHAnsi"/>
-          <w:lang/>
+        </w:rPr>
+      </w:pPr>
+      <w:r>
+        <w:rPr>
+          <w:rFonts w:cstheme="minorHAnsi"/>
         </w:rPr>
         <w:t>By addressing these areas, the game can evolve into a more feature-rich, accessible, and scalable product with long-term appeal and community engagement.</w:t>
       </w:r>
@@ -9082,6 +8967,7 @@
         <w:rPr>
           <w:rFonts w:asciiTheme="minorHAnsi" w:hAnsiTheme="minorHAnsi" w:cstheme="minorHAnsi"/>
         </w:rPr>
+        <w:lastRenderedPageBreak/>
         <w:t>10. A</w:t>
       </w:r>
       <w:r>
@@ -16610,6 +16496,7 @@
   <w:style w:type="character" w:default="1" w:styleId="DefaultParagraphFont">
     <w:name w:val="Default Paragraph Font"/>
     <w:uiPriority w:val="1"/>
+    <w:semiHidden/>
     <w:unhideWhenUsed/>
   </w:style>
   <w:style w:type="table" w:default="1" w:styleId="TableNormal">

--- a/GAPT Report.docx
+++ b/GAPT Report.docx
@@ -21,7 +21,7 @@
           <w:szCs w:val="24"/>
         </w:rPr>
         <w:drawing>
-          <wp:inline distT="0" distB="0" distL="0" distR="0" wp14:anchorId="05F8E5B7" wp14:editId="7D5827CC">
+          <wp:inline distT="0" distB="0" distL="0" distR="0" wp14:anchorId="05F8E5B7" wp14:editId="25A11FE2">
             <wp:extent cx="4603005" cy="1008993"/>
             <wp:effectExtent l="0" t="0" r="0" b="0"/>
             <wp:docPr id="1" name="Picture 1" descr="Text&#10;&#10;Description automatically generated"/>
@@ -516,7 +516,6 @@
           <w:lang w:val="fr-FR"/>
         </w:rPr>
       </w:pPr>
-      <w:proofErr w:type="gramStart"/>
       <w:r>
         <w:rPr>
           <w:rFonts w:eastAsia="Times New Roman" w:cstheme="minorHAnsi"/>
@@ -526,7 +525,6 @@
         </w:rPr>
         <w:t>Code:</w:t>
       </w:r>
-      <w:proofErr w:type="gramEnd"/>
       <w:r>
         <w:rPr>
           <w:rFonts w:eastAsia="Times New Roman" w:cstheme="minorHAnsi"/>
@@ -559,8 +557,6 @@
           <w:lang w:val="fr-FR"/>
         </w:rPr>
       </w:pPr>
-      <w:proofErr w:type="spellStart"/>
-      <w:proofErr w:type="gramStart"/>
       <w:r>
         <w:rPr>
           <w:rFonts w:eastAsia="Times New Roman" w:cstheme="minorHAnsi"/>
@@ -568,27 +564,7 @@
           <w:szCs w:val="24"/>
           <w:lang w:val="fr-FR"/>
         </w:rPr>
-        <w:t>Lecturer</w:t>
-      </w:r>
-      <w:proofErr w:type="spellEnd"/>
-      <w:r>
-        <w:rPr>
-          <w:rFonts w:eastAsia="Times New Roman" w:cstheme="minorHAnsi"/>
-          <w:sz w:val="24"/>
-          <w:szCs w:val="24"/>
-          <w:lang w:val="fr-FR"/>
-        </w:rPr>
-        <w:t>:</w:t>
-      </w:r>
-      <w:proofErr w:type="gramEnd"/>
-      <w:r>
-        <w:rPr>
-          <w:rFonts w:eastAsia="Times New Roman" w:cstheme="minorHAnsi"/>
-          <w:sz w:val="24"/>
-          <w:szCs w:val="24"/>
-          <w:lang w:val="fr-FR"/>
-        </w:rPr>
-        <w:t xml:space="preserve"> </w:t>
+        <w:t xml:space="preserve">Lecturer: </w:t>
       </w:r>
       <w:r>
         <w:rPr>
@@ -8405,7 +8381,7 @@
           <w:ilvl w:val="0"/>
           <w:numId w:val="50"/>
         </w:numPr>
-        <w:spacing w:after="160" w:line="259" w:lineRule="auto"/>
+        <w:spacing w:after="160" w:line="256" w:lineRule="auto"/>
         <w:rPr>
           <w:rFonts w:cstheme="minorHAnsi"/>
           <w:bCs/>
@@ -8426,7 +8402,25 @@
           <w:bCs/>
           <w:szCs w:val="12"/>
         </w:rPr>
-        <w:t>Tested hover states for main menu to make sure mouse hovering and clicking works correctly.</w:t>
+        <w:t xml:space="preserve">The main menu was tested by iterating over every menu item, simulating the position of the mouse to be within the rectangle of each item. This verifies that the hover-detection logic of </w:t>
+      </w:r>
+      <w:proofErr w:type="spellStart"/>
+      <w:r>
+        <w:rPr>
+          <w:rFonts w:cstheme="minorHAnsi"/>
+          <w:bCs/>
+          <w:szCs w:val="12"/>
+        </w:rPr>
+        <w:t>isMouseOver</w:t>
+      </w:r>
+      <w:proofErr w:type="spellEnd"/>
+      <w:r>
+        <w:rPr>
+          <w:rFonts w:cstheme="minorHAnsi"/>
+          <w:bCs/>
+          <w:szCs w:val="12"/>
+        </w:rPr>
+        <w:t xml:space="preserve"> correctly flags a point that is strictly inside the rectangle.</w:t>
       </w:r>
     </w:p>
     <w:p>
@@ -8436,7 +8430,7 @@
           <w:ilvl w:val="0"/>
           <w:numId w:val="50"/>
         </w:numPr>
-        <w:spacing w:after="160" w:line="259" w:lineRule="auto"/>
+        <w:spacing w:after="160" w:line="256" w:lineRule="auto"/>
         <w:rPr>
           <w:rFonts w:cstheme="minorHAnsi"/>
           <w:bCs/>
@@ -8457,23 +8451,43 @@
           <w:bCs/>
           <w:szCs w:val="12"/>
         </w:rPr>
-        <w:t>Collision testing v</w:t>
-      </w:r>
+        <w:t xml:space="preserve">Three puzzle logic unit tests were conducted for collision, position and grid bounds. Collision testing for </w:t>
+      </w:r>
+      <w:proofErr w:type="spellStart"/>
       <w:r>
         <w:rPr>
           <w:rFonts w:cstheme="minorHAnsi"/>
           <w:bCs/>
           <w:szCs w:val="12"/>
         </w:rPr>
-        <w:t xml:space="preserve">erifies </w:t>
-      </w:r>
+        <w:t>tetrominos</w:t>
+      </w:r>
+      <w:proofErr w:type="spellEnd"/>
       <w:r>
         <w:rPr>
           <w:rFonts w:cstheme="minorHAnsi"/>
           <w:bCs/>
           <w:szCs w:val="12"/>
         </w:rPr>
-        <w:t xml:space="preserve">that block-collision behaves correctly in both normal and edge case scenarios. Position testing protects against spawning </w:t>
+        <w:t xml:space="preserve"> encompasses </w:t>
+      </w:r>
+      <w:proofErr w:type="gramStart"/>
+      <w:r>
+        <w:rPr>
+          <w:rFonts w:cstheme="minorHAnsi"/>
+          <w:bCs/>
+          <w:szCs w:val="12"/>
+        </w:rPr>
+        <w:t>a number of</w:t>
+      </w:r>
+      <w:proofErr w:type="gramEnd"/>
+      <w:r>
+        <w:rPr>
+          <w:rFonts w:cstheme="minorHAnsi"/>
+          <w:bCs/>
+          <w:szCs w:val="12"/>
+        </w:rPr>
+        <w:t xml:space="preserve"> scenarios. An empty grid is created and a test </w:t>
       </w:r>
       <w:proofErr w:type="spellStart"/>
       <w:r>
@@ -8482,6 +8496,42 @@
           <w:bCs/>
           <w:szCs w:val="12"/>
         </w:rPr>
+        <w:t>tetromino</w:t>
+      </w:r>
+      <w:proofErr w:type="spellEnd"/>
+      <w:r>
+        <w:rPr>
+          <w:rFonts w:cstheme="minorHAnsi"/>
+          <w:bCs/>
+          <w:szCs w:val="12"/>
+        </w:rPr>
+        <w:t xml:space="preserve"> is added, asserting no collision. A </w:t>
+      </w:r>
+      <w:proofErr w:type="spellStart"/>
+      <w:r>
+        <w:rPr>
+          <w:rFonts w:cstheme="minorHAnsi"/>
+          <w:bCs/>
+          <w:szCs w:val="12"/>
+        </w:rPr>
+        <w:t>tetromino</w:t>
+      </w:r>
+      <w:proofErr w:type="spellEnd"/>
+      <w:r>
+        <w:rPr>
+          <w:rFonts w:cstheme="minorHAnsi"/>
+          <w:bCs/>
+          <w:szCs w:val="12"/>
+        </w:rPr>
+        <w:t xml:space="preserve"> is placed at a specific overlapping grid cell, overlapping another and asserting a collision. The test piece is moved away and asserts no collision. And finally positioning it close but not overlapping the edge, this asserts an edge case collision.  verifies that block-collision behaves correctly in both normal and edge case scenarios. The position unit test clears the global </w:t>
+      </w:r>
+      <w:proofErr w:type="spellStart"/>
+      <w:r>
+        <w:rPr>
+          <w:rFonts w:cstheme="minorHAnsi"/>
+          <w:bCs/>
+          <w:szCs w:val="12"/>
+        </w:rPr>
         <w:t>tetrominos</w:t>
       </w:r>
       <w:proofErr w:type="spellEnd"/>
@@ -8491,7 +8541,106 @@
           <w:bCs/>
           <w:szCs w:val="12"/>
         </w:rPr>
-        <w:t xml:space="preserve"> into already occupied spaces, and grid testing prevents pieces from drifting off from the play area and catches out of bounds errors.</w:t>
+        <w:t xml:space="preserve"> pool and pushes shapes that do and do not conflict with the spawn coordinates, expecting the corresponding </w:t>
+      </w:r>
+      <w:proofErr w:type="spellStart"/>
+      <w:r>
+        <w:rPr>
+          <w:rFonts w:cstheme="minorHAnsi"/>
+          <w:bCs/>
+          <w:szCs w:val="12"/>
+        </w:rPr>
+        <w:t>IsPositionFree</w:t>
+      </w:r>
+      <w:proofErr w:type="spellEnd"/>
+      <w:r>
+        <w:rPr>
+          <w:rFonts w:cstheme="minorHAnsi"/>
+          <w:bCs/>
+          <w:szCs w:val="12"/>
+        </w:rPr>
+        <w:t xml:space="preserve"> state. Position testing protects against spawning the four-block coordinate </w:t>
+      </w:r>
+      <w:proofErr w:type="spellStart"/>
+      <w:r>
+        <w:rPr>
+          <w:rFonts w:cstheme="minorHAnsi"/>
+          <w:bCs/>
+          <w:szCs w:val="12"/>
+        </w:rPr>
+        <w:t>tetrominos</w:t>
+      </w:r>
+      <w:proofErr w:type="spellEnd"/>
+      <w:r>
+        <w:rPr>
+          <w:rFonts w:cstheme="minorHAnsi"/>
+          <w:bCs/>
+          <w:szCs w:val="12"/>
+        </w:rPr>
+        <w:t xml:space="preserve"> into already occupied spaces and grid testing prevents pieces from drifting off from the play area and catches out of bounds errors. Finally, the grid bounds testing constructs </w:t>
+      </w:r>
+      <w:proofErr w:type="spellStart"/>
+      <w:r>
+        <w:rPr>
+          <w:rFonts w:cstheme="minorHAnsi"/>
+          <w:bCs/>
+          <w:szCs w:val="12"/>
+        </w:rPr>
+        <w:t>tetrominos</w:t>
+      </w:r>
+      <w:proofErr w:type="spellEnd"/>
+      <w:r>
+        <w:rPr>
+          <w:rFonts w:cstheme="minorHAnsi"/>
+          <w:bCs/>
+          <w:szCs w:val="12"/>
+        </w:rPr>
+        <w:t xml:space="preserve"> at various positions. It asserts true for </w:t>
+      </w:r>
+      <w:proofErr w:type="spellStart"/>
+      <w:r>
+        <w:rPr>
+          <w:rFonts w:cstheme="minorHAnsi"/>
+          <w:bCs/>
+          <w:szCs w:val="12"/>
+        </w:rPr>
+        <w:t>tetrominos</w:t>
+      </w:r>
+      <w:proofErr w:type="spellEnd"/>
+      <w:r>
+        <w:rPr>
+          <w:rFonts w:cstheme="minorHAnsi"/>
+          <w:bCs/>
+          <w:szCs w:val="12"/>
+        </w:rPr>
+        <w:t xml:space="preserve"> inside the grid and false for </w:t>
+      </w:r>
+      <w:proofErr w:type="spellStart"/>
+      <w:r>
+        <w:rPr>
+          <w:rFonts w:cstheme="minorHAnsi"/>
+          <w:bCs/>
+          <w:szCs w:val="12"/>
+        </w:rPr>
+        <w:t>tetrominos</w:t>
+      </w:r>
+      <w:proofErr w:type="spellEnd"/>
+      <w:r>
+        <w:rPr>
+          <w:rFonts w:cstheme="minorHAnsi"/>
+          <w:bCs/>
+          <w:szCs w:val="12"/>
+        </w:rPr>
+        <w:t xml:space="preserve"> that are both partly and fully </w:t>
+      </w:r>
+      <w:r>
+        <w:rPr>
+          <w:rFonts w:cstheme="minorHAnsi"/>
+          <w:bCs/>
+          <w:szCs w:val="12"/>
+        </w:rPr>
+        <w:lastRenderedPageBreak/>
+        <w:t>outside the grid. Grid boundary testing is essential as it ensures that piece-placement logic correctly rejects illegal moves.</w:t>
       </w:r>
     </w:p>
     <w:p>
@@ -8501,7 +8650,7 @@
           <w:ilvl w:val="0"/>
           <w:numId w:val="50"/>
         </w:numPr>
-        <w:spacing w:after="160" w:line="259" w:lineRule="auto"/>
+        <w:spacing w:after="160" w:line="256" w:lineRule="auto"/>
         <w:rPr>
           <w:rFonts w:cstheme="minorHAnsi"/>
           <w:bCs/>
@@ -8522,23 +8671,97 @@
           <w:bCs/>
           <w:szCs w:val="12"/>
         </w:rPr>
-        <w:t xml:space="preserve"> </w:t>
-      </w:r>
+        <w:t xml:space="preserve"> HMAC security testing is essential to ensure that the security integrity of the game is not compromised. Three HMAC testing methods were created for: </w:t>
+      </w:r>
+      <w:proofErr w:type="spellStart"/>
       <w:r>
         <w:rPr>
           <w:rFonts w:cstheme="minorHAnsi"/>
           <w:bCs/>
           <w:szCs w:val="12"/>
         </w:rPr>
-        <w:t>Testing HMAC security methods verifies that the hash matches OPENSSL’s output exactly</w:t>
-      </w:r>
+        <w:t>ComputeHMAC</w:t>
+      </w:r>
+      <w:proofErr w:type="spellEnd"/>
       <w:r>
         <w:rPr>
           <w:rFonts w:cstheme="minorHAnsi"/>
           <w:bCs/>
           <w:szCs w:val="12"/>
         </w:rPr>
-        <w:t>, ensures that no false positive or negatives occur and protects against tampering and replay.</w:t>
+        <w:t xml:space="preserve">, </w:t>
+      </w:r>
+      <w:proofErr w:type="spellStart"/>
+      <w:r>
+        <w:rPr>
+          <w:rFonts w:cstheme="minorHAnsi"/>
+          <w:bCs/>
+          <w:szCs w:val="12"/>
+        </w:rPr>
+        <w:t>hmacEquals</w:t>
+      </w:r>
+      <w:proofErr w:type="spellEnd"/>
+      <w:r>
+        <w:rPr>
+          <w:rFonts w:cstheme="minorHAnsi"/>
+          <w:bCs/>
+          <w:szCs w:val="12"/>
+        </w:rPr>
+        <w:t xml:space="preserve"> and </w:t>
+      </w:r>
+      <w:proofErr w:type="spellStart"/>
+      <w:r>
+        <w:rPr>
+          <w:rFonts w:cstheme="minorHAnsi"/>
+          <w:bCs/>
+          <w:szCs w:val="12"/>
+        </w:rPr>
+        <w:t>validateHMAC</w:t>
+      </w:r>
+      <w:proofErr w:type="spellEnd"/>
+      <w:r>
+        <w:rPr>
+          <w:rFonts w:cstheme="minorHAnsi"/>
+          <w:bCs/>
+          <w:szCs w:val="12"/>
+        </w:rPr>
+        <w:t xml:space="preserve">. The first verifies that the hash matches OPENSSL’s output exactly, this guarantees that security primitives are correct before building atop them. The second checks for different combinations of tags; where identical tags assert true, tags with a single bit difference assert false and tags with different lengths also assert false. Timing-safe equality is important </w:t>
+      </w:r>
+      <w:proofErr w:type="gramStart"/>
+      <w:r>
+        <w:rPr>
+          <w:rFonts w:cstheme="minorHAnsi"/>
+          <w:bCs/>
+          <w:szCs w:val="12"/>
+        </w:rPr>
+        <w:t>in order to</w:t>
+      </w:r>
+      <w:proofErr w:type="gramEnd"/>
+      <w:r>
+        <w:rPr>
+          <w:rFonts w:cstheme="minorHAnsi"/>
+          <w:bCs/>
+          <w:szCs w:val="12"/>
+        </w:rPr>
+        <w:t xml:space="preserve"> avoid side-channel leaks. Finally, </w:t>
+      </w:r>
+      <w:proofErr w:type="spellStart"/>
+      <w:r>
+        <w:rPr>
+          <w:rFonts w:cstheme="minorHAnsi"/>
+          <w:bCs/>
+          <w:szCs w:val="12"/>
+        </w:rPr>
+        <w:t>validateHMAC</w:t>
+      </w:r>
+      <w:proofErr w:type="spellEnd"/>
+      <w:r>
+        <w:rPr>
+          <w:rFonts w:cstheme="minorHAnsi"/>
+          <w:bCs/>
+          <w:szCs w:val="12"/>
+        </w:rPr>
+        <w:t xml:space="preserve"> tests for a missing HMAC tag and returns false leaving data unchanged, a correct tag which attaches a valid HMAC over the payload and asserting true before removing the HMAC tag after verification. And thirdly, it attaches a false 64 character and expects false. The validation tests cover acceptance, rejection and cleanup semantics for the message integrity checks. </w:t>
       </w:r>
     </w:p>
     <w:p>
@@ -8548,7 +8771,7 @@
           <w:ilvl w:val="0"/>
           <w:numId w:val="50"/>
         </w:numPr>
-        <w:spacing w:after="160" w:line="259" w:lineRule="auto"/>
+        <w:spacing w:after="160" w:line="256" w:lineRule="auto"/>
         <w:rPr>
           <w:rFonts w:cstheme="minorHAnsi"/>
           <w:bCs/>
@@ -8569,7 +8792,115 @@
           <w:bCs/>
           <w:szCs w:val="12"/>
         </w:rPr>
-        <w:t>Multiplayer testing verifies pairing logic under real concurrency, guaranteeing the two clients will reliably sync and that the atomic shutdown flag will break out of long-running loops.</w:t>
+        <w:t xml:space="preserve">Multiplayer testing verifies pairing logic, client state resetting and broadcast flag halting under real concurrency. The pairing sync test clears shared </w:t>
+      </w:r>
+      <w:proofErr w:type="spellStart"/>
+      <w:r>
+        <w:rPr>
+          <w:rFonts w:cstheme="minorHAnsi"/>
+          <w:bCs/>
+          <w:szCs w:val="12"/>
+        </w:rPr>
+        <w:t>waitingClients</w:t>
+      </w:r>
+      <w:proofErr w:type="spellEnd"/>
+      <w:r>
+        <w:rPr>
+          <w:rFonts w:cstheme="minorHAnsi"/>
+          <w:bCs/>
+          <w:szCs w:val="12"/>
+        </w:rPr>
+        <w:t xml:space="preserve"> and </w:t>
+      </w:r>
+      <w:proofErr w:type="spellStart"/>
+      <w:r>
+        <w:rPr>
+          <w:rFonts w:cstheme="minorHAnsi"/>
+          <w:bCs/>
+          <w:szCs w:val="12"/>
+        </w:rPr>
+        <w:t>pairingMap</w:t>
+      </w:r>
+      <w:proofErr w:type="spellEnd"/>
+      <w:r>
+        <w:rPr>
+          <w:rFonts w:cstheme="minorHAnsi"/>
+          <w:bCs/>
+          <w:szCs w:val="12"/>
+        </w:rPr>
+        <w:t xml:space="preserve"> then launched two threads and after both join, it asserts that each saw the ID and socket of the other. The </w:t>
+      </w:r>
+      <w:proofErr w:type="spellStart"/>
+      <w:r>
+        <w:rPr>
+          <w:rFonts w:cstheme="minorHAnsi"/>
+          <w:bCs/>
+          <w:szCs w:val="12"/>
+        </w:rPr>
+        <w:t>resetClientState</w:t>
+      </w:r>
+      <w:proofErr w:type="spellEnd"/>
+      <w:r>
+        <w:rPr>
+          <w:rFonts w:cstheme="minorHAnsi"/>
+          <w:bCs/>
+          <w:szCs w:val="12"/>
+        </w:rPr>
+        <w:t xml:space="preserve"> test intentionally corrupts every relevant field in the Client namespace and resets all the relevant fields, then asserts that each field is back to its default or empty state. Finally, the </w:t>
+      </w:r>
+      <w:proofErr w:type="spellStart"/>
+      <w:r>
+        <w:rPr>
+          <w:rFonts w:cstheme="minorHAnsi"/>
+          <w:bCs/>
+          <w:szCs w:val="12"/>
+        </w:rPr>
+        <w:t>stopBroadcast_flag</w:t>
+      </w:r>
+      <w:proofErr w:type="spellEnd"/>
+      <w:r>
+        <w:rPr>
+          <w:rFonts w:cstheme="minorHAnsi"/>
+          <w:bCs/>
+          <w:szCs w:val="12"/>
+        </w:rPr>
+        <w:t xml:space="preserve"> test creates a thread that spins until </w:t>
+      </w:r>
+      <w:proofErr w:type="spellStart"/>
+      <w:r>
+        <w:rPr>
+          <w:rFonts w:cstheme="minorHAnsi"/>
+          <w:bCs/>
+          <w:szCs w:val="12"/>
+        </w:rPr>
+        <w:t>stopBroadcast</w:t>
+      </w:r>
+      <w:proofErr w:type="spellEnd"/>
+      <w:r>
+        <w:rPr>
+          <w:rFonts w:cstheme="minorHAnsi"/>
+          <w:bCs/>
+          <w:szCs w:val="12"/>
+        </w:rPr>
+        <w:t xml:space="preserve"> becomes true, then verifies the thread is still running after a brief delay and sets </w:t>
+      </w:r>
+      <w:proofErr w:type="spellStart"/>
+      <w:r>
+        <w:rPr>
+          <w:rFonts w:cstheme="minorHAnsi"/>
+          <w:bCs/>
+          <w:szCs w:val="12"/>
+        </w:rPr>
+        <w:t>stopBroadcast</w:t>
+      </w:r>
+      <w:proofErr w:type="spellEnd"/>
+      <w:r>
+        <w:rPr>
+          <w:rFonts w:cstheme="minorHAnsi"/>
+          <w:bCs/>
+          <w:szCs w:val="12"/>
+        </w:rPr>
+        <w:t xml:space="preserve"> to true, waits for a join and asserts the thread exited. These tests guarantee that the two clients will reliably sync, and that the atomic shutdown flag will break out of long-running loops.</w:t>
       </w:r>
     </w:p>
     <w:p>
@@ -8579,53 +8910,166 @@
           <w:ilvl w:val="0"/>
           <w:numId w:val="50"/>
         </w:numPr>
+        <w:spacing w:after="160" w:line="256" w:lineRule="auto"/>
+        <w:rPr>
+          <w:rFonts w:cstheme="minorHAnsi"/>
+          <w:bCs/>
+          <w:szCs w:val="12"/>
+        </w:rPr>
+      </w:pPr>
+      <w:r>
+        <w:rPr>
+          <w:rFonts w:cstheme="minorHAnsi"/>
+          <w:b/>
+          <w:szCs w:val="12"/>
+        </w:rPr>
+        <w:t>Network:</w:t>
+      </w:r>
+      <w:r>
+        <w:rPr>
+          <w:rFonts w:cstheme="minorHAnsi"/>
+          <w:bCs/>
+          <w:szCs w:val="12"/>
+        </w:rPr>
+        <w:t xml:space="preserve">  Testing for packet loss and variable jitter is important that it verifies that player clients can cope with packet loss by retransmitting until delivery and can reassemble out of order deliveries correctly which is crucial under real world circumstances. The variable jitter simulation test clears the </w:t>
+      </w:r>
+      <w:proofErr w:type="spellStart"/>
+      <w:r>
+        <w:rPr>
+          <w:rFonts w:cstheme="minorHAnsi"/>
+          <w:bCs/>
+          <w:szCs w:val="12"/>
+        </w:rPr>
+        <w:t>networkQueue</w:t>
+      </w:r>
+      <w:proofErr w:type="spellEnd"/>
+      <w:r>
+        <w:rPr>
+          <w:rFonts w:cstheme="minorHAnsi"/>
+          <w:bCs/>
+          <w:szCs w:val="12"/>
+        </w:rPr>
+        <w:t xml:space="preserve"> and sends messages through </w:t>
+      </w:r>
+      <w:proofErr w:type="spellStart"/>
+      <w:r>
+        <w:rPr>
+          <w:rFonts w:cstheme="minorHAnsi"/>
+          <w:bCs/>
+          <w:szCs w:val="12"/>
+        </w:rPr>
+        <w:t>mockSend</w:t>
+      </w:r>
+      <w:proofErr w:type="spellEnd"/>
+      <w:r>
+        <w:rPr>
+          <w:rFonts w:cstheme="minorHAnsi"/>
+          <w:bCs/>
+          <w:szCs w:val="12"/>
+        </w:rPr>
+        <w:t xml:space="preserve"> with random a random delay per message. It then calls </w:t>
+      </w:r>
+      <w:proofErr w:type="spellStart"/>
+      <w:r>
+        <w:rPr>
+          <w:rFonts w:cstheme="minorHAnsi"/>
+          <w:bCs/>
+          <w:szCs w:val="12"/>
+        </w:rPr>
+        <w:t>receiveOrdered</w:t>
+      </w:r>
+      <w:proofErr w:type="spellEnd"/>
+      <w:r>
+        <w:rPr>
+          <w:rFonts w:cstheme="minorHAnsi"/>
+          <w:bCs/>
+          <w:szCs w:val="12"/>
+        </w:rPr>
+        <w:t xml:space="preserve"> to wait for all messaged then sorts by sequence number, picks the last payload and asserts that it matches the highest sequence value. The packet loss simulation test clears the network Queue and drops </w:t>
+      </w:r>
+      <w:proofErr w:type="gramStart"/>
+      <w:r>
+        <w:rPr>
+          <w:rFonts w:cstheme="minorHAnsi"/>
+          <w:bCs/>
+          <w:szCs w:val="12"/>
+        </w:rPr>
+        <w:t>a number of</w:t>
+      </w:r>
+      <w:proofErr w:type="gramEnd"/>
+      <w:r>
+        <w:rPr>
+          <w:rFonts w:cstheme="minorHAnsi"/>
+          <w:bCs/>
+          <w:szCs w:val="12"/>
+        </w:rPr>
+        <w:t xml:space="preserve"> messages with 30% probability, retrying until each message arrives. It finally confirms that the final payload is that number multiplied by 100. Finally, the replay protection test uses </w:t>
+      </w:r>
+      <w:proofErr w:type="spellStart"/>
+      <w:r>
+        <w:rPr>
+          <w:rFonts w:cstheme="minorHAnsi"/>
+          <w:bCs/>
+          <w:szCs w:val="12"/>
+        </w:rPr>
+        <w:t>makeChannel</w:t>
+      </w:r>
+      <w:proofErr w:type="spellEnd"/>
+      <w:r>
+        <w:rPr>
+          <w:rFonts w:cstheme="minorHAnsi"/>
+          <w:bCs/>
+          <w:szCs w:val="12"/>
+        </w:rPr>
+        <w:t xml:space="preserve"> to connect a client socket to a server socket. It sends a JSON message where the type includes a message ID prefix and calls </w:t>
+      </w:r>
+      <w:proofErr w:type="spellStart"/>
+      <w:r>
+        <w:rPr>
+          <w:rFonts w:cstheme="minorHAnsi"/>
+          <w:bCs/>
+          <w:szCs w:val="12"/>
+        </w:rPr>
+        <w:t>recvSecure</w:t>
+      </w:r>
+      <w:proofErr w:type="spellEnd"/>
+      <w:r>
+        <w:rPr>
+          <w:rFonts w:cstheme="minorHAnsi"/>
+          <w:bCs/>
+          <w:szCs w:val="12"/>
+        </w:rPr>
+        <w:t xml:space="preserve"> server-side to read the message and returns true with the stripped JSON message and sends the same JSON a second time returning false because the message ID is smaller or equal to the first one. Replay testing is important because it verifies the server-side replay attack prevention and ensures that the </w:t>
+      </w:r>
+      <w:proofErr w:type="spellStart"/>
+      <w:r>
+        <w:rPr>
+          <w:rFonts w:cstheme="minorHAnsi"/>
+          <w:bCs/>
+          <w:szCs w:val="12"/>
+        </w:rPr>
+        <w:t>lastMessageId</w:t>
+      </w:r>
+      <w:proofErr w:type="spellEnd"/>
+      <w:r>
+        <w:rPr>
+          <w:rFonts w:cstheme="minorHAnsi"/>
+          <w:bCs/>
+          <w:szCs w:val="12"/>
+        </w:rPr>
+        <w:t xml:space="preserve"> is correctly tracked and updated per-client.</w:t>
+      </w:r>
+    </w:p>
+    <w:p>
+      <w:pPr>
         <w:spacing w:after="160" w:line="259" w:lineRule="auto"/>
+        <w:ind w:left="360" w:firstLine="0"/>
         <w:rPr>
           <w:rFonts w:cstheme="minorHAnsi"/>
           <w:bCs/>
           <w:szCs w:val="12"/>
         </w:rPr>
       </w:pPr>
-      <w:r>
-        <w:rPr>
-          <w:rFonts w:cstheme="minorHAnsi"/>
-          <w:b/>
-          <w:szCs w:val="12"/>
-        </w:rPr>
-        <w:t>Network:</w:t>
-      </w:r>
-      <w:r>
-        <w:rPr>
-          <w:rFonts w:cstheme="minorHAnsi"/>
-          <w:bCs/>
-          <w:szCs w:val="12"/>
-        </w:rPr>
-        <w:t xml:space="preserve">  Testing for packet loss and variable jitter is important because it verifies that player clients can cope with packet loss by retransmitting until delivery and can reassemble out of order deliveries correctly which is crucial under real world</w:t>
-      </w:r>
-      <w:r>
-        <w:rPr>
-          <w:rFonts w:cstheme="minorHAnsi"/>
-          <w:bCs/>
-          <w:szCs w:val="12"/>
-        </w:rPr>
-        <w:t xml:space="preserve"> </w:t>
-      </w:r>
-      <w:r>
-        <w:rPr>
-          <w:rFonts w:cstheme="minorHAnsi"/>
-          <w:bCs/>
-          <w:szCs w:val="12"/>
-        </w:rPr>
-        <w:t xml:space="preserve">circumstances. </w:t>
-      </w:r>
-      <w:r>
-        <w:rPr>
-          <w:rFonts w:cstheme="minorHAnsi"/>
-          <w:bCs/>
-          <w:szCs w:val="12"/>
-        </w:rPr>
-        <w:br/>
-      </w:r>
     </w:p>
     <w:p>
       <w:pPr>
@@ -16359,6 +16803,9 @@
   </w:num>
   <w:num w:numId="52" w16cid:durableId="962539423">
     <w:abstractNumId w:val="5"/>
+  </w:num>
+  <w:num w:numId="53" w16cid:durableId="766779005">
+    <w:abstractNumId w:val="32"/>
     <w:lvlOverride w:ilvl="0"/>
     <w:lvlOverride w:ilvl="1"/>
     <w:lvlOverride w:ilvl="2"/>

--- a/GAPT Report.docx
+++ b/GAPT Report.docx
@@ -21,7 +21,7 @@
           <w:szCs w:val="24"/>
         </w:rPr>
         <w:drawing>
-          <wp:inline distT="0" distB="0" distL="0" distR="0" wp14:anchorId="05F8E5B7" wp14:editId="25A11FE2">
+          <wp:inline distT="0" distB="0" distL="0" distR="0" wp14:anchorId="05F8E5B7" wp14:editId="0BC8B696">
             <wp:extent cx="4603005" cy="1008993"/>
             <wp:effectExtent l="0" t="0" r="0" b="0"/>
             <wp:docPr id="1" name="Picture 1" descr="Text&#10;&#10;Description automatically generated"/>
@@ -6500,14 +6500,27 @@
       <w:r>
         <w:t xml:space="preserve">Figure </w:t>
       </w:r>
-      <w:fldSimple w:instr=" SEQ Figure \* ARABIC ">
-        <w:r>
-          <w:rPr>
-            <w:noProof/>
-          </w:rPr>
-          <w:t>1</w:t>
-        </w:r>
-      </w:fldSimple>
+      <w:r>
+        <w:fldChar w:fldCharType="begin"/>
+      </w:r>
+      <w:r>
+        <w:instrText xml:space="preserve"> SEQ Figure \* ARABIC </w:instrText>
+      </w:r>
+      <w:r>
+        <w:fldChar w:fldCharType="separate"/>
+      </w:r>
+      <w:r>
+        <w:rPr>
+          <w:noProof/>
+        </w:rPr>
+        <w:t>1</w:t>
+      </w:r>
+      <w:r>
+        <w:rPr>
+          <w:noProof/>
+        </w:rPr>
+        <w:fldChar w:fldCharType="end"/>
+      </w:r>
       <w:r>
         <w:t>.</w:t>
       </w:r>
@@ -7812,13 +7825,6 @@
     </w:p>
     <w:p>
       <w:pPr>
-        <w:rPr>
-          <w:rFonts w:cstheme="minorHAnsi"/>
-        </w:rPr>
-      </w:pPr>
-    </w:p>
-    <w:p>
-      <w:pPr>
         <w:pStyle w:val="Heading2"/>
         <w:numPr>
           <w:ilvl w:val="0"/>
@@ -7974,15 +7980,187 @@
         <w:ind w:left="0" w:firstLine="0"/>
         <w:rPr>
           <w:rFonts w:cstheme="minorHAnsi"/>
+        </w:rPr>
+      </w:pPr>
+      <w:r>
+        <w:rPr>
+          <w:rFonts w:cstheme="minorHAnsi"/>
+        </w:rPr>
+        <w:t>We aim for ≤2 clicks to matchmaking, 60 FPS rendering, and support for 100+ concurrent sessions on minimal hardware. Security is enforced via HMAC-signed messages and replay protection.</w:t>
+      </w:r>
+    </w:p>
+    <w:p>
+      <w:pPr>
+        <w:spacing w:after="160" w:line="259" w:lineRule="auto"/>
+        <w:ind w:left="0" w:firstLine="0"/>
+        <w:rPr>
+          <w:rFonts w:cstheme="minorHAnsi"/>
           <w:b/>
           <w:sz w:val="40"/>
         </w:rPr>
       </w:pPr>
       <w:r>
         <w:rPr>
-          <w:rFonts w:cstheme="minorHAnsi"/>
-        </w:rPr>
-        <w:t xml:space="preserve">We aim for ≤2 clicks to matchmaking, 60 FPS rendering, and support for 100+ concurrent sessions on minimal hardware. Security is enforced via HMAC-signed messages and replay protection. </w:t>
+          <w:noProof/>
+        </w:rPr>
+        <mc:AlternateContent>
+          <mc:Choice Requires="wps">
+            <w:drawing>
+              <wp:anchor distT="0" distB="0" distL="114300" distR="114300" simplePos="0" relativeHeight="251662336" behindDoc="1" locked="0" layoutInCell="1" allowOverlap="1" wp14:anchorId="5CB539BB" wp14:editId="12125DE3">
+                <wp:simplePos x="0" y="0"/>
+                <wp:positionH relativeFrom="column">
+                  <wp:posOffset>-321115</wp:posOffset>
+                </wp:positionH>
+                <wp:positionV relativeFrom="paragraph">
+                  <wp:posOffset>4940057</wp:posOffset>
+                </wp:positionV>
+                <wp:extent cx="2357120" cy="281354"/>
+                <wp:effectExtent l="0" t="0" r="5080" b="4445"/>
+                <wp:wrapNone/>
+                <wp:docPr id="209697350" name="Text Box 1"/>
+                <wp:cNvGraphicFramePr/>
+                <a:graphic xmlns:a="http://schemas.openxmlformats.org/drawingml/2006/main">
+                  <a:graphicData uri="http://schemas.microsoft.com/office/word/2010/wordprocessingShape">
+                    <wps:wsp>
+                      <wps:cNvSpPr txBox="1"/>
+                      <wps:spPr>
+                        <a:xfrm>
+                          <a:off x="0" y="0"/>
+                          <a:ext cx="2357120" cy="281354"/>
+                        </a:xfrm>
+                        <a:prstGeom prst="rect">
+                          <a:avLst/>
+                        </a:prstGeom>
+                        <a:solidFill>
+                          <a:prstClr val="white"/>
+                        </a:solidFill>
+                        <a:ln>
+                          <a:noFill/>
+                        </a:ln>
+                      </wps:spPr>
+                      <wps:txbx>
+                        <w:txbxContent>
+                          <w:p>
+                            <w:pPr>
+                              <w:pStyle w:val="Caption"/>
+                            </w:pPr>
+                            <w:r>
+                              <w:t>Figure 3 Activity Diagram of the Client-Server Interactions</w:t>
+                            </w:r>
+                          </w:p>
+                        </w:txbxContent>
+                      </wps:txbx>
+                      <wps:bodyPr rot="0" spcFirstLastPara="0" vertOverflow="overflow" horzOverflow="overflow" vert="horz" wrap="square" lIns="0" tIns="0" rIns="0" bIns="0" numCol="1" spcCol="0" rtlCol="0" fromWordArt="0" anchor="t" anchorCtr="0" forceAA="0" compatLnSpc="1">
+                        <a:prstTxWarp prst="textNoShape">
+                          <a:avLst/>
+                        </a:prstTxWarp>
+                        <a:noAutofit/>
+                      </wps:bodyPr>
+                    </wps:wsp>
+                  </a:graphicData>
+                </a:graphic>
+                <wp14:sizeRelV relativeFrom="margin">
+                  <wp14:pctHeight>0</wp14:pctHeight>
+                </wp14:sizeRelV>
+              </wp:anchor>
+            </w:drawing>
+          </mc:Choice>
+          <mc:Fallback>
+            <w:pict>
+              <v:shapetype w14:anchorId="5CB539BB" id="_x0000_t202" coordsize="21600,21600" o:spt="202" path="m,l,21600r21600,l21600,xe">
+                <v:stroke joinstyle="miter"/>
+                <v:path gradientshapeok="t" o:connecttype="rect"/>
+              </v:shapetype>
+              <v:shape id="Text Box 1" o:spid="_x0000_s1026" type="#_x0000_t202" style="position:absolute;margin-left:-25.3pt;margin-top:389pt;width:185.6pt;height:22.15pt;z-index:-251654144;visibility:visible;mso-wrap-style:square;mso-height-percent:0;mso-wrap-distance-left:9pt;mso-wrap-distance-top:0;mso-wrap-distance-right:9pt;mso-wrap-distance-bottom:0;mso-position-horizontal:absolute;mso-position-horizontal-relative:text;mso-position-vertical:absolute;mso-position-vertical-relative:text;mso-height-percent:0;mso-height-relative:margin;v-text-anchor:top" o:gfxdata="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" stroked="f">
+                <v:textbox inset="0,0,0,0">
+                  <w:txbxContent>
+                    <w:p>
+                      <w:pPr>
+                        <w:pStyle w:val="Caption"/>
+                      </w:pPr>
+                      <w:r>
+                        <w:t>Figure 3 Activity Diagram of the Client-Server Interactions</w:t>
+                      </w:r>
+                    </w:p>
+                  </w:txbxContent>
+                </v:textbox>
+              </v:shape>
+            </w:pict>
+          </mc:Fallback>
+        </mc:AlternateContent>
+      </w:r>
+      <w:r>
+        <w:rPr>
+          <w:noProof/>
+        </w:rPr>
+        <w:drawing>
+          <wp:anchor distT="0" distB="0" distL="114300" distR="114300" simplePos="0" relativeHeight="251660288" behindDoc="1" locked="0" layoutInCell="1" allowOverlap="1" wp14:anchorId="1AC6C553" wp14:editId="1B8148A0">
+            <wp:simplePos x="0" y="0"/>
+            <wp:positionH relativeFrom="page">
+              <wp:posOffset>1010578</wp:posOffset>
+            </wp:positionH>
+            <wp:positionV relativeFrom="paragraph">
+              <wp:posOffset>165833</wp:posOffset>
+            </wp:positionV>
+            <wp:extent cx="2357364" cy="4714727"/>
+            <wp:effectExtent l="0" t="0" r="5080" b="0"/>
+            <wp:wrapNone/>
+            <wp:docPr id="741599759" name="Picture 2" descr="Activity Diagram of the Client-Server Interactions"/>
+            <wp:cNvGraphicFramePr>
+              <a:graphicFrameLocks xmlns:a="http://schemas.openxmlformats.org/drawingml/2006/main" noChangeAspect="1"/>
+            </wp:cNvGraphicFramePr>
+            <a:graphic xmlns:a="http://schemas.openxmlformats.org/drawingml/2006/main">
+              <a:graphicData uri="http://schemas.openxmlformats.org/drawingml/2006/picture">
+                <pic:pic xmlns:pic="http://schemas.openxmlformats.org/drawingml/2006/picture">
+                  <pic:nvPicPr>
+                    <pic:cNvPr id="741599759" name="Picture 2" descr="Activity Diagram of the Client-Server Interactions"/>
+                    <pic:cNvPicPr>
+                      <a:picLocks noChangeAspect="1" noChangeArrowheads="1"/>
+                    </pic:cNvPicPr>
+                  </pic:nvPicPr>
+                  <pic:blipFill>
+                    <a:blip r:embed="rId12" cstate="print">
+                      <a:extLst>
+                        <a:ext uri="{28A0092B-C50C-407E-A947-70E740481C1C}">
+                          <a14:useLocalDpi xmlns:a14="http://schemas.microsoft.com/office/drawing/2010/main" val="0"/>
+                        </a:ext>
+                      </a:extLst>
+                    </a:blip>
+                    <a:srcRect/>
+                    <a:stretch>
+                      <a:fillRect/>
+                    </a:stretch>
+                  </pic:blipFill>
+                  <pic:spPr bwMode="auto">
+                    <a:xfrm>
+                      <a:off x="0" y="0"/>
+                      <a:ext cx="2357364" cy="4714727"/>
+                    </a:xfrm>
+                    <a:prstGeom prst="rect">
+                      <a:avLst/>
+                    </a:prstGeom>
+                    <a:noFill/>
+                    <a:ln>
+                      <a:noFill/>
+                    </a:ln>
+                  </pic:spPr>
+                </pic:pic>
+              </a:graphicData>
+            </a:graphic>
+            <wp14:sizeRelH relativeFrom="margin">
+              <wp14:pctWidth>0</wp14:pctWidth>
+            </wp14:sizeRelH>
+            <wp14:sizeRelV relativeFrom="margin">
+              <wp14:pctHeight>0</wp14:pctHeight>
+            </wp14:sizeRelV>
+          </wp:anchor>
+        </w:drawing>
+      </w:r>
+      <w:r>
+        <w:rPr>
+          <w:rFonts w:cstheme="minorHAnsi"/>
+        </w:rPr>
+        <w:t xml:space="preserve"> </w:t>
       </w:r>
       <w:r>
         <w:rPr>
@@ -8426,222 +8604,14 @@
     <w:p>
       <w:pPr>
         <w:pStyle w:val="ListParagraph"/>
-        <w:numPr>
-          <w:ilvl w:val="0"/>
-          <w:numId w:val="50"/>
-        </w:numPr>
         <w:spacing w:after="160" w:line="256" w:lineRule="auto"/>
+        <w:ind w:firstLine="0"/>
         <w:rPr>
           <w:rFonts w:cstheme="minorHAnsi"/>
           <w:bCs/>
           <w:szCs w:val="12"/>
         </w:rPr>
       </w:pPr>
-      <w:r>
-        <w:rPr>
-          <w:rFonts w:cstheme="minorHAnsi"/>
-          <w:b/>
-          <w:szCs w:val="12"/>
-        </w:rPr>
-        <w:t xml:space="preserve">Puzzle logic: </w:t>
-      </w:r>
-      <w:r>
-        <w:rPr>
-          <w:rFonts w:cstheme="minorHAnsi"/>
-          <w:bCs/>
-          <w:szCs w:val="12"/>
-        </w:rPr>
-        <w:t xml:space="preserve">Three puzzle logic unit tests were conducted for collision, position and grid bounds. Collision testing for </w:t>
-      </w:r>
-      <w:proofErr w:type="spellStart"/>
-      <w:r>
-        <w:rPr>
-          <w:rFonts w:cstheme="minorHAnsi"/>
-          <w:bCs/>
-          <w:szCs w:val="12"/>
-        </w:rPr>
-        <w:t>tetrominos</w:t>
-      </w:r>
-      <w:proofErr w:type="spellEnd"/>
-      <w:r>
-        <w:rPr>
-          <w:rFonts w:cstheme="minorHAnsi"/>
-          <w:bCs/>
-          <w:szCs w:val="12"/>
-        </w:rPr>
-        <w:t xml:space="preserve"> encompasses </w:t>
-      </w:r>
-      <w:proofErr w:type="gramStart"/>
-      <w:r>
-        <w:rPr>
-          <w:rFonts w:cstheme="minorHAnsi"/>
-          <w:bCs/>
-          <w:szCs w:val="12"/>
-        </w:rPr>
-        <w:t>a number of</w:t>
-      </w:r>
-      <w:proofErr w:type="gramEnd"/>
-      <w:r>
-        <w:rPr>
-          <w:rFonts w:cstheme="minorHAnsi"/>
-          <w:bCs/>
-          <w:szCs w:val="12"/>
-        </w:rPr>
-        <w:t xml:space="preserve"> scenarios. An empty grid is created and a test </w:t>
-      </w:r>
-      <w:proofErr w:type="spellStart"/>
-      <w:r>
-        <w:rPr>
-          <w:rFonts w:cstheme="minorHAnsi"/>
-          <w:bCs/>
-          <w:szCs w:val="12"/>
-        </w:rPr>
-        <w:t>tetromino</w:t>
-      </w:r>
-      <w:proofErr w:type="spellEnd"/>
-      <w:r>
-        <w:rPr>
-          <w:rFonts w:cstheme="minorHAnsi"/>
-          <w:bCs/>
-          <w:szCs w:val="12"/>
-        </w:rPr>
-        <w:t xml:space="preserve"> is added, asserting no collision. A </w:t>
-      </w:r>
-      <w:proofErr w:type="spellStart"/>
-      <w:r>
-        <w:rPr>
-          <w:rFonts w:cstheme="minorHAnsi"/>
-          <w:bCs/>
-          <w:szCs w:val="12"/>
-        </w:rPr>
-        <w:t>tetromino</w:t>
-      </w:r>
-      <w:proofErr w:type="spellEnd"/>
-      <w:r>
-        <w:rPr>
-          <w:rFonts w:cstheme="minorHAnsi"/>
-          <w:bCs/>
-          <w:szCs w:val="12"/>
-        </w:rPr>
-        <w:t xml:space="preserve"> is placed at a specific overlapping grid cell, overlapping another and asserting a collision. The test piece is moved away and asserts no collision. And finally positioning it close but not overlapping the edge, this asserts an edge case collision.  verifies that block-collision behaves correctly in both normal and edge case scenarios. The position unit test clears the global </w:t>
-      </w:r>
-      <w:proofErr w:type="spellStart"/>
-      <w:r>
-        <w:rPr>
-          <w:rFonts w:cstheme="minorHAnsi"/>
-          <w:bCs/>
-          <w:szCs w:val="12"/>
-        </w:rPr>
-        <w:t>tetrominos</w:t>
-      </w:r>
-      <w:proofErr w:type="spellEnd"/>
-      <w:r>
-        <w:rPr>
-          <w:rFonts w:cstheme="minorHAnsi"/>
-          <w:bCs/>
-          <w:szCs w:val="12"/>
-        </w:rPr>
-        <w:t xml:space="preserve"> pool and pushes shapes that do and do not conflict with the spawn coordinates, expecting the corresponding </w:t>
-      </w:r>
-      <w:proofErr w:type="spellStart"/>
-      <w:r>
-        <w:rPr>
-          <w:rFonts w:cstheme="minorHAnsi"/>
-          <w:bCs/>
-          <w:szCs w:val="12"/>
-        </w:rPr>
-        <w:t>IsPositionFree</w:t>
-      </w:r>
-      <w:proofErr w:type="spellEnd"/>
-      <w:r>
-        <w:rPr>
-          <w:rFonts w:cstheme="minorHAnsi"/>
-          <w:bCs/>
-          <w:szCs w:val="12"/>
-        </w:rPr>
-        <w:t xml:space="preserve"> state. Position testing protects against spawning the four-block coordinate </w:t>
-      </w:r>
-      <w:proofErr w:type="spellStart"/>
-      <w:r>
-        <w:rPr>
-          <w:rFonts w:cstheme="minorHAnsi"/>
-          <w:bCs/>
-          <w:szCs w:val="12"/>
-        </w:rPr>
-        <w:t>tetrominos</w:t>
-      </w:r>
-      <w:proofErr w:type="spellEnd"/>
-      <w:r>
-        <w:rPr>
-          <w:rFonts w:cstheme="minorHAnsi"/>
-          <w:bCs/>
-          <w:szCs w:val="12"/>
-        </w:rPr>
-        <w:t xml:space="preserve"> into already occupied spaces and grid testing prevents pieces from drifting off from the play area and catches out of bounds errors. Finally, the grid bounds testing constructs </w:t>
-      </w:r>
-      <w:proofErr w:type="spellStart"/>
-      <w:r>
-        <w:rPr>
-          <w:rFonts w:cstheme="minorHAnsi"/>
-          <w:bCs/>
-          <w:szCs w:val="12"/>
-        </w:rPr>
-        <w:t>tetrominos</w:t>
-      </w:r>
-      <w:proofErr w:type="spellEnd"/>
-      <w:r>
-        <w:rPr>
-          <w:rFonts w:cstheme="minorHAnsi"/>
-          <w:bCs/>
-          <w:szCs w:val="12"/>
-        </w:rPr>
-        <w:t xml:space="preserve"> at various positions. It asserts true for </w:t>
-      </w:r>
-      <w:proofErr w:type="spellStart"/>
-      <w:r>
-        <w:rPr>
-          <w:rFonts w:cstheme="minorHAnsi"/>
-          <w:bCs/>
-          <w:szCs w:val="12"/>
-        </w:rPr>
-        <w:t>tetrominos</w:t>
-      </w:r>
-      <w:proofErr w:type="spellEnd"/>
-      <w:r>
-        <w:rPr>
-          <w:rFonts w:cstheme="minorHAnsi"/>
-          <w:bCs/>
-          <w:szCs w:val="12"/>
-        </w:rPr>
-        <w:t xml:space="preserve"> inside the grid and false for </w:t>
-      </w:r>
-      <w:proofErr w:type="spellStart"/>
-      <w:r>
-        <w:rPr>
-          <w:rFonts w:cstheme="minorHAnsi"/>
-          <w:bCs/>
-          <w:szCs w:val="12"/>
-        </w:rPr>
-        <w:t>tetrominos</w:t>
-      </w:r>
-      <w:proofErr w:type="spellEnd"/>
-      <w:r>
-        <w:rPr>
-          <w:rFonts w:cstheme="minorHAnsi"/>
-          <w:bCs/>
-          <w:szCs w:val="12"/>
-        </w:rPr>
-        <w:t xml:space="preserve"> that are both partly and fully </w:t>
-      </w:r>
-      <w:r>
-        <w:rPr>
-          <w:rFonts w:cstheme="minorHAnsi"/>
-          <w:bCs/>
-          <w:szCs w:val="12"/>
-        </w:rPr>
-        <w:lastRenderedPageBreak/>
-        <w:t>outside the grid. Grid boundary testing is essential as it ensures that piece-placement logic correctly rejects illegal moves.</w:t>
-      </w:r>
     </w:p>
     <w:p>
       <w:pPr>
@@ -8663,7 +8633,7 @@
           <w:b/>
           <w:szCs w:val="12"/>
         </w:rPr>
-        <w:t>Security:</w:t>
+        <w:t xml:space="preserve">Puzzle logic: </w:t>
       </w:r>
       <w:r>
         <w:rPr>
@@ -8671,7 +8641,7 @@
           <w:bCs/>
           <w:szCs w:val="12"/>
         </w:rPr>
-        <w:t xml:space="preserve"> HMAC security testing is essential to ensure that the security integrity of the game is not compromised. Three HMAC testing methods were created for: </w:t>
+        <w:t xml:space="preserve">Three puzzle logic unit tests were conducted for collision, position and grid bounds. Collision testing for </w:t>
       </w:r>
       <w:proofErr w:type="spellStart"/>
       <w:r>
@@ -8680,7 +8650,7 @@
           <w:bCs/>
           <w:szCs w:val="12"/>
         </w:rPr>
-        <w:t>ComputeHMAC</w:t>
+        <w:t>tetrominos</w:t>
       </w:r>
       <w:proofErr w:type="spellEnd"/>
       <w:r>
@@ -8689,7 +8659,25 @@
           <w:bCs/>
           <w:szCs w:val="12"/>
         </w:rPr>
-        <w:t xml:space="preserve">, </w:t>
+        <w:t xml:space="preserve"> encompasses </w:t>
+      </w:r>
+      <w:proofErr w:type="gramStart"/>
+      <w:r>
+        <w:rPr>
+          <w:rFonts w:cstheme="minorHAnsi"/>
+          <w:bCs/>
+          <w:szCs w:val="12"/>
+        </w:rPr>
+        <w:t>a number of</w:t>
+      </w:r>
+      <w:proofErr w:type="gramEnd"/>
+      <w:r>
+        <w:rPr>
+          <w:rFonts w:cstheme="minorHAnsi"/>
+          <w:bCs/>
+          <w:szCs w:val="12"/>
+        </w:rPr>
+        <w:t xml:space="preserve"> scenarios. An empty grid is created and a test </w:t>
       </w:r>
       <w:proofErr w:type="spellStart"/>
       <w:r>
@@ -8698,7 +8686,7 @@
           <w:bCs/>
           <w:szCs w:val="12"/>
         </w:rPr>
-        <w:t>hmacEquals</w:t>
+        <w:t>tetromino</w:t>
       </w:r>
       <w:proofErr w:type="spellEnd"/>
       <w:r>
@@ -8707,7 +8695,7 @@
           <w:bCs/>
           <w:szCs w:val="12"/>
         </w:rPr>
-        <w:t xml:space="preserve"> and </w:t>
+        <w:t xml:space="preserve"> is added, asserting no collision. A </w:t>
       </w:r>
       <w:proofErr w:type="spellStart"/>
       <w:r>
@@ -8716,7 +8704,7 @@
           <w:bCs/>
           <w:szCs w:val="12"/>
         </w:rPr>
-        <w:t>validateHMAC</w:t>
+        <w:t>tetromino</w:t>
       </w:r>
       <w:proofErr w:type="spellEnd"/>
       <w:r>
@@ -8725,25 +8713,25 @@
           <w:bCs/>
           <w:szCs w:val="12"/>
         </w:rPr>
-        <w:t xml:space="preserve">. The first verifies that the hash matches OPENSSL’s output exactly, this guarantees that security primitives are correct before building atop them. The second checks for different combinations of tags; where identical tags assert true, tags with a single bit difference assert false and tags with different lengths also assert false. Timing-safe equality is important </w:t>
-      </w:r>
-      <w:proofErr w:type="gramStart"/>
+        <w:t xml:space="preserve"> is placed at a specific overlapping grid cell, overlapping another and asserting a collision. The test piece is moved away and asserts no collision. And finally positioning it close but not overlapping the edge, this asserts an edge case collision.  verifies that block-collision behaves correctly in both normal and edge case scenarios. The position unit test clears the global </w:t>
+      </w:r>
+      <w:proofErr w:type="spellStart"/>
       <w:r>
         <w:rPr>
           <w:rFonts w:cstheme="minorHAnsi"/>
           <w:bCs/>
           <w:szCs w:val="12"/>
         </w:rPr>
-        <w:t>in order to</w:t>
-      </w:r>
-      <w:proofErr w:type="gramEnd"/>
+        <w:t>tetrominos</w:t>
+      </w:r>
+      <w:proofErr w:type="spellEnd"/>
       <w:r>
         <w:rPr>
           <w:rFonts w:cstheme="minorHAnsi"/>
           <w:bCs/>
           <w:szCs w:val="12"/>
         </w:rPr>
-        <w:t xml:space="preserve"> avoid side-channel leaks. Finally, </w:t>
+        <w:t xml:space="preserve"> pool and pushes shapes that do and do not conflict with the spawn coordinates, expecting the corresponding </w:t>
       </w:r>
       <w:proofErr w:type="spellStart"/>
       <w:r>
@@ -8752,7 +8740,7 @@
           <w:bCs/>
           <w:szCs w:val="12"/>
         </w:rPr>
-        <w:t>validateHMAC</w:t>
+        <w:t>IsPositionFree</w:t>
       </w:r>
       <w:proofErr w:type="spellEnd"/>
       <w:r>
@@ -8761,8 +8749,93 @@
           <w:bCs/>
           <w:szCs w:val="12"/>
         </w:rPr>
-        <w:t xml:space="preserve"> tests for a missing HMAC tag and returns false leaving data unchanged, a correct tag which attaches a valid HMAC over the payload and asserting true before removing the HMAC tag after verification. And thirdly, it attaches a false 64 character and expects false. The validation tests cover acceptance, rejection and cleanup semantics for the message integrity checks. </w:t>
-      </w:r>
+        <w:t xml:space="preserve"> state. Position testing protects against spawning the four-block coordinate </w:t>
+      </w:r>
+      <w:proofErr w:type="spellStart"/>
+      <w:r>
+        <w:rPr>
+          <w:rFonts w:cstheme="minorHAnsi"/>
+          <w:bCs/>
+          <w:szCs w:val="12"/>
+        </w:rPr>
+        <w:t>tetrominos</w:t>
+      </w:r>
+      <w:proofErr w:type="spellEnd"/>
+      <w:r>
+        <w:rPr>
+          <w:rFonts w:cstheme="minorHAnsi"/>
+          <w:bCs/>
+          <w:szCs w:val="12"/>
+        </w:rPr>
+        <w:t xml:space="preserve"> into already occupied spaces and grid testing prevents pieces from drifting off from the play area and catches out of bounds errors. Finally, the grid bounds testing constructs </w:t>
+      </w:r>
+      <w:proofErr w:type="spellStart"/>
+      <w:r>
+        <w:rPr>
+          <w:rFonts w:cstheme="minorHAnsi"/>
+          <w:bCs/>
+          <w:szCs w:val="12"/>
+        </w:rPr>
+        <w:t>tetrominos</w:t>
+      </w:r>
+      <w:proofErr w:type="spellEnd"/>
+      <w:r>
+        <w:rPr>
+          <w:rFonts w:cstheme="minorHAnsi"/>
+          <w:bCs/>
+          <w:szCs w:val="12"/>
+        </w:rPr>
+        <w:t xml:space="preserve"> at various positions. It asserts true for </w:t>
+      </w:r>
+      <w:proofErr w:type="spellStart"/>
+      <w:r>
+        <w:rPr>
+          <w:rFonts w:cstheme="minorHAnsi"/>
+          <w:bCs/>
+          <w:szCs w:val="12"/>
+        </w:rPr>
+        <w:lastRenderedPageBreak/>
+        <w:t>tetrominos</w:t>
+      </w:r>
+      <w:proofErr w:type="spellEnd"/>
+      <w:r>
+        <w:rPr>
+          <w:rFonts w:cstheme="minorHAnsi"/>
+          <w:bCs/>
+          <w:szCs w:val="12"/>
+        </w:rPr>
+        <w:t xml:space="preserve"> inside the grid and false for </w:t>
+      </w:r>
+      <w:proofErr w:type="spellStart"/>
+      <w:r>
+        <w:rPr>
+          <w:rFonts w:cstheme="minorHAnsi"/>
+          <w:bCs/>
+          <w:szCs w:val="12"/>
+        </w:rPr>
+        <w:t>tetrominos</w:t>
+      </w:r>
+      <w:proofErr w:type="spellEnd"/>
+      <w:r>
+        <w:rPr>
+          <w:rFonts w:cstheme="minorHAnsi"/>
+          <w:bCs/>
+          <w:szCs w:val="12"/>
+        </w:rPr>
+        <w:t xml:space="preserve"> that are both partly and fully outside the grid. Grid boundary testing is essential as it ensures that piece-placement logic correctly rejects illegal moves.</w:t>
+      </w:r>
+    </w:p>
+    <w:p>
+      <w:pPr>
+        <w:pStyle w:val="ListParagraph"/>
+        <w:spacing w:after="160" w:line="256" w:lineRule="auto"/>
+        <w:ind w:firstLine="0"/>
+        <w:rPr>
+          <w:rFonts w:cstheme="minorHAnsi"/>
+          <w:bCs/>
+          <w:szCs w:val="12"/>
+        </w:rPr>
+      </w:pPr>
     </w:p>
     <w:p>
       <w:pPr>
@@ -8784,7 +8857,7 @@
           <w:b/>
           <w:szCs w:val="12"/>
         </w:rPr>
-        <w:t xml:space="preserve">Multiplayer: </w:t>
+        <w:t>Security:</w:t>
       </w:r>
       <w:r>
         <w:rPr>
@@ -8792,7 +8865,7 @@
           <w:bCs/>
           <w:szCs w:val="12"/>
         </w:rPr>
-        <w:t xml:space="preserve">Multiplayer testing verifies pairing logic, client state resetting and broadcast flag halting under real concurrency. The pairing sync test clears shared </w:t>
+        <w:t xml:space="preserve"> HMAC security testing is essential to ensure that the security integrity of the game is not compromised. Three HMAC testing methods were created for: </w:t>
       </w:r>
       <w:proofErr w:type="spellStart"/>
       <w:r>
@@ -8801,7 +8874,7 @@
           <w:bCs/>
           <w:szCs w:val="12"/>
         </w:rPr>
-        <w:t>waitingClients</w:t>
+        <w:t>ComputeHMAC</w:t>
       </w:r>
       <w:proofErr w:type="spellEnd"/>
       <w:r>
@@ -8810,6 +8883,24 @@
           <w:bCs/>
           <w:szCs w:val="12"/>
         </w:rPr>
+        <w:t xml:space="preserve">, </w:t>
+      </w:r>
+      <w:proofErr w:type="spellStart"/>
+      <w:r>
+        <w:rPr>
+          <w:rFonts w:cstheme="minorHAnsi"/>
+          <w:bCs/>
+          <w:szCs w:val="12"/>
+        </w:rPr>
+        <w:t>hmacEquals</w:t>
+      </w:r>
+      <w:proofErr w:type="spellEnd"/>
+      <w:r>
+        <w:rPr>
+          <w:rFonts w:cstheme="minorHAnsi"/>
+          <w:bCs/>
+          <w:szCs w:val="12"/>
+        </w:rPr>
         <w:t xml:space="preserve"> and </w:t>
       </w:r>
       <w:proofErr w:type="spellStart"/>
@@ -8819,7 +8910,7 @@
           <w:bCs/>
           <w:szCs w:val="12"/>
         </w:rPr>
-        <w:t>pairingMap</w:t>
+        <w:t>validateHMAC</w:t>
       </w:r>
       <w:proofErr w:type="spellEnd"/>
       <w:r>
@@ -8828,7 +8919,25 @@
           <w:bCs/>
           <w:szCs w:val="12"/>
         </w:rPr>
-        <w:t xml:space="preserve"> then launched two threads and after both join, it asserts that each saw the ID and socket of the other. The </w:t>
+        <w:t xml:space="preserve">. The first verifies that the hash matches OPENSSL’s output exactly, this guarantees that security primitives are correct before building atop them. The second checks for different combinations of tags; where identical tags assert true, tags with a single bit difference assert false and tags with different lengths also assert false. Timing-safe equality is important </w:t>
+      </w:r>
+      <w:proofErr w:type="gramStart"/>
+      <w:r>
+        <w:rPr>
+          <w:rFonts w:cstheme="minorHAnsi"/>
+          <w:bCs/>
+          <w:szCs w:val="12"/>
+        </w:rPr>
+        <w:t>in order to</w:t>
+      </w:r>
+      <w:proofErr w:type="gramEnd"/>
+      <w:r>
+        <w:rPr>
+          <w:rFonts w:cstheme="minorHAnsi"/>
+          <w:bCs/>
+          <w:szCs w:val="12"/>
+        </w:rPr>
+        <w:t xml:space="preserve"> avoid side-channel leaks. Finally, </w:t>
       </w:r>
       <w:proofErr w:type="spellStart"/>
       <w:r>
@@ -8837,7 +8946,7 @@
           <w:bCs/>
           <w:szCs w:val="12"/>
         </w:rPr>
-        <w:t>resetClientState</w:t>
+        <w:t>validateHMAC</w:t>
       </w:r>
       <w:proofErr w:type="spellEnd"/>
       <w:r>
@@ -8846,62 +8955,20 @@
           <w:bCs/>
           <w:szCs w:val="12"/>
         </w:rPr>
-        <w:t xml:space="preserve"> test intentionally corrupts every relevant field in the Client namespace and resets all the relevant fields, then asserts that each field is back to its default or empty state. Finally, the </w:t>
-      </w:r>
-      <w:proofErr w:type="spellStart"/>
-      <w:r>
+        <w:t xml:space="preserve"> tests for a missing HMAC tag and returns false leaving data unchanged, a correct tag which attaches a valid HMAC over the payload and asserting true before removing the HMAC tag after verification. And thirdly, it attaches a false 64 character and expects false. The validation tests cover acceptance, rejection and cleanup semantics for the message integrity checks. </w:t>
+      </w:r>
+    </w:p>
+    <w:p>
+      <w:pPr>
+        <w:pStyle w:val="ListParagraph"/>
+        <w:spacing w:after="160" w:line="256" w:lineRule="auto"/>
+        <w:ind w:firstLine="0"/>
         <w:rPr>
           <w:rFonts w:cstheme="minorHAnsi"/>
           <w:bCs/>
           <w:szCs w:val="12"/>
         </w:rPr>
-        <w:t>stopBroadcast_flag</w:t>
-      </w:r>
-      <w:proofErr w:type="spellEnd"/>
-      <w:r>
-        <w:rPr>
-          <w:rFonts w:cstheme="minorHAnsi"/>
-          <w:bCs/>
-          <w:szCs w:val="12"/>
-        </w:rPr>
-        <w:t xml:space="preserve"> test creates a thread that spins until </w:t>
-      </w:r>
-      <w:proofErr w:type="spellStart"/>
-      <w:r>
-        <w:rPr>
-          <w:rFonts w:cstheme="minorHAnsi"/>
-          <w:bCs/>
-          <w:szCs w:val="12"/>
-        </w:rPr>
-        <w:t>stopBroadcast</w:t>
-      </w:r>
-      <w:proofErr w:type="spellEnd"/>
-      <w:r>
-        <w:rPr>
-          <w:rFonts w:cstheme="minorHAnsi"/>
-          <w:bCs/>
-          <w:szCs w:val="12"/>
-        </w:rPr>
-        <w:t xml:space="preserve"> becomes true, then verifies the thread is still running after a brief delay and sets </w:t>
-      </w:r>
-      <w:proofErr w:type="spellStart"/>
-      <w:r>
-        <w:rPr>
-          <w:rFonts w:cstheme="minorHAnsi"/>
-          <w:bCs/>
-          <w:szCs w:val="12"/>
-        </w:rPr>
-        <w:t>stopBroadcast</w:t>
-      </w:r>
-      <w:proofErr w:type="spellEnd"/>
-      <w:r>
-        <w:rPr>
-          <w:rFonts w:cstheme="minorHAnsi"/>
-          <w:bCs/>
-          <w:szCs w:val="12"/>
-        </w:rPr>
-        <w:t xml:space="preserve"> to true, waits for a join and asserts the thread exited. These tests guarantee that the two clients will reliably sync, and that the atomic shutdown flag will break out of long-running loops.</w:t>
-      </w:r>
+      </w:pPr>
     </w:p>
     <w:p>
       <w:pPr>
@@ -8923,6 +8990,157 @@
           <w:b/>
           <w:szCs w:val="12"/>
         </w:rPr>
+        <w:t xml:space="preserve">Multiplayer: </w:t>
+      </w:r>
+      <w:r>
+        <w:rPr>
+          <w:rFonts w:cstheme="minorHAnsi"/>
+          <w:bCs/>
+          <w:szCs w:val="12"/>
+        </w:rPr>
+        <w:t xml:space="preserve">Multiplayer testing verifies pairing logic, client state resetting and broadcast flag halting under real concurrency. The pairing sync test clears shared </w:t>
+      </w:r>
+      <w:proofErr w:type="spellStart"/>
+      <w:r>
+        <w:rPr>
+          <w:rFonts w:cstheme="minorHAnsi"/>
+          <w:bCs/>
+          <w:szCs w:val="12"/>
+        </w:rPr>
+        <w:t>waitingClients</w:t>
+      </w:r>
+      <w:proofErr w:type="spellEnd"/>
+      <w:r>
+        <w:rPr>
+          <w:rFonts w:cstheme="minorHAnsi"/>
+          <w:bCs/>
+          <w:szCs w:val="12"/>
+        </w:rPr>
+        <w:t xml:space="preserve"> and </w:t>
+      </w:r>
+      <w:proofErr w:type="spellStart"/>
+      <w:r>
+        <w:rPr>
+          <w:rFonts w:cstheme="minorHAnsi"/>
+          <w:bCs/>
+          <w:szCs w:val="12"/>
+        </w:rPr>
+        <w:t>pairingMap</w:t>
+      </w:r>
+      <w:proofErr w:type="spellEnd"/>
+      <w:r>
+        <w:rPr>
+          <w:rFonts w:cstheme="minorHAnsi"/>
+          <w:bCs/>
+          <w:szCs w:val="12"/>
+        </w:rPr>
+        <w:t xml:space="preserve"> then launched two threads and after both join, it asserts that each saw the ID and socket of the other. The </w:t>
+      </w:r>
+      <w:proofErr w:type="spellStart"/>
+      <w:r>
+        <w:rPr>
+          <w:rFonts w:cstheme="minorHAnsi"/>
+          <w:bCs/>
+          <w:szCs w:val="12"/>
+        </w:rPr>
+        <w:t>resetClientState</w:t>
+      </w:r>
+      <w:proofErr w:type="spellEnd"/>
+      <w:r>
+        <w:rPr>
+          <w:rFonts w:cstheme="minorHAnsi"/>
+          <w:bCs/>
+          <w:szCs w:val="12"/>
+        </w:rPr>
+        <w:t xml:space="preserve"> test intentionally corrupts every relevant field in the Client namespace and resets all the relevant fields, then asserts that each field is back to its default or empty state. Finally, the </w:t>
+      </w:r>
+      <w:proofErr w:type="spellStart"/>
+      <w:r>
+        <w:rPr>
+          <w:rFonts w:cstheme="minorHAnsi"/>
+          <w:bCs/>
+          <w:szCs w:val="12"/>
+        </w:rPr>
+        <w:t>stopBroadcast_flag</w:t>
+      </w:r>
+      <w:proofErr w:type="spellEnd"/>
+      <w:r>
+        <w:rPr>
+          <w:rFonts w:cstheme="minorHAnsi"/>
+          <w:bCs/>
+          <w:szCs w:val="12"/>
+        </w:rPr>
+        <w:t xml:space="preserve"> test creates a thread that spins until </w:t>
+      </w:r>
+      <w:proofErr w:type="spellStart"/>
+      <w:r>
+        <w:rPr>
+          <w:rFonts w:cstheme="minorHAnsi"/>
+          <w:bCs/>
+          <w:szCs w:val="12"/>
+        </w:rPr>
+        <w:t>stopBroadcast</w:t>
+      </w:r>
+      <w:proofErr w:type="spellEnd"/>
+      <w:r>
+        <w:rPr>
+          <w:rFonts w:cstheme="minorHAnsi"/>
+          <w:bCs/>
+          <w:szCs w:val="12"/>
+        </w:rPr>
+        <w:t xml:space="preserve"> becomes true, then verifies the thread is still running after a brief delay and sets </w:t>
+      </w:r>
+      <w:proofErr w:type="spellStart"/>
+      <w:r>
+        <w:rPr>
+          <w:rFonts w:cstheme="minorHAnsi"/>
+          <w:bCs/>
+          <w:szCs w:val="12"/>
+        </w:rPr>
+        <w:t>stopBroadcast</w:t>
+      </w:r>
+      <w:proofErr w:type="spellEnd"/>
+      <w:r>
+        <w:rPr>
+          <w:rFonts w:cstheme="minorHAnsi"/>
+          <w:bCs/>
+          <w:szCs w:val="12"/>
+        </w:rPr>
+        <w:t xml:space="preserve"> to true, waits for a join and asserts the thread exited. These tests guarantee that the two clients will reliably sync, and that the atomic shutdown flag will break out of long-running loops.</w:t>
+      </w:r>
+    </w:p>
+    <w:p>
+      <w:pPr>
+        <w:pStyle w:val="ListParagraph"/>
+        <w:spacing w:after="160" w:line="256" w:lineRule="auto"/>
+        <w:ind w:firstLine="0"/>
+        <w:rPr>
+          <w:rFonts w:cstheme="minorHAnsi"/>
+          <w:bCs/>
+          <w:szCs w:val="12"/>
+        </w:rPr>
+      </w:pPr>
+    </w:p>
+    <w:p>
+      <w:pPr>
+        <w:pStyle w:val="ListParagraph"/>
+        <w:numPr>
+          <w:ilvl w:val="0"/>
+          <w:numId w:val="50"/>
+        </w:numPr>
+        <w:spacing w:after="160" w:line="256" w:lineRule="auto"/>
+        <w:rPr>
+          <w:rFonts w:cstheme="minorHAnsi"/>
+          <w:bCs/>
+          <w:szCs w:val="12"/>
+        </w:rPr>
+      </w:pPr>
+      <w:r>
+        <w:rPr>
+          <w:rFonts w:cstheme="minorHAnsi"/>
+          <w:b/>
+          <w:szCs w:val="12"/>
+        </w:rPr>
         <w:t>Network:</w:t>
       </w:r>
       <w:r>
@@ -9073,20 +9291,14 @@
     </w:p>
     <w:p>
       <w:pPr>
-        <w:pStyle w:val="Heading2"/>
+        <w:pStyle w:val="Heading3"/>
         <w:numPr>
           <w:ilvl w:val="0"/>
           <w:numId w:val="0"/>
         </w:numPr>
-        <w:rPr>
-          <w:rFonts w:asciiTheme="minorHAnsi" w:hAnsiTheme="minorHAnsi" w:cstheme="minorHAnsi"/>
-        </w:rPr>
       </w:pPr>
       <w:bookmarkStart w:id="46" w:name="_Toc198025541"/>
       <w:r>
-        <w:rPr>
-          <w:rFonts w:asciiTheme="minorHAnsi" w:hAnsiTheme="minorHAnsi" w:cstheme="minorHAnsi"/>
-        </w:rPr>
         <w:lastRenderedPageBreak/>
         <w:t>Results</w:t>
       </w:r>
@@ -9263,6 +9475,18 @@
     </w:p>
     <w:p>
       <w:pPr>
+        <w:pStyle w:val="Heading2"/>
+        <w:numPr>
+          <w:ilvl w:val="0"/>
+          <w:numId w:val="0"/>
+        </w:numPr>
+      </w:pPr>
+      <w:r>
+        <w:t>Conclusions</w:t>
+      </w:r>
+    </w:p>
+    <w:p>
+      <w:pPr>
         <w:spacing w:before="100" w:beforeAutospacing="1" w:after="100" w:afterAutospacing="1" w:line="240" w:lineRule="auto"/>
         <w:ind w:left="0" w:firstLine="0"/>
         <w:rPr>
@@ -9379,16 +9603,14 @@
     </w:p>
     <w:p>
       <w:pPr>
-        <w:pStyle w:val="Heading1"/>
+        <w:pStyle w:val="Heading2"/>
         <w:numPr>
           <w:ilvl w:val="0"/>
           <w:numId w:val="0"/>
         </w:numPr>
-        <w:ind w:left="113"/>
       </w:pPr>
       <w:bookmarkStart w:id="48" w:name="_Toc198025543"/>
       <w:r>
-        <w:lastRenderedPageBreak/>
         <w:t>9.</w:t>
       </w:r>
       <w:r>
@@ -9919,29 +10141,1686 @@
           <w:rFonts w:asciiTheme="minorHAnsi" w:hAnsiTheme="minorHAnsi" w:cstheme="minorHAnsi"/>
         </w:rPr>
       </w:pPr>
+      <w:r>
+        <w:rPr>
+          <w:rFonts w:asciiTheme="minorHAnsi" w:hAnsiTheme="minorHAnsi" w:cstheme="minorHAnsi"/>
+          <w:b w:val="0"/>
+        </w:rPr>
+        <w:lastRenderedPageBreak/>
+        <w:t>12.</w:t>
+      </w:r>
+      <w:r>
+        <w:rPr>
+          <w:rFonts w:asciiTheme="minorHAnsi" w:hAnsiTheme="minorHAnsi" w:cstheme="minorHAnsi"/>
+        </w:rPr>
+        <w:t xml:space="preserve"> </w:t>
+      </w:r>
+      <w:r>
+        <w:rPr>
+          <w:rFonts w:asciiTheme="minorHAnsi" w:hAnsiTheme="minorHAnsi" w:cstheme="minorHAnsi"/>
+        </w:rPr>
+        <w:t>Declaration Of Work</w:t>
+      </w:r>
+    </w:p>
+    <w:p>
+      <w:pPr>
+        <w:pStyle w:val="ListParagraph"/>
+        <w:ind w:left="113" w:hanging="113"/>
+        <w:rPr>
+          <w:lang w:val="en-US"/>
+        </w:rPr>
+      </w:pPr>
+      <w:r>
+        <w:rPr>
+          <w:lang/>
+        </w:rPr>
+        <w:t xml:space="preserve">The team was composed of the Scrum Master, </w:t>
+      </w:r>
+      <w:r>
+        <w:rPr>
+          <w:b/>
+          <w:bCs/>
+          <w:lang/>
+        </w:rPr>
+        <w:t>Andrija Dordevic</w:t>
+      </w:r>
+      <w:r>
+        <w:rPr>
+          <w:lang/>
+        </w:rPr>
+        <w:t>, and development members</w:t>
+      </w:r>
+    </w:p>
+    <w:p>
+      <w:pPr>
+        <w:pStyle w:val="ListParagraph"/>
+        <w:ind w:left="113" w:hanging="113"/>
+        <w:rPr>
+          <w:lang w:val="en-US"/>
+        </w:rPr>
+      </w:pPr>
+      <w:r>
+        <w:rPr>
+          <w:b/>
+          <w:bCs/>
+          <w:lang/>
+        </w:rPr>
+        <w:t>Jurgen Cauchi</w:t>
+      </w:r>
+      <w:r>
+        <w:rPr>
+          <w:lang/>
+        </w:rPr>
+        <w:t xml:space="preserve">, </w:t>
+      </w:r>
+      <w:r>
+        <w:rPr>
+          <w:b/>
+          <w:bCs/>
+          <w:lang/>
+        </w:rPr>
+        <w:t>Gary Micallef</w:t>
+      </w:r>
+      <w:r>
+        <w:rPr>
+          <w:lang/>
+        </w:rPr>
+        <w:t xml:space="preserve">, and </w:t>
+      </w:r>
+      <w:r>
+        <w:rPr>
+          <w:b/>
+          <w:bCs/>
+          <w:lang/>
+        </w:rPr>
+        <w:t>Jake Carabott</w:t>
+      </w:r>
+      <w:r>
+        <w:rPr>
+          <w:lang/>
+        </w:rPr>
+        <w:t>. The following outlines each member's</w:t>
+      </w:r>
+    </w:p>
+    <w:p>
+      <w:pPr>
+        <w:pStyle w:val="ListParagraph"/>
+        <w:ind w:left="113" w:hanging="113"/>
+        <w:rPr>
+          <w:lang/>
+        </w:rPr>
+      </w:pPr>
+      <w:r>
+        <w:rPr>
+          <w:lang/>
+        </w:rPr>
+        <w:t>contributions in detail:</w:t>
+      </w:r>
+    </w:p>
+    <w:p>
+      <w:pPr>
+        <w:pStyle w:val="ListParagraph"/>
+        <w:ind w:left="113" w:hanging="113"/>
+      </w:pPr>
+    </w:p>
+    <w:p>
+      <w:pPr>
+        <w:pStyle w:val="Heading2"/>
+        <w:numPr>
+          <w:ilvl w:val="0"/>
+          <w:numId w:val="0"/>
+        </w:numPr>
+        <w:rPr>
+          <w:lang w:val="en-US"/>
+        </w:rPr>
+      </w:pPr>
+      <w:r>
+        <w:rPr>
+          <w:lang/>
+        </w:rPr>
+        <w:t>Jake </w:t>
+      </w:r>
+      <w:r>
+        <w:rPr>
+          <w:lang w:val="en-US"/>
+        </w:rPr>
+        <w:t>Carabott</w:t>
+      </w:r>
+    </w:p>
+    <w:p>
+      <w:pPr>
+        <w:pStyle w:val="ListParagraph"/>
+        <w:numPr>
+          <w:ilvl w:val="0"/>
+          <w:numId w:val="62"/>
+        </w:numPr>
+        <w:rPr>
+          <w:lang/>
+        </w:rPr>
+      </w:pPr>
+      <w:r>
+        <w:rPr>
+          <w:lang/>
+        </w:rPr>
+        <w:t>Implemented the Tetromino spawning system, handling rendering, shapes, and coordinate management.</w:t>
+      </w:r>
+    </w:p>
+    <w:p>
+      <w:pPr>
+        <w:pStyle w:val="ListParagraph"/>
+        <w:numPr>
+          <w:ilvl w:val="0"/>
+          <w:numId w:val="62"/>
+        </w:numPr>
+        <w:rPr>
+          <w:lang/>
+        </w:rPr>
+      </w:pPr>
+      <w:r>
+        <w:rPr>
+          <w:lang/>
+        </w:rPr>
+        <w:t>Added respawn functionality to trigger new Tetromino generation only after successful placement. Prevented re-dragging of already placed Tetrominoes.</w:t>
+      </w:r>
+    </w:p>
+    <w:p>
+      <w:pPr>
+        <w:pStyle w:val="ListParagraph"/>
+        <w:numPr>
+          <w:ilvl w:val="0"/>
+          <w:numId w:val="62"/>
+        </w:numPr>
+        <w:rPr>
+          <w:lang/>
+        </w:rPr>
+      </w:pPr>
+      <w:r>
+        <w:rPr>
+          <w:lang/>
+        </w:rPr>
+        <w:t>Developed logic to restrict spawning until the currently dragged Tetromino is properly placed.</w:t>
+      </w:r>
+    </w:p>
+    <w:p>
+      <w:pPr>
+        <w:pStyle w:val="ListParagraph"/>
+        <w:numPr>
+          <w:ilvl w:val="0"/>
+          <w:numId w:val="62"/>
+        </w:numPr>
+        <w:rPr>
+          <w:lang/>
+        </w:rPr>
+      </w:pPr>
+      <w:r>
+        <w:rPr>
+          <w:lang/>
+        </w:rPr>
+        <w:t>Created detailed flowcharts to visualize application logic and workflows.</w:t>
+      </w:r>
+    </w:p>
+    <w:p>
+      <w:pPr>
+        <w:pStyle w:val="ListParagraph"/>
+        <w:numPr>
+          <w:ilvl w:val="0"/>
+          <w:numId w:val="62"/>
+        </w:numPr>
+        <w:rPr>
+          <w:lang/>
+        </w:rPr>
+      </w:pPr>
+      <w:r>
+        <w:rPr>
+          <w:lang/>
+        </w:rPr>
+        <w:t>Integrated Tetromino functionality with main.cpp, ensuring unified execution flow.</w:t>
+      </w:r>
+    </w:p>
+    <w:p>
+      <w:pPr>
+        <w:pStyle w:val="ListParagraph"/>
+        <w:numPr>
+          <w:ilvl w:val="0"/>
+          <w:numId w:val="62"/>
+        </w:numPr>
+        <w:rPr>
+          <w:lang/>
+        </w:rPr>
+      </w:pPr>
+      <w:r>
+        <w:rPr>
+          <w:lang/>
+        </w:rPr>
+        <w:t>Prevented Tetromino interaction until all pieces were spawned to maintain gameplay integrity.</w:t>
+      </w:r>
+    </w:p>
+    <w:p>
+      <w:pPr>
+        <w:pStyle w:val="ListParagraph"/>
+        <w:numPr>
+          <w:ilvl w:val="0"/>
+          <w:numId w:val="62"/>
+        </w:numPr>
+        <w:rPr>
+          <w:lang/>
+        </w:rPr>
+      </w:pPr>
+      <w:r>
+        <w:rPr>
+          <w:lang/>
+        </w:rPr>
+        <w:t>Implemented logic to reset Tetromino position upon incorrect placement.</w:t>
+      </w:r>
+    </w:p>
+    <w:p>
+      <w:pPr>
+        <w:pStyle w:val="ListParagraph"/>
+        <w:numPr>
+          <w:ilvl w:val="0"/>
+          <w:numId w:val="62"/>
+        </w:numPr>
+        <w:rPr>
+          <w:lang/>
+        </w:rPr>
+      </w:pPr>
+      <w:r>
+        <w:rPr>
+          <w:lang/>
+        </w:rPr>
+        <w:t>Resolved overlapping issues where blocks could be placed on top of one another.</w:t>
+      </w:r>
+    </w:p>
+    <w:p>
+      <w:pPr>
+        <w:pStyle w:val="ListParagraph"/>
+        <w:numPr>
+          <w:ilvl w:val="0"/>
+          <w:numId w:val="62"/>
+        </w:numPr>
+        <w:rPr>
+          <w:lang/>
+        </w:rPr>
+      </w:pPr>
+      <w:r>
+        <w:rPr>
+          <w:lang/>
+        </w:rPr>
+        <w:t>Enhanced block placement by splitting Tetrominoes into individual squares to allow for easier destruction.</w:t>
+      </w:r>
+    </w:p>
+    <w:p>
+      <w:pPr>
+        <w:pStyle w:val="ListParagraph"/>
+        <w:numPr>
+          <w:ilvl w:val="0"/>
+          <w:numId w:val="62"/>
+        </w:numPr>
+        <w:rPr>
+          <w:lang/>
+        </w:rPr>
+      </w:pPr>
+      <w:r>
+        <w:rPr>
+          <w:lang/>
+        </w:rPr>
+        <w:t>Developed visual feedback systems for both the score and timer displays.</w:t>
+      </w:r>
+    </w:p>
+    <w:p>
+      <w:pPr>
+        <w:pStyle w:val="ListParagraph"/>
+        <w:numPr>
+          <w:ilvl w:val="0"/>
+          <w:numId w:val="62"/>
+        </w:numPr>
+        <w:rPr>
+          <w:lang/>
+        </w:rPr>
+      </w:pPr>
+      <w:r>
+        <w:rPr>
+          <w:lang/>
+        </w:rPr>
+        <w:t>Migrated score handling from client-side to server-side to prevent tampering. Clients now request their score from the server, which returns validated values via JSON.</w:t>
+      </w:r>
+    </w:p>
+    <w:p>
+      <w:pPr>
+        <w:pStyle w:val="ListParagraph"/>
+        <w:numPr>
+          <w:ilvl w:val="0"/>
+          <w:numId w:val="62"/>
+        </w:numPr>
+        <w:rPr>
+          <w:lang/>
+        </w:rPr>
+      </w:pPr>
+      <w:r>
+        <w:rPr>
+          <w:lang/>
+        </w:rPr>
+        <w:t>Introduced a maximum score cap of 400. The server validates and enforces scores to maintain fairness.</w:t>
+      </w:r>
+    </w:p>
+    <w:p>
+      <w:pPr>
+        <w:pStyle w:val="ListParagraph"/>
+        <w:numPr>
+          <w:ilvl w:val="0"/>
+          <w:numId w:val="62"/>
+        </w:numPr>
+        <w:rPr>
+          <w:lang/>
+        </w:rPr>
+      </w:pPr>
+      <w:r>
+        <w:rPr>
+          <w:lang/>
+        </w:rPr>
+        <w:t>Enabled both clients to view each other's scores in real time.</w:t>
+      </w:r>
+    </w:p>
+    <w:p>
+      <w:pPr>
+        <w:pStyle w:val="ListParagraph"/>
+        <w:numPr>
+          <w:ilvl w:val="0"/>
+          <w:numId w:val="62"/>
+        </w:numPr>
+        <w:rPr>
+          <w:lang/>
+        </w:rPr>
+      </w:pPr>
+      <w:r>
+        <w:rPr>
+          <w:lang/>
+        </w:rPr>
+        <w:t xml:space="preserve">Integrated </w:t>
+      </w:r>
+      <w:r>
+        <w:rPr>
+          <w:b/>
+          <w:bCs/>
+          <w:lang/>
+        </w:rPr>
+        <w:t>MiniAudio</w:t>
+      </w:r>
+      <w:r>
+        <w:rPr>
+          <w:lang/>
+        </w:rPr>
+        <w:t xml:space="preserve"> library and added various sound effects: background music, button clicks, time expiration, block placement, destruction, grid clearing, and incorrect placement.</w:t>
+      </w:r>
+    </w:p>
+    <w:p>
+      <w:pPr>
+        <w:pStyle w:val="ListParagraph"/>
+        <w:numPr>
+          <w:ilvl w:val="0"/>
+          <w:numId w:val="62"/>
+        </w:numPr>
+        <w:rPr>
+          <w:lang/>
+        </w:rPr>
+      </w:pPr>
+      <w:r>
+        <w:rPr>
+          <w:lang/>
+        </w:rPr>
+        <w:t>Added screen shake effects for incorrect placements, block destruction, and grid clearing.</w:t>
+      </w:r>
+    </w:p>
+    <w:p>
+      <w:pPr>
+        <w:pStyle w:val="ListParagraph"/>
+        <w:numPr>
+          <w:ilvl w:val="0"/>
+          <w:numId w:val="62"/>
+        </w:numPr>
+        <w:rPr>
+          <w:lang/>
+        </w:rPr>
+      </w:pPr>
+      <w:r>
+        <w:rPr>
+          <w:lang/>
+        </w:rPr>
+        <w:lastRenderedPageBreak/>
+        <w:t>Contributed to report writing and editing.</w:t>
+      </w:r>
+    </w:p>
+    <w:p>
+      <w:pPr>
+        <w:ind w:left="0" w:firstLine="0"/>
+        <w:rPr>
+          <w:b/>
+          <w:bCs/>
+        </w:rPr>
+      </w:pPr>
+    </w:p>
+    <w:p>
+      <w:pPr>
+        <w:pStyle w:val="Heading2"/>
+        <w:numPr>
+          <w:ilvl w:val="0"/>
+          <w:numId w:val="0"/>
+        </w:numPr>
+      </w:pPr>
+      <w:r>
+        <w:t>Andrija</w:t>
+      </w:r>
+      <w:r>
+        <w:t xml:space="preserve"> Dordevic</w:t>
+      </w:r>
+    </w:p>
+    <w:p>
+      <w:pPr>
+        <w:pStyle w:val="ListParagraph"/>
+        <w:numPr>
+          <w:ilvl w:val="0"/>
+          <w:numId w:val="63"/>
+        </w:numPr>
+        <w:rPr>
+          <w:lang/>
+        </w:rPr>
+      </w:pPr>
+      <w:r>
+        <w:rPr>
+          <w:lang/>
+        </w:rPr>
+        <w:t>Oversaw project progress and task delegation as the Scrum Master.</w:t>
+      </w:r>
+    </w:p>
+    <w:p>
+      <w:pPr>
+        <w:pStyle w:val="ListParagraph"/>
+        <w:numPr>
+          <w:ilvl w:val="0"/>
+          <w:numId w:val="63"/>
+        </w:numPr>
+        <w:rPr>
+          <w:lang/>
+        </w:rPr>
+      </w:pPr>
+      <w:r>
+        <w:rPr>
+          <w:lang/>
+        </w:rPr>
+        <w:t>Created the initial SDL window and grid structure.</w:t>
+      </w:r>
+    </w:p>
+    <w:p>
+      <w:pPr>
+        <w:pStyle w:val="ListParagraph"/>
+        <w:numPr>
+          <w:ilvl w:val="0"/>
+          <w:numId w:val="63"/>
+        </w:numPr>
+        <w:rPr>
+          <w:lang/>
+        </w:rPr>
+      </w:pPr>
+      <w:r>
+        <w:rPr>
+          <w:lang/>
+        </w:rPr>
+        <w:t>Set up the project structure and implemented .gitignore.</w:t>
+      </w:r>
+    </w:p>
+    <w:p>
+      <w:pPr>
+        <w:pStyle w:val="ListParagraph"/>
+        <w:numPr>
+          <w:ilvl w:val="0"/>
+          <w:numId w:val="63"/>
+        </w:numPr>
+        <w:rPr>
+          <w:lang/>
+        </w:rPr>
+      </w:pPr>
+      <w:r>
+        <w:rPr>
+          <w:lang/>
+        </w:rPr>
+        <w:t>Modularized the application by separating menu, grid, and block logic into distinct files with appropriate headers.</w:t>
+      </w:r>
+    </w:p>
+    <w:p>
+      <w:pPr>
+        <w:pStyle w:val="ListParagraph"/>
+        <w:numPr>
+          <w:ilvl w:val="0"/>
+          <w:numId w:val="63"/>
+        </w:numPr>
+        <w:rPr>
+          <w:lang/>
+        </w:rPr>
+      </w:pPr>
+      <w:r>
+        <w:rPr>
+          <w:lang/>
+        </w:rPr>
+        <w:t>Designed and implemented a scoring system, including row/column multipliers.</w:t>
+      </w:r>
+    </w:p>
+    <w:p>
+      <w:pPr>
+        <w:pStyle w:val="ListParagraph"/>
+        <w:numPr>
+          <w:ilvl w:val="0"/>
+          <w:numId w:val="63"/>
+        </w:numPr>
+        <w:rPr>
+          <w:lang/>
+        </w:rPr>
+      </w:pPr>
+      <w:r>
+        <w:rPr>
+          <w:lang/>
+        </w:rPr>
+        <w:t>Developed the game-over screen, displaying the winner/loser and final score when the timer expires.</w:t>
+      </w:r>
+    </w:p>
+    <w:p>
+      <w:pPr>
+        <w:pStyle w:val="ListParagraph"/>
+        <w:numPr>
+          <w:ilvl w:val="0"/>
+          <w:numId w:val="63"/>
+        </w:numPr>
+        <w:rPr>
+          <w:lang/>
+        </w:rPr>
+      </w:pPr>
+      <w:r>
+        <w:rPr>
+          <w:lang/>
+        </w:rPr>
+        <w:t>Added "waiting" text to indicate matchmaking status on the menu screen.</w:t>
+      </w:r>
+    </w:p>
+    <w:p>
+      <w:pPr>
+        <w:pStyle w:val="ListParagraph"/>
+        <w:numPr>
+          <w:ilvl w:val="0"/>
+          <w:numId w:val="63"/>
+        </w:numPr>
+        <w:rPr>
+          <w:lang/>
+        </w:rPr>
+      </w:pPr>
+      <w:r>
+        <w:rPr>
+          <w:lang/>
+        </w:rPr>
+        <w:t>Implemented and maintained server–client communication.</w:t>
+      </w:r>
+    </w:p>
+    <w:p>
+      <w:pPr>
+        <w:pStyle w:val="ListParagraph"/>
+        <w:numPr>
+          <w:ilvl w:val="0"/>
+          <w:numId w:val="63"/>
+        </w:numPr>
+        <w:rPr>
+          <w:lang/>
+        </w:rPr>
+      </w:pPr>
+      <w:r>
+        <w:rPr>
+          <w:lang/>
+        </w:rPr>
+        <w:t>Ensured both players are connected before starting the session and triggering the game timer.</w:t>
+      </w:r>
+    </w:p>
+    <w:p>
+      <w:pPr>
+        <w:pStyle w:val="ListParagraph"/>
+        <w:numPr>
+          <w:ilvl w:val="0"/>
+          <w:numId w:val="63"/>
+        </w:numPr>
+        <w:rPr>
+          <w:lang/>
+        </w:rPr>
+      </w:pPr>
+      <w:r>
+        <w:rPr>
+          <w:lang/>
+        </w:rPr>
+        <w:t>Enabled real-time Tetromino position syncing between clients and server.</w:t>
+      </w:r>
+    </w:p>
+    <w:p>
+      <w:pPr>
+        <w:pStyle w:val="ListParagraph"/>
+        <w:numPr>
+          <w:ilvl w:val="0"/>
+          <w:numId w:val="63"/>
+        </w:numPr>
+        <w:rPr>
+          <w:lang/>
+        </w:rPr>
+      </w:pPr>
+      <w:r>
+        <w:rPr>
+          <w:lang/>
+        </w:rPr>
+        <w:t>Fixed double-session and double-game-loading issues.</w:t>
+      </w:r>
+    </w:p>
+    <w:p>
+      <w:pPr>
+        <w:pStyle w:val="ListParagraph"/>
+        <w:numPr>
+          <w:ilvl w:val="0"/>
+          <w:numId w:val="63"/>
+        </w:numPr>
+        <w:rPr>
+          <w:lang/>
+        </w:rPr>
+      </w:pPr>
+      <w:r>
+        <w:rPr>
+          <w:lang/>
+        </w:rPr>
+        <w:t>Resolved client disconnection problems and added on-screen messages for opponent disconnects.</w:t>
+      </w:r>
+    </w:p>
+    <w:p>
+      <w:pPr>
+        <w:pStyle w:val="ListParagraph"/>
+        <w:numPr>
+          <w:ilvl w:val="0"/>
+          <w:numId w:val="63"/>
+        </w:numPr>
+        <w:rPr>
+          <w:lang/>
+        </w:rPr>
+      </w:pPr>
+      <w:r>
+        <w:rPr>
+          <w:lang/>
+        </w:rPr>
+        <w:t>Handled edge cases involving reconnection and implemented replay functionality.</w:t>
+      </w:r>
+    </w:p>
+    <w:p>
+      <w:pPr>
+        <w:pStyle w:val="ListParagraph"/>
+        <w:numPr>
+          <w:ilvl w:val="0"/>
+          <w:numId w:val="63"/>
+        </w:numPr>
+        <w:rPr>
+          <w:lang/>
+        </w:rPr>
+      </w:pPr>
+      <w:r>
+        <w:rPr>
+          <w:lang/>
+        </w:rPr>
+        <w:t>Secured game communication with HMAC signing and resolved associated JSON parsing bugs.</w:t>
+      </w:r>
+    </w:p>
+    <w:p>
+      <w:pPr>
+        <w:pStyle w:val="ListParagraph"/>
+        <w:numPr>
+          <w:ilvl w:val="0"/>
+          <w:numId w:val="63"/>
+        </w:numPr>
+        <w:rPr>
+          <w:lang/>
+        </w:rPr>
+      </w:pPr>
+      <w:r>
+        <w:rPr>
+          <w:lang/>
+        </w:rPr>
+        <w:t>Removed deprecated files and cleaned up unused modules.</w:t>
+      </w:r>
+    </w:p>
+    <w:p>
+      <w:pPr>
+        <w:pStyle w:val="ListParagraph"/>
+        <w:numPr>
+          <w:ilvl w:val="0"/>
+          <w:numId w:val="63"/>
+        </w:numPr>
+        <w:rPr>
+          <w:lang/>
+        </w:rPr>
+      </w:pPr>
+      <w:r>
+        <w:rPr>
+          <w:lang/>
+        </w:rPr>
+        <w:t>Modernized memory handling using smart pointers to resolve memory access issues.</w:t>
+      </w:r>
+    </w:p>
+    <w:p>
+      <w:pPr>
+        <w:pStyle w:val="ListParagraph"/>
+        <w:numPr>
+          <w:ilvl w:val="0"/>
+          <w:numId w:val="63"/>
+        </w:numPr>
+        <w:rPr>
+          <w:lang/>
+        </w:rPr>
+      </w:pPr>
+      <w:r>
+        <w:rPr>
+          <w:lang/>
+        </w:rPr>
+        <w:t>Authored Sections 1–7 of the report.</w:t>
+      </w:r>
+    </w:p>
+    <w:p>
+      <w:pPr>
+        <w:pStyle w:val="ListParagraph"/>
+        <w:ind w:left="113" w:hanging="113"/>
+      </w:pPr>
+    </w:p>
+    <w:p>
+      <w:pPr>
+        <w:pStyle w:val="ListParagraph"/>
+        <w:ind w:left="113" w:hanging="113"/>
+      </w:pPr>
+    </w:p>
+    <w:p>
+      <w:pPr>
+        <w:pStyle w:val="ListParagraph"/>
+        <w:ind w:left="113" w:hanging="113"/>
+      </w:pPr>
+    </w:p>
+    <w:p>
+      <w:pPr>
+        <w:pStyle w:val="ListParagraph"/>
+        <w:ind w:left="113" w:hanging="113"/>
+      </w:pPr>
+    </w:p>
+    <w:p>
+      <w:pPr>
+        <w:pStyle w:val="ListParagraph"/>
+        <w:ind w:left="113" w:hanging="113"/>
+      </w:pPr>
+    </w:p>
+    <w:p>
+      <w:pPr>
+        <w:pStyle w:val="ListParagraph"/>
+        <w:ind w:left="113" w:hanging="113"/>
+      </w:pPr>
+    </w:p>
+    <w:p>
+      <w:pPr>
+        <w:pStyle w:val="ListParagraph"/>
+        <w:ind w:left="113" w:hanging="113"/>
+      </w:pPr>
+    </w:p>
+    <w:p>
+      <w:pPr>
+        <w:pStyle w:val="ListParagraph"/>
+        <w:ind w:left="113" w:hanging="113"/>
+      </w:pPr>
+    </w:p>
+    <w:p>
+      <w:pPr>
+        <w:ind w:left="0" w:firstLine="0"/>
+        <w:rPr>
+          <w:b/>
+          <w:bCs/>
+        </w:rPr>
+      </w:pPr>
+    </w:p>
+    <w:p>
+      <w:pPr>
+        <w:ind w:left="0" w:firstLine="0"/>
+        <w:rPr>
+          <w:b/>
+          <w:bCs/>
+        </w:rPr>
+      </w:pPr>
+    </w:p>
+    <w:p>
+      <w:pPr>
+        <w:ind w:left="0" w:firstLine="0"/>
+      </w:pPr>
+    </w:p>
+    <w:p>
+      <w:pPr>
+        <w:pStyle w:val="Heading2"/>
+        <w:numPr>
+          <w:ilvl w:val="0"/>
+          <w:numId w:val="0"/>
+        </w:numPr>
+        <w:rPr>
+          <w:lang/>
+        </w:rPr>
+      </w:pPr>
+      <w:r>
+        <w:rPr>
+          <w:lang/>
+        </w:rPr>
+        <w:t>Jurgen Cauchi</w:t>
+      </w:r>
+    </w:p>
+    <w:p>
+      <w:pPr>
+        <w:pStyle w:val="ListParagraph"/>
+        <w:numPr>
+          <w:ilvl w:val="0"/>
+          <w:numId w:val="64"/>
+        </w:numPr>
+        <w:rPr>
+          <w:lang/>
+        </w:rPr>
+      </w:pPr>
+      <w:r>
+        <w:rPr>
+          <w:lang/>
+        </w:rPr>
+        <w:t>Set up the SDL3 and SDL3_image libraries.</w:t>
+      </w:r>
+    </w:p>
+    <w:p>
+      <w:pPr>
+        <w:pStyle w:val="ListParagraph"/>
+        <w:numPr>
+          <w:ilvl w:val="0"/>
+          <w:numId w:val="64"/>
+        </w:numPr>
+        <w:rPr>
+          <w:lang/>
+        </w:rPr>
+      </w:pPr>
+      <w:r>
+        <w:rPr>
+          <w:lang/>
+        </w:rPr>
+        <w:t>Implemented drag-and-drop functionality for Tetromino interaction.</w:t>
+      </w:r>
+    </w:p>
+    <w:p>
+      <w:pPr>
+        <w:pStyle w:val="ListParagraph"/>
+        <w:numPr>
+          <w:ilvl w:val="0"/>
+          <w:numId w:val="64"/>
+        </w:numPr>
+        <w:rPr>
+          <w:lang/>
+        </w:rPr>
+      </w:pPr>
+      <w:r>
+        <w:rPr>
+          <w:lang/>
+        </w:rPr>
+        <w:t>Developed a snap-to-grid function for accurate placement.</w:t>
+      </w:r>
+    </w:p>
+    <w:p>
+      <w:pPr>
+        <w:pStyle w:val="ListParagraph"/>
+        <w:numPr>
+          <w:ilvl w:val="0"/>
+          <w:numId w:val="64"/>
+        </w:numPr>
+        <w:rPr>
+          <w:lang/>
+        </w:rPr>
+      </w:pPr>
+      <w:r>
+        <w:rPr>
+          <w:lang/>
+        </w:rPr>
+        <w:t>Fixed block-overlap issues when pieces were dragged outside the grid boundaries.</w:t>
+      </w:r>
+    </w:p>
+    <w:p>
+      <w:pPr>
+        <w:pStyle w:val="ListParagraph"/>
+        <w:numPr>
+          <w:ilvl w:val="0"/>
+          <w:numId w:val="64"/>
+        </w:numPr>
+        <w:rPr>
+          <w:lang/>
+        </w:rPr>
+      </w:pPr>
+      <w:r>
+        <w:rPr>
+          <w:lang/>
+        </w:rPr>
+        <w:t>Designed the full UI, including backgrounds and Tetromino block visuals.</w:t>
+      </w:r>
+    </w:p>
+    <w:p>
+      <w:pPr>
+        <w:pStyle w:val="ListParagraph"/>
+        <w:numPr>
+          <w:ilvl w:val="0"/>
+          <w:numId w:val="64"/>
+        </w:numPr>
+        <w:rPr>
+          <w:lang/>
+        </w:rPr>
+      </w:pPr>
+      <w:r>
+        <w:rPr>
+          <w:lang/>
+        </w:rPr>
+        <w:t>Managed all textures related to backgrounds and blocks.</w:t>
+      </w:r>
+    </w:p>
+    <w:p>
+      <w:pPr>
+        <w:pStyle w:val="ListParagraph"/>
+        <w:numPr>
+          <w:ilvl w:val="0"/>
+          <w:numId w:val="64"/>
+        </w:numPr>
+        <w:rPr>
+          <w:lang/>
+        </w:rPr>
+      </w:pPr>
+      <w:r>
+        <w:rPr>
+          <w:lang/>
+        </w:rPr>
+        <w:t>Refactored block shape logic to be server-driven, with the server assigning shapes to clients.</w:t>
+      </w:r>
+    </w:p>
+    <w:p>
+      <w:pPr>
+        <w:pStyle w:val="ListParagraph"/>
+        <w:numPr>
+          <w:ilvl w:val="0"/>
+          <w:numId w:val="64"/>
+        </w:numPr>
+        <w:rPr>
+          <w:lang/>
+        </w:rPr>
+      </w:pPr>
+      <w:r>
+        <w:rPr>
+          <w:lang/>
+        </w:rPr>
+        <w:t>Contributed to the server broadcasting system, enabling clients to automatically discover the server IP.</w:t>
+      </w:r>
+    </w:p>
+    <w:p>
+      <w:pPr>
+        <w:pStyle w:val="ListParagraph"/>
+        <w:numPr>
+          <w:ilvl w:val="0"/>
+          <w:numId w:val="64"/>
+        </w:numPr>
+        <w:rPr>
+          <w:lang/>
+        </w:rPr>
+      </w:pPr>
+      <w:r>
+        <w:rPr>
+          <w:lang/>
+        </w:rPr>
+        <w:t>Resolved an issue where only one client could trigger shape generation.</w:t>
+      </w:r>
+    </w:p>
+    <w:p>
+      <w:pPr>
+        <w:pStyle w:val="ListParagraph"/>
+        <w:numPr>
+          <w:ilvl w:val="0"/>
+          <w:numId w:val="64"/>
+        </w:numPr>
+        <w:rPr>
+          <w:lang/>
+        </w:rPr>
+      </w:pPr>
+      <w:r>
+        <w:rPr>
+          <w:lang/>
+        </w:rPr>
+        <w:t>Fixed score update bugs and issues arising after replaying games (e.g., block spawning, texture errors).</w:t>
+      </w:r>
+    </w:p>
+    <w:p>
+      <w:pPr>
+        <w:pStyle w:val="ListParagraph"/>
+        <w:numPr>
+          <w:ilvl w:val="0"/>
+          <w:numId w:val="64"/>
+        </w:numPr>
+        <w:rPr>
+          <w:lang/>
+        </w:rPr>
+      </w:pPr>
+      <w:r>
+        <w:rPr>
+          <w:lang/>
+        </w:rPr>
+        <w:t>Automated game start once both players press "Play."</w:t>
+      </w:r>
+    </w:p>
+    <w:p>
+      <w:pPr>
+        <w:pStyle w:val="ListParagraph"/>
+        <w:numPr>
+          <w:ilvl w:val="0"/>
+          <w:numId w:val="64"/>
+        </w:numPr>
+        <w:rPr>
+          <w:lang/>
+        </w:rPr>
+      </w:pPr>
+      <w:r>
+        <w:rPr>
+          <w:lang/>
+        </w:rPr>
+        <w:t>Created and ran unit tests.</w:t>
+      </w:r>
+    </w:p>
+    <w:p>
+      <w:pPr>
+        <w:pStyle w:val="ListParagraph"/>
+        <w:numPr>
+          <w:ilvl w:val="0"/>
+          <w:numId w:val="64"/>
+        </w:numPr>
+        <w:rPr>
+          <w:lang/>
+        </w:rPr>
+      </w:pPr>
+      <w:r>
+        <w:rPr>
+          <w:lang/>
+        </w:rPr>
+        <w:t>Contributed to writing various sections of the report.</w:t>
+      </w:r>
+    </w:p>
+    <w:p>
+      <w:pPr>
+        <w:pStyle w:val="ListParagraph"/>
+        <w:ind w:left="113" w:hanging="113"/>
+      </w:pPr>
+    </w:p>
+    <w:p>
+      <w:pPr>
+        <w:pStyle w:val="ListParagraph"/>
+        <w:ind w:left="113" w:hanging="113"/>
+      </w:pPr>
+    </w:p>
+    <w:p>
+      <w:pPr>
+        <w:pStyle w:val="Heading2"/>
+        <w:numPr>
+          <w:ilvl w:val="0"/>
+          <w:numId w:val="0"/>
+        </w:numPr>
+      </w:pPr>
+      <w:r>
+        <w:t>Gary Micallef</w:t>
+      </w:r>
+    </w:p>
+    <w:p>
+      <w:pPr>
+        <w:pStyle w:val="ListParagraph"/>
+        <w:ind w:left="113" w:hanging="113"/>
+      </w:pPr>
+    </w:p>
+    <w:p>
+      <w:pPr>
+        <w:pStyle w:val="ListParagraph"/>
+        <w:numPr>
+          <w:ilvl w:val="0"/>
+          <w:numId w:val="65"/>
+        </w:numPr>
+        <w:rPr>
+          <w:lang/>
+        </w:rPr>
+      </w:pPr>
+      <w:r>
+        <w:rPr>
+          <w:lang/>
+        </w:rPr>
+        <w:t>Created UI buttons for "Start Game", "Instructions", and "Exit Game".</w:t>
+      </w:r>
+    </w:p>
+    <w:p>
+      <w:pPr>
+        <w:pStyle w:val="ListParagraph"/>
+        <w:numPr>
+          <w:ilvl w:val="0"/>
+          <w:numId w:val="65"/>
+        </w:numPr>
+        <w:rPr>
+          <w:lang/>
+        </w:rPr>
+      </w:pPr>
+      <w:r>
+        <w:rPr>
+          <w:lang/>
+        </w:rPr>
+        <w:t>Designed and implemented the main menu window.</w:t>
+      </w:r>
+    </w:p>
+    <w:p>
+      <w:pPr>
+        <w:pStyle w:val="ListParagraph"/>
+        <w:numPr>
+          <w:ilvl w:val="0"/>
+          <w:numId w:val="65"/>
+        </w:numPr>
+        <w:rPr>
+          <w:lang/>
+        </w:rPr>
+      </w:pPr>
+      <w:r>
+        <w:rPr>
+          <w:lang/>
+        </w:rPr>
+        <w:t>Developed client-side functionality for menu interactions.</w:t>
+      </w:r>
+    </w:p>
+    <w:p>
+      <w:pPr>
+        <w:pStyle w:val="ListParagraph"/>
+        <w:numPr>
+          <w:ilvl w:val="0"/>
+          <w:numId w:val="65"/>
+        </w:numPr>
+        <w:rPr>
+          <w:lang/>
+        </w:rPr>
+      </w:pPr>
+      <w:r>
+        <w:rPr>
+          <w:lang/>
+        </w:rPr>
+        <w:t>Set up the SDL3_ttf library for rendering in-game text.</w:t>
+      </w:r>
+    </w:p>
+    <w:p>
+      <w:pPr>
+        <w:pStyle w:val="ListParagraph"/>
+        <w:numPr>
+          <w:ilvl w:val="0"/>
+          <w:numId w:val="65"/>
+        </w:numPr>
+        <w:rPr>
+          <w:lang/>
+        </w:rPr>
+      </w:pPr>
+      <w:r>
+        <w:rPr>
+          <w:lang/>
+        </w:rPr>
+        <w:t>Implemented the ClearGrid feature, including associated UI elements and logic.</w:t>
+      </w:r>
+    </w:p>
+    <w:p>
+      <w:pPr>
+        <w:pStyle w:val="ListParagraph"/>
+        <w:numPr>
+          <w:ilvl w:val="0"/>
+          <w:numId w:val="65"/>
+        </w:numPr>
+        <w:rPr>
+          <w:lang/>
+        </w:rPr>
+      </w:pPr>
+      <w:r>
+        <w:rPr>
+          <w:lang/>
+        </w:rPr>
+        <w:t>Added a functional button within the main game loop to clear all placed Tetrominoes from the grid.</w:t>
+      </w:r>
+    </w:p>
+    <w:p>
+      <w:pPr>
+        <w:pStyle w:val="ListParagraph"/>
+        <w:numPr>
+          <w:ilvl w:val="0"/>
+          <w:numId w:val="65"/>
+        </w:numPr>
+        <w:rPr>
+          <w:lang/>
+        </w:rPr>
+      </w:pPr>
+      <w:r>
+        <w:rPr>
+          <w:lang/>
+        </w:rPr>
+        <w:t>Optimized the score update timing for smoother client-side feedback.</w:t>
+      </w:r>
+    </w:p>
+    <w:p>
+      <w:pPr>
+        <w:pStyle w:val="ListParagraph"/>
+        <w:numPr>
+          <w:ilvl w:val="0"/>
+          <w:numId w:val="65"/>
+        </w:numPr>
+        <w:rPr>
+          <w:lang/>
+        </w:rPr>
+      </w:pPr>
+      <w:r>
+        <w:rPr>
+          <w:lang/>
+        </w:rPr>
+        <w:lastRenderedPageBreak/>
+        <w:t>Developed unit tests for the Menu and Server components.</w:t>
+      </w:r>
+    </w:p>
+    <w:p>
+      <w:pPr>
+        <w:pStyle w:val="ListParagraph"/>
+        <w:numPr>
+          <w:ilvl w:val="0"/>
+          <w:numId w:val="65"/>
+        </w:numPr>
+        <w:rPr>
+          <w:lang/>
+        </w:rPr>
+      </w:pPr>
+      <w:r>
+        <w:rPr>
+          <w:lang/>
+        </w:rPr>
+        <w:t>Authored the Unit Test sections of the report.</w:t>
+      </w:r>
+    </w:p>
+    <w:p>
+      <w:pPr>
+        <w:pStyle w:val="ListParagraph"/>
+        <w:ind w:left="113" w:hanging="113"/>
+        <w:rPr>
+          <w:b/>
+          <w:bCs/>
+        </w:rPr>
+      </w:pPr>
+    </w:p>
+    <w:p>
+      <w:pPr>
+        <w:pStyle w:val="ListParagraph"/>
+        <w:ind w:left="113" w:hanging="113"/>
+        <w:rPr>
+          <w:b/>
+          <w:bCs/>
+          <w:lang w:val="en-US"/>
+        </w:rPr>
+      </w:pPr>
+    </w:p>
+    <w:p>
+      <w:pPr>
+        <w:pStyle w:val="ListParagraph"/>
+        <w:ind w:left="113" w:hanging="113"/>
+        <w:rPr>
+          <w:b/>
+          <w:bCs/>
+          <w:lang w:val="en-US"/>
+        </w:rPr>
+      </w:pPr>
+    </w:p>
+    <w:p>
+      <w:pPr>
+        <w:pStyle w:val="ListParagraph"/>
+        <w:ind w:left="113" w:hanging="113"/>
+        <w:rPr>
+          <w:b/>
+          <w:bCs/>
+          <w:lang w:val="en-US"/>
+        </w:rPr>
+      </w:pPr>
+    </w:p>
+    <w:p>
+      <w:pPr>
+        <w:pStyle w:val="Heading2"/>
+        <w:numPr>
+          <w:ilvl w:val="0"/>
+          <w:numId w:val="0"/>
+        </w:numPr>
+        <w:rPr>
+          <w:lang w:val="en-US"/>
+        </w:rPr>
+      </w:pPr>
+      <w:r>
+        <w:rPr>
+          <w:lang/>
+        </w:rPr>
+        <w:t>Collaboration and Workflow</w:t>
+      </w:r>
+    </w:p>
+    <w:p>
+      <w:pPr>
+        <w:pStyle w:val="ListParagraph"/>
+        <w:ind w:left="113" w:hanging="113"/>
+        <w:rPr>
+          <w:lang w:val="en-US"/>
+        </w:rPr>
+      </w:pPr>
+      <w:r>
+        <w:rPr>
+          <w:lang/>
+        </w:rPr>
+        <w:t>The team collaborated effectively, encountering no major conflicts</w:t>
+      </w:r>
+    </w:p>
+    <w:p>
+      <w:pPr>
+        <w:pStyle w:val="ListParagraph"/>
+        <w:ind w:left="113" w:hanging="113"/>
+        <w:rPr>
+          <w:lang w:val="en-US"/>
+        </w:rPr>
+      </w:pPr>
+      <w:r>
+        <w:rPr>
+          <w:lang/>
+        </w:rPr>
+        <w:t>throughout the development process. The clear division of tasks and continuous</w:t>
+      </w:r>
+    </w:p>
+    <w:p>
+      <w:pPr>
+        <w:pStyle w:val="ListParagraph"/>
+        <w:ind w:left="113" w:hanging="113"/>
+        <w:rPr>
+          <w:lang w:val="en-US"/>
+        </w:rPr>
+      </w:pPr>
+      <w:r>
+        <w:rPr>
+          <w:lang/>
+        </w:rPr>
+        <w:t>communication ensured timely progress and a positive development experience.</w:t>
+      </w:r>
+    </w:p>
+    <w:p>
+      <w:pPr>
+        <w:pStyle w:val="ListParagraph"/>
+        <w:ind w:left="113" w:hanging="113"/>
+        <w:rPr>
+          <w:lang w:val="en-US"/>
+        </w:rPr>
+      </w:pPr>
+      <w:r>
+        <w:rPr>
+          <w:lang w:val="en-US"/>
+        </w:rPr>
+        <w:t>Some minor issues the team faced were the following:</w:t>
+      </w:r>
+    </w:p>
+    <w:p>
+      <w:pPr>
+        <w:pStyle w:val="ListParagraph"/>
+        <w:numPr>
+          <w:ilvl w:val="0"/>
+          <w:numId w:val="66"/>
+        </w:numPr>
+        <w:rPr>
+          <w:lang w:val="en-US"/>
+        </w:rPr>
+      </w:pPr>
+      <w:r>
+        <w:rPr>
+          <w:lang w:val="en-US"/>
+        </w:rPr>
+        <w:t>Find a suitable puzzle game to work on</w:t>
+      </w:r>
+    </w:p>
+    <w:p>
+      <w:pPr>
+        <w:pStyle w:val="ListParagraph"/>
+        <w:numPr>
+          <w:ilvl w:val="0"/>
+          <w:numId w:val="66"/>
+        </w:numPr>
+        <w:rPr>
+          <w:lang w:val="en-US"/>
+        </w:rPr>
+      </w:pPr>
+      <w:r>
+        <w:rPr>
+          <w:lang w:val="en-US"/>
+        </w:rPr>
+        <w:t>Which programming language to use</w:t>
+      </w:r>
+    </w:p>
+    <w:p>
+      <w:pPr>
+        <w:ind w:left="113" w:firstLine="0"/>
+        <w:rPr>
+          <w:lang w:val="en-US"/>
+        </w:rPr>
+      </w:pPr>
+    </w:p>
+    <w:p>
+      <w:pPr>
+        <w:ind w:left="0" w:firstLine="0"/>
+        <w:rPr>
+          <w:lang w:val="en-US"/>
+        </w:rPr>
+      </w:pPr>
+      <w:r>
+        <w:rPr>
+          <w:lang w:val="en-US"/>
+        </w:rPr>
+        <w:t>However, the team effectively resolved these minor issues quickly</w:t>
+      </w:r>
+    </w:p>
+    <w:p>
+      <w:pPr>
+        <w:rPr>
+          <w:lang w:val="en-US"/>
+        </w:rPr>
+      </w:pPr>
+    </w:p>
+    <w:p>
+      <w:pPr>
+        <w:pStyle w:val="ListParagraph"/>
+        <w:ind w:left="113" w:hanging="113"/>
+        <w:rPr>
+          <w:lang w:val="en-US"/>
+        </w:rPr>
+      </w:pPr>
+      <w:r>
+        <w:rPr>
+          <w:lang/>
+        </w:rPr>
+        <w:t xml:space="preserve">The team utilized </w:t>
+      </w:r>
+      <w:r>
+        <w:rPr>
+          <w:b/>
+          <w:bCs/>
+          <w:lang/>
+        </w:rPr>
+        <w:t>Git and GitHub</w:t>
+      </w:r>
+      <w:r>
+        <w:rPr>
+          <w:lang/>
+        </w:rPr>
+        <w:t xml:space="preserve"> for version control, leveraging feature branches to safely</w:t>
+      </w:r>
+    </w:p>
+    <w:p>
+      <w:pPr>
+        <w:pStyle w:val="ListParagraph"/>
+        <w:ind w:left="113" w:hanging="113"/>
+        <w:rPr>
+          <w:lang w:val="en-US"/>
+        </w:rPr>
+      </w:pPr>
+      <w:r>
+        <w:rPr>
+          <w:lang/>
+        </w:rPr>
+        <w:t xml:space="preserve">develop and integrate new functionality while minimizing conflicts. </w:t>
+      </w:r>
+      <w:r>
+        <w:rPr>
+          <w:b/>
+          <w:bCs/>
+          <w:lang/>
+        </w:rPr>
+        <w:t>Jira</w:t>
+      </w:r>
+      <w:r>
+        <w:rPr>
+          <w:lang/>
+        </w:rPr>
+        <w:t xml:space="preserve"> was used to manage</w:t>
+      </w:r>
+    </w:p>
+    <w:p>
+      <w:pPr>
+        <w:pStyle w:val="ListParagraph"/>
+        <w:ind w:left="113" w:hanging="113"/>
+        <w:rPr>
+          <w:lang w:val="en-US"/>
+        </w:rPr>
+      </w:pPr>
+      <w:r>
+        <w:rPr>
+          <w:lang/>
+        </w:rPr>
+        <w:t>sprints, assign tasks to individual team members, and monitor overall progress to ensure</w:t>
+      </w:r>
+    </w:p>
+    <w:p>
+      <w:pPr>
+        <w:pStyle w:val="ListParagraph"/>
+        <w:ind w:left="113" w:hanging="113"/>
+        <w:rPr>
+          <w:lang w:val="en-US"/>
+        </w:rPr>
+      </w:pPr>
+      <w:r>
+        <w:rPr>
+          <w:lang/>
+        </w:rPr>
+        <w:t xml:space="preserve">timely completion of deliverables. Additionally, a dedicated </w:t>
+      </w:r>
+      <w:r>
+        <w:rPr>
+          <w:b/>
+          <w:bCs/>
+          <w:lang/>
+        </w:rPr>
+        <w:t>group chat</w:t>
+      </w:r>
+      <w:r>
+        <w:rPr>
+          <w:lang/>
+        </w:rPr>
+        <w:t xml:space="preserve"> was maintained to</w:t>
+      </w:r>
+    </w:p>
+    <w:p>
+      <w:pPr>
+        <w:pStyle w:val="ListParagraph"/>
+        <w:ind w:left="113" w:hanging="113"/>
+        <w:rPr>
+          <w:lang w:val="en-US"/>
+        </w:rPr>
+      </w:pPr>
+      <w:r>
+        <w:rPr>
+          <w:lang/>
+        </w:rPr>
+        <w:t>facilitate quick and effective communication, which greatly enhanced collaboration</w:t>
+      </w:r>
+    </w:p>
+    <w:p>
+      <w:pPr>
+        <w:pStyle w:val="ListParagraph"/>
+        <w:ind w:left="113" w:hanging="113"/>
+        <w:rPr>
+          <w:lang/>
+        </w:rPr>
+      </w:pPr>
+      <w:r>
+        <w:rPr>
+          <w:lang/>
+        </w:rPr>
+        <w:t>throughout the project.</w:t>
+      </w:r>
+    </w:p>
+    <w:p>
+      <w:pPr>
+        <w:pStyle w:val="ListParagraph"/>
+        <w:ind w:left="113" w:hanging="113"/>
+        <w:rPr>
+          <w:lang w:val="en-US"/>
+        </w:rPr>
+      </w:pPr>
+    </w:p>
+    <w:p>
+      <w:pPr>
+        <w:pStyle w:val="Heading1"/>
+        <w:numPr>
+          <w:ilvl w:val="0"/>
+          <w:numId w:val="0"/>
+        </w:numPr>
+        <w:ind w:left="113" w:hanging="113"/>
+        <w:rPr>
+          <w:rFonts w:asciiTheme="minorHAnsi" w:hAnsiTheme="minorHAnsi" w:cstheme="minorHAnsi"/>
+        </w:rPr>
+      </w:pPr>
       <w:bookmarkStart w:id="51" w:name="_Toc198025546"/>
       <w:r>
         <w:rPr>
           <w:rFonts w:asciiTheme="minorHAnsi" w:hAnsiTheme="minorHAnsi" w:cstheme="minorHAnsi"/>
         </w:rPr>
-        <w:lastRenderedPageBreak/>
-        <w:t xml:space="preserve">12. </w:t>
+        <w:t>1</w:t>
       </w:r>
       <w:r>
         <w:rPr>
           <w:rFonts w:asciiTheme="minorHAnsi" w:hAnsiTheme="minorHAnsi" w:cstheme="minorHAnsi"/>
         </w:rPr>
+        <w:t>3</w:t>
+      </w:r>
+      <w:r>
+        <w:rPr>
+          <w:rFonts w:asciiTheme="minorHAnsi" w:hAnsiTheme="minorHAnsi" w:cstheme="minorHAnsi"/>
+        </w:rPr>
+        <w:t xml:space="preserve">. </w:t>
+      </w:r>
+      <w:r>
+        <w:rPr>
+          <w:rFonts w:asciiTheme="minorHAnsi" w:hAnsiTheme="minorHAnsi" w:cstheme="minorHAnsi"/>
+        </w:rPr>
         <w:t>Appendices (incl. meeting logs)</w:t>
       </w:r>
       <w:bookmarkEnd w:id="51"/>
     </w:p>
     <w:p>
-      <w:hyperlink r:id="rId12" w:history="1">
+      <w:hyperlink r:id="rId13" w:history="1">
         <w:r>
           <w:rPr>
             <w:rStyle w:val="Hyperlink"/>
           </w:rPr>
-          <w:t>https://docs.google.com/document/d/1Mx28xBJ5Viti2HPFURihu1quxHZpk4-zVF7ZUER2Vso/edit?tab=t.q8j002x78yx5</w:t>
+          <w:t>https://docs.google.com/document/d/1Mx28xBJ5Viti2HPFURihu1quxHZpk4-zVF7ZUER2Vso/edit?tab=t.q8j002</w:t>
+        </w:r>
+        <w:r>
+          <w:rPr>
+            <w:rStyle w:val="Hyperlink"/>
+          </w:rPr>
+          <w:t>x</w:t>
+        </w:r>
+        <w:r>
+          <w:rPr>
+            <w:rStyle w:val="Hyperlink"/>
+          </w:rPr>
+          <w:t>78yx5</w:t>
         </w:r>
       </w:hyperlink>
       <w:r>
@@ -11448,6 +13327,155 @@
     </w:lvl>
   </w:abstractNum>
   <w:abstractNum w:abstractNumId="10" w15:restartNumberingAfterBreak="0">
+    <w:nsid w:val="17C47815"/>
+    <w:multiLevelType w:val="multilevel"/>
+    <w:tmpl w:val="19B6C452"/>
+    <w:lvl w:ilvl="0">
+      <w:start w:val="1"/>
+      <w:numFmt w:val="bullet"/>
+      <w:lvlText w:val=""/>
+      <w:lvlJc w:val="left"/>
+      <w:pPr>
+        <w:tabs>
+          <w:tab w:val="num" w:pos="720"/>
+        </w:tabs>
+        <w:ind w:left="720" w:hanging="360"/>
+      </w:pPr>
+      <w:rPr>
+        <w:rFonts w:ascii="Symbol" w:hAnsi="Symbol" w:hint="default"/>
+        <w:sz w:val="20"/>
+      </w:rPr>
+    </w:lvl>
+    <w:lvl w:ilvl="1" w:tentative="1">
+      <w:start w:val="1"/>
+      <w:numFmt w:val="bullet"/>
+      <w:lvlText w:val="o"/>
+      <w:lvlJc w:val="left"/>
+      <w:pPr>
+        <w:tabs>
+          <w:tab w:val="num" w:pos="1440"/>
+        </w:tabs>
+        <w:ind w:left="1440" w:hanging="360"/>
+      </w:pPr>
+      <w:rPr>
+        <w:rFonts w:ascii="Courier New" w:hAnsi="Courier New" w:hint="default"/>
+        <w:sz w:val="20"/>
+      </w:rPr>
+    </w:lvl>
+    <w:lvl w:ilvl="2" w:tentative="1">
+      <w:start w:val="1"/>
+      <w:numFmt w:val="bullet"/>
+      <w:lvlText w:val=""/>
+      <w:lvlJc w:val="left"/>
+      <w:pPr>
+        <w:tabs>
+          <w:tab w:val="num" w:pos="2160"/>
+        </w:tabs>
+        <w:ind w:left="2160" w:hanging="360"/>
+      </w:pPr>
+      <w:rPr>
+        <w:rFonts w:ascii="Wingdings" w:hAnsi="Wingdings" w:hint="default"/>
+        <w:sz w:val="20"/>
+      </w:rPr>
+    </w:lvl>
+    <w:lvl w:ilvl="3" w:tentative="1">
+      <w:start w:val="1"/>
+      <w:numFmt w:val="bullet"/>
+      <w:lvlText w:val=""/>
+      <w:lvlJc w:val="left"/>
+      <w:pPr>
+        <w:tabs>
+          <w:tab w:val="num" w:pos="2880"/>
+        </w:tabs>
+        <w:ind w:left="2880" w:hanging="360"/>
+      </w:pPr>
+      <w:rPr>
+        <w:rFonts w:ascii="Wingdings" w:hAnsi="Wingdings" w:hint="default"/>
+        <w:sz w:val="20"/>
+      </w:rPr>
+    </w:lvl>
+    <w:lvl w:ilvl="4" w:tentative="1">
+      <w:start w:val="1"/>
+      <w:numFmt w:val="bullet"/>
+      <w:lvlText w:val=""/>
+      <w:lvlJc w:val="left"/>
+      <w:pPr>
+        <w:tabs>
+          <w:tab w:val="num" w:pos="3600"/>
+        </w:tabs>
+        <w:ind w:left="3600" w:hanging="360"/>
+      </w:pPr>
+      <w:rPr>
+        <w:rFonts w:ascii="Wingdings" w:hAnsi="Wingdings" w:hint="default"/>
+        <w:sz w:val="20"/>
+      </w:rPr>
+    </w:lvl>
+    <w:lvl w:ilvl="5" w:tentative="1">
+      <w:start w:val="1"/>
+      <w:numFmt w:val="bullet"/>
+      <w:lvlText w:val=""/>
+      <w:lvlJc w:val="left"/>
+      <w:pPr>
+        <w:tabs>
+          <w:tab w:val="num" w:pos="4320"/>
+        </w:tabs>
+        <w:ind w:left="4320" w:hanging="360"/>
+      </w:pPr>
+      <w:rPr>
+        <w:rFonts w:ascii="Wingdings" w:hAnsi="Wingdings" w:hint="default"/>
+        <w:sz w:val="20"/>
+      </w:rPr>
+    </w:lvl>
+    <w:lvl w:ilvl="6" w:tentative="1">
+      <w:start w:val="1"/>
+      <w:numFmt w:val="bullet"/>
+      <w:lvlText w:val=""/>
+      <w:lvlJc w:val="left"/>
+      <w:pPr>
+        <w:tabs>
+          <w:tab w:val="num" w:pos="5040"/>
+        </w:tabs>
+        <w:ind w:left="5040" w:hanging="360"/>
+      </w:pPr>
+      <w:rPr>
+        <w:rFonts w:ascii="Wingdings" w:hAnsi="Wingdings" w:hint="default"/>
+        <w:sz w:val="20"/>
+      </w:rPr>
+    </w:lvl>
+    <w:lvl w:ilvl="7" w:tentative="1">
+      <w:start w:val="1"/>
+      <w:numFmt w:val="bullet"/>
+      <w:lvlText w:val=""/>
+      <w:lvlJc w:val="left"/>
+      <w:pPr>
+        <w:tabs>
+          <w:tab w:val="num" w:pos="5760"/>
+        </w:tabs>
+        <w:ind w:left="5760" w:hanging="360"/>
+      </w:pPr>
+      <w:rPr>
+        <w:rFonts w:ascii="Wingdings" w:hAnsi="Wingdings" w:hint="default"/>
+        <w:sz w:val="20"/>
+      </w:rPr>
+    </w:lvl>
+    <w:lvl w:ilvl="8" w:tentative="1">
+      <w:start w:val="1"/>
+      <w:numFmt w:val="bullet"/>
+      <w:lvlText w:val=""/>
+      <w:lvlJc w:val="left"/>
+      <w:pPr>
+        <w:tabs>
+          <w:tab w:val="num" w:pos="6480"/>
+        </w:tabs>
+        <w:ind w:left="6480" w:hanging="360"/>
+      </w:pPr>
+      <w:rPr>
+        <w:rFonts w:ascii="Wingdings" w:hAnsi="Wingdings" w:hint="default"/>
+        <w:sz w:val="20"/>
+      </w:rPr>
+    </w:lvl>
+  </w:abstractNum>
+  <w:abstractNum w:abstractNumId="11" w15:restartNumberingAfterBreak="0">
     <w:nsid w:val="193701B5"/>
     <w:multiLevelType w:val="multilevel"/>
     <w:tmpl w:val="B25CF21C"/>
@@ -11588,7 +13616,156 @@
       </w:rPr>
     </w:lvl>
   </w:abstractNum>
-  <w:abstractNum w:abstractNumId="11" w15:restartNumberingAfterBreak="0">
+  <w:abstractNum w:abstractNumId="12" w15:restartNumberingAfterBreak="0">
+    <w:nsid w:val="1A7B07AE"/>
+    <w:multiLevelType w:val="multilevel"/>
+    <w:tmpl w:val="B0322172"/>
+    <w:lvl w:ilvl="0">
+      <w:start w:val="1"/>
+      <w:numFmt w:val="bullet"/>
+      <w:lvlText w:val=""/>
+      <w:lvlJc w:val="left"/>
+      <w:pPr>
+        <w:tabs>
+          <w:tab w:val="num" w:pos="720"/>
+        </w:tabs>
+        <w:ind w:left="720" w:hanging="360"/>
+      </w:pPr>
+      <w:rPr>
+        <w:rFonts w:ascii="Symbol" w:hAnsi="Symbol" w:hint="default"/>
+        <w:sz w:val="20"/>
+      </w:rPr>
+    </w:lvl>
+    <w:lvl w:ilvl="1" w:tentative="1">
+      <w:start w:val="1"/>
+      <w:numFmt w:val="bullet"/>
+      <w:lvlText w:val="o"/>
+      <w:lvlJc w:val="left"/>
+      <w:pPr>
+        <w:tabs>
+          <w:tab w:val="num" w:pos="1440"/>
+        </w:tabs>
+        <w:ind w:left="1440" w:hanging="360"/>
+      </w:pPr>
+      <w:rPr>
+        <w:rFonts w:ascii="Courier New" w:hAnsi="Courier New" w:hint="default"/>
+        <w:sz w:val="20"/>
+      </w:rPr>
+    </w:lvl>
+    <w:lvl w:ilvl="2" w:tentative="1">
+      <w:start w:val="1"/>
+      <w:numFmt w:val="bullet"/>
+      <w:lvlText w:val=""/>
+      <w:lvlJc w:val="left"/>
+      <w:pPr>
+        <w:tabs>
+          <w:tab w:val="num" w:pos="2160"/>
+        </w:tabs>
+        <w:ind w:left="2160" w:hanging="360"/>
+      </w:pPr>
+      <w:rPr>
+        <w:rFonts w:ascii="Wingdings" w:hAnsi="Wingdings" w:hint="default"/>
+        <w:sz w:val="20"/>
+      </w:rPr>
+    </w:lvl>
+    <w:lvl w:ilvl="3" w:tentative="1">
+      <w:start w:val="1"/>
+      <w:numFmt w:val="bullet"/>
+      <w:lvlText w:val=""/>
+      <w:lvlJc w:val="left"/>
+      <w:pPr>
+        <w:tabs>
+          <w:tab w:val="num" w:pos="2880"/>
+        </w:tabs>
+        <w:ind w:left="2880" w:hanging="360"/>
+      </w:pPr>
+      <w:rPr>
+        <w:rFonts w:ascii="Wingdings" w:hAnsi="Wingdings" w:hint="default"/>
+        <w:sz w:val="20"/>
+      </w:rPr>
+    </w:lvl>
+    <w:lvl w:ilvl="4" w:tentative="1">
+      <w:start w:val="1"/>
+      <w:numFmt w:val="bullet"/>
+      <w:lvlText w:val=""/>
+      <w:lvlJc w:val="left"/>
+      <w:pPr>
+        <w:tabs>
+          <w:tab w:val="num" w:pos="3600"/>
+        </w:tabs>
+        <w:ind w:left="3600" w:hanging="360"/>
+      </w:pPr>
+      <w:rPr>
+        <w:rFonts w:ascii="Wingdings" w:hAnsi="Wingdings" w:hint="default"/>
+        <w:sz w:val="20"/>
+      </w:rPr>
+    </w:lvl>
+    <w:lvl w:ilvl="5" w:tentative="1">
+      <w:start w:val="1"/>
+      <w:numFmt w:val="bullet"/>
+      <w:lvlText w:val=""/>
+      <w:lvlJc w:val="left"/>
+      <w:pPr>
+        <w:tabs>
+          <w:tab w:val="num" w:pos="4320"/>
+        </w:tabs>
+        <w:ind w:left="4320" w:hanging="360"/>
+      </w:pPr>
+      <w:rPr>
+        <w:rFonts w:ascii="Wingdings" w:hAnsi="Wingdings" w:hint="default"/>
+        <w:sz w:val="20"/>
+      </w:rPr>
+    </w:lvl>
+    <w:lvl w:ilvl="6" w:tentative="1">
+      <w:start w:val="1"/>
+      <w:numFmt w:val="bullet"/>
+      <w:lvlText w:val=""/>
+      <w:lvlJc w:val="left"/>
+      <w:pPr>
+        <w:tabs>
+          <w:tab w:val="num" w:pos="5040"/>
+        </w:tabs>
+        <w:ind w:left="5040" w:hanging="360"/>
+      </w:pPr>
+      <w:rPr>
+        <w:rFonts w:ascii="Wingdings" w:hAnsi="Wingdings" w:hint="default"/>
+        <w:sz w:val="20"/>
+      </w:rPr>
+    </w:lvl>
+    <w:lvl w:ilvl="7" w:tentative="1">
+      <w:start w:val="1"/>
+      <w:numFmt w:val="bullet"/>
+      <w:lvlText w:val=""/>
+      <w:lvlJc w:val="left"/>
+      <w:pPr>
+        <w:tabs>
+          <w:tab w:val="num" w:pos="5760"/>
+        </w:tabs>
+        <w:ind w:left="5760" w:hanging="360"/>
+      </w:pPr>
+      <w:rPr>
+        <w:rFonts w:ascii="Wingdings" w:hAnsi="Wingdings" w:hint="default"/>
+        <w:sz w:val="20"/>
+      </w:rPr>
+    </w:lvl>
+    <w:lvl w:ilvl="8" w:tentative="1">
+      <w:start w:val="1"/>
+      <w:numFmt w:val="bullet"/>
+      <w:lvlText w:val=""/>
+      <w:lvlJc w:val="left"/>
+      <w:pPr>
+        <w:tabs>
+          <w:tab w:val="num" w:pos="6480"/>
+        </w:tabs>
+        <w:ind w:left="6480" w:hanging="360"/>
+      </w:pPr>
+      <w:rPr>
+        <w:rFonts w:ascii="Wingdings" w:hAnsi="Wingdings" w:hint="default"/>
+        <w:sz w:val="20"/>
+      </w:rPr>
+    </w:lvl>
+  </w:abstractNum>
+  <w:abstractNum w:abstractNumId="13" w15:restartNumberingAfterBreak="0">
     <w:nsid w:val="1CF652EB"/>
     <w:multiLevelType w:val="multilevel"/>
     <w:tmpl w:val="A206693C"/>
@@ -11737,7 +13914,156 @@
       </w:rPr>
     </w:lvl>
   </w:abstractNum>
-  <w:abstractNum w:abstractNumId="12" w15:restartNumberingAfterBreak="0">
+  <w:abstractNum w:abstractNumId="14" w15:restartNumberingAfterBreak="0">
+    <w:nsid w:val="1D2B442B"/>
+    <w:multiLevelType w:val="multilevel"/>
+    <w:tmpl w:val="C726812C"/>
+    <w:lvl w:ilvl="0">
+      <w:start w:val="1"/>
+      <w:numFmt w:val="bullet"/>
+      <w:lvlText w:val=""/>
+      <w:lvlJc w:val="left"/>
+      <w:pPr>
+        <w:tabs>
+          <w:tab w:val="num" w:pos="720"/>
+        </w:tabs>
+        <w:ind w:left="720" w:hanging="360"/>
+      </w:pPr>
+      <w:rPr>
+        <w:rFonts w:ascii="Symbol" w:hAnsi="Symbol" w:hint="default"/>
+        <w:sz w:val="20"/>
+      </w:rPr>
+    </w:lvl>
+    <w:lvl w:ilvl="1" w:tentative="1">
+      <w:start w:val="1"/>
+      <w:numFmt w:val="bullet"/>
+      <w:lvlText w:val="o"/>
+      <w:lvlJc w:val="left"/>
+      <w:pPr>
+        <w:tabs>
+          <w:tab w:val="num" w:pos="1440"/>
+        </w:tabs>
+        <w:ind w:left="1440" w:hanging="360"/>
+      </w:pPr>
+      <w:rPr>
+        <w:rFonts w:ascii="Courier New" w:hAnsi="Courier New" w:hint="default"/>
+        <w:sz w:val="20"/>
+      </w:rPr>
+    </w:lvl>
+    <w:lvl w:ilvl="2" w:tentative="1">
+      <w:start w:val="1"/>
+      <w:numFmt w:val="bullet"/>
+      <w:lvlText w:val=""/>
+      <w:lvlJc w:val="left"/>
+      <w:pPr>
+        <w:tabs>
+          <w:tab w:val="num" w:pos="2160"/>
+        </w:tabs>
+        <w:ind w:left="2160" w:hanging="360"/>
+      </w:pPr>
+      <w:rPr>
+        <w:rFonts w:ascii="Wingdings" w:hAnsi="Wingdings" w:hint="default"/>
+        <w:sz w:val="20"/>
+      </w:rPr>
+    </w:lvl>
+    <w:lvl w:ilvl="3" w:tentative="1">
+      <w:start w:val="1"/>
+      <w:numFmt w:val="bullet"/>
+      <w:lvlText w:val=""/>
+      <w:lvlJc w:val="left"/>
+      <w:pPr>
+        <w:tabs>
+          <w:tab w:val="num" w:pos="2880"/>
+        </w:tabs>
+        <w:ind w:left="2880" w:hanging="360"/>
+      </w:pPr>
+      <w:rPr>
+        <w:rFonts w:ascii="Wingdings" w:hAnsi="Wingdings" w:hint="default"/>
+        <w:sz w:val="20"/>
+      </w:rPr>
+    </w:lvl>
+    <w:lvl w:ilvl="4" w:tentative="1">
+      <w:start w:val="1"/>
+      <w:numFmt w:val="bullet"/>
+      <w:lvlText w:val=""/>
+      <w:lvlJc w:val="left"/>
+      <w:pPr>
+        <w:tabs>
+          <w:tab w:val="num" w:pos="3600"/>
+        </w:tabs>
+        <w:ind w:left="3600" w:hanging="360"/>
+      </w:pPr>
+      <w:rPr>
+        <w:rFonts w:ascii="Wingdings" w:hAnsi="Wingdings" w:hint="default"/>
+        <w:sz w:val="20"/>
+      </w:rPr>
+    </w:lvl>
+    <w:lvl w:ilvl="5" w:tentative="1">
+      <w:start w:val="1"/>
+      <w:numFmt w:val="bullet"/>
+      <w:lvlText w:val=""/>
+      <w:lvlJc w:val="left"/>
+      <w:pPr>
+        <w:tabs>
+          <w:tab w:val="num" w:pos="4320"/>
+        </w:tabs>
+        <w:ind w:left="4320" w:hanging="360"/>
+      </w:pPr>
+      <w:rPr>
+        <w:rFonts w:ascii="Wingdings" w:hAnsi="Wingdings" w:hint="default"/>
+        <w:sz w:val="20"/>
+      </w:rPr>
+    </w:lvl>
+    <w:lvl w:ilvl="6" w:tentative="1">
+      <w:start w:val="1"/>
+      <w:numFmt w:val="bullet"/>
+      <w:lvlText w:val=""/>
+      <w:lvlJc w:val="left"/>
+      <w:pPr>
+        <w:tabs>
+          <w:tab w:val="num" w:pos="5040"/>
+        </w:tabs>
+        <w:ind w:left="5040" w:hanging="360"/>
+      </w:pPr>
+      <w:rPr>
+        <w:rFonts w:ascii="Wingdings" w:hAnsi="Wingdings" w:hint="default"/>
+        <w:sz w:val="20"/>
+      </w:rPr>
+    </w:lvl>
+    <w:lvl w:ilvl="7" w:tentative="1">
+      <w:start w:val="1"/>
+      <w:numFmt w:val="bullet"/>
+      <w:lvlText w:val=""/>
+      <w:lvlJc w:val="left"/>
+      <w:pPr>
+        <w:tabs>
+          <w:tab w:val="num" w:pos="5760"/>
+        </w:tabs>
+        <w:ind w:left="5760" w:hanging="360"/>
+      </w:pPr>
+      <w:rPr>
+        <w:rFonts w:ascii="Wingdings" w:hAnsi="Wingdings" w:hint="default"/>
+        <w:sz w:val="20"/>
+      </w:rPr>
+    </w:lvl>
+    <w:lvl w:ilvl="8" w:tentative="1">
+      <w:start w:val="1"/>
+      <w:numFmt w:val="bullet"/>
+      <w:lvlText w:val=""/>
+      <w:lvlJc w:val="left"/>
+      <w:pPr>
+        <w:tabs>
+          <w:tab w:val="num" w:pos="6480"/>
+        </w:tabs>
+        <w:ind w:left="6480" w:hanging="360"/>
+      </w:pPr>
+      <w:rPr>
+        <w:rFonts w:ascii="Wingdings" w:hAnsi="Wingdings" w:hint="default"/>
+        <w:sz w:val="20"/>
+      </w:rPr>
+    </w:lvl>
+  </w:abstractNum>
+  <w:abstractNum w:abstractNumId="15" w15:restartNumberingAfterBreak="0">
     <w:nsid w:val="1D3B2424"/>
     <w:multiLevelType w:val="multilevel"/>
     <w:tmpl w:val="59767156"/>
@@ -11886,7 +14212,269 @@
       </w:rPr>
     </w:lvl>
   </w:abstractNum>
-  <w:abstractNum w:abstractNumId="13" w15:restartNumberingAfterBreak="0">
+  <w:abstractNum w:abstractNumId="16" w15:restartNumberingAfterBreak="0">
+    <w:nsid w:val="1FCC073C"/>
+    <w:multiLevelType w:val="hybridMultilevel"/>
+    <w:tmpl w:val="64046852"/>
+    <w:lvl w:ilvl="0" w:tplc="10000001">
+      <w:start w:val="1"/>
+      <w:numFmt w:val="bullet"/>
+      <w:lvlText w:val=""/>
+      <w:lvlJc w:val="left"/>
+      <w:pPr>
+        <w:ind w:left="720" w:hanging="360"/>
+      </w:pPr>
+      <w:rPr>
+        <w:rFonts w:ascii="Symbol" w:hAnsi="Symbol" w:hint="default"/>
+      </w:rPr>
+    </w:lvl>
+    <w:lvl w:ilvl="1" w:tplc="10000003" w:tentative="1">
+      <w:start w:val="1"/>
+      <w:numFmt w:val="bullet"/>
+      <w:lvlText w:val="o"/>
+      <w:lvlJc w:val="left"/>
+      <w:pPr>
+        <w:ind w:left="1440" w:hanging="360"/>
+      </w:pPr>
+      <w:rPr>
+        <w:rFonts w:ascii="Courier New" w:hAnsi="Courier New" w:cs="Courier New" w:hint="default"/>
+      </w:rPr>
+    </w:lvl>
+    <w:lvl w:ilvl="2" w:tplc="10000005" w:tentative="1">
+      <w:start w:val="1"/>
+      <w:numFmt w:val="bullet"/>
+      <w:lvlText w:val=""/>
+      <w:lvlJc w:val="left"/>
+      <w:pPr>
+        <w:ind w:left="2160" w:hanging="360"/>
+      </w:pPr>
+      <w:rPr>
+        <w:rFonts w:ascii="Wingdings" w:hAnsi="Wingdings" w:hint="default"/>
+      </w:rPr>
+    </w:lvl>
+    <w:lvl w:ilvl="3" w:tplc="10000001" w:tentative="1">
+      <w:start w:val="1"/>
+      <w:numFmt w:val="bullet"/>
+      <w:lvlText w:val=""/>
+      <w:lvlJc w:val="left"/>
+      <w:pPr>
+        <w:ind w:left="2880" w:hanging="360"/>
+      </w:pPr>
+      <w:rPr>
+        <w:rFonts w:ascii="Symbol" w:hAnsi="Symbol" w:hint="default"/>
+      </w:rPr>
+    </w:lvl>
+    <w:lvl w:ilvl="4" w:tplc="10000003" w:tentative="1">
+      <w:start w:val="1"/>
+      <w:numFmt w:val="bullet"/>
+      <w:lvlText w:val="o"/>
+      <w:lvlJc w:val="left"/>
+      <w:pPr>
+        <w:ind w:left="3600" w:hanging="360"/>
+      </w:pPr>
+      <w:rPr>
+        <w:rFonts w:ascii="Courier New" w:hAnsi="Courier New" w:cs="Courier New" w:hint="default"/>
+      </w:rPr>
+    </w:lvl>
+    <w:lvl w:ilvl="5" w:tplc="10000005" w:tentative="1">
+      <w:start w:val="1"/>
+      <w:numFmt w:val="bullet"/>
+      <w:lvlText w:val=""/>
+      <w:lvlJc w:val="left"/>
+      <w:pPr>
+        <w:ind w:left="4320" w:hanging="360"/>
+      </w:pPr>
+      <w:rPr>
+        <w:rFonts w:ascii="Wingdings" w:hAnsi="Wingdings" w:hint="default"/>
+      </w:rPr>
+    </w:lvl>
+    <w:lvl w:ilvl="6" w:tplc="10000001" w:tentative="1">
+      <w:start w:val="1"/>
+      <w:numFmt w:val="bullet"/>
+      <w:lvlText w:val=""/>
+      <w:lvlJc w:val="left"/>
+      <w:pPr>
+        <w:ind w:left="5040" w:hanging="360"/>
+      </w:pPr>
+      <w:rPr>
+        <w:rFonts w:ascii="Symbol" w:hAnsi="Symbol" w:hint="default"/>
+      </w:rPr>
+    </w:lvl>
+    <w:lvl w:ilvl="7" w:tplc="10000003" w:tentative="1">
+      <w:start w:val="1"/>
+      <w:numFmt w:val="bullet"/>
+      <w:lvlText w:val="o"/>
+      <w:lvlJc w:val="left"/>
+      <w:pPr>
+        <w:ind w:left="5760" w:hanging="360"/>
+      </w:pPr>
+      <w:rPr>
+        <w:rFonts w:ascii="Courier New" w:hAnsi="Courier New" w:cs="Courier New" w:hint="default"/>
+      </w:rPr>
+    </w:lvl>
+    <w:lvl w:ilvl="8" w:tplc="10000005" w:tentative="1">
+      <w:start w:val="1"/>
+      <w:numFmt w:val="bullet"/>
+      <w:lvlText w:val=""/>
+      <w:lvlJc w:val="left"/>
+      <w:pPr>
+        <w:ind w:left="6480" w:hanging="360"/>
+      </w:pPr>
+      <w:rPr>
+        <w:rFonts w:ascii="Wingdings" w:hAnsi="Wingdings" w:hint="default"/>
+      </w:rPr>
+    </w:lvl>
+  </w:abstractNum>
+  <w:abstractNum w:abstractNumId="17" w15:restartNumberingAfterBreak="0">
+    <w:nsid w:val="1FD57502"/>
+    <w:multiLevelType w:val="multilevel"/>
+    <w:tmpl w:val="6312405A"/>
+    <w:lvl w:ilvl="0">
+      <w:start w:val="1"/>
+      <w:numFmt w:val="bullet"/>
+      <w:lvlText w:val=""/>
+      <w:lvlJc w:val="left"/>
+      <w:pPr>
+        <w:tabs>
+          <w:tab w:val="num" w:pos="720"/>
+        </w:tabs>
+        <w:ind w:left="720" w:hanging="360"/>
+      </w:pPr>
+      <w:rPr>
+        <w:rFonts w:ascii="Symbol" w:hAnsi="Symbol" w:hint="default"/>
+        <w:sz w:val="20"/>
+      </w:rPr>
+    </w:lvl>
+    <w:lvl w:ilvl="1" w:tentative="1">
+      <w:start w:val="1"/>
+      <w:numFmt w:val="bullet"/>
+      <w:lvlText w:val="o"/>
+      <w:lvlJc w:val="left"/>
+      <w:pPr>
+        <w:tabs>
+          <w:tab w:val="num" w:pos="1440"/>
+        </w:tabs>
+        <w:ind w:left="1440" w:hanging="360"/>
+      </w:pPr>
+      <w:rPr>
+        <w:rFonts w:ascii="Courier New" w:hAnsi="Courier New" w:hint="default"/>
+        <w:sz w:val="20"/>
+      </w:rPr>
+    </w:lvl>
+    <w:lvl w:ilvl="2" w:tentative="1">
+      <w:start w:val="1"/>
+      <w:numFmt w:val="bullet"/>
+      <w:lvlText w:val=""/>
+      <w:lvlJc w:val="left"/>
+      <w:pPr>
+        <w:tabs>
+          <w:tab w:val="num" w:pos="2160"/>
+        </w:tabs>
+        <w:ind w:left="2160" w:hanging="360"/>
+      </w:pPr>
+      <w:rPr>
+        <w:rFonts w:ascii="Wingdings" w:hAnsi="Wingdings" w:hint="default"/>
+        <w:sz w:val="20"/>
+      </w:rPr>
+    </w:lvl>
+    <w:lvl w:ilvl="3" w:tentative="1">
+      <w:start w:val="1"/>
+      <w:numFmt w:val="bullet"/>
+      <w:lvlText w:val=""/>
+      <w:lvlJc w:val="left"/>
+      <w:pPr>
+        <w:tabs>
+          <w:tab w:val="num" w:pos="2880"/>
+        </w:tabs>
+        <w:ind w:left="2880" w:hanging="360"/>
+      </w:pPr>
+      <w:rPr>
+        <w:rFonts w:ascii="Wingdings" w:hAnsi="Wingdings" w:hint="default"/>
+        <w:sz w:val="20"/>
+      </w:rPr>
+    </w:lvl>
+    <w:lvl w:ilvl="4" w:tentative="1">
+      <w:start w:val="1"/>
+      <w:numFmt w:val="bullet"/>
+      <w:lvlText w:val=""/>
+      <w:lvlJc w:val="left"/>
+      <w:pPr>
+        <w:tabs>
+          <w:tab w:val="num" w:pos="3600"/>
+        </w:tabs>
+        <w:ind w:left="3600" w:hanging="360"/>
+      </w:pPr>
+      <w:rPr>
+        <w:rFonts w:ascii="Wingdings" w:hAnsi="Wingdings" w:hint="default"/>
+        <w:sz w:val="20"/>
+      </w:rPr>
+    </w:lvl>
+    <w:lvl w:ilvl="5" w:tentative="1">
+      <w:start w:val="1"/>
+      <w:numFmt w:val="bullet"/>
+      <w:lvlText w:val=""/>
+      <w:lvlJc w:val="left"/>
+      <w:pPr>
+        <w:tabs>
+          <w:tab w:val="num" w:pos="4320"/>
+        </w:tabs>
+        <w:ind w:left="4320" w:hanging="360"/>
+      </w:pPr>
+      <w:rPr>
+        <w:rFonts w:ascii="Wingdings" w:hAnsi="Wingdings" w:hint="default"/>
+        <w:sz w:val="20"/>
+      </w:rPr>
+    </w:lvl>
+    <w:lvl w:ilvl="6" w:tentative="1">
+      <w:start w:val="1"/>
+      <w:numFmt w:val="bullet"/>
+      <w:lvlText w:val=""/>
+      <w:lvlJc w:val="left"/>
+      <w:pPr>
+        <w:tabs>
+          <w:tab w:val="num" w:pos="5040"/>
+        </w:tabs>
+        <w:ind w:left="5040" w:hanging="360"/>
+      </w:pPr>
+      <w:rPr>
+        <w:rFonts w:ascii="Wingdings" w:hAnsi="Wingdings" w:hint="default"/>
+        <w:sz w:val="20"/>
+      </w:rPr>
+    </w:lvl>
+    <w:lvl w:ilvl="7" w:tentative="1">
+      <w:start w:val="1"/>
+      <w:numFmt w:val="bullet"/>
+      <w:lvlText w:val=""/>
+      <w:lvlJc w:val="left"/>
+      <w:pPr>
+        <w:tabs>
+          <w:tab w:val="num" w:pos="5760"/>
+        </w:tabs>
+        <w:ind w:left="5760" w:hanging="360"/>
+      </w:pPr>
+      <w:rPr>
+        <w:rFonts w:ascii="Wingdings" w:hAnsi="Wingdings" w:hint="default"/>
+        <w:sz w:val="20"/>
+      </w:rPr>
+    </w:lvl>
+    <w:lvl w:ilvl="8" w:tentative="1">
+      <w:start w:val="1"/>
+      <w:numFmt w:val="bullet"/>
+      <w:lvlText w:val=""/>
+      <w:lvlJc w:val="left"/>
+      <w:pPr>
+        <w:tabs>
+          <w:tab w:val="num" w:pos="6480"/>
+        </w:tabs>
+        <w:ind w:left="6480" w:hanging="360"/>
+      </w:pPr>
+      <w:rPr>
+        <w:rFonts w:ascii="Wingdings" w:hAnsi="Wingdings" w:hint="default"/>
+        <w:sz w:val="20"/>
+      </w:rPr>
+    </w:lvl>
+  </w:abstractNum>
+  <w:abstractNum w:abstractNumId="18" w15:restartNumberingAfterBreak="0">
     <w:nsid w:val="225C4E6F"/>
     <w:multiLevelType w:val="multilevel"/>
     <w:tmpl w:val="8C8E9F2C"/>
@@ -12035,7 +14623,7 @@
       </w:rPr>
     </w:lvl>
   </w:abstractNum>
-  <w:abstractNum w:abstractNumId="14" w15:restartNumberingAfterBreak="0">
+  <w:abstractNum w:abstractNumId="19" w15:restartNumberingAfterBreak="0">
     <w:nsid w:val="239954D9"/>
     <w:multiLevelType w:val="hybridMultilevel"/>
     <w:tmpl w:val="AECC7458"/>
@@ -12121,7 +14709,156 @@
       </w:pPr>
     </w:lvl>
   </w:abstractNum>
-  <w:abstractNum w:abstractNumId="15" w15:restartNumberingAfterBreak="0">
+  <w:abstractNum w:abstractNumId="20" w15:restartNumberingAfterBreak="0">
+    <w:nsid w:val="24854D3D"/>
+    <w:multiLevelType w:val="multilevel"/>
+    <w:tmpl w:val="E3780BD0"/>
+    <w:lvl w:ilvl="0">
+      <w:start w:val="1"/>
+      <w:numFmt w:val="bullet"/>
+      <w:lvlText w:val=""/>
+      <w:lvlJc w:val="left"/>
+      <w:pPr>
+        <w:tabs>
+          <w:tab w:val="num" w:pos="720"/>
+        </w:tabs>
+        <w:ind w:left="720" w:hanging="360"/>
+      </w:pPr>
+      <w:rPr>
+        <w:rFonts w:ascii="Symbol" w:hAnsi="Symbol" w:hint="default"/>
+        <w:sz w:val="20"/>
+      </w:rPr>
+    </w:lvl>
+    <w:lvl w:ilvl="1" w:tentative="1">
+      <w:start w:val="1"/>
+      <w:numFmt w:val="bullet"/>
+      <w:lvlText w:val="o"/>
+      <w:lvlJc w:val="left"/>
+      <w:pPr>
+        <w:tabs>
+          <w:tab w:val="num" w:pos="1440"/>
+        </w:tabs>
+        <w:ind w:left="1440" w:hanging="360"/>
+      </w:pPr>
+      <w:rPr>
+        <w:rFonts w:ascii="Courier New" w:hAnsi="Courier New" w:hint="default"/>
+        <w:sz w:val="20"/>
+      </w:rPr>
+    </w:lvl>
+    <w:lvl w:ilvl="2" w:tentative="1">
+      <w:start w:val="1"/>
+      <w:numFmt w:val="bullet"/>
+      <w:lvlText w:val=""/>
+      <w:lvlJc w:val="left"/>
+      <w:pPr>
+        <w:tabs>
+          <w:tab w:val="num" w:pos="2160"/>
+        </w:tabs>
+        <w:ind w:left="2160" w:hanging="360"/>
+      </w:pPr>
+      <w:rPr>
+        <w:rFonts w:ascii="Wingdings" w:hAnsi="Wingdings" w:hint="default"/>
+        <w:sz w:val="20"/>
+      </w:rPr>
+    </w:lvl>
+    <w:lvl w:ilvl="3" w:tentative="1">
+      <w:start w:val="1"/>
+      <w:numFmt w:val="bullet"/>
+      <w:lvlText w:val=""/>
+      <w:lvlJc w:val="left"/>
+      <w:pPr>
+        <w:tabs>
+          <w:tab w:val="num" w:pos="2880"/>
+        </w:tabs>
+        <w:ind w:left="2880" w:hanging="360"/>
+      </w:pPr>
+      <w:rPr>
+        <w:rFonts w:ascii="Wingdings" w:hAnsi="Wingdings" w:hint="default"/>
+        <w:sz w:val="20"/>
+      </w:rPr>
+    </w:lvl>
+    <w:lvl w:ilvl="4" w:tentative="1">
+      <w:start w:val="1"/>
+      <w:numFmt w:val="bullet"/>
+      <w:lvlText w:val=""/>
+      <w:lvlJc w:val="left"/>
+      <w:pPr>
+        <w:tabs>
+          <w:tab w:val="num" w:pos="3600"/>
+        </w:tabs>
+        <w:ind w:left="3600" w:hanging="360"/>
+      </w:pPr>
+      <w:rPr>
+        <w:rFonts w:ascii="Wingdings" w:hAnsi="Wingdings" w:hint="default"/>
+        <w:sz w:val="20"/>
+      </w:rPr>
+    </w:lvl>
+    <w:lvl w:ilvl="5" w:tentative="1">
+      <w:start w:val="1"/>
+      <w:numFmt w:val="bullet"/>
+      <w:lvlText w:val=""/>
+      <w:lvlJc w:val="left"/>
+      <w:pPr>
+        <w:tabs>
+          <w:tab w:val="num" w:pos="4320"/>
+        </w:tabs>
+        <w:ind w:left="4320" w:hanging="360"/>
+      </w:pPr>
+      <w:rPr>
+        <w:rFonts w:ascii="Wingdings" w:hAnsi="Wingdings" w:hint="default"/>
+        <w:sz w:val="20"/>
+      </w:rPr>
+    </w:lvl>
+    <w:lvl w:ilvl="6" w:tentative="1">
+      <w:start w:val="1"/>
+      <w:numFmt w:val="bullet"/>
+      <w:lvlText w:val=""/>
+      <w:lvlJc w:val="left"/>
+      <w:pPr>
+        <w:tabs>
+          <w:tab w:val="num" w:pos="5040"/>
+        </w:tabs>
+        <w:ind w:left="5040" w:hanging="360"/>
+      </w:pPr>
+      <w:rPr>
+        <w:rFonts w:ascii="Wingdings" w:hAnsi="Wingdings" w:hint="default"/>
+        <w:sz w:val="20"/>
+      </w:rPr>
+    </w:lvl>
+    <w:lvl w:ilvl="7" w:tentative="1">
+      <w:start w:val="1"/>
+      <w:numFmt w:val="bullet"/>
+      <w:lvlText w:val=""/>
+      <w:lvlJc w:val="left"/>
+      <w:pPr>
+        <w:tabs>
+          <w:tab w:val="num" w:pos="5760"/>
+        </w:tabs>
+        <w:ind w:left="5760" w:hanging="360"/>
+      </w:pPr>
+      <w:rPr>
+        <w:rFonts w:ascii="Wingdings" w:hAnsi="Wingdings" w:hint="default"/>
+        <w:sz w:val="20"/>
+      </w:rPr>
+    </w:lvl>
+    <w:lvl w:ilvl="8" w:tentative="1">
+      <w:start w:val="1"/>
+      <w:numFmt w:val="bullet"/>
+      <w:lvlText w:val=""/>
+      <w:lvlJc w:val="left"/>
+      <w:pPr>
+        <w:tabs>
+          <w:tab w:val="num" w:pos="6480"/>
+        </w:tabs>
+        <w:ind w:left="6480" w:hanging="360"/>
+      </w:pPr>
+      <w:rPr>
+        <w:rFonts w:ascii="Wingdings" w:hAnsi="Wingdings" w:hint="default"/>
+        <w:sz w:val="20"/>
+      </w:rPr>
+    </w:lvl>
+  </w:abstractNum>
+  <w:abstractNum w:abstractNumId="21" w15:restartNumberingAfterBreak="0">
     <w:nsid w:val="24940119"/>
     <w:multiLevelType w:val="multilevel"/>
     <w:tmpl w:val="8E003D98"/>
@@ -12270,7 +15007,7 @@
       </w:rPr>
     </w:lvl>
   </w:abstractNum>
-  <w:abstractNum w:abstractNumId="16" w15:restartNumberingAfterBreak="0">
+  <w:abstractNum w:abstractNumId="22" w15:restartNumberingAfterBreak="0">
     <w:nsid w:val="25D17ED1"/>
     <w:multiLevelType w:val="hybridMultilevel"/>
     <w:tmpl w:val="F86CCA12"/>
@@ -12356,7 +15093,7 @@
       </w:pPr>
     </w:lvl>
   </w:abstractNum>
-  <w:abstractNum w:abstractNumId="17" w15:restartNumberingAfterBreak="0">
+  <w:abstractNum w:abstractNumId="23" w15:restartNumberingAfterBreak="0">
     <w:nsid w:val="25F030D5"/>
     <w:multiLevelType w:val="multilevel"/>
     <w:tmpl w:val="1D2C6718"/>
@@ -12505,7 +15242,7 @@
       </w:rPr>
     </w:lvl>
   </w:abstractNum>
-  <w:abstractNum w:abstractNumId="18" w15:restartNumberingAfterBreak="0">
+  <w:abstractNum w:abstractNumId="24" w15:restartNumberingAfterBreak="0">
     <w:nsid w:val="2F5E67CE"/>
     <w:multiLevelType w:val="multilevel"/>
     <w:tmpl w:val="3BCA4882"/>
@@ -12654,7 +15391,7 @@
       </w:rPr>
     </w:lvl>
   </w:abstractNum>
-  <w:abstractNum w:abstractNumId="19" w15:restartNumberingAfterBreak="0">
+  <w:abstractNum w:abstractNumId="25" w15:restartNumberingAfterBreak="0">
     <w:nsid w:val="2FF16DC7"/>
     <w:multiLevelType w:val="multilevel"/>
     <w:tmpl w:val="BEB4901E"/>
@@ -12799,7 +15536,7 @@
       </w:rPr>
     </w:lvl>
   </w:abstractNum>
-  <w:abstractNum w:abstractNumId="20" w15:restartNumberingAfterBreak="0">
+  <w:abstractNum w:abstractNumId="26" w15:restartNumberingAfterBreak="0">
     <w:nsid w:val="302068EE"/>
     <w:multiLevelType w:val="multilevel"/>
     <w:tmpl w:val="1638CCDC"/>
@@ -12918,7 +15655,7 @@
       </w:rPr>
     </w:lvl>
   </w:abstractNum>
-  <w:abstractNum w:abstractNumId="21" w15:restartNumberingAfterBreak="0">
+  <w:abstractNum w:abstractNumId="27" w15:restartNumberingAfterBreak="0">
     <w:nsid w:val="33684FCC"/>
     <w:multiLevelType w:val="multilevel"/>
     <w:tmpl w:val="134E081C"/>
@@ -13067,7 +15804,7 @@
       </w:rPr>
     </w:lvl>
   </w:abstractNum>
-  <w:abstractNum w:abstractNumId="22" w15:restartNumberingAfterBreak="0">
+  <w:abstractNum w:abstractNumId="28" w15:restartNumberingAfterBreak="0">
     <w:nsid w:val="34902C7F"/>
     <w:multiLevelType w:val="multilevel"/>
     <w:tmpl w:val="22522E0E"/>
@@ -13190,7 +15927,7 @@
       </w:rPr>
     </w:lvl>
   </w:abstractNum>
-  <w:abstractNum w:abstractNumId="23" w15:restartNumberingAfterBreak="0">
+  <w:abstractNum w:abstractNumId="29" w15:restartNumberingAfterBreak="0">
     <w:nsid w:val="37DA5CBE"/>
     <w:multiLevelType w:val="multilevel"/>
     <w:tmpl w:val="74BCC662"/>
@@ -13339,7 +16076,7 @@
       </w:rPr>
     </w:lvl>
   </w:abstractNum>
-  <w:abstractNum w:abstractNumId="24" w15:restartNumberingAfterBreak="0">
+  <w:abstractNum w:abstractNumId="30" w15:restartNumberingAfterBreak="0">
     <w:nsid w:val="39A769D9"/>
     <w:multiLevelType w:val="multilevel"/>
     <w:tmpl w:val="EC62F3CE"/>
@@ -13488,7 +16225,7 @@
       </w:rPr>
     </w:lvl>
   </w:abstractNum>
-  <w:abstractNum w:abstractNumId="25" w15:restartNumberingAfterBreak="0">
+  <w:abstractNum w:abstractNumId="31" w15:restartNumberingAfterBreak="0">
     <w:nsid w:val="3A85368F"/>
     <w:multiLevelType w:val="hybridMultilevel"/>
     <w:tmpl w:val="4CE0B084"/>
@@ -13601,7 +16338,7 @@
       </w:rPr>
     </w:lvl>
   </w:abstractNum>
-  <w:abstractNum w:abstractNumId="26" w15:restartNumberingAfterBreak="0">
+  <w:abstractNum w:abstractNumId="32" w15:restartNumberingAfterBreak="0">
     <w:nsid w:val="3E771BF4"/>
     <w:multiLevelType w:val="multilevel"/>
     <w:tmpl w:val="0B4CAB94"/>
@@ -13750,7 +16487,7 @@
       </w:rPr>
     </w:lvl>
   </w:abstractNum>
-  <w:abstractNum w:abstractNumId="27" w15:restartNumberingAfterBreak="0">
+  <w:abstractNum w:abstractNumId="33" w15:restartNumberingAfterBreak="0">
     <w:nsid w:val="42BB385B"/>
     <w:multiLevelType w:val="multilevel"/>
     <w:tmpl w:val="935842C4"/>
@@ -13899,7 +16636,7 @@
       </w:rPr>
     </w:lvl>
   </w:abstractNum>
-  <w:abstractNum w:abstractNumId="28" w15:restartNumberingAfterBreak="0">
+  <w:abstractNum w:abstractNumId="34" w15:restartNumberingAfterBreak="0">
     <w:nsid w:val="42DC443D"/>
     <w:multiLevelType w:val="multilevel"/>
     <w:tmpl w:val="2B62A5AC"/>
@@ -14048,7 +16785,7 @@
       </w:rPr>
     </w:lvl>
   </w:abstractNum>
-  <w:abstractNum w:abstractNumId="29" w15:restartNumberingAfterBreak="0">
+  <w:abstractNum w:abstractNumId="35" w15:restartNumberingAfterBreak="0">
     <w:nsid w:val="432410E5"/>
     <w:multiLevelType w:val="hybridMultilevel"/>
     <w:tmpl w:val="9BE40D22"/>
@@ -14134,7 +16871,7 @@
       </w:pPr>
     </w:lvl>
   </w:abstractNum>
-  <w:abstractNum w:abstractNumId="30" w15:restartNumberingAfterBreak="0">
+  <w:abstractNum w:abstractNumId="36" w15:restartNumberingAfterBreak="0">
     <w:nsid w:val="468945BD"/>
     <w:multiLevelType w:val="multilevel"/>
     <w:tmpl w:val="3AA6791A"/>
@@ -14283,10 +17020,272 @@
       </w:rPr>
     </w:lvl>
   </w:abstractNum>
-  <w:abstractNum w:abstractNumId="31" w15:restartNumberingAfterBreak="0">
+  <w:abstractNum w:abstractNumId="37" w15:restartNumberingAfterBreak="0">
+    <w:nsid w:val="484260C3"/>
+    <w:multiLevelType w:val="multilevel"/>
+    <w:tmpl w:val="C1EC1B74"/>
+    <w:lvl w:ilvl="0">
+      <w:start w:val="1"/>
+      <w:numFmt w:val="bullet"/>
+      <w:lvlText w:val=""/>
+      <w:lvlJc w:val="left"/>
+      <w:pPr>
+        <w:tabs>
+          <w:tab w:val="num" w:pos="720"/>
+        </w:tabs>
+        <w:ind w:left="720" w:hanging="360"/>
+      </w:pPr>
+      <w:rPr>
+        <w:rFonts w:ascii="Symbol" w:hAnsi="Symbol" w:hint="default"/>
+        <w:sz w:val="20"/>
+      </w:rPr>
+    </w:lvl>
+    <w:lvl w:ilvl="1" w:tentative="1">
+      <w:start w:val="1"/>
+      <w:numFmt w:val="bullet"/>
+      <w:lvlText w:val="o"/>
+      <w:lvlJc w:val="left"/>
+      <w:pPr>
+        <w:tabs>
+          <w:tab w:val="num" w:pos="1440"/>
+        </w:tabs>
+        <w:ind w:left="1440" w:hanging="360"/>
+      </w:pPr>
+      <w:rPr>
+        <w:rFonts w:ascii="Courier New" w:hAnsi="Courier New" w:hint="default"/>
+        <w:sz w:val="20"/>
+      </w:rPr>
+    </w:lvl>
+    <w:lvl w:ilvl="2" w:tentative="1">
+      <w:start w:val="1"/>
+      <w:numFmt w:val="bullet"/>
+      <w:lvlText w:val=""/>
+      <w:lvlJc w:val="left"/>
+      <w:pPr>
+        <w:tabs>
+          <w:tab w:val="num" w:pos="2160"/>
+        </w:tabs>
+        <w:ind w:left="2160" w:hanging="360"/>
+      </w:pPr>
+      <w:rPr>
+        <w:rFonts w:ascii="Wingdings" w:hAnsi="Wingdings" w:hint="default"/>
+        <w:sz w:val="20"/>
+      </w:rPr>
+    </w:lvl>
+    <w:lvl w:ilvl="3" w:tentative="1">
+      <w:start w:val="1"/>
+      <w:numFmt w:val="bullet"/>
+      <w:lvlText w:val=""/>
+      <w:lvlJc w:val="left"/>
+      <w:pPr>
+        <w:tabs>
+          <w:tab w:val="num" w:pos="2880"/>
+        </w:tabs>
+        <w:ind w:left="2880" w:hanging="360"/>
+      </w:pPr>
+      <w:rPr>
+        <w:rFonts w:ascii="Wingdings" w:hAnsi="Wingdings" w:hint="default"/>
+        <w:sz w:val="20"/>
+      </w:rPr>
+    </w:lvl>
+    <w:lvl w:ilvl="4" w:tentative="1">
+      <w:start w:val="1"/>
+      <w:numFmt w:val="bullet"/>
+      <w:lvlText w:val=""/>
+      <w:lvlJc w:val="left"/>
+      <w:pPr>
+        <w:tabs>
+          <w:tab w:val="num" w:pos="3600"/>
+        </w:tabs>
+        <w:ind w:left="3600" w:hanging="360"/>
+      </w:pPr>
+      <w:rPr>
+        <w:rFonts w:ascii="Wingdings" w:hAnsi="Wingdings" w:hint="default"/>
+        <w:sz w:val="20"/>
+      </w:rPr>
+    </w:lvl>
+    <w:lvl w:ilvl="5" w:tentative="1">
+      <w:start w:val="1"/>
+      <w:numFmt w:val="bullet"/>
+      <w:lvlText w:val=""/>
+      <w:lvlJc w:val="left"/>
+      <w:pPr>
+        <w:tabs>
+          <w:tab w:val="num" w:pos="4320"/>
+        </w:tabs>
+        <w:ind w:left="4320" w:hanging="360"/>
+      </w:pPr>
+      <w:rPr>
+        <w:rFonts w:ascii="Wingdings" w:hAnsi="Wingdings" w:hint="default"/>
+        <w:sz w:val="20"/>
+      </w:rPr>
+    </w:lvl>
+    <w:lvl w:ilvl="6" w:tentative="1">
+      <w:start w:val="1"/>
+      <w:numFmt w:val="bullet"/>
+      <w:lvlText w:val=""/>
+      <w:lvlJc w:val="left"/>
+      <w:pPr>
+        <w:tabs>
+          <w:tab w:val="num" w:pos="5040"/>
+        </w:tabs>
+        <w:ind w:left="5040" w:hanging="360"/>
+      </w:pPr>
+      <w:rPr>
+        <w:rFonts w:ascii="Wingdings" w:hAnsi="Wingdings" w:hint="default"/>
+        <w:sz w:val="20"/>
+      </w:rPr>
+    </w:lvl>
+    <w:lvl w:ilvl="7" w:tentative="1">
+      <w:start w:val="1"/>
+      <w:numFmt w:val="bullet"/>
+      <w:lvlText w:val=""/>
+      <w:lvlJc w:val="left"/>
+      <w:pPr>
+        <w:tabs>
+          <w:tab w:val="num" w:pos="5760"/>
+        </w:tabs>
+        <w:ind w:left="5760" w:hanging="360"/>
+      </w:pPr>
+      <w:rPr>
+        <w:rFonts w:ascii="Wingdings" w:hAnsi="Wingdings" w:hint="default"/>
+        <w:sz w:val="20"/>
+      </w:rPr>
+    </w:lvl>
+    <w:lvl w:ilvl="8" w:tentative="1">
+      <w:start w:val="1"/>
+      <w:numFmt w:val="bullet"/>
+      <w:lvlText w:val=""/>
+      <w:lvlJc w:val="left"/>
+      <w:pPr>
+        <w:tabs>
+          <w:tab w:val="num" w:pos="6480"/>
+        </w:tabs>
+        <w:ind w:left="6480" w:hanging="360"/>
+      </w:pPr>
+      <w:rPr>
+        <w:rFonts w:ascii="Wingdings" w:hAnsi="Wingdings" w:hint="default"/>
+        <w:sz w:val="20"/>
+      </w:rPr>
+    </w:lvl>
+  </w:abstractNum>
+  <w:abstractNum w:abstractNumId="38" w15:restartNumberingAfterBreak="0">
+    <w:nsid w:val="484955A4"/>
+    <w:multiLevelType w:val="hybridMultilevel"/>
+    <w:tmpl w:val="669CCB40"/>
+    <w:lvl w:ilvl="0" w:tplc="10000001">
+      <w:start w:val="1"/>
+      <w:numFmt w:val="bullet"/>
+      <w:lvlText w:val=""/>
+      <w:lvlJc w:val="left"/>
+      <w:pPr>
+        <w:ind w:left="720" w:hanging="360"/>
+      </w:pPr>
+      <w:rPr>
+        <w:rFonts w:ascii="Symbol" w:hAnsi="Symbol" w:hint="default"/>
+      </w:rPr>
+    </w:lvl>
+    <w:lvl w:ilvl="1" w:tplc="10000003" w:tentative="1">
+      <w:start w:val="1"/>
+      <w:numFmt w:val="bullet"/>
+      <w:lvlText w:val="o"/>
+      <w:lvlJc w:val="left"/>
+      <w:pPr>
+        <w:ind w:left="1440" w:hanging="360"/>
+      </w:pPr>
+      <w:rPr>
+        <w:rFonts w:ascii="Courier New" w:hAnsi="Courier New" w:cs="Courier New" w:hint="default"/>
+      </w:rPr>
+    </w:lvl>
+    <w:lvl w:ilvl="2" w:tplc="10000005" w:tentative="1">
+      <w:start w:val="1"/>
+      <w:numFmt w:val="bullet"/>
+      <w:lvlText w:val=""/>
+      <w:lvlJc w:val="left"/>
+      <w:pPr>
+        <w:ind w:left="2160" w:hanging="360"/>
+      </w:pPr>
+      <w:rPr>
+        <w:rFonts w:ascii="Wingdings" w:hAnsi="Wingdings" w:hint="default"/>
+      </w:rPr>
+    </w:lvl>
+    <w:lvl w:ilvl="3" w:tplc="10000001" w:tentative="1">
+      <w:start w:val="1"/>
+      <w:numFmt w:val="bullet"/>
+      <w:lvlText w:val=""/>
+      <w:lvlJc w:val="left"/>
+      <w:pPr>
+        <w:ind w:left="2880" w:hanging="360"/>
+      </w:pPr>
+      <w:rPr>
+        <w:rFonts w:ascii="Symbol" w:hAnsi="Symbol" w:hint="default"/>
+      </w:rPr>
+    </w:lvl>
+    <w:lvl w:ilvl="4" w:tplc="10000003" w:tentative="1">
+      <w:start w:val="1"/>
+      <w:numFmt w:val="bullet"/>
+      <w:lvlText w:val="o"/>
+      <w:lvlJc w:val="left"/>
+      <w:pPr>
+        <w:ind w:left="3600" w:hanging="360"/>
+      </w:pPr>
+      <w:rPr>
+        <w:rFonts w:ascii="Courier New" w:hAnsi="Courier New" w:cs="Courier New" w:hint="default"/>
+      </w:rPr>
+    </w:lvl>
+    <w:lvl w:ilvl="5" w:tplc="10000005" w:tentative="1">
+      <w:start w:val="1"/>
+      <w:numFmt w:val="bullet"/>
+      <w:lvlText w:val=""/>
+      <w:lvlJc w:val="left"/>
+      <w:pPr>
+        <w:ind w:left="4320" w:hanging="360"/>
+      </w:pPr>
+      <w:rPr>
+        <w:rFonts w:ascii="Wingdings" w:hAnsi="Wingdings" w:hint="default"/>
+      </w:rPr>
+    </w:lvl>
+    <w:lvl w:ilvl="6" w:tplc="10000001" w:tentative="1">
+      <w:start w:val="1"/>
+      <w:numFmt w:val="bullet"/>
+      <w:lvlText w:val=""/>
+      <w:lvlJc w:val="left"/>
+      <w:pPr>
+        <w:ind w:left="5040" w:hanging="360"/>
+      </w:pPr>
+      <w:rPr>
+        <w:rFonts w:ascii="Symbol" w:hAnsi="Symbol" w:hint="default"/>
+      </w:rPr>
+    </w:lvl>
+    <w:lvl w:ilvl="7" w:tplc="10000003" w:tentative="1">
+      <w:start w:val="1"/>
+      <w:numFmt w:val="bullet"/>
+      <w:lvlText w:val="o"/>
+      <w:lvlJc w:val="left"/>
+      <w:pPr>
+        <w:ind w:left="5760" w:hanging="360"/>
+      </w:pPr>
+      <w:rPr>
+        <w:rFonts w:ascii="Courier New" w:hAnsi="Courier New" w:cs="Courier New" w:hint="default"/>
+      </w:rPr>
+    </w:lvl>
+    <w:lvl w:ilvl="8" w:tplc="10000005" w:tentative="1">
+      <w:start w:val="1"/>
+      <w:numFmt w:val="bullet"/>
+      <w:lvlText w:val=""/>
+      <w:lvlJc w:val="left"/>
+      <w:pPr>
+        <w:ind w:left="6480" w:hanging="360"/>
+      </w:pPr>
+      <w:rPr>
+        <w:rFonts w:ascii="Wingdings" w:hAnsi="Wingdings" w:hint="default"/>
+      </w:rPr>
+    </w:lvl>
+  </w:abstractNum>
+  <w:abstractNum w:abstractNumId="39" w15:restartNumberingAfterBreak="0">
     <w:nsid w:val="4A683777"/>
     <w:multiLevelType w:val="multilevel"/>
-    <w:tmpl w:val="42DC51A4"/>
+    <w:tmpl w:val="0144F054"/>
     <w:lvl w:ilvl="0">
       <w:start w:val="1"/>
       <w:numFmt w:val="bullet"/>
@@ -14303,36 +17302,28 @@
         <w:sz w:val="20"/>
       </w:rPr>
     </w:lvl>
-    <w:lvl w:ilvl="1" w:tentative="1">
-      <w:start w:val="1"/>
-      <w:numFmt w:val="bullet"/>
-      <w:lvlText w:val="o"/>
-      <w:lvlJc w:val="left"/>
-      <w:pPr>
-        <w:tabs>
-          <w:tab w:val="num" w:pos="1440"/>
-        </w:tabs>
-        <w:ind w:left="1440" w:hanging="360"/>
-      </w:pPr>
-      <w:rPr>
-        <w:rFonts w:ascii="Courier New" w:hAnsi="Courier New" w:hint="default"/>
-        <w:sz w:val="20"/>
-      </w:rPr>
-    </w:lvl>
-    <w:lvl w:ilvl="2" w:tentative="1">
-      <w:start w:val="1"/>
-      <w:numFmt w:val="bullet"/>
-      <w:lvlText w:val=""/>
-      <w:lvlJc w:val="left"/>
-      <w:pPr>
-        <w:tabs>
-          <w:tab w:val="num" w:pos="2160"/>
-        </w:tabs>
-        <w:ind w:left="2160" w:hanging="360"/>
-      </w:pPr>
-      <w:rPr>
-        <w:rFonts w:ascii="Wingdings" w:hAnsi="Wingdings" w:hint="default"/>
-        <w:sz w:val="20"/>
+    <w:lvl w:ilvl="1">
+      <w:start w:val="12"/>
+      <w:numFmt w:val="decimal"/>
+      <w:lvlText w:val="%2."/>
+      <w:lvlJc w:val="left"/>
+      <w:pPr>
+        <w:ind w:left="1635" w:hanging="555"/>
+      </w:pPr>
+      <w:rPr>
+        <w:rFonts w:hint="default"/>
+      </w:rPr>
+    </w:lvl>
+    <w:lvl w:ilvl="2">
+      <w:start w:val="12"/>
+      <w:numFmt w:val="decimal"/>
+      <w:lvlText w:val="%3"/>
+      <w:lvlJc w:val="left"/>
+      <w:pPr>
+        <w:ind w:left="2220" w:hanging="420"/>
+      </w:pPr>
+      <w:rPr>
+        <w:rFonts w:hint="default"/>
       </w:rPr>
     </w:lvl>
     <w:lvl w:ilvl="3" w:tentative="1">
@@ -14432,7 +17423,7 @@
       </w:rPr>
     </w:lvl>
   </w:abstractNum>
-  <w:abstractNum w:abstractNumId="32" w15:restartNumberingAfterBreak="0">
+  <w:abstractNum w:abstractNumId="40" w15:restartNumberingAfterBreak="0">
     <w:nsid w:val="4B62305B"/>
     <w:multiLevelType w:val="hybridMultilevel"/>
     <w:tmpl w:val="7D4C68E6"/>
@@ -14545,7 +17536,7 @@
       </w:rPr>
     </w:lvl>
   </w:abstractNum>
-  <w:abstractNum w:abstractNumId="33" w15:restartNumberingAfterBreak="0">
+  <w:abstractNum w:abstractNumId="41" w15:restartNumberingAfterBreak="0">
     <w:nsid w:val="4D491E20"/>
     <w:multiLevelType w:val="multilevel"/>
     <w:tmpl w:val="F66E7460"/>
@@ -14694,7 +17685,269 @@
       </w:rPr>
     </w:lvl>
   </w:abstractNum>
-  <w:abstractNum w:abstractNumId="34" w15:restartNumberingAfterBreak="0">
+  <w:abstractNum w:abstractNumId="42" w15:restartNumberingAfterBreak="0">
+    <w:nsid w:val="4DB85EE3"/>
+    <w:multiLevelType w:val="hybridMultilevel"/>
+    <w:tmpl w:val="C9649AA2"/>
+    <w:lvl w:ilvl="0" w:tplc="10000001">
+      <w:start w:val="1"/>
+      <w:numFmt w:val="bullet"/>
+      <w:lvlText w:val=""/>
+      <w:lvlJc w:val="left"/>
+      <w:pPr>
+        <w:ind w:left="720" w:hanging="360"/>
+      </w:pPr>
+      <w:rPr>
+        <w:rFonts w:ascii="Symbol" w:hAnsi="Symbol" w:hint="default"/>
+      </w:rPr>
+    </w:lvl>
+    <w:lvl w:ilvl="1" w:tplc="10000003" w:tentative="1">
+      <w:start w:val="1"/>
+      <w:numFmt w:val="bullet"/>
+      <w:lvlText w:val="o"/>
+      <w:lvlJc w:val="left"/>
+      <w:pPr>
+        <w:ind w:left="1440" w:hanging="360"/>
+      </w:pPr>
+      <w:rPr>
+        <w:rFonts w:ascii="Courier New" w:hAnsi="Courier New" w:cs="Courier New" w:hint="default"/>
+      </w:rPr>
+    </w:lvl>
+    <w:lvl w:ilvl="2" w:tplc="10000005" w:tentative="1">
+      <w:start w:val="1"/>
+      <w:numFmt w:val="bullet"/>
+      <w:lvlText w:val=""/>
+      <w:lvlJc w:val="left"/>
+      <w:pPr>
+        <w:ind w:left="2160" w:hanging="360"/>
+      </w:pPr>
+      <w:rPr>
+        <w:rFonts w:ascii="Wingdings" w:hAnsi="Wingdings" w:hint="default"/>
+      </w:rPr>
+    </w:lvl>
+    <w:lvl w:ilvl="3" w:tplc="10000001" w:tentative="1">
+      <w:start w:val="1"/>
+      <w:numFmt w:val="bullet"/>
+      <w:lvlText w:val=""/>
+      <w:lvlJc w:val="left"/>
+      <w:pPr>
+        <w:ind w:left="2880" w:hanging="360"/>
+      </w:pPr>
+      <w:rPr>
+        <w:rFonts w:ascii="Symbol" w:hAnsi="Symbol" w:hint="default"/>
+      </w:rPr>
+    </w:lvl>
+    <w:lvl w:ilvl="4" w:tplc="10000003" w:tentative="1">
+      <w:start w:val="1"/>
+      <w:numFmt w:val="bullet"/>
+      <w:lvlText w:val="o"/>
+      <w:lvlJc w:val="left"/>
+      <w:pPr>
+        <w:ind w:left="3600" w:hanging="360"/>
+      </w:pPr>
+      <w:rPr>
+        <w:rFonts w:ascii="Courier New" w:hAnsi="Courier New" w:cs="Courier New" w:hint="default"/>
+      </w:rPr>
+    </w:lvl>
+    <w:lvl w:ilvl="5" w:tplc="10000005" w:tentative="1">
+      <w:start w:val="1"/>
+      <w:numFmt w:val="bullet"/>
+      <w:lvlText w:val=""/>
+      <w:lvlJc w:val="left"/>
+      <w:pPr>
+        <w:ind w:left="4320" w:hanging="360"/>
+      </w:pPr>
+      <w:rPr>
+        <w:rFonts w:ascii="Wingdings" w:hAnsi="Wingdings" w:hint="default"/>
+      </w:rPr>
+    </w:lvl>
+    <w:lvl w:ilvl="6" w:tplc="10000001" w:tentative="1">
+      <w:start w:val="1"/>
+      <w:numFmt w:val="bullet"/>
+      <w:lvlText w:val=""/>
+      <w:lvlJc w:val="left"/>
+      <w:pPr>
+        <w:ind w:left="5040" w:hanging="360"/>
+      </w:pPr>
+      <w:rPr>
+        <w:rFonts w:ascii="Symbol" w:hAnsi="Symbol" w:hint="default"/>
+      </w:rPr>
+    </w:lvl>
+    <w:lvl w:ilvl="7" w:tplc="10000003" w:tentative="1">
+      <w:start w:val="1"/>
+      <w:numFmt w:val="bullet"/>
+      <w:lvlText w:val="o"/>
+      <w:lvlJc w:val="left"/>
+      <w:pPr>
+        <w:ind w:left="5760" w:hanging="360"/>
+      </w:pPr>
+      <w:rPr>
+        <w:rFonts w:ascii="Courier New" w:hAnsi="Courier New" w:cs="Courier New" w:hint="default"/>
+      </w:rPr>
+    </w:lvl>
+    <w:lvl w:ilvl="8" w:tplc="10000005" w:tentative="1">
+      <w:start w:val="1"/>
+      <w:numFmt w:val="bullet"/>
+      <w:lvlText w:val=""/>
+      <w:lvlJc w:val="left"/>
+      <w:pPr>
+        <w:ind w:left="6480" w:hanging="360"/>
+      </w:pPr>
+      <w:rPr>
+        <w:rFonts w:ascii="Wingdings" w:hAnsi="Wingdings" w:hint="default"/>
+      </w:rPr>
+    </w:lvl>
+  </w:abstractNum>
+  <w:abstractNum w:abstractNumId="43" w15:restartNumberingAfterBreak="0">
+    <w:nsid w:val="528E5D9A"/>
+    <w:multiLevelType w:val="multilevel"/>
+    <w:tmpl w:val="713C6F3E"/>
+    <w:lvl w:ilvl="0">
+      <w:start w:val="1"/>
+      <w:numFmt w:val="bullet"/>
+      <w:lvlText w:val=""/>
+      <w:lvlJc w:val="left"/>
+      <w:pPr>
+        <w:tabs>
+          <w:tab w:val="num" w:pos="720"/>
+        </w:tabs>
+        <w:ind w:left="720" w:hanging="360"/>
+      </w:pPr>
+      <w:rPr>
+        <w:rFonts w:ascii="Symbol" w:hAnsi="Symbol" w:hint="default"/>
+        <w:sz w:val="20"/>
+      </w:rPr>
+    </w:lvl>
+    <w:lvl w:ilvl="1" w:tentative="1">
+      <w:start w:val="1"/>
+      <w:numFmt w:val="bullet"/>
+      <w:lvlText w:val="o"/>
+      <w:lvlJc w:val="left"/>
+      <w:pPr>
+        <w:tabs>
+          <w:tab w:val="num" w:pos="1440"/>
+        </w:tabs>
+        <w:ind w:left="1440" w:hanging="360"/>
+      </w:pPr>
+      <w:rPr>
+        <w:rFonts w:ascii="Courier New" w:hAnsi="Courier New" w:hint="default"/>
+        <w:sz w:val="20"/>
+      </w:rPr>
+    </w:lvl>
+    <w:lvl w:ilvl="2" w:tentative="1">
+      <w:start w:val="1"/>
+      <w:numFmt w:val="bullet"/>
+      <w:lvlText w:val=""/>
+      <w:lvlJc w:val="left"/>
+      <w:pPr>
+        <w:tabs>
+          <w:tab w:val="num" w:pos="2160"/>
+        </w:tabs>
+        <w:ind w:left="2160" w:hanging="360"/>
+      </w:pPr>
+      <w:rPr>
+        <w:rFonts w:ascii="Wingdings" w:hAnsi="Wingdings" w:hint="default"/>
+        <w:sz w:val="20"/>
+      </w:rPr>
+    </w:lvl>
+    <w:lvl w:ilvl="3" w:tentative="1">
+      <w:start w:val="1"/>
+      <w:numFmt w:val="bullet"/>
+      <w:lvlText w:val=""/>
+      <w:lvlJc w:val="left"/>
+      <w:pPr>
+        <w:tabs>
+          <w:tab w:val="num" w:pos="2880"/>
+        </w:tabs>
+        <w:ind w:left="2880" w:hanging="360"/>
+      </w:pPr>
+      <w:rPr>
+        <w:rFonts w:ascii="Wingdings" w:hAnsi="Wingdings" w:hint="default"/>
+        <w:sz w:val="20"/>
+      </w:rPr>
+    </w:lvl>
+    <w:lvl w:ilvl="4" w:tentative="1">
+      <w:start w:val="1"/>
+      <w:numFmt w:val="bullet"/>
+      <w:lvlText w:val=""/>
+      <w:lvlJc w:val="left"/>
+      <w:pPr>
+        <w:tabs>
+          <w:tab w:val="num" w:pos="3600"/>
+        </w:tabs>
+        <w:ind w:left="3600" w:hanging="360"/>
+      </w:pPr>
+      <w:rPr>
+        <w:rFonts w:ascii="Wingdings" w:hAnsi="Wingdings" w:hint="default"/>
+        <w:sz w:val="20"/>
+      </w:rPr>
+    </w:lvl>
+    <w:lvl w:ilvl="5" w:tentative="1">
+      <w:start w:val="1"/>
+      <w:numFmt w:val="bullet"/>
+      <w:lvlText w:val=""/>
+      <w:lvlJc w:val="left"/>
+      <w:pPr>
+        <w:tabs>
+          <w:tab w:val="num" w:pos="4320"/>
+        </w:tabs>
+        <w:ind w:left="4320" w:hanging="360"/>
+      </w:pPr>
+      <w:rPr>
+        <w:rFonts w:ascii="Wingdings" w:hAnsi="Wingdings" w:hint="default"/>
+        <w:sz w:val="20"/>
+      </w:rPr>
+    </w:lvl>
+    <w:lvl w:ilvl="6" w:tentative="1">
+      <w:start w:val="1"/>
+      <w:numFmt w:val="bullet"/>
+      <w:lvlText w:val=""/>
+      <w:lvlJc w:val="left"/>
+      <w:pPr>
+        <w:tabs>
+          <w:tab w:val="num" w:pos="5040"/>
+        </w:tabs>
+        <w:ind w:left="5040" w:hanging="360"/>
+      </w:pPr>
+      <w:rPr>
+        <w:rFonts w:ascii="Wingdings" w:hAnsi="Wingdings" w:hint="default"/>
+        <w:sz w:val="20"/>
+      </w:rPr>
+    </w:lvl>
+    <w:lvl w:ilvl="7" w:tentative="1">
+      <w:start w:val="1"/>
+      <w:numFmt w:val="bullet"/>
+      <w:lvlText w:val=""/>
+      <w:lvlJc w:val="left"/>
+      <w:pPr>
+        <w:tabs>
+          <w:tab w:val="num" w:pos="5760"/>
+        </w:tabs>
+        <w:ind w:left="5760" w:hanging="360"/>
+      </w:pPr>
+      <w:rPr>
+        <w:rFonts w:ascii="Wingdings" w:hAnsi="Wingdings" w:hint="default"/>
+        <w:sz w:val="20"/>
+      </w:rPr>
+    </w:lvl>
+    <w:lvl w:ilvl="8" w:tentative="1">
+      <w:start w:val="1"/>
+      <w:numFmt w:val="bullet"/>
+      <w:lvlText w:val=""/>
+      <w:lvlJc w:val="left"/>
+      <w:pPr>
+        <w:tabs>
+          <w:tab w:val="num" w:pos="6480"/>
+        </w:tabs>
+        <w:ind w:left="6480" w:hanging="360"/>
+      </w:pPr>
+      <w:rPr>
+        <w:rFonts w:ascii="Wingdings" w:hAnsi="Wingdings" w:hint="default"/>
+        <w:sz w:val="20"/>
+      </w:rPr>
+    </w:lvl>
+  </w:abstractNum>
+  <w:abstractNum w:abstractNumId="44" w15:restartNumberingAfterBreak="0">
     <w:nsid w:val="54033B38"/>
     <w:multiLevelType w:val="multilevel"/>
     <w:tmpl w:val="378A2C4E"/>
@@ -14843,7 +18096,7 @@
       </w:rPr>
     </w:lvl>
   </w:abstractNum>
-  <w:abstractNum w:abstractNumId="35" w15:restartNumberingAfterBreak="0">
+  <w:abstractNum w:abstractNumId="45" w15:restartNumberingAfterBreak="0">
     <w:nsid w:val="54587B42"/>
     <w:multiLevelType w:val="hybridMultilevel"/>
     <w:tmpl w:val="7A4044D2"/>
@@ -14929,7 +18182,7 @@
       </w:pPr>
     </w:lvl>
   </w:abstractNum>
-  <w:abstractNum w:abstractNumId="36" w15:restartNumberingAfterBreak="0">
+  <w:abstractNum w:abstractNumId="46" w15:restartNumberingAfterBreak="0">
     <w:nsid w:val="5B7B518B"/>
     <w:multiLevelType w:val="multilevel"/>
     <w:tmpl w:val="0B9EF442"/>
@@ -15078,7 +18331,7 @@
       </w:rPr>
     </w:lvl>
   </w:abstractNum>
-  <w:abstractNum w:abstractNumId="37" w15:restartNumberingAfterBreak="0">
+  <w:abstractNum w:abstractNumId="47" w15:restartNumberingAfterBreak="0">
     <w:nsid w:val="5C946846"/>
     <w:multiLevelType w:val="multilevel"/>
     <w:tmpl w:val="20B89C86"/>
@@ -15227,7 +18480,156 @@
       </w:rPr>
     </w:lvl>
   </w:abstractNum>
-  <w:abstractNum w:abstractNumId="38" w15:restartNumberingAfterBreak="0">
+  <w:abstractNum w:abstractNumId="48" w15:restartNumberingAfterBreak="0">
+    <w:nsid w:val="60461C66"/>
+    <w:multiLevelType w:val="multilevel"/>
+    <w:tmpl w:val="5AA02706"/>
+    <w:lvl w:ilvl="0">
+      <w:start w:val="1"/>
+      <w:numFmt w:val="bullet"/>
+      <w:lvlText w:val=""/>
+      <w:lvlJc w:val="left"/>
+      <w:pPr>
+        <w:tabs>
+          <w:tab w:val="num" w:pos="720"/>
+        </w:tabs>
+        <w:ind w:left="720" w:hanging="360"/>
+      </w:pPr>
+      <w:rPr>
+        <w:rFonts w:ascii="Symbol" w:hAnsi="Symbol" w:hint="default"/>
+        <w:sz w:val="20"/>
+      </w:rPr>
+    </w:lvl>
+    <w:lvl w:ilvl="1" w:tentative="1">
+      <w:start w:val="1"/>
+      <w:numFmt w:val="bullet"/>
+      <w:lvlText w:val="o"/>
+      <w:lvlJc w:val="left"/>
+      <w:pPr>
+        <w:tabs>
+          <w:tab w:val="num" w:pos="1440"/>
+        </w:tabs>
+        <w:ind w:left="1440" w:hanging="360"/>
+      </w:pPr>
+      <w:rPr>
+        <w:rFonts w:ascii="Courier New" w:hAnsi="Courier New" w:hint="default"/>
+        <w:sz w:val="20"/>
+      </w:rPr>
+    </w:lvl>
+    <w:lvl w:ilvl="2" w:tentative="1">
+      <w:start w:val="1"/>
+      <w:numFmt w:val="bullet"/>
+      <w:lvlText w:val=""/>
+      <w:lvlJc w:val="left"/>
+      <w:pPr>
+        <w:tabs>
+          <w:tab w:val="num" w:pos="2160"/>
+        </w:tabs>
+        <w:ind w:left="2160" w:hanging="360"/>
+      </w:pPr>
+      <w:rPr>
+        <w:rFonts w:ascii="Wingdings" w:hAnsi="Wingdings" w:hint="default"/>
+        <w:sz w:val="20"/>
+      </w:rPr>
+    </w:lvl>
+    <w:lvl w:ilvl="3" w:tentative="1">
+      <w:start w:val="1"/>
+      <w:numFmt w:val="bullet"/>
+      <w:lvlText w:val=""/>
+      <w:lvlJc w:val="left"/>
+      <w:pPr>
+        <w:tabs>
+          <w:tab w:val="num" w:pos="2880"/>
+        </w:tabs>
+        <w:ind w:left="2880" w:hanging="360"/>
+      </w:pPr>
+      <w:rPr>
+        <w:rFonts w:ascii="Wingdings" w:hAnsi="Wingdings" w:hint="default"/>
+        <w:sz w:val="20"/>
+      </w:rPr>
+    </w:lvl>
+    <w:lvl w:ilvl="4" w:tentative="1">
+      <w:start w:val="1"/>
+      <w:numFmt w:val="bullet"/>
+      <w:lvlText w:val=""/>
+      <w:lvlJc w:val="left"/>
+      <w:pPr>
+        <w:tabs>
+          <w:tab w:val="num" w:pos="3600"/>
+        </w:tabs>
+        <w:ind w:left="3600" w:hanging="360"/>
+      </w:pPr>
+      <w:rPr>
+        <w:rFonts w:ascii="Wingdings" w:hAnsi="Wingdings" w:hint="default"/>
+        <w:sz w:val="20"/>
+      </w:rPr>
+    </w:lvl>
+    <w:lvl w:ilvl="5" w:tentative="1">
+      <w:start w:val="1"/>
+      <w:numFmt w:val="bullet"/>
+      <w:lvlText w:val=""/>
+      <w:lvlJc w:val="left"/>
+      <w:pPr>
+        <w:tabs>
+          <w:tab w:val="num" w:pos="4320"/>
+        </w:tabs>
+        <w:ind w:left="4320" w:hanging="360"/>
+      </w:pPr>
+      <w:rPr>
+        <w:rFonts w:ascii="Wingdings" w:hAnsi="Wingdings" w:hint="default"/>
+        <w:sz w:val="20"/>
+      </w:rPr>
+    </w:lvl>
+    <w:lvl w:ilvl="6" w:tentative="1">
+      <w:start w:val="1"/>
+      <w:numFmt w:val="bullet"/>
+      <w:lvlText w:val=""/>
+      <w:lvlJc w:val="left"/>
+      <w:pPr>
+        <w:tabs>
+          <w:tab w:val="num" w:pos="5040"/>
+        </w:tabs>
+        <w:ind w:left="5040" w:hanging="360"/>
+      </w:pPr>
+      <w:rPr>
+        <w:rFonts w:ascii="Wingdings" w:hAnsi="Wingdings" w:hint="default"/>
+        <w:sz w:val="20"/>
+      </w:rPr>
+    </w:lvl>
+    <w:lvl w:ilvl="7" w:tentative="1">
+      <w:start w:val="1"/>
+      <w:numFmt w:val="bullet"/>
+      <w:lvlText w:val=""/>
+      <w:lvlJc w:val="left"/>
+      <w:pPr>
+        <w:tabs>
+          <w:tab w:val="num" w:pos="5760"/>
+        </w:tabs>
+        <w:ind w:left="5760" w:hanging="360"/>
+      </w:pPr>
+      <w:rPr>
+        <w:rFonts w:ascii="Wingdings" w:hAnsi="Wingdings" w:hint="default"/>
+        <w:sz w:val="20"/>
+      </w:rPr>
+    </w:lvl>
+    <w:lvl w:ilvl="8" w:tentative="1">
+      <w:start w:val="1"/>
+      <w:numFmt w:val="bullet"/>
+      <w:lvlText w:val=""/>
+      <w:lvlJc w:val="left"/>
+      <w:pPr>
+        <w:tabs>
+          <w:tab w:val="num" w:pos="6480"/>
+        </w:tabs>
+        <w:ind w:left="6480" w:hanging="360"/>
+      </w:pPr>
+      <w:rPr>
+        <w:rFonts w:ascii="Wingdings" w:hAnsi="Wingdings" w:hint="default"/>
+        <w:sz w:val="20"/>
+      </w:rPr>
+    </w:lvl>
+  </w:abstractNum>
+  <w:abstractNum w:abstractNumId="49" w15:restartNumberingAfterBreak="0">
     <w:nsid w:val="64F26F2A"/>
     <w:multiLevelType w:val="multilevel"/>
     <w:tmpl w:val="F438C558"/>
@@ -15376,7 +18778,7 @@
       </w:rPr>
     </w:lvl>
   </w:abstractNum>
-  <w:abstractNum w:abstractNumId="39" w15:restartNumberingAfterBreak="0">
+  <w:abstractNum w:abstractNumId="50" w15:restartNumberingAfterBreak="0">
     <w:nsid w:val="66CE3CCF"/>
     <w:multiLevelType w:val="hybridMultilevel"/>
     <w:tmpl w:val="93188774"/>
@@ -15462,7 +18864,7 @@
       </w:pPr>
     </w:lvl>
   </w:abstractNum>
-  <w:abstractNum w:abstractNumId="40" w15:restartNumberingAfterBreak="0">
+  <w:abstractNum w:abstractNumId="51" w15:restartNumberingAfterBreak="0">
     <w:nsid w:val="67921286"/>
     <w:multiLevelType w:val="multilevel"/>
     <w:tmpl w:val="87FC72AC"/>
@@ -15611,7 +19013,7 @@
       </w:rPr>
     </w:lvl>
   </w:abstractNum>
-  <w:abstractNum w:abstractNumId="41" w15:restartNumberingAfterBreak="0">
+  <w:abstractNum w:abstractNumId="52" w15:restartNumberingAfterBreak="0">
     <w:nsid w:val="685F40B4"/>
     <w:multiLevelType w:val="multilevel"/>
     <w:tmpl w:val="EE8AD32E"/>
@@ -15760,7 +19162,7 @@
       </w:rPr>
     </w:lvl>
   </w:abstractNum>
-  <w:abstractNum w:abstractNumId="42" w15:restartNumberingAfterBreak="0">
+  <w:abstractNum w:abstractNumId="53" w15:restartNumberingAfterBreak="0">
     <w:nsid w:val="6C95572B"/>
     <w:multiLevelType w:val="hybridMultilevel"/>
     <w:tmpl w:val="95C4F72C"/>
@@ -15873,7 +19275,7 @@
       </w:rPr>
     </w:lvl>
   </w:abstractNum>
-  <w:abstractNum w:abstractNumId="43" w15:restartNumberingAfterBreak="0">
+  <w:abstractNum w:abstractNumId="54" w15:restartNumberingAfterBreak="0">
     <w:nsid w:val="6E1F7712"/>
     <w:multiLevelType w:val="multilevel"/>
     <w:tmpl w:val="81D8A3B6"/>
@@ -16022,7 +19424,7 @@
       </w:rPr>
     </w:lvl>
   </w:abstractNum>
-  <w:abstractNum w:abstractNumId="44" w15:restartNumberingAfterBreak="0">
+  <w:abstractNum w:abstractNumId="55" w15:restartNumberingAfterBreak="0">
     <w:nsid w:val="6EE50B50"/>
     <w:multiLevelType w:val="multilevel"/>
     <w:tmpl w:val="79C84DDA"/>
@@ -16171,7 +19573,7 @@
       </w:rPr>
     </w:lvl>
   </w:abstractNum>
-  <w:abstractNum w:abstractNumId="45" w15:restartNumberingAfterBreak="0">
+  <w:abstractNum w:abstractNumId="56" w15:restartNumberingAfterBreak="0">
     <w:nsid w:val="6F712185"/>
     <w:multiLevelType w:val="multilevel"/>
     <w:tmpl w:val="2F4E21E8"/>
@@ -16320,7 +19722,156 @@
       </w:rPr>
     </w:lvl>
   </w:abstractNum>
-  <w:abstractNum w:abstractNumId="46" w15:restartNumberingAfterBreak="0">
+  <w:abstractNum w:abstractNumId="57" w15:restartNumberingAfterBreak="0">
+    <w:nsid w:val="722E27BE"/>
+    <w:multiLevelType w:val="multilevel"/>
+    <w:tmpl w:val="CB8C502E"/>
+    <w:lvl w:ilvl="0">
+      <w:start w:val="1"/>
+      <w:numFmt w:val="bullet"/>
+      <w:lvlText w:val=""/>
+      <w:lvlJc w:val="left"/>
+      <w:pPr>
+        <w:tabs>
+          <w:tab w:val="num" w:pos="720"/>
+        </w:tabs>
+        <w:ind w:left="720" w:hanging="360"/>
+      </w:pPr>
+      <w:rPr>
+        <w:rFonts w:ascii="Symbol" w:hAnsi="Symbol" w:hint="default"/>
+        <w:sz w:val="20"/>
+      </w:rPr>
+    </w:lvl>
+    <w:lvl w:ilvl="1" w:tentative="1">
+      <w:start w:val="1"/>
+      <w:numFmt w:val="bullet"/>
+      <w:lvlText w:val="o"/>
+      <w:lvlJc w:val="left"/>
+      <w:pPr>
+        <w:tabs>
+          <w:tab w:val="num" w:pos="1440"/>
+        </w:tabs>
+        <w:ind w:left="1440" w:hanging="360"/>
+      </w:pPr>
+      <w:rPr>
+        <w:rFonts w:ascii="Courier New" w:hAnsi="Courier New" w:hint="default"/>
+        <w:sz w:val="20"/>
+      </w:rPr>
+    </w:lvl>
+    <w:lvl w:ilvl="2" w:tentative="1">
+      <w:start w:val="1"/>
+      <w:numFmt w:val="bullet"/>
+      <w:lvlText w:val=""/>
+      <w:lvlJc w:val="left"/>
+      <w:pPr>
+        <w:tabs>
+          <w:tab w:val="num" w:pos="2160"/>
+        </w:tabs>
+        <w:ind w:left="2160" w:hanging="360"/>
+      </w:pPr>
+      <w:rPr>
+        <w:rFonts w:ascii="Wingdings" w:hAnsi="Wingdings" w:hint="default"/>
+        <w:sz w:val="20"/>
+      </w:rPr>
+    </w:lvl>
+    <w:lvl w:ilvl="3" w:tentative="1">
+      <w:start w:val="1"/>
+      <w:numFmt w:val="bullet"/>
+      <w:lvlText w:val=""/>
+      <w:lvlJc w:val="left"/>
+      <w:pPr>
+        <w:tabs>
+          <w:tab w:val="num" w:pos="2880"/>
+        </w:tabs>
+        <w:ind w:left="2880" w:hanging="360"/>
+      </w:pPr>
+      <w:rPr>
+        <w:rFonts w:ascii="Wingdings" w:hAnsi="Wingdings" w:hint="default"/>
+        <w:sz w:val="20"/>
+      </w:rPr>
+    </w:lvl>
+    <w:lvl w:ilvl="4" w:tentative="1">
+      <w:start w:val="1"/>
+      <w:numFmt w:val="bullet"/>
+      <w:lvlText w:val=""/>
+      <w:lvlJc w:val="left"/>
+      <w:pPr>
+        <w:tabs>
+          <w:tab w:val="num" w:pos="3600"/>
+        </w:tabs>
+        <w:ind w:left="3600" w:hanging="360"/>
+      </w:pPr>
+      <w:rPr>
+        <w:rFonts w:ascii="Wingdings" w:hAnsi="Wingdings" w:hint="default"/>
+        <w:sz w:val="20"/>
+      </w:rPr>
+    </w:lvl>
+    <w:lvl w:ilvl="5" w:tentative="1">
+      <w:start w:val="1"/>
+      <w:numFmt w:val="bullet"/>
+      <w:lvlText w:val=""/>
+      <w:lvlJc w:val="left"/>
+      <w:pPr>
+        <w:tabs>
+          <w:tab w:val="num" w:pos="4320"/>
+        </w:tabs>
+        <w:ind w:left="4320" w:hanging="360"/>
+      </w:pPr>
+      <w:rPr>
+        <w:rFonts w:ascii="Wingdings" w:hAnsi="Wingdings" w:hint="default"/>
+        <w:sz w:val="20"/>
+      </w:rPr>
+    </w:lvl>
+    <w:lvl w:ilvl="6" w:tentative="1">
+      <w:start w:val="1"/>
+      <w:numFmt w:val="bullet"/>
+      <w:lvlText w:val=""/>
+      <w:lvlJc w:val="left"/>
+      <w:pPr>
+        <w:tabs>
+          <w:tab w:val="num" w:pos="5040"/>
+        </w:tabs>
+        <w:ind w:left="5040" w:hanging="360"/>
+      </w:pPr>
+      <w:rPr>
+        <w:rFonts w:ascii="Wingdings" w:hAnsi="Wingdings" w:hint="default"/>
+        <w:sz w:val="20"/>
+      </w:rPr>
+    </w:lvl>
+    <w:lvl w:ilvl="7" w:tentative="1">
+      <w:start w:val="1"/>
+      <w:numFmt w:val="bullet"/>
+      <w:lvlText w:val=""/>
+      <w:lvlJc w:val="left"/>
+      <w:pPr>
+        <w:tabs>
+          <w:tab w:val="num" w:pos="5760"/>
+        </w:tabs>
+        <w:ind w:left="5760" w:hanging="360"/>
+      </w:pPr>
+      <w:rPr>
+        <w:rFonts w:ascii="Wingdings" w:hAnsi="Wingdings" w:hint="default"/>
+        <w:sz w:val="20"/>
+      </w:rPr>
+    </w:lvl>
+    <w:lvl w:ilvl="8" w:tentative="1">
+      <w:start w:val="1"/>
+      <w:numFmt w:val="bullet"/>
+      <w:lvlText w:val=""/>
+      <w:lvlJc w:val="left"/>
+      <w:pPr>
+        <w:tabs>
+          <w:tab w:val="num" w:pos="6480"/>
+        </w:tabs>
+        <w:ind w:left="6480" w:hanging="360"/>
+      </w:pPr>
+      <w:rPr>
+        <w:rFonts w:ascii="Wingdings" w:hAnsi="Wingdings" w:hint="default"/>
+        <w:sz w:val="20"/>
+      </w:rPr>
+    </w:lvl>
+  </w:abstractNum>
+  <w:abstractNum w:abstractNumId="58" w15:restartNumberingAfterBreak="0">
     <w:nsid w:val="7891314B"/>
     <w:multiLevelType w:val="multilevel"/>
     <w:tmpl w:val="856E7606"/>
@@ -16469,7 +20020,156 @@
       </w:rPr>
     </w:lvl>
   </w:abstractNum>
-  <w:abstractNum w:abstractNumId="47" w15:restartNumberingAfterBreak="0">
+  <w:abstractNum w:abstractNumId="59" w15:restartNumberingAfterBreak="0">
+    <w:nsid w:val="7C6B6DCC"/>
+    <w:multiLevelType w:val="multilevel"/>
+    <w:tmpl w:val="D8164828"/>
+    <w:lvl w:ilvl="0">
+      <w:start w:val="1"/>
+      <w:numFmt w:val="bullet"/>
+      <w:lvlText w:val=""/>
+      <w:lvlJc w:val="left"/>
+      <w:pPr>
+        <w:tabs>
+          <w:tab w:val="num" w:pos="720"/>
+        </w:tabs>
+        <w:ind w:left="720" w:hanging="360"/>
+      </w:pPr>
+      <w:rPr>
+        <w:rFonts w:ascii="Symbol" w:hAnsi="Symbol" w:hint="default"/>
+        <w:sz w:val="20"/>
+      </w:rPr>
+    </w:lvl>
+    <w:lvl w:ilvl="1" w:tentative="1">
+      <w:start w:val="1"/>
+      <w:numFmt w:val="bullet"/>
+      <w:lvlText w:val="o"/>
+      <w:lvlJc w:val="left"/>
+      <w:pPr>
+        <w:tabs>
+          <w:tab w:val="num" w:pos="1440"/>
+        </w:tabs>
+        <w:ind w:left="1440" w:hanging="360"/>
+      </w:pPr>
+      <w:rPr>
+        <w:rFonts w:ascii="Courier New" w:hAnsi="Courier New" w:hint="default"/>
+        <w:sz w:val="20"/>
+      </w:rPr>
+    </w:lvl>
+    <w:lvl w:ilvl="2" w:tentative="1">
+      <w:start w:val="1"/>
+      <w:numFmt w:val="bullet"/>
+      <w:lvlText w:val=""/>
+      <w:lvlJc w:val="left"/>
+      <w:pPr>
+        <w:tabs>
+          <w:tab w:val="num" w:pos="2160"/>
+        </w:tabs>
+        <w:ind w:left="2160" w:hanging="360"/>
+      </w:pPr>
+      <w:rPr>
+        <w:rFonts w:ascii="Wingdings" w:hAnsi="Wingdings" w:hint="default"/>
+        <w:sz w:val="20"/>
+      </w:rPr>
+    </w:lvl>
+    <w:lvl w:ilvl="3" w:tentative="1">
+      <w:start w:val="1"/>
+      <w:numFmt w:val="bullet"/>
+      <w:lvlText w:val=""/>
+      <w:lvlJc w:val="left"/>
+      <w:pPr>
+        <w:tabs>
+          <w:tab w:val="num" w:pos="2880"/>
+        </w:tabs>
+        <w:ind w:left="2880" w:hanging="360"/>
+      </w:pPr>
+      <w:rPr>
+        <w:rFonts w:ascii="Wingdings" w:hAnsi="Wingdings" w:hint="default"/>
+        <w:sz w:val="20"/>
+      </w:rPr>
+    </w:lvl>
+    <w:lvl w:ilvl="4" w:tentative="1">
+      <w:start w:val="1"/>
+      <w:numFmt w:val="bullet"/>
+      <w:lvlText w:val=""/>
+      <w:lvlJc w:val="left"/>
+      <w:pPr>
+        <w:tabs>
+          <w:tab w:val="num" w:pos="3600"/>
+        </w:tabs>
+        <w:ind w:left="3600" w:hanging="360"/>
+      </w:pPr>
+      <w:rPr>
+        <w:rFonts w:ascii="Wingdings" w:hAnsi="Wingdings" w:hint="default"/>
+        <w:sz w:val="20"/>
+      </w:rPr>
+    </w:lvl>
+    <w:lvl w:ilvl="5" w:tentative="1">
+      <w:start w:val="1"/>
+      <w:numFmt w:val="bullet"/>
+      <w:lvlText w:val=""/>
+      <w:lvlJc w:val="left"/>
+      <w:pPr>
+        <w:tabs>
+          <w:tab w:val="num" w:pos="4320"/>
+        </w:tabs>
+        <w:ind w:left="4320" w:hanging="360"/>
+      </w:pPr>
+      <w:rPr>
+        <w:rFonts w:ascii="Wingdings" w:hAnsi="Wingdings" w:hint="default"/>
+        <w:sz w:val="20"/>
+      </w:rPr>
+    </w:lvl>
+    <w:lvl w:ilvl="6" w:tentative="1">
+      <w:start w:val="1"/>
+      <w:numFmt w:val="bullet"/>
+      <w:lvlText w:val=""/>
+      <w:lvlJc w:val="left"/>
+      <w:pPr>
+        <w:tabs>
+          <w:tab w:val="num" w:pos="5040"/>
+        </w:tabs>
+        <w:ind w:left="5040" w:hanging="360"/>
+      </w:pPr>
+      <w:rPr>
+        <w:rFonts w:ascii="Wingdings" w:hAnsi="Wingdings" w:hint="default"/>
+        <w:sz w:val="20"/>
+      </w:rPr>
+    </w:lvl>
+    <w:lvl w:ilvl="7" w:tentative="1">
+      <w:start w:val="1"/>
+      <w:numFmt w:val="bullet"/>
+      <w:lvlText w:val=""/>
+      <w:lvlJc w:val="left"/>
+      <w:pPr>
+        <w:tabs>
+          <w:tab w:val="num" w:pos="5760"/>
+        </w:tabs>
+        <w:ind w:left="5760" w:hanging="360"/>
+      </w:pPr>
+      <w:rPr>
+        <w:rFonts w:ascii="Wingdings" w:hAnsi="Wingdings" w:hint="default"/>
+        <w:sz w:val="20"/>
+      </w:rPr>
+    </w:lvl>
+    <w:lvl w:ilvl="8" w:tentative="1">
+      <w:start w:val="1"/>
+      <w:numFmt w:val="bullet"/>
+      <w:lvlText w:val=""/>
+      <w:lvlJc w:val="left"/>
+      <w:pPr>
+        <w:tabs>
+          <w:tab w:val="num" w:pos="6480"/>
+        </w:tabs>
+        <w:ind w:left="6480" w:hanging="360"/>
+      </w:pPr>
+      <w:rPr>
+        <w:rFonts w:ascii="Wingdings" w:hAnsi="Wingdings" w:hint="default"/>
+        <w:sz w:val="20"/>
+      </w:rPr>
+    </w:lvl>
+  </w:abstractNum>
+  <w:abstractNum w:abstractNumId="60" w15:restartNumberingAfterBreak="0">
     <w:nsid w:val="7EC118E4"/>
     <w:multiLevelType w:val="multilevel"/>
     <w:tmpl w:val="14EAA9F2"/>
@@ -16619,76 +20319,76 @@
     </w:lvl>
   </w:abstractNum>
   <w:num w:numId="1" w16cid:durableId="1705668087">
+    <w:abstractNumId w:val="45"/>
+  </w:num>
+  <w:num w:numId="2" w16cid:durableId="1478843076">
+    <w:abstractNumId w:val="50"/>
+  </w:num>
+  <w:num w:numId="3" w16cid:durableId="1753088851">
     <w:abstractNumId w:val="35"/>
   </w:num>
-  <w:num w:numId="2" w16cid:durableId="1478843076">
-    <w:abstractNumId w:val="39"/>
-  </w:num>
-  <w:num w:numId="3" w16cid:durableId="1753088851">
-    <w:abstractNumId w:val="29"/>
-  </w:num>
   <w:num w:numId="4" w16cid:durableId="1836799776">
-    <w:abstractNumId w:val="14"/>
+    <w:abstractNumId w:val="19"/>
   </w:num>
   <w:num w:numId="5" w16cid:durableId="1352219391">
     <w:abstractNumId w:val="8"/>
   </w:num>
   <w:num w:numId="6" w16cid:durableId="1294602295">
-    <w:abstractNumId w:val="22"/>
+    <w:abstractNumId w:val="28"/>
   </w:num>
   <w:num w:numId="7" w16cid:durableId="2012171846">
-    <w:abstractNumId w:val="20"/>
+    <w:abstractNumId w:val="26"/>
   </w:num>
   <w:num w:numId="8" w16cid:durableId="68775369">
     <w:abstractNumId w:val="7"/>
   </w:num>
   <w:num w:numId="9" w16cid:durableId="1309751874">
-    <w:abstractNumId w:val="40"/>
+    <w:abstractNumId w:val="51"/>
   </w:num>
   <w:num w:numId="10" w16cid:durableId="893128680">
-    <w:abstractNumId w:val="30"/>
+    <w:abstractNumId w:val="36"/>
   </w:num>
   <w:num w:numId="11" w16cid:durableId="2086872985">
-    <w:abstractNumId w:val="43"/>
+    <w:abstractNumId w:val="54"/>
   </w:num>
   <w:num w:numId="12" w16cid:durableId="917522088">
-    <w:abstractNumId w:val="38"/>
+    <w:abstractNumId w:val="49"/>
   </w:num>
   <w:num w:numId="13" w16cid:durableId="69041040">
-    <w:abstractNumId w:val="41"/>
+    <w:abstractNumId w:val="52"/>
   </w:num>
   <w:num w:numId="14" w16cid:durableId="583031335">
     <w:abstractNumId w:val="6"/>
   </w:num>
   <w:num w:numId="15" w16cid:durableId="415369076">
-    <w:abstractNumId w:val="28"/>
+    <w:abstractNumId w:val="34"/>
   </w:num>
   <w:num w:numId="16" w16cid:durableId="2008435626">
-    <w:abstractNumId w:val="13"/>
+    <w:abstractNumId w:val="18"/>
   </w:num>
   <w:num w:numId="17" w16cid:durableId="900481706">
     <w:abstractNumId w:val="5"/>
   </w:num>
   <w:num w:numId="18" w16cid:durableId="1753889814">
-    <w:abstractNumId w:val="24"/>
+    <w:abstractNumId w:val="30"/>
   </w:num>
   <w:num w:numId="19" w16cid:durableId="1298149343">
-    <w:abstractNumId w:val="31"/>
+    <w:abstractNumId w:val="39"/>
   </w:num>
   <w:num w:numId="20" w16cid:durableId="1759056054">
     <w:abstractNumId w:val="0"/>
   </w:num>
   <w:num w:numId="21" w16cid:durableId="267394117">
-    <w:abstractNumId w:val="36"/>
+    <w:abstractNumId w:val="46"/>
   </w:num>
   <w:num w:numId="22" w16cid:durableId="470681960">
-    <w:abstractNumId w:val="46"/>
+    <w:abstractNumId w:val="58"/>
   </w:num>
   <w:num w:numId="23" w16cid:durableId="928074478">
-    <w:abstractNumId w:val="21"/>
+    <w:abstractNumId w:val="27"/>
   </w:num>
   <w:num w:numId="24" w16cid:durableId="2050494007">
-    <w:abstractNumId w:val="33"/>
+    <w:abstractNumId w:val="41"/>
   </w:num>
   <w:num w:numId="25" w16cid:durableId="184825912">
     <w:abstractNumId w:val="1"/>
@@ -16697,19 +20397,19 @@
     <w:abstractNumId w:val="2"/>
   </w:num>
   <w:num w:numId="27" w16cid:durableId="1438788027">
-    <w:abstractNumId w:val="11"/>
+    <w:abstractNumId w:val="13"/>
   </w:num>
   <w:num w:numId="28" w16cid:durableId="1172141753">
-    <w:abstractNumId w:val="20"/>
+    <w:abstractNumId w:val="26"/>
   </w:num>
   <w:num w:numId="29" w16cid:durableId="1508206028">
-    <w:abstractNumId w:val="22"/>
+    <w:abstractNumId w:val="28"/>
     <w:lvlOverride w:ilvl="0">
       <w:startOverride w:val="8"/>
     </w:lvlOverride>
   </w:num>
   <w:num w:numId="30" w16cid:durableId="1033847863">
-    <w:abstractNumId w:val="20"/>
+    <w:abstractNumId w:val="26"/>
     <w:lvlOverride w:ilvl="0">
       <w:startOverride w:val="7"/>
     </w:lvlOverride>
@@ -16739,16 +20439,16 @@
     </w:lvlOverride>
   </w:num>
   <w:num w:numId="31" w16cid:durableId="504708911">
-    <w:abstractNumId w:val="47"/>
+    <w:abstractNumId w:val="60"/>
   </w:num>
   <w:num w:numId="32" w16cid:durableId="526337986">
-    <w:abstractNumId w:val="23"/>
+    <w:abstractNumId w:val="29"/>
   </w:num>
   <w:num w:numId="33" w16cid:durableId="1338771100">
     <w:abstractNumId w:val="9"/>
   </w:num>
   <w:num w:numId="34" w16cid:durableId="1492989208">
-    <w:abstractNumId w:val="27"/>
+    <w:abstractNumId w:val="33"/>
   </w:num>
   <w:num w:numId="35" w16cid:durableId="200363243">
     <w:abstractNumId w:val="4"/>
@@ -16757,64 +20457,94 @@
     <w:abstractNumId w:val="3"/>
   </w:num>
   <w:num w:numId="37" w16cid:durableId="1014455804">
-    <w:abstractNumId w:val="17"/>
+    <w:abstractNumId w:val="23"/>
   </w:num>
   <w:num w:numId="38" w16cid:durableId="761145995">
-    <w:abstractNumId w:val="37"/>
+    <w:abstractNumId w:val="47"/>
   </w:num>
   <w:num w:numId="39" w16cid:durableId="2119836638">
-    <w:abstractNumId w:val="34"/>
+    <w:abstractNumId w:val="44"/>
   </w:num>
   <w:num w:numId="40" w16cid:durableId="2076925787">
-    <w:abstractNumId w:val="26"/>
+    <w:abstractNumId w:val="32"/>
   </w:num>
   <w:num w:numId="41" w16cid:durableId="2054763600">
-    <w:abstractNumId w:val="16"/>
+    <w:abstractNumId w:val="22"/>
   </w:num>
   <w:num w:numId="42" w16cid:durableId="39207719">
-    <w:abstractNumId w:val="45"/>
+    <w:abstractNumId w:val="56"/>
   </w:num>
   <w:num w:numId="43" w16cid:durableId="208343031">
-    <w:abstractNumId w:val="44"/>
+    <w:abstractNumId w:val="55"/>
   </w:num>
   <w:num w:numId="44" w16cid:durableId="674842405">
-    <w:abstractNumId w:val="12"/>
+    <w:abstractNumId w:val="15"/>
   </w:num>
   <w:num w:numId="45" w16cid:durableId="847063613">
-    <w:abstractNumId w:val="15"/>
+    <w:abstractNumId w:val="21"/>
   </w:num>
   <w:num w:numId="46" w16cid:durableId="157580103">
-    <w:abstractNumId w:val="10"/>
+    <w:abstractNumId w:val="11"/>
   </w:num>
   <w:num w:numId="47" w16cid:durableId="258101059">
-    <w:abstractNumId w:val="19"/>
+    <w:abstractNumId w:val="25"/>
   </w:num>
   <w:num w:numId="48" w16cid:durableId="254898368">
-    <w:abstractNumId w:val="25"/>
+    <w:abstractNumId w:val="31"/>
   </w:num>
   <w:num w:numId="49" w16cid:durableId="1574585370">
-    <w:abstractNumId w:val="42"/>
+    <w:abstractNumId w:val="53"/>
   </w:num>
   <w:num w:numId="50" w16cid:durableId="1251041131">
-    <w:abstractNumId w:val="32"/>
+    <w:abstractNumId w:val="40"/>
   </w:num>
   <w:num w:numId="51" w16cid:durableId="365525285">
-    <w:abstractNumId w:val="18"/>
+    <w:abstractNumId w:val="24"/>
   </w:num>
   <w:num w:numId="52" w16cid:durableId="962539423">
     <w:abstractNumId w:val="5"/>
   </w:num>
   <w:num w:numId="53" w16cid:durableId="766779005">
-    <w:abstractNumId w:val="32"/>
-    <w:lvlOverride w:ilvl="0"/>
-    <w:lvlOverride w:ilvl="1"/>
-    <w:lvlOverride w:ilvl="2"/>
-    <w:lvlOverride w:ilvl="3"/>
-    <w:lvlOverride w:ilvl="4"/>
-    <w:lvlOverride w:ilvl="5"/>
-    <w:lvlOverride w:ilvl="6"/>
-    <w:lvlOverride w:ilvl="7"/>
-    <w:lvlOverride w:ilvl="8"/>
+    <w:abstractNumId w:val="40"/>
+  </w:num>
+  <w:num w:numId="54" w16cid:durableId="81535945">
+    <w:abstractNumId w:val="17"/>
+  </w:num>
+  <w:num w:numId="55" w16cid:durableId="1272476805">
+    <w:abstractNumId w:val="48"/>
+  </w:num>
+  <w:num w:numId="56" w16cid:durableId="467435265">
+    <w:abstractNumId w:val="43"/>
+  </w:num>
+  <w:num w:numId="57" w16cid:durableId="65734245">
+    <w:abstractNumId w:val="14"/>
+  </w:num>
+  <w:num w:numId="58" w16cid:durableId="1171720349">
+    <w:abstractNumId w:val="57"/>
+  </w:num>
+  <w:num w:numId="59" w16cid:durableId="2052222294">
+    <w:abstractNumId w:val="10"/>
+  </w:num>
+  <w:num w:numId="60" w16cid:durableId="1520001038">
+    <w:abstractNumId w:val="59"/>
+  </w:num>
+  <w:num w:numId="61" w16cid:durableId="1374622549">
+    <w:abstractNumId w:val="20"/>
+  </w:num>
+  <w:num w:numId="62" w16cid:durableId="1765808688">
+    <w:abstractNumId w:val="42"/>
+  </w:num>
+  <w:num w:numId="63" w16cid:durableId="1578975881">
+    <w:abstractNumId w:val="38"/>
+  </w:num>
+  <w:num w:numId="64" w16cid:durableId="1197036990">
+    <w:abstractNumId w:val="12"/>
+  </w:num>
+  <w:num w:numId="65" w16cid:durableId="1303928014">
+    <w:abstractNumId w:val="37"/>
+  </w:num>
+  <w:num w:numId="66" w16cid:durableId="478041154">
+    <w:abstractNumId w:val="16"/>
   </w:num>
 </w:numbering>
 </file>
@@ -17334,7 +21064,6 @@
   <w:style w:type="character" w:default="1" w:styleId="DefaultParagraphFont">
     <w:name w:val="Default Paragraph Font"/>
     <w:uiPriority w:val="1"/>
-    <w:semiHidden/>
     <w:unhideWhenUsed/>
   </w:style>
   <w:style w:type="table" w:default="1" w:styleId="TableNormal">
@@ -18050,6 +21779,31 @@
       <w:shd w:val="clear" w:color="auto" w:fill="E1DFDD"/>
     </w:rPr>
   </w:style>
+  <w:style w:type="paragraph" w:styleId="NormalWeb">
+    <w:name w:val="Normal (Web)"/>
+    <w:basedOn w:val="Normal"/>
+    <w:uiPriority w:val="99"/>
+    <w:semiHidden/>
+    <w:unhideWhenUsed/>
+    <w:rsid w:val="009A0463"/>
+    <w:rPr>
+      <w:rFonts w:ascii="Times New Roman" w:hAnsi="Times New Roman" w:cs="Times New Roman"/>
+      <w:sz w:val="24"/>
+      <w:szCs w:val="24"/>
+    </w:rPr>
+  </w:style>
+  <w:style w:type="character" w:styleId="FollowedHyperlink">
+    <w:name w:val="FollowedHyperlink"/>
+    <w:basedOn w:val="DefaultParagraphFont"/>
+    <w:uiPriority w:val="99"/>
+    <w:semiHidden/>
+    <w:unhideWhenUsed/>
+    <w:rsid w:val="006510DF"/>
+    <w:rPr>
+      <w:color w:val="954F72" w:themeColor="followedHyperlink"/>
+      <w:u w:val="single"/>
+    </w:rPr>
+  </w:style>
 </w:styles>
 </file>
 
